--- a/A2/Words.docx
+++ b/A2/Words.docx
@@ -17,6 +17,7 @@
         </w:rPr>
         <w:t xml:space="preserve">Die </w:t>
       </w:r>
+      <w:proofErr w:type="spellStart"/>
       <w:r>
         <w:rPr>
           <w:b/>
@@ -24,6 +25,7 @@
         </w:rPr>
         <w:t>Diskussion</w:t>
       </w:r>
+      <w:proofErr w:type="spellEnd"/>
       <w:r>
         <w:t xml:space="preserve"> = discussion</w:t>
       </w:r>
@@ -51,7 +53,49 @@
         <w:rPr>
           <w:lang w:val="de-DE"/>
         </w:rPr>
-        <w:t xml:space="preserve"> – (corporate) group / conglomerate – Plural: die Konzerne</w:t>
+        <w:t xml:space="preserve"> – (</w:t>
+      </w:r>
+      <w:proofErr w:type="spellStart"/>
+      <w:r>
+        <w:rPr>
+          <w:lang w:val="de-DE"/>
+        </w:rPr>
+        <w:t>corporate</w:t>
+      </w:r>
+      <w:proofErr w:type="spellEnd"/>
+      <w:r>
+        <w:rPr>
+          <w:lang w:val="de-DE"/>
+        </w:rPr>
+        <w:t xml:space="preserve">) </w:t>
+      </w:r>
+      <w:proofErr w:type="spellStart"/>
+      <w:r>
+        <w:rPr>
+          <w:lang w:val="de-DE"/>
+        </w:rPr>
+        <w:t>group</w:t>
+      </w:r>
+      <w:proofErr w:type="spellEnd"/>
+      <w:r>
+        <w:rPr>
+          <w:lang w:val="de-DE"/>
+        </w:rPr>
+        <w:t xml:space="preserve"> / </w:t>
+      </w:r>
+      <w:proofErr w:type="spellStart"/>
+      <w:r>
+        <w:rPr>
+          <w:lang w:val="de-DE"/>
+        </w:rPr>
+        <w:t>conglomerate</w:t>
+      </w:r>
+      <w:proofErr w:type="spellEnd"/>
+      <w:r>
+        <w:rPr>
+          <w:lang w:val="de-DE"/>
+        </w:rPr>
+        <w:t xml:space="preserve"> – Plural: die Konzerne</w:t>
       </w:r>
     </w:p>
     <w:p>
@@ -73,7 +117,15 @@
         <w:t>die Art</w:t>
       </w:r>
       <w:r>
-        <w:t xml:space="preserve"> – kind / type / sort / species / way – Plural: die Arten </w:t>
+        <w:t xml:space="preserve"> – kind / type / sort / species / way – Plural: die </w:t>
+      </w:r>
+      <w:proofErr w:type="spellStart"/>
+      <w:r>
+        <w:t>Arten</w:t>
+      </w:r>
+      <w:proofErr w:type="spellEnd"/>
+      <w:r>
+        <w:t xml:space="preserve"> </w:t>
       </w:r>
     </w:p>
     <w:p>
@@ -99,7 +151,21 @@
         <w:rPr>
           <w:lang w:val="de-DE"/>
         </w:rPr>
-        <w:t xml:space="preserve"> – administrative employee Plural: die</w:t>
+        <w:t xml:space="preserve"> – administrative </w:t>
+      </w:r>
+      <w:proofErr w:type="spellStart"/>
+      <w:r>
+        <w:rPr>
+          <w:lang w:val="de-DE"/>
+        </w:rPr>
+        <w:t>employee</w:t>
+      </w:r>
+      <w:proofErr w:type="spellEnd"/>
+      <w:r>
+        <w:rPr>
+          <w:lang w:val="de-DE"/>
+        </w:rPr>
+        <w:t xml:space="preserve"> Plural: die</w:t>
       </w:r>
       <w:r>
         <w:rPr>
@@ -137,17 +203,32 @@
         <w:rPr>
           <w:lang w:val="de-DE"/>
         </w:rPr>
-        <w:t xml:space="preserve"> – patient – Plural: die Patienten</w:t>
-      </w:r>
-    </w:p>
-    <w:p>
-      <w:pPr>
-        <w:pStyle w:val="ListParagraph"/>
-        <w:numPr>
-          <w:ilvl w:val="0"/>
-          <w:numId w:val="1"/>
-        </w:numPr>
-      </w:pPr>
+        <w:t xml:space="preserve"> – </w:t>
+      </w:r>
+      <w:proofErr w:type="spellStart"/>
+      <w:r>
+        <w:rPr>
+          <w:lang w:val="de-DE"/>
+        </w:rPr>
+        <w:t>patient</w:t>
+      </w:r>
+      <w:proofErr w:type="spellEnd"/>
+      <w:r>
+        <w:rPr>
+          <w:lang w:val="de-DE"/>
+        </w:rPr>
+        <w:t xml:space="preserve"> – Plural: die Patienten</w:t>
+      </w:r>
+    </w:p>
+    <w:p>
+      <w:pPr>
+        <w:pStyle w:val="ListParagraph"/>
+        <w:numPr>
+          <w:ilvl w:val="0"/>
+          <w:numId w:val="1"/>
+        </w:numPr>
+      </w:pPr>
+      <w:proofErr w:type="spellStart"/>
       <w:r>
         <w:rPr>
           <w:b/>
@@ -155,6 +236,7 @@
         </w:rPr>
         <w:t>genauso</w:t>
       </w:r>
+      <w:proofErr w:type="spellEnd"/>
       <w:r>
         <w:t xml:space="preserve"> – exactly the same / just as</w:t>
       </w:r>
@@ -182,7 +264,21 @@
         <w:rPr>
           <w:lang w:val="de-DE"/>
         </w:rPr>
-        <w:t xml:space="preserve"> – necessity – Plural: die Notwendigkeiten</w:t>
+        <w:t xml:space="preserve"> – </w:t>
+      </w:r>
+      <w:proofErr w:type="spellStart"/>
+      <w:r>
+        <w:rPr>
+          <w:lang w:val="de-DE"/>
+        </w:rPr>
+        <w:t>necessity</w:t>
+      </w:r>
+      <w:proofErr w:type="spellEnd"/>
+      <w:r>
+        <w:rPr>
+          <w:lang w:val="de-DE"/>
+        </w:rPr>
+        <w:t xml:space="preserve"> – Plural: die Notwendigkeiten</w:t>
       </w:r>
     </w:p>
     <w:p>
@@ -208,17 +304,32 @@
         <w:rPr>
           <w:lang w:val="de-DE"/>
         </w:rPr>
-        <w:t xml:space="preserve"> – aversion / dislike – Plural: die Abneigungen</w:t>
-      </w:r>
-    </w:p>
-    <w:p>
-      <w:pPr>
-        <w:pStyle w:val="ListParagraph"/>
-        <w:numPr>
-          <w:ilvl w:val="0"/>
-          <w:numId w:val="1"/>
-        </w:numPr>
-      </w:pPr>
+        <w:t xml:space="preserve"> – </w:t>
+      </w:r>
+      <w:proofErr w:type="spellStart"/>
+      <w:r>
+        <w:rPr>
+          <w:lang w:val="de-DE"/>
+        </w:rPr>
+        <w:t>aversion</w:t>
+      </w:r>
+      <w:proofErr w:type="spellEnd"/>
+      <w:r>
+        <w:rPr>
+          <w:lang w:val="de-DE"/>
+        </w:rPr>
+        <w:t xml:space="preserve"> / dislike – Plural: die Abneigungen</w:t>
+      </w:r>
+    </w:p>
+    <w:p>
+      <w:pPr>
+        <w:pStyle w:val="ListParagraph"/>
+        <w:numPr>
+          <w:ilvl w:val="0"/>
+          <w:numId w:val="1"/>
+        </w:numPr>
+      </w:pPr>
+      <w:proofErr w:type="spellStart"/>
       <w:r>
         <w:rPr>
           <w:b/>
@@ -226,6 +337,7 @@
         </w:rPr>
         <w:t>heraus</w:t>
       </w:r>
+      <w:proofErr w:type="spellEnd"/>
       <w:r>
         <w:t xml:space="preserve"> – out (of) / out from inside </w:t>
       </w:r>
@@ -255,17 +367,61 @@
         </w:rPr>
         <w:t xml:space="preserve"> – </w:t>
       </w:r>
+      <w:proofErr w:type="spellStart"/>
       <w:r>
         <w:rPr>
           <w:lang w:val="de-DE"/>
         </w:rPr>
         <w:t>trip</w:t>
       </w:r>
-      <w:r>
-        <w:rPr>
-          <w:lang w:val="de-DE"/>
-        </w:rPr>
-        <w:t xml:space="preserve"> destination / outing destination – Plural: die Ausflugsziele</w:t>
+      <w:proofErr w:type="spellEnd"/>
+      <w:r>
+        <w:rPr>
+          <w:lang w:val="de-DE"/>
+        </w:rPr>
+        <w:t xml:space="preserve"> </w:t>
+      </w:r>
+      <w:proofErr w:type="spellStart"/>
+      <w:r>
+        <w:rPr>
+          <w:lang w:val="de-DE"/>
+        </w:rPr>
+        <w:t>destination</w:t>
+      </w:r>
+      <w:proofErr w:type="spellEnd"/>
+      <w:r>
+        <w:rPr>
+          <w:lang w:val="de-DE"/>
+        </w:rPr>
+        <w:t xml:space="preserve"> / </w:t>
+      </w:r>
+      <w:proofErr w:type="spellStart"/>
+      <w:r>
+        <w:rPr>
+          <w:lang w:val="de-DE"/>
+        </w:rPr>
+        <w:t>outing</w:t>
+      </w:r>
+      <w:proofErr w:type="spellEnd"/>
+      <w:r>
+        <w:rPr>
+          <w:lang w:val="de-DE"/>
+        </w:rPr>
+        <w:t xml:space="preserve"> </w:t>
+      </w:r>
+      <w:proofErr w:type="spellStart"/>
+      <w:r>
+        <w:rPr>
+          <w:lang w:val="de-DE"/>
+        </w:rPr>
+        <w:t>destination</w:t>
+      </w:r>
+      <w:proofErr w:type="spellEnd"/>
+      <w:r>
+        <w:rPr>
+          <w:lang w:val="de-DE"/>
+        </w:rPr>
+        <w:t xml:space="preserve"> – Plural: die Ausflugsziele</w:t>
       </w:r>
     </w:p>
     <w:p>
@@ -291,27 +447,69 @@
         <w:rPr>
           <w:lang w:val="de-DE"/>
         </w:rPr>
-        <w:t xml:space="preserve"> – landscape / scenery – Plural: die Landschaften</w:t>
-      </w:r>
-    </w:p>
-    <w:p>
-      <w:pPr>
-        <w:pStyle w:val="ListParagraph"/>
-        <w:numPr>
-          <w:ilvl w:val="0"/>
-          <w:numId w:val="1"/>
-        </w:numPr>
-      </w:pPr>
-      <w:r>
-        <w:rPr>
-          <w:b/>
-          <w:bCs/>
-        </w:rPr>
-        <w:t>das Bauwerk</w:t>
-      </w:r>
-      <w:r>
-        <w:t xml:space="preserve"> – building / structure / edifice – Plural: die Bauwerke</w:t>
-      </w:r>
+        <w:t xml:space="preserve"> – </w:t>
+      </w:r>
+      <w:proofErr w:type="spellStart"/>
+      <w:r>
+        <w:rPr>
+          <w:lang w:val="de-DE"/>
+        </w:rPr>
+        <w:t>landscape</w:t>
+      </w:r>
+      <w:proofErr w:type="spellEnd"/>
+      <w:r>
+        <w:rPr>
+          <w:lang w:val="de-DE"/>
+        </w:rPr>
+        <w:t xml:space="preserve"> / </w:t>
+      </w:r>
+      <w:proofErr w:type="spellStart"/>
+      <w:r>
+        <w:rPr>
+          <w:lang w:val="de-DE"/>
+        </w:rPr>
+        <w:t>scenery</w:t>
+      </w:r>
+      <w:proofErr w:type="spellEnd"/>
+      <w:r>
+        <w:rPr>
+          <w:lang w:val="de-DE"/>
+        </w:rPr>
+        <w:t xml:space="preserve"> – Plural: die Landschaften</w:t>
+      </w:r>
+    </w:p>
+    <w:p>
+      <w:pPr>
+        <w:pStyle w:val="ListParagraph"/>
+        <w:numPr>
+          <w:ilvl w:val="0"/>
+          <w:numId w:val="1"/>
+        </w:numPr>
+      </w:pPr>
+      <w:r>
+        <w:rPr>
+          <w:b/>
+          <w:bCs/>
+        </w:rPr>
+        <w:t xml:space="preserve">das </w:t>
+      </w:r>
+      <w:proofErr w:type="spellStart"/>
+      <w:r>
+        <w:rPr>
+          <w:b/>
+          <w:bCs/>
+        </w:rPr>
+        <w:t>Bauwerk</w:t>
+      </w:r>
+      <w:proofErr w:type="spellEnd"/>
+      <w:r>
+        <w:t xml:space="preserve"> – building / structure / edifice – Plural: die </w:t>
+      </w:r>
+      <w:proofErr w:type="spellStart"/>
+      <w:r>
+        <w:t>Bauwerke</w:t>
+      </w:r>
+      <w:proofErr w:type="spellEnd"/>
     </w:p>
     <w:p>
       <w:pPr>
@@ -344,24 +542,33 @@
         </w:rPr>
         <w:t xml:space="preserve">: </w:t>
       </w:r>
-      <w:r>
-        <w:rPr>
-          <w:lang w:val="de-DE"/>
-        </w:rPr>
-        <w:t>trip – Plural: die Ausflüge</w:t>
-      </w:r>
-    </w:p>
-    <w:p>
-      <w:pPr>
-        <w:pStyle w:val="ListParagraph"/>
-        <w:numPr>
-          <w:ilvl w:val="0"/>
-          <w:numId w:val="1"/>
-        </w:numPr>
-        <w:rPr>
-          <w:lang w:val="de-DE"/>
-        </w:rPr>
-      </w:pPr>
+      <w:proofErr w:type="spellStart"/>
+      <w:r>
+        <w:rPr>
+          <w:lang w:val="de-DE"/>
+        </w:rPr>
+        <w:t>trip</w:t>
+      </w:r>
+      <w:proofErr w:type="spellEnd"/>
+      <w:r>
+        <w:rPr>
+          <w:lang w:val="de-DE"/>
+        </w:rPr>
+        <w:t xml:space="preserve"> – Plural: die Ausflüge</w:t>
+      </w:r>
+    </w:p>
+    <w:p>
+      <w:pPr>
+        <w:pStyle w:val="ListParagraph"/>
+        <w:numPr>
+          <w:ilvl w:val="0"/>
+          <w:numId w:val="1"/>
+        </w:numPr>
+        <w:rPr>
+          <w:lang w:val="de-DE"/>
+        </w:rPr>
+      </w:pPr>
+      <w:proofErr w:type="spellStart"/>
       <w:r>
         <w:rPr>
           <w:b/>
@@ -369,6 +576,7 @@
         </w:rPr>
         <w:t>miteinander</w:t>
       </w:r>
+      <w:proofErr w:type="spellEnd"/>
       <w:r>
         <w:t xml:space="preserve"> – with each other</w:t>
       </w:r>
@@ -388,7 +596,21 @@
         <w:rPr>
           <w:lang w:val="de-DE"/>
         </w:rPr>
-        <w:t>das Gedicht – poem – Plural: die Gedichte</w:t>
+        <w:t xml:space="preserve">das Gedicht – </w:t>
+      </w:r>
+      <w:proofErr w:type="spellStart"/>
+      <w:r>
+        <w:rPr>
+          <w:lang w:val="de-DE"/>
+        </w:rPr>
+        <w:t>poem</w:t>
+      </w:r>
+      <w:proofErr w:type="spellEnd"/>
+      <w:r>
+        <w:rPr>
+          <w:lang w:val="de-DE"/>
+        </w:rPr>
+        <w:t xml:space="preserve"> – Plural: die Gedichte</w:t>
       </w:r>
     </w:p>
     <w:p>
@@ -407,8 +629,13 @@
         <w:t>die Berghütte</w:t>
       </w:r>
       <w:r>
-        <w:t xml:space="preserve"> – mountain hut / mountain cabin – Plural: die Berghütten</w:t>
-      </w:r>
+        <w:t xml:space="preserve"> – mountain hut / mountain cabin – Plural: die </w:t>
+      </w:r>
+      <w:proofErr w:type="spellStart"/>
+      <w:r>
+        <w:t>Berghütten</w:t>
+      </w:r>
+      <w:proofErr w:type="spellEnd"/>
     </w:p>
     <w:p>
       <w:pPr>
@@ -442,11 +669,25 @@
           <w:b/>
           <w:bCs/>
         </w:rPr>
-        <w:t>das Gebirge</w:t>
-      </w:r>
-      <w:r>
-        <w:t xml:space="preserve"> – mountain range / mountains – Plural: die Gebirge</w:t>
-      </w:r>
+        <w:t xml:space="preserve">das </w:t>
+      </w:r>
+      <w:proofErr w:type="spellStart"/>
+      <w:r>
+        <w:rPr>
+          <w:b/>
+          <w:bCs/>
+        </w:rPr>
+        <w:t>Gebirge</w:t>
+      </w:r>
+      <w:proofErr w:type="spellEnd"/>
+      <w:r>
+        <w:t xml:space="preserve"> – mountain range / mountains – Plural: die </w:t>
+      </w:r>
+      <w:proofErr w:type="spellStart"/>
+      <w:r>
+        <w:t>Gebirge</w:t>
+      </w:r>
+      <w:proofErr w:type="spellEnd"/>
     </w:p>
     <w:p>
       <w:pPr>
@@ -471,7 +712,35 @@
         <w:rPr>
           <w:lang w:val="de-DE"/>
         </w:rPr>
-        <w:t xml:space="preserve"> – castle / palace / lock – Plural: die Schlösser</w:t>
+        <w:t xml:space="preserve"> – </w:t>
+      </w:r>
+      <w:proofErr w:type="spellStart"/>
+      <w:r>
+        <w:rPr>
+          <w:lang w:val="de-DE"/>
+        </w:rPr>
+        <w:t>castle</w:t>
+      </w:r>
+      <w:proofErr w:type="spellEnd"/>
+      <w:r>
+        <w:rPr>
+          <w:lang w:val="de-DE"/>
+        </w:rPr>
+        <w:t xml:space="preserve"> / </w:t>
+      </w:r>
+      <w:proofErr w:type="spellStart"/>
+      <w:r>
+        <w:rPr>
+          <w:lang w:val="de-DE"/>
+        </w:rPr>
+        <w:t>palace</w:t>
+      </w:r>
+      <w:proofErr w:type="spellEnd"/>
+      <w:r>
+        <w:rPr>
+          <w:lang w:val="de-DE"/>
+        </w:rPr>
+        <w:t xml:space="preserve"> / lock – Plural: die Schlösser</w:t>
       </w:r>
     </w:p>
     <w:p>
@@ -516,7 +785,21 @@
         <w:rPr>
           <w:lang w:val="de-DE"/>
         </w:rPr>
-        <w:t xml:space="preserve"> – valley – Plural: die Täler</w:t>
+        <w:t xml:space="preserve"> – </w:t>
+      </w:r>
+      <w:proofErr w:type="spellStart"/>
+      <w:r>
+        <w:rPr>
+          <w:lang w:val="de-DE"/>
+        </w:rPr>
+        <w:t>valley</w:t>
+      </w:r>
+      <w:proofErr w:type="spellEnd"/>
+      <w:r>
+        <w:rPr>
+          <w:lang w:val="de-DE"/>
+        </w:rPr>
+        <w:t xml:space="preserve"> – Plural: die Täler</w:t>
       </w:r>
     </w:p>
     <w:p>
@@ -542,7 +825,35 @@
         <w:rPr>
           <w:lang w:val="de-DE"/>
         </w:rPr>
-        <w:t xml:space="preserve"> – fairy tale – Plural: die Märchen</w:t>
+        <w:t xml:space="preserve"> – </w:t>
+      </w:r>
+      <w:proofErr w:type="spellStart"/>
+      <w:r>
+        <w:rPr>
+          <w:lang w:val="de-DE"/>
+        </w:rPr>
+        <w:t>fairy</w:t>
+      </w:r>
+      <w:proofErr w:type="spellEnd"/>
+      <w:r>
+        <w:rPr>
+          <w:lang w:val="de-DE"/>
+        </w:rPr>
+        <w:t xml:space="preserve"> </w:t>
+      </w:r>
+      <w:proofErr w:type="spellStart"/>
+      <w:r>
+        <w:rPr>
+          <w:lang w:val="de-DE"/>
+        </w:rPr>
+        <w:t>tale</w:t>
+      </w:r>
+      <w:proofErr w:type="spellEnd"/>
+      <w:r>
+        <w:rPr>
+          <w:lang w:val="de-DE"/>
+        </w:rPr>
+        <w:t xml:space="preserve"> – Plural: die Märchen</w:t>
       </w:r>
     </w:p>
     <w:p>
@@ -576,11 +887,19 @@
         </w:rPr>
         <w:t xml:space="preserve"> </w:t>
       </w:r>
-      <w:r>
-        <w:rPr>
-          <w:lang w:val="de-DE"/>
-        </w:rPr>
-        <w:t>task – Plural: die Aufträge</w:t>
+      <w:proofErr w:type="spellStart"/>
+      <w:r>
+        <w:rPr>
+          <w:lang w:val="de-DE"/>
+        </w:rPr>
+        <w:t>task</w:t>
+      </w:r>
+      <w:proofErr w:type="spellEnd"/>
+      <w:r>
+        <w:rPr>
+          <w:lang w:val="de-DE"/>
+        </w:rPr>
+        <w:t xml:space="preserve"> – Plural: die Aufträge</w:t>
       </w:r>
     </w:p>
     <w:p>
@@ -606,7 +925,21 @@
         <w:rPr>
           <w:lang w:val="de-DE"/>
         </w:rPr>
-        <w:t xml:space="preserve"> – death – Plural: die Tode</w:t>
+        <w:t xml:space="preserve"> – </w:t>
+      </w:r>
+      <w:proofErr w:type="spellStart"/>
+      <w:r>
+        <w:rPr>
+          <w:lang w:val="de-DE"/>
+        </w:rPr>
+        <w:t>death</w:t>
+      </w:r>
+      <w:proofErr w:type="spellEnd"/>
+      <w:r>
+        <w:rPr>
+          <w:lang w:val="de-DE"/>
+        </w:rPr>
+        <w:t xml:space="preserve"> – Plural: die Tode</w:t>
       </w:r>
     </w:p>
     <w:p>
@@ -650,23 +983,39 @@
         <w:rPr>
           <w:lang w:val="de-DE"/>
         </w:rPr>
-        <w:t>fast (the german fast)</w:t>
-      </w:r>
-    </w:p>
-    <w:p>
-      <w:pPr>
-        <w:pStyle w:val="ListParagraph"/>
-        <w:numPr>
-          <w:ilvl w:val="0"/>
-          <w:numId w:val="1"/>
-        </w:numPr>
-        <w:rPr>
-          <w:lang w:val="de-DE"/>
-        </w:rPr>
-      </w:pPr>
+        <w:t xml:space="preserve">fast (the </w:t>
+      </w:r>
+      <w:proofErr w:type="spellStart"/>
+      <w:r>
+        <w:rPr>
+          <w:lang w:val="de-DE"/>
+        </w:rPr>
+        <w:t>german</w:t>
+      </w:r>
+      <w:proofErr w:type="spellEnd"/>
+      <w:r>
+        <w:rPr>
+          <w:lang w:val="de-DE"/>
+        </w:rPr>
+        <w:t xml:space="preserve"> fast)</w:t>
+      </w:r>
+    </w:p>
+    <w:p>
+      <w:pPr>
+        <w:pStyle w:val="ListParagraph"/>
+        <w:numPr>
+          <w:ilvl w:val="0"/>
+          <w:numId w:val="1"/>
+        </w:numPr>
+        <w:rPr>
+          <w:lang w:val="de-DE"/>
+        </w:rPr>
+      </w:pPr>
+      <w:proofErr w:type="spellStart"/>
       <w:r>
         <w:t>entfernt</w:t>
       </w:r>
+      <w:proofErr w:type="spellEnd"/>
       <w:r>
         <w:t xml:space="preserve"> </w:t>
       </w:r>
@@ -700,23 +1049,39 @@
         <w:rPr>
           <w:lang w:val="de-DE"/>
         </w:rPr>
-        <w:t xml:space="preserve"> – landmark– Plural: die Wahrzeichen</w:t>
-      </w:r>
-    </w:p>
-    <w:p>
-      <w:pPr>
-        <w:pStyle w:val="ListParagraph"/>
-        <w:numPr>
-          <w:ilvl w:val="0"/>
-          <w:numId w:val="1"/>
-        </w:numPr>
-        <w:rPr>
-          <w:lang w:val="de-DE"/>
-        </w:rPr>
-      </w:pPr>
+        <w:t xml:space="preserve"> – </w:t>
+      </w:r>
+      <w:proofErr w:type="spellStart"/>
+      <w:r>
+        <w:rPr>
+          <w:lang w:val="de-DE"/>
+        </w:rPr>
+        <w:t>landmark</w:t>
+      </w:r>
+      <w:proofErr w:type="spellEnd"/>
+      <w:r>
+        <w:rPr>
+          <w:lang w:val="de-DE"/>
+        </w:rPr>
+        <w:t>– Plural: die Wahrzeichen</w:t>
+      </w:r>
+    </w:p>
+    <w:p>
+      <w:pPr>
+        <w:pStyle w:val="ListParagraph"/>
+        <w:numPr>
+          <w:ilvl w:val="0"/>
+          <w:numId w:val="1"/>
+        </w:numPr>
+        <w:rPr>
+          <w:lang w:val="de-DE"/>
+        </w:rPr>
+      </w:pPr>
+      <w:proofErr w:type="spellStart"/>
       <w:r>
         <w:t>sowie</w:t>
       </w:r>
+      <w:proofErr w:type="spellEnd"/>
       <w:r>
         <w:t xml:space="preserve"> </w:t>
       </w:r>
@@ -770,30 +1135,58 @@
           <w:b/>
           <w:bCs/>
         </w:rPr>
-        <w:t>das Geschäft</w:t>
-      </w:r>
-      <w:r>
-        <w:t xml:space="preserve"> – shop / store / business / deal – Plural: die Geschäfte</w:t>
-      </w:r>
-    </w:p>
-    <w:p>
-      <w:pPr>
-        <w:pStyle w:val="ListParagraph"/>
-        <w:numPr>
-          <w:ilvl w:val="0"/>
-          <w:numId w:val="1"/>
-        </w:numPr>
-      </w:pPr>
-      <w:r>
-        <w:rPr>
-          <w:b/>
-          <w:bCs/>
-        </w:rPr>
-        <w:t>die Spitze</w:t>
-      </w:r>
-      <w:r>
-        <w:t xml:space="preserve"> – tip / point / top / peak / lead – Plural: die Spitzen</w:t>
-      </w:r>
+        <w:t xml:space="preserve">das </w:t>
+      </w:r>
+      <w:proofErr w:type="spellStart"/>
+      <w:r>
+        <w:rPr>
+          <w:b/>
+          <w:bCs/>
+        </w:rPr>
+        <w:t>Geschäft</w:t>
+      </w:r>
+      <w:proofErr w:type="spellEnd"/>
+      <w:r>
+        <w:t xml:space="preserve"> – shop / store / business / deal – Plural: die </w:t>
+      </w:r>
+      <w:proofErr w:type="spellStart"/>
+      <w:r>
+        <w:t>Geschäfte</w:t>
+      </w:r>
+      <w:proofErr w:type="spellEnd"/>
+    </w:p>
+    <w:p>
+      <w:pPr>
+        <w:pStyle w:val="ListParagraph"/>
+        <w:numPr>
+          <w:ilvl w:val="0"/>
+          <w:numId w:val="1"/>
+        </w:numPr>
+      </w:pPr>
+      <w:r>
+        <w:rPr>
+          <w:b/>
+          <w:bCs/>
+        </w:rPr>
+        <w:t xml:space="preserve">die </w:t>
+      </w:r>
+      <w:proofErr w:type="spellStart"/>
+      <w:r>
+        <w:rPr>
+          <w:b/>
+          <w:bCs/>
+        </w:rPr>
+        <w:t>Spitze</w:t>
+      </w:r>
+      <w:proofErr w:type="spellEnd"/>
+      <w:r>
+        <w:t xml:space="preserve"> – tip / point / top / peak / lead – Plural: die </w:t>
+      </w:r>
+      <w:proofErr w:type="spellStart"/>
+      <w:r>
+        <w:t>Spitzen</w:t>
+      </w:r>
+      <w:proofErr w:type="spellEnd"/>
       <w:r>
         <w:t xml:space="preserve"> </w:t>
       </w:r>
@@ -803,9 +1196,11 @@
       <w:r>
         <w:t xml:space="preserve"> </w:t>
       </w:r>
+      <w:proofErr w:type="spellStart"/>
       <w:r>
         <w:t>Gipfel</w:t>
       </w:r>
+      <w:proofErr w:type="spellEnd"/>
     </w:p>
     <w:p>
       <w:pPr>
@@ -830,7 +1225,63 @@
         <w:rPr>
           <w:lang w:val="de-DE"/>
         </w:rPr>
-        <w:t xml:space="preserve"> – cable car / aerial tramway – Plural: die Seilbahnen</w:t>
+        <w:t xml:space="preserve"> – </w:t>
+      </w:r>
+      <w:proofErr w:type="spellStart"/>
+      <w:r>
+        <w:rPr>
+          <w:lang w:val="de-DE"/>
+        </w:rPr>
+        <w:t>cable</w:t>
+      </w:r>
+      <w:proofErr w:type="spellEnd"/>
+      <w:r>
+        <w:rPr>
+          <w:lang w:val="de-DE"/>
+        </w:rPr>
+        <w:t xml:space="preserve"> </w:t>
+      </w:r>
+      <w:proofErr w:type="spellStart"/>
+      <w:r>
+        <w:rPr>
+          <w:lang w:val="de-DE"/>
+        </w:rPr>
+        <w:t>car</w:t>
+      </w:r>
+      <w:proofErr w:type="spellEnd"/>
+      <w:r>
+        <w:rPr>
+          <w:lang w:val="de-DE"/>
+        </w:rPr>
+        <w:t xml:space="preserve"> / </w:t>
+      </w:r>
+      <w:proofErr w:type="spellStart"/>
+      <w:r>
+        <w:rPr>
+          <w:lang w:val="de-DE"/>
+        </w:rPr>
+        <w:t>aerial</w:t>
+      </w:r>
+      <w:proofErr w:type="spellEnd"/>
+      <w:r>
+        <w:rPr>
+          <w:lang w:val="de-DE"/>
+        </w:rPr>
+        <w:t xml:space="preserve"> </w:t>
+      </w:r>
+      <w:proofErr w:type="spellStart"/>
+      <w:r>
+        <w:rPr>
+          <w:lang w:val="de-DE"/>
+        </w:rPr>
+        <w:t>tramway</w:t>
+      </w:r>
+      <w:proofErr w:type="spellEnd"/>
+      <w:r>
+        <w:rPr>
+          <w:lang w:val="de-DE"/>
+        </w:rPr>
+        <w:t xml:space="preserve"> – Plural: die Seilbahnen</w:t>
       </w:r>
     </w:p>
     <w:p>
@@ -856,26 +1307,87 @@
         <w:rPr>
           <w:lang w:val="de-DE"/>
         </w:rPr>
-        <w:t xml:space="preserve"> – radio / broadcasting – Plural: die Rundfunke (rarely used)</w:t>
-      </w:r>
-    </w:p>
-    <w:p>
-      <w:pPr>
-        <w:pStyle w:val="ListParagraph"/>
-        <w:numPr>
-          <w:ilvl w:val="0"/>
-          <w:numId w:val="1"/>
-        </w:numPr>
-        <w:rPr>
-          <w:lang w:val="de-DE"/>
-        </w:rPr>
-      </w:pPr>
-      <w:r>
-        <w:t>am interessantesten</w:t>
-      </w:r>
-      <w:r>
+        <w:t xml:space="preserve"> – </w:t>
+      </w:r>
+      <w:proofErr w:type="spellStart"/>
+      <w:r>
+        <w:rPr>
+          <w:lang w:val="de-DE"/>
+        </w:rPr>
+        <w:t>radio</w:t>
+      </w:r>
+      <w:proofErr w:type="spellEnd"/>
+      <w:r>
+        <w:rPr>
+          <w:lang w:val="de-DE"/>
+        </w:rPr>
+        <w:t xml:space="preserve"> / </w:t>
+      </w:r>
+      <w:proofErr w:type="spellStart"/>
+      <w:r>
+        <w:rPr>
+          <w:lang w:val="de-DE"/>
+        </w:rPr>
+        <w:t>broadcasting</w:t>
+      </w:r>
+      <w:proofErr w:type="spellEnd"/>
+      <w:r>
+        <w:rPr>
+          <w:lang w:val="de-DE"/>
+        </w:rPr>
+        <w:t xml:space="preserve"> – Plural: die Rundfunke (</w:t>
+      </w:r>
+      <w:proofErr w:type="spellStart"/>
+      <w:r>
+        <w:rPr>
+          <w:lang w:val="de-DE"/>
+        </w:rPr>
+        <w:t>rarely</w:t>
+      </w:r>
+      <w:proofErr w:type="spellEnd"/>
+      <w:r>
+        <w:rPr>
+          <w:lang w:val="de-DE"/>
+        </w:rPr>
         <w:t xml:space="preserve"> </w:t>
       </w:r>
+      <w:proofErr w:type="spellStart"/>
+      <w:r>
+        <w:rPr>
+          <w:lang w:val="de-DE"/>
+        </w:rPr>
+        <w:t>used</w:t>
+      </w:r>
+      <w:proofErr w:type="spellEnd"/>
+      <w:r>
+        <w:rPr>
+          <w:lang w:val="de-DE"/>
+        </w:rPr>
+        <w:t>)</w:t>
+      </w:r>
+    </w:p>
+    <w:p>
+      <w:pPr>
+        <w:pStyle w:val="ListParagraph"/>
+        <w:numPr>
+          <w:ilvl w:val="0"/>
+          <w:numId w:val="1"/>
+        </w:numPr>
+        <w:rPr>
+          <w:lang w:val="de-DE"/>
+        </w:rPr>
+      </w:pPr>
+      <w:r>
+        <w:t xml:space="preserve">am </w:t>
+      </w:r>
+      <w:proofErr w:type="spellStart"/>
+      <w:r>
+        <w:t>interessantesten</w:t>
+      </w:r>
+      <w:proofErr w:type="spellEnd"/>
+      <w:r>
+        <w:t xml:space="preserve"> </w:t>
+      </w:r>
       <w:r>
         <w:sym w:font="Wingdings" w:char="F0E0"/>
       </w:r>
@@ -894,6 +1406,7 @@
           <w:lang w:val="de-DE"/>
         </w:rPr>
       </w:pPr>
+      <w:proofErr w:type="spellStart"/>
       <w:r>
         <w:rPr>
           <w:b/>
@@ -901,6 +1414,7 @@
         </w:rPr>
         <w:t>aufregend</w:t>
       </w:r>
+      <w:proofErr w:type="spellEnd"/>
       <w:r>
         <w:t xml:space="preserve"> – exciting / thrilling / upsetting</w:t>
       </w:r>
@@ -928,7 +1442,49 @@
         <w:rPr>
           <w:lang w:val="de-DE"/>
         </w:rPr>
-        <w:t xml:space="preserve"> – impressive – (adjective/participle)</w:t>
+        <w:t xml:space="preserve"> – </w:t>
+      </w:r>
+      <w:proofErr w:type="spellStart"/>
+      <w:r>
+        <w:rPr>
+          <w:lang w:val="de-DE"/>
+        </w:rPr>
+        <w:t>impressive</w:t>
+      </w:r>
+      <w:proofErr w:type="spellEnd"/>
+      <w:r>
+        <w:rPr>
+          <w:lang w:val="de-DE"/>
+        </w:rPr>
+        <w:t xml:space="preserve"> – (</w:t>
+      </w:r>
+      <w:proofErr w:type="spellStart"/>
+      <w:r>
+        <w:rPr>
+          <w:lang w:val="de-DE"/>
+        </w:rPr>
+        <w:t>adjective</w:t>
+      </w:r>
+      <w:proofErr w:type="spellEnd"/>
+      <w:r>
+        <w:rPr>
+          <w:lang w:val="de-DE"/>
+        </w:rPr>
+        <w:t>/</w:t>
+      </w:r>
+      <w:proofErr w:type="spellStart"/>
+      <w:r>
+        <w:rPr>
+          <w:lang w:val="de-DE"/>
+        </w:rPr>
+        <w:t>participle</w:t>
+      </w:r>
+      <w:proofErr w:type="spellEnd"/>
+      <w:r>
+        <w:rPr>
+          <w:lang w:val="de-DE"/>
+        </w:rPr>
+        <w:t>)</w:t>
       </w:r>
     </w:p>
     <w:p>
@@ -954,8 +1510,30 @@
         <w:rPr>
           <w:lang w:val="de-DE"/>
         </w:rPr>
-        <w:t xml:space="preserve"> – to impress – Perfekt: hat beeindruckt – Separable: No</w:t>
-      </w:r>
+        <w:t xml:space="preserve"> – to </w:t>
+      </w:r>
+      <w:proofErr w:type="spellStart"/>
+      <w:r>
+        <w:rPr>
+          <w:lang w:val="de-DE"/>
+        </w:rPr>
+        <w:t>impress</w:t>
+      </w:r>
+      <w:proofErr w:type="spellEnd"/>
+      <w:r>
+        <w:rPr>
+          <w:lang w:val="de-DE"/>
+        </w:rPr>
+        <w:t xml:space="preserve"> – Perfekt: hat beeindruckt – Separable: </w:t>
+      </w:r>
+      <w:proofErr w:type="spellStart"/>
+      <w:r>
+        <w:rPr>
+          <w:lang w:val="de-DE"/>
+        </w:rPr>
+        <w:t>No</w:t>
+      </w:r>
+      <w:proofErr w:type="spellEnd"/>
     </w:p>
     <w:p>
       <w:pPr>
@@ -980,7 +1558,49 @@
         <w:rPr>
           <w:lang w:val="de-DE"/>
         </w:rPr>
-        <w:t xml:space="preserve"> – worth seeing – (adjective)</w:t>
+        <w:t xml:space="preserve"> – </w:t>
+      </w:r>
+      <w:proofErr w:type="spellStart"/>
+      <w:r>
+        <w:rPr>
+          <w:lang w:val="de-DE"/>
+        </w:rPr>
+        <w:t>worth</w:t>
+      </w:r>
+      <w:proofErr w:type="spellEnd"/>
+      <w:r>
+        <w:rPr>
+          <w:lang w:val="de-DE"/>
+        </w:rPr>
+        <w:t xml:space="preserve"> </w:t>
+      </w:r>
+      <w:proofErr w:type="spellStart"/>
+      <w:r>
+        <w:rPr>
+          <w:lang w:val="de-DE"/>
+        </w:rPr>
+        <w:t>seeing</w:t>
+      </w:r>
+      <w:proofErr w:type="spellEnd"/>
+      <w:r>
+        <w:rPr>
+          <w:lang w:val="de-DE"/>
+        </w:rPr>
+        <w:t xml:space="preserve"> – (</w:t>
+      </w:r>
+      <w:proofErr w:type="spellStart"/>
+      <w:r>
+        <w:rPr>
+          <w:lang w:val="de-DE"/>
+        </w:rPr>
+        <w:t>adjective</w:t>
+      </w:r>
+      <w:proofErr w:type="spellEnd"/>
+      <w:r>
+        <w:rPr>
+          <w:lang w:val="de-DE"/>
+        </w:rPr>
+        <w:t>)</w:t>
       </w:r>
     </w:p>
     <w:p>
@@ -1070,8 +1690,16 @@
         <w:rPr>
           <w:lang w:val="de-DE"/>
         </w:rPr>
-        <w:t xml:space="preserve"> snake</w:t>
-      </w:r>
+        <w:t xml:space="preserve"> </w:t>
+      </w:r>
+      <w:proofErr w:type="spellStart"/>
+      <w:r>
+        <w:rPr>
+          <w:lang w:val="de-DE"/>
+        </w:rPr>
+        <w:t>snake</w:t>
+      </w:r>
+      <w:proofErr w:type="spellEnd"/>
     </w:p>
     <w:p>
       <w:pPr>
@@ -1106,8 +1734,16 @@
         <w:rPr>
           <w:lang w:val="de-DE"/>
         </w:rPr>
-        <w:t xml:space="preserve"> cock</w:t>
-      </w:r>
+        <w:t xml:space="preserve"> </w:t>
+      </w:r>
+      <w:proofErr w:type="spellStart"/>
+      <w:r>
+        <w:rPr>
+          <w:lang w:val="de-DE"/>
+        </w:rPr>
+        <w:t>cock</w:t>
+      </w:r>
+      <w:proofErr w:type="spellEnd"/>
     </w:p>
     <w:p>
       <w:pPr>
@@ -1263,8 +1899,16 @@
         <w:rPr>
           <w:lang w:val="de-DE"/>
         </w:rPr>
-        <w:t xml:space="preserve"> spider</w:t>
-      </w:r>
+        <w:t xml:space="preserve"> </w:t>
+      </w:r>
+      <w:proofErr w:type="spellStart"/>
+      <w:r>
+        <w:rPr>
+          <w:lang w:val="de-DE"/>
+        </w:rPr>
+        <w:t>spider</w:t>
+      </w:r>
+      <w:proofErr w:type="spellEnd"/>
     </w:p>
     <w:p>
       <w:pPr>
@@ -1389,7 +2033,14 @@
         <w:rPr>
           <w:lang w:val="de-DE"/>
         </w:rPr>
-        <w:t xml:space="preserve"> w</w:t>
+        <w:t xml:space="preserve"> </w:t>
+      </w:r>
+      <w:proofErr w:type="spellStart"/>
+      <w:r>
+        <w:rPr>
+          <w:lang w:val="de-DE"/>
+        </w:rPr>
+        <w:t>w</w:t>
       </w:r>
       <w:r>
         <w:rPr>
@@ -1397,6 +2048,7 @@
         </w:rPr>
         <w:t>hale</w:t>
       </w:r>
+      <w:proofErr w:type="spellEnd"/>
     </w:p>
     <w:p>
       <w:pPr>
@@ -1421,17 +2073,32 @@
         <w:rPr>
           <w:lang w:val="de-DE"/>
         </w:rPr>
-        <w:t xml:space="preserve"> – farm – Plural: die Bauernhöfe</w:t>
-      </w:r>
-    </w:p>
-    <w:p>
-      <w:pPr>
-        <w:pStyle w:val="ListParagraph"/>
-        <w:numPr>
-          <w:ilvl w:val="0"/>
-          <w:numId w:val="1"/>
-        </w:numPr>
-      </w:pPr>
+        <w:t xml:space="preserve"> – </w:t>
+      </w:r>
+      <w:proofErr w:type="spellStart"/>
+      <w:r>
+        <w:rPr>
+          <w:lang w:val="de-DE"/>
+        </w:rPr>
+        <w:t>farm</w:t>
+      </w:r>
+      <w:proofErr w:type="spellEnd"/>
+      <w:r>
+        <w:rPr>
+          <w:lang w:val="de-DE"/>
+        </w:rPr>
+        <w:t xml:space="preserve"> – Plural: die Bauernhöfe</w:t>
+      </w:r>
+    </w:p>
+    <w:p>
+      <w:pPr>
+        <w:pStyle w:val="ListParagraph"/>
+        <w:numPr>
+          <w:ilvl w:val="0"/>
+          <w:numId w:val="1"/>
+        </w:numPr>
+      </w:pPr>
+      <w:proofErr w:type="spellStart"/>
       <w:r>
         <w:rPr>
           <w:b/>
@@ -1439,8 +2106,17 @@
         </w:rPr>
         <w:t>giftig</w:t>
       </w:r>
-      <w:r>
-        <w:t xml:space="preserve"> – poisonous / toxic / venomous – (adjective, no Perfekt, not separable)</w:t>
+      <w:proofErr w:type="spellEnd"/>
+      <w:r>
+        <w:t xml:space="preserve"> – poisonous / toxic / venomous – (adjective, no </w:t>
+      </w:r>
+      <w:proofErr w:type="spellStart"/>
+      <w:r>
+        <w:t>Perfekt</w:t>
+      </w:r>
+      <w:proofErr w:type="spellEnd"/>
+      <w:r>
+        <w:t>, not separable)</w:t>
       </w:r>
     </w:p>
     <w:p>
@@ -1459,6 +2135,7 @@
           <w14:ligatures w14:val="standardContextual"/>
         </w:rPr>
       </w:pPr>
+      <w:proofErr w:type="spellStart"/>
       <w:r>
         <w:rPr>
           <w:rFonts w:asciiTheme="minorHAnsi" w:eastAsiaTheme="minorHAnsi" w:hAnsiTheme="minorHAnsi" w:cstheme="minorBidi"/>
@@ -1469,39 +2146,71 @@
           <w:lang w:eastAsia="en-US"/>
           <w14:ligatures w14:val="standardContextual"/>
         </w:rPr>
-        <w:t xml:space="preserve">vorhanden — available / existing </w:t>
-      </w:r>
-    </w:p>
-    <w:p>
-      <w:pPr>
-        <w:pStyle w:val="ListParagraph"/>
-        <w:numPr>
-          <w:ilvl w:val="0"/>
-          <w:numId w:val="1"/>
-        </w:numPr>
-      </w:pPr>
-      <w:r>
-        <w:rPr>
-          <w:b/>
-          <w:bCs/>
-        </w:rPr>
-        <w:t>die Herkunft</w:t>
-      </w:r>
-      <w:r>
-        <w:t xml:space="preserve"> – die Herkünfte – the origin, the descent, the provenance</w:t>
-      </w:r>
-    </w:p>
-    <w:p>
-      <w:pPr>
-        <w:pStyle w:val="ListParagraph"/>
-        <w:numPr>
-          <w:ilvl w:val="0"/>
-          <w:numId w:val="1"/>
-        </w:numPr>
-      </w:pPr>
+        <w:t>vorhanden</w:t>
+      </w:r>
+      <w:proofErr w:type="spellEnd"/>
+      <w:r>
+        <w:rPr>
+          <w:rFonts w:asciiTheme="minorHAnsi" w:eastAsiaTheme="minorHAnsi" w:hAnsiTheme="minorHAnsi" w:cstheme="minorBidi"/>
+          <w:b/>
+          <w:bCs/>
+          <w:sz w:val="22"/>
+          <w:szCs w:val="22"/>
+          <w:lang w:eastAsia="en-US"/>
+          <w14:ligatures w14:val="standardContextual"/>
+        </w:rPr>
+        <w:t xml:space="preserve"> — available / existing </w:t>
+      </w:r>
+    </w:p>
+    <w:p>
+      <w:pPr>
+        <w:pStyle w:val="ListParagraph"/>
+        <w:numPr>
+          <w:ilvl w:val="0"/>
+          <w:numId w:val="1"/>
+        </w:numPr>
+      </w:pPr>
+      <w:r>
+        <w:rPr>
+          <w:b/>
+          <w:bCs/>
+        </w:rPr>
+        <w:t xml:space="preserve">die </w:t>
+      </w:r>
+      <w:proofErr w:type="spellStart"/>
+      <w:r>
+        <w:rPr>
+          <w:b/>
+          <w:bCs/>
+        </w:rPr>
+        <w:t>Herkunft</w:t>
+      </w:r>
+      <w:proofErr w:type="spellEnd"/>
+      <w:r>
+        <w:t xml:space="preserve"> – die </w:t>
+      </w:r>
+      <w:proofErr w:type="spellStart"/>
+      <w:r>
+        <w:t>Herkünfte</w:t>
+      </w:r>
+      <w:proofErr w:type="spellEnd"/>
+      <w:r>
+        <w:t xml:space="preserve"> – the origin, the descent, the provenance</w:t>
+      </w:r>
+    </w:p>
+    <w:p>
+      <w:pPr>
+        <w:pStyle w:val="ListParagraph"/>
+        <w:numPr>
+          <w:ilvl w:val="0"/>
+          <w:numId w:val="1"/>
+        </w:numPr>
+      </w:pPr>
+      <w:proofErr w:type="spellStart"/>
       <w:r>
         <w:t>davon</w:t>
       </w:r>
+      <w:proofErr w:type="spellEnd"/>
       <w:r>
         <w:t xml:space="preserve"> </w:t>
       </w:r>
@@ -1525,41 +2234,91 @@
           <w:b/>
           <w:bCs/>
         </w:rPr>
-        <w:t>die Kochsendung</w:t>
-      </w:r>
-      <w:r>
-        <w:t xml:space="preserve"> – die Kochsendungen – the cooking show, the cookery programme</w:t>
-      </w:r>
-    </w:p>
-    <w:p>
-      <w:pPr>
-        <w:pStyle w:val="ListParagraph"/>
-        <w:numPr>
-          <w:ilvl w:val="0"/>
-          <w:numId w:val="1"/>
-        </w:numPr>
-      </w:pPr>
-      <w:r>
-        <w:t>die Leitung – die Leitungen – the line, the pipe, the cable, the management, the leadership</w:t>
-      </w:r>
-    </w:p>
-    <w:p>
-      <w:pPr>
-        <w:pStyle w:val="ListParagraph"/>
-        <w:numPr>
-          <w:ilvl w:val="0"/>
-          <w:numId w:val="1"/>
-        </w:numPr>
-      </w:pPr>
-      <w:r>
-        <w:rPr>
-          <w:b/>
-          <w:bCs/>
-        </w:rPr>
-        <w:t>der Geheimtipp</w:t>
-      </w:r>
-      <w:r>
-        <w:t xml:space="preserve"> – die Geheimtipps – the insider tip, the secret tip</w:t>
+        <w:t xml:space="preserve">die </w:t>
+      </w:r>
+      <w:proofErr w:type="spellStart"/>
+      <w:r>
+        <w:rPr>
+          <w:b/>
+          <w:bCs/>
+        </w:rPr>
+        <w:t>Kochsendung</w:t>
+      </w:r>
+      <w:proofErr w:type="spellEnd"/>
+      <w:r>
+        <w:t xml:space="preserve"> – die </w:t>
+      </w:r>
+      <w:proofErr w:type="spellStart"/>
+      <w:r>
+        <w:t>Kochsendungen</w:t>
+      </w:r>
+      <w:proofErr w:type="spellEnd"/>
+      <w:r>
+        <w:t xml:space="preserve"> – the cooking show, the cookery programme</w:t>
+      </w:r>
+    </w:p>
+    <w:p>
+      <w:pPr>
+        <w:pStyle w:val="ListParagraph"/>
+        <w:numPr>
+          <w:ilvl w:val="0"/>
+          <w:numId w:val="1"/>
+        </w:numPr>
+      </w:pPr>
+      <w:r>
+        <w:t xml:space="preserve">die </w:t>
+      </w:r>
+      <w:proofErr w:type="spellStart"/>
+      <w:r>
+        <w:t>Leitung</w:t>
+      </w:r>
+      <w:proofErr w:type="spellEnd"/>
+      <w:r>
+        <w:t xml:space="preserve"> – die </w:t>
+      </w:r>
+      <w:proofErr w:type="spellStart"/>
+      <w:r>
+        <w:t>Leitungen</w:t>
+      </w:r>
+      <w:proofErr w:type="spellEnd"/>
+      <w:r>
+        <w:t xml:space="preserve"> – the line, the pipe, the cable, the management, the leadership</w:t>
+      </w:r>
+    </w:p>
+    <w:p>
+      <w:pPr>
+        <w:pStyle w:val="ListParagraph"/>
+        <w:numPr>
+          <w:ilvl w:val="0"/>
+          <w:numId w:val="1"/>
+        </w:numPr>
+      </w:pPr>
+      <w:r>
+        <w:rPr>
+          <w:b/>
+          <w:bCs/>
+        </w:rPr>
+        <w:t xml:space="preserve">der </w:t>
+      </w:r>
+      <w:proofErr w:type="spellStart"/>
+      <w:r>
+        <w:rPr>
+          <w:b/>
+          <w:bCs/>
+        </w:rPr>
+        <w:t>Geheimtipp</w:t>
+      </w:r>
+      <w:proofErr w:type="spellEnd"/>
+      <w:r>
+        <w:t xml:space="preserve"> – die </w:t>
+      </w:r>
+      <w:proofErr w:type="spellStart"/>
+      <w:r>
+        <w:t>Geheimtipps</w:t>
+      </w:r>
+      <w:proofErr w:type="spellEnd"/>
+      <w:r>
+        <w:t xml:space="preserve"> – the insider tip, the secret tip</w:t>
       </w:r>
     </w:p>
     <w:p>
@@ -1611,14 +2370,44 @@
         <w:rPr>
           <w:lang w:val="de-DE"/>
         </w:rPr>
-        <w:t xml:space="preserve"> – die Auszeichnungen – the award, the distinction, the </w:t>
-      </w:r>
+        <w:t xml:space="preserve"> – die Auszeichnungen – the </w:t>
+      </w:r>
+      <w:proofErr w:type="spellStart"/>
+      <w:r>
+        <w:rPr>
+          <w:lang w:val="de-DE"/>
+        </w:rPr>
+        <w:t>award</w:t>
+      </w:r>
+      <w:proofErr w:type="spellEnd"/>
+      <w:r>
+        <w:rPr>
+          <w:lang w:val="de-DE"/>
+        </w:rPr>
+        <w:t xml:space="preserve">, the </w:t>
+      </w:r>
+      <w:proofErr w:type="spellStart"/>
+      <w:r>
+        <w:rPr>
+          <w:lang w:val="de-DE"/>
+        </w:rPr>
+        <w:t>distinction</w:t>
+      </w:r>
+      <w:proofErr w:type="spellEnd"/>
+      <w:r>
+        <w:rPr>
+          <w:lang w:val="de-DE"/>
+        </w:rPr>
+        <w:t xml:space="preserve">, the </w:t>
+      </w:r>
+      <w:proofErr w:type="spellStart"/>
       <w:r>
         <w:rPr>
           <w:lang w:val="de-DE"/>
         </w:rPr>
         <w:t>labelling</w:t>
       </w:r>
+      <w:proofErr w:type="spellEnd"/>
     </w:p>
     <w:p>
       <w:pPr>
@@ -1639,7 +2428,280 @@
         <w:t>die Scheibe</w:t>
       </w:r>
       <w:r>
-        <w:t xml:space="preserve"> – die Scheiben – the slice, the pane, the disc</w:t>
+        <w:t xml:space="preserve"> – die </w:t>
+      </w:r>
+      <w:proofErr w:type="spellStart"/>
+      <w:r>
+        <w:t>Scheiben</w:t>
+      </w:r>
+      <w:proofErr w:type="spellEnd"/>
+      <w:r>
+        <w:t xml:space="preserve"> – the slice, the pane, the disc</w:t>
+      </w:r>
+    </w:p>
+    <w:p>
+      <w:pPr>
+        <w:pStyle w:val="ListParagraph"/>
+        <w:numPr>
+          <w:ilvl w:val="0"/>
+          <w:numId w:val="1"/>
+        </w:numPr>
+        <w:rPr>
+          <w:lang w:val="de-DE"/>
+        </w:rPr>
+      </w:pPr>
+      <w:r>
+        <w:rPr>
+          <w:b/>
+          <w:bCs/>
+          <w:lang w:val="de-DE"/>
+        </w:rPr>
+        <w:t xml:space="preserve">die </w:t>
+      </w:r>
+      <w:proofErr w:type="spellStart"/>
+      <w:r>
+        <w:rPr>
+          <w:b/>
+          <w:bCs/>
+          <w:lang w:val="de-DE"/>
+        </w:rPr>
+        <w:t>Zeitangabe</w:t>
+      </w:r>
+      <w:proofErr w:type="spellEnd"/>
+      <w:r>
+        <w:rPr>
+          <w:lang w:val="de-DE"/>
+        </w:rPr>
+        <w:t xml:space="preserve"> – die </w:t>
+      </w:r>
+      <w:proofErr w:type="spellStart"/>
+      <w:r>
+        <w:rPr>
+          <w:lang w:val="de-DE"/>
+        </w:rPr>
+        <w:t>Zeitangaben</w:t>
+      </w:r>
+      <w:proofErr w:type="spellEnd"/>
+      <w:r>
+        <w:rPr>
+          <w:lang w:val="de-DE"/>
+        </w:rPr>
+        <w:t xml:space="preserve"> – the time indication, the time specification</w:t>
+      </w:r>
+    </w:p>
+    <w:p>
+      <w:pPr>
+        <w:pStyle w:val="ListParagraph"/>
+        <w:numPr>
+          <w:ilvl w:val="0"/>
+          <w:numId w:val="1"/>
+        </w:numPr>
+        <w:rPr>
+          <w:lang w:val="de-DE"/>
+        </w:rPr>
+      </w:pPr>
+      <w:r>
+        <w:rPr>
+          <w:b/>
+          <w:bCs/>
+          <w:lang w:val="de-DE"/>
+        </w:rPr>
+        <w:t>der Geschäftsmann</w:t>
+      </w:r>
+      <w:r>
+        <w:rPr>
+          <w:lang w:val="de-DE"/>
+        </w:rPr>
+        <w:t xml:space="preserve"> – die Geschäftsleute – the </w:t>
+      </w:r>
+      <w:proofErr w:type="spellStart"/>
+      <w:r>
+        <w:rPr>
+          <w:lang w:val="de-DE"/>
+        </w:rPr>
+        <w:t>businessman</w:t>
+      </w:r>
+      <w:proofErr w:type="spellEnd"/>
+    </w:p>
+    <w:p>
+      <w:pPr>
+        <w:pStyle w:val="ListParagraph"/>
+        <w:numPr>
+          <w:ilvl w:val="0"/>
+          <w:numId w:val="1"/>
+        </w:numPr>
+        <w:rPr>
+          <w:lang w:val="de-DE"/>
+        </w:rPr>
+      </w:pPr>
+      <w:r>
+        <w:rPr>
+          <w:b/>
+          <w:bCs/>
+        </w:rPr>
+        <w:t xml:space="preserve">der/die </w:t>
+      </w:r>
+      <w:proofErr w:type="spellStart"/>
+      <w:r>
+        <w:rPr>
+          <w:b/>
+          <w:bCs/>
+        </w:rPr>
+        <w:t>Angestellte</w:t>
+      </w:r>
+      <w:proofErr w:type="spellEnd"/>
+      <w:r>
+        <w:t xml:space="preserve"> – die </w:t>
+      </w:r>
+      <w:proofErr w:type="spellStart"/>
+      <w:r>
+        <w:t>Angestellten</w:t>
+      </w:r>
+      <w:proofErr w:type="spellEnd"/>
+      <w:r>
+        <w:t xml:space="preserve"> – the employee, the white-collar worker</w:t>
+      </w:r>
+    </w:p>
+    <w:p>
+      <w:pPr>
+        <w:pStyle w:val="ListParagraph"/>
+        <w:numPr>
+          <w:ilvl w:val="0"/>
+          <w:numId w:val="1"/>
+        </w:numPr>
+        <w:rPr>
+          <w:lang w:val="de-DE"/>
+        </w:rPr>
+      </w:pPr>
+      <w:r>
+        <w:rPr>
+          <w:b/>
+          <w:bCs/>
+        </w:rPr>
+        <w:t xml:space="preserve">in der </w:t>
+      </w:r>
+      <w:proofErr w:type="spellStart"/>
+      <w:r>
+        <w:rPr>
+          <w:b/>
+          <w:bCs/>
+        </w:rPr>
+        <w:t>Realität</w:t>
+      </w:r>
+      <w:proofErr w:type="spellEnd"/>
+      <w:r>
+        <w:rPr>
+          <w:b/>
+          <w:bCs/>
+        </w:rPr>
+        <w:t xml:space="preserve"> </w:t>
+      </w:r>
+      <w:r>
+        <w:rPr>
+          <w:b/>
+          <w:bCs/>
+        </w:rPr>
+        <w:sym w:font="Wingdings" w:char="F0E0"/>
+      </w:r>
+      <w:r>
+        <w:rPr>
+          <w:b/>
+          <w:bCs/>
+        </w:rPr>
+        <w:t xml:space="preserve"> in reality</w:t>
+      </w:r>
+    </w:p>
+    <w:p>
+      <w:pPr>
+        <w:pStyle w:val="ListParagraph"/>
+        <w:numPr>
+          <w:ilvl w:val="0"/>
+          <w:numId w:val="1"/>
+        </w:numPr>
+      </w:pPr>
+      <w:r>
+        <w:rPr>
+          <w:b/>
+          <w:bCs/>
+        </w:rPr>
+        <w:t xml:space="preserve">der </w:t>
+      </w:r>
+      <w:proofErr w:type="spellStart"/>
+      <w:r>
+        <w:rPr>
+          <w:b/>
+          <w:bCs/>
+        </w:rPr>
+        <w:t>Einsatz</w:t>
+      </w:r>
+      <w:proofErr w:type="spellEnd"/>
+      <w:r>
+        <w:t xml:space="preserve"> – die </w:t>
+      </w:r>
+      <w:proofErr w:type="spellStart"/>
+      <w:r>
+        <w:t>Einsätze</w:t>
+      </w:r>
+      <w:proofErr w:type="spellEnd"/>
+      <w:r>
+        <w:t xml:space="preserve"> – the deployment, the </w:t>
+      </w:r>
+      <w:r>
+        <w:t>dispatch</w:t>
+      </w:r>
+    </w:p>
+    <w:p>
+      <w:pPr>
+        <w:pStyle w:val="ListParagraph"/>
+        <w:numPr>
+          <w:ilvl w:val="0"/>
+          <w:numId w:val="1"/>
+        </w:numPr>
+      </w:pPr>
+      <w:r>
+        <w:rPr>
+          <w:b/>
+          <w:bCs/>
+        </w:rPr>
+        <w:t xml:space="preserve">das </w:t>
+      </w:r>
+      <w:proofErr w:type="spellStart"/>
+      <w:r>
+        <w:rPr>
+          <w:b/>
+          <w:bCs/>
+        </w:rPr>
+        <w:t>Verständnis</w:t>
+      </w:r>
+      <w:proofErr w:type="spellEnd"/>
+      <w:r>
+        <w:t xml:space="preserve"> – (no plural) – the understanding</w:t>
+      </w:r>
+    </w:p>
+    <w:p>
+      <w:pPr>
+        <w:pStyle w:val="ListParagraph"/>
+        <w:numPr>
+          <w:ilvl w:val="0"/>
+          <w:numId w:val="1"/>
+        </w:numPr>
+        <w:rPr>
+          <w:lang w:val="de-DE"/>
+        </w:rPr>
+      </w:pPr>
+      <w:r>
+        <w:rPr>
+          <w:b/>
+          <w:bCs/>
+          <w:lang w:val="de-DE"/>
+        </w:rPr>
+        <w:t>die Hierarchie</w:t>
+      </w:r>
+      <w:r>
+        <w:rPr>
+          <w:lang w:val="de-DE"/>
+        </w:rPr>
+        <w:t xml:space="preserve"> – die Hierarchien – the hierarchy</w:t>
       </w:r>
     </w:p>
     <w:sectPr>
@@ -1770,7 +2832,7 @@
   <w:abstractNum w:abstractNumId="1" w15:restartNumberingAfterBreak="0">
     <w:nsid w:val="1C5F14F6"/>
     <w:multiLevelType w:val="hybridMultilevel"/>
-    <w:tmpl w:val="88406804"/>
+    <w:tmpl w:val="DF5A3540"/>
     <w:lvl w:ilvl="0" w:tplc="0C090001">
       <w:start w:val="1"/>
       <w:numFmt w:val="bullet"/>

--- a/A2/Words.docx
+++ b/A2/Words.docx
@@ -2701,7 +2701,481 @@
         <w:rPr>
           <w:lang w:val="de-DE"/>
         </w:rPr>
-        <w:t xml:space="preserve"> – die Hierarchien – the hierarchy</w:t>
+        <w:t xml:space="preserve"> – die Hierarchien – the </w:t>
+      </w:r>
+      <w:proofErr w:type="spellStart"/>
+      <w:r>
+        <w:rPr>
+          <w:lang w:val="de-DE"/>
+        </w:rPr>
+        <w:t>hierarchy</w:t>
+      </w:r>
+      <w:proofErr w:type="spellEnd"/>
+    </w:p>
+    <w:p>
+      <w:pPr>
+        <w:pStyle w:val="ListParagraph"/>
+        <w:numPr>
+          <w:ilvl w:val="0"/>
+          <w:numId w:val="1"/>
+        </w:numPr>
+        <w:rPr>
+          <w:lang w:val="de-DE"/>
+        </w:rPr>
+      </w:pPr>
+      <w:r>
+        <w:rPr>
+          <w:b/>
+          <w:bCs/>
+          <w:lang w:val="de-DE"/>
+        </w:rPr>
+        <w:t>der Tagesablauf</w:t>
+      </w:r>
+      <w:r>
+        <w:rPr>
+          <w:lang w:val="de-DE"/>
+        </w:rPr>
+        <w:t xml:space="preserve"> — </w:t>
+      </w:r>
+      <w:proofErr w:type="spellStart"/>
+      <w:r>
+        <w:rPr>
+          <w:lang w:val="de-DE"/>
+        </w:rPr>
+        <w:t>daily</w:t>
+      </w:r>
+      <w:proofErr w:type="spellEnd"/>
+      <w:r>
+        <w:rPr>
+          <w:lang w:val="de-DE"/>
+        </w:rPr>
+        <w:t xml:space="preserve"> </w:t>
+      </w:r>
+      <w:proofErr w:type="spellStart"/>
+      <w:r>
+        <w:rPr>
+          <w:lang w:val="de-DE"/>
+        </w:rPr>
+        <w:t>routine</w:t>
+      </w:r>
+      <w:proofErr w:type="spellEnd"/>
+      <w:r>
+        <w:rPr>
+          <w:lang w:val="de-DE"/>
+        </w:rPr>
+        <w:t xml:space="preserve"> — </w:t>
+      </w:r>
+      <w:r>
+        <w:rPr>
+          <w:b/>
+          <w:bCs/>
+          <w:lang w:val="de-DE"/>
+        </w:rPr>
+        <w:t>die Tagesabläufe</w:t>
+      </w:r>
+    </w:p>
+    <w:p>
+      <w:pPr>
+        <w:pStyle w:val="ListParagraph"/>
+        <w:numPr>
+          <w:ilvl w:val="0"/>
+          <w:numId w:val="1"/>
+        </w:numPr>
+        <w:rPr>
+          <w:lang w:val="de-DE"/>
+        </w:rPr>
+      </w:pPr>
+      <w:r>
+        <w:rPr>
+          <w:lang w:val="de-DE"/>
+        </w:rPr>
+        <w:t>die Bedingung</w:t>
+      </w:r>
+      <w:r>
+        <w:rPr>
+          <w:b/>
+          <w:bCs/>
+          <w:lang w:val="de-DE"/>
+        </w:rPr>
+        <w:t xml:space="preserve"> — </w:t>
+      </w:r>
+      <w:proofErr w:type="spellStart"/>
+      <w:r>
+        <w:rPr>
+          <w:b/>
+          <w:bCs/>
+          <w:lang w:val="de-DE"/>
+        </w:rPr>
+        <w:t>condition</w:t>
+      </w:r>
+      <w:proofErr w:type="spellEnd"/>
+      <w:r>
+        <w:rPr>
+          <w:b/>
+          <w:bCs/>
+          <w:lang w:val="de-DE"/>
+        </w:rPr>
+        <w:t xml:space="preserve"> / </w:t>
+      </w:r>
+      <w:proofErr w:type="spellStart"/>
+      <w:r>
+        <w:rPr>
+          <w:b/>
+          <w:bCs/>
+          <w:lang w:val="de-DE"/>
+        </w:rPr>
+        <w:t>requirement</w:t>
+      </w:r>
+      <w:proofErr w:type="spellEnd"/>
+      <w:r>
+        <w:rPr>
+          <w:b/>
+          <w:bCs/>
+          <w:lang w:val="de-DE"/>
+        </w:rPr>
+        <w:t xml:space="preserve"> — </w:t>
+      </w:r>
+      <w:r>
+        <w:rPr>
+          <w:lang w:val="de-DE"/>
+        </w:rPr>
+        <w:t>die Bedingungen</w:t>
+      </w:r>
+    </w:p>
+    <w:p>
+      <w:pPr>
+        <w:pStyle w:val="ListParagraph"/>
+        <w:numPr>
+          <w:ilvl w:val="0"/>
+          <w:numId w:val="1"/>
+        </w:numPr>
+      </w:pPr>
+      <w:r>
+        <w:rPr>
+          <w:b/>
+          <w:bCs/>
+        </w:rPr>
+        <w:t xml:space="preserve">der </w:t>
+      </w:r>
+      <w:proofErr w:type="spellStart"/>
+      <w:r>
+        <w:rPr>
+          <w:b/>
+          <w:bCs/>
+        </w:rPr>
+        <w:t>Vortrag</w:t>
+      </w:r>
+      <w:proofErr w:type="spellEnd"/>
+      <w:r>
+        <w:t xml:space="preserve"> – die </w:t>
+      </w:r>
+      <w:proofErr w:type="spellStart"/>
+      <w:r>
+        <w:t>Vorträge</w:t>
+      </w:r>
+      <w:proofErr w:type="spellEnd"/>
+      <w:r>
+        <w:t xml:space="preserve"> – the presentation, the talk, the lecture</w:t>
+      </w:r>
+    </w:p>
+    <w:p>
+      <w:pPr>
+        <w:pStyle w:val="ListParagraph"/>
+        <w:numPr>
+          <w:ilvl w:val="0"/>
+          <w:numId w:val="1"/>
+        </w:numPr>
+        <w:rPr>
+          <w:lang w:val="de-DE"/>
+        </w:rPr>
+      </w:pPr>
+      <w:r>
+        <w:rPr>
+          <w:b/>
+          <w:bCs/>
+          <w:lang w:val="de-DE"/>
+        </w:rPr>
+        <w:t>der Facharzt</w:t>
+      </w:r>
+      <w:r>
+        <w:rPr>
+          <w:lang w:val="de-DE"/>
+        </w:rPr>
+        <w:t xml:space="preserve"> – die Fachärzte – the </w:t>
+      </w:r>
+      <w:proofErr w:type="spellStart"/>
+      <w:r>
+        <w:rPr>
+          <w:lang w:val="de-DE"/>
+        </w:rPr>
+        <w:t>medical</w:t>
+      </w:r>
+      <w:proofErr w:type="spellEnd"/>
+      <w:r>
+        <w:rPr>
+          <w:lang w:val="de-DE"/>
+        </w:rPr>
+        <w:t xml:space="preserve"> </w:t>
+      </w:r>
+      <w:proofErr w:type="spellStart"/>
+      <w:r>
+        <w:rPr>
+          <w:lang w:val="de-DE"/>
+        </w:rPr>
+        <w:t>specialist</w:t>
+      </w:r>
+      <w:proofErr w:type="spellEnd"/>
+      <w:r>
+        <w:rPr>
+          <w:lang w:val="de-DE"/>
+        </w:rPr>
+        <w:t>,</w:t>
+      </w:r>
+    </w:p>
+    <w:p>
+      <w:pPr>
+        <w:pStyle w:val="ListParagraph"/>
+        <w:numPr>
+          <w:ilvl w:val="0"/>
+          <w:numId w:val="1"/>
+        </w:numPr>
+        <w:rPr>
+          <w:lang w:val="de-DE"/>
+        </w:rPr>
+      </w:pPr>
+      <w:r>
+        <w:rPr>
+          <w:b/>
+          <w:bCs/>
+          <w:lang w:val="de-DE"/>
+        </w:rPr>
+        <w:t>die Geschichte</w:t>
+      </w:r>
+      <w:r>
+        <w:rPr>
+          <w:lang w:val="de-DE"/>
+        </w:rPr>
+        <w:t xml:space="preserve"> – die Geschichten – the </w:t>
+      </w:r>
+      <w:proofErr w:type="spellStart"/>
+      <w:r>
+        <w:rPr>
+          <w:lang w:val="de-DE"/>
+        </w:rPr>
+        <w:t>history</w:t>
+      </w:r>
+      <w:proofErr w:type="spellEnd"/>
+      <w:r>
+        <w:rPr>
+          <w:lang w:val="de-DE"/>
+        </w:rPr>
+        <w:t xml:space="preserve">, the </w:t>
+      </w:r>
+      <w:proofErr w:type="spellStart"/>
+      <w:r>
+        <w:rPr>
+          <w:lang w:val="de-DE"/>
+        </w:rPr>
+        <w:t>story</w:t>
+      </w:r>
+      <w:proofErr w:type="spellEnd"/>
+    </w:p>
+    <w:p>
+      <w:pPr>
+        <w:pStyle w:val="ListParagraph"/>
+        <w:numPr>
+          <w:ilvl w:val="0"/>
+          <w:numId w:val="1"/>
+        </w:numPr>
+        <w:rPr>
+          <w:lang w:val="de-DE"/>
+        </w:rPr>
+      </w:pPr>
+      <w:r>
+        <w:rPr>
+          <w:b/>
+          <w:bCs/>
+        </w:rPr>
+        <w:t xml:space="preserve">die </w:t>
+      </w:r>
+      <w:proofErr w:type="spellStart"/>
+      <w:r>
+        <w:rPr>
+          <w:b/>
+          <w:bCs/>
+        </w:rPr>
+        <w:t>Betriebswirtschaftslehre</w:t>
+      </w:r>
+      <w:proofErr w:type="spellEnd"/>
+      <w:r>
+        <w:rPr>
+          <w:b/>
+          <w:bCs/>
+        </w:rPr>
+        <w:t xml:space="preserve"> (BWL)</w:t>
+      </w:r>
+      <w:r>
+        <w:t xml:space="preserve"> – (no plural) – the business administration</w:t>
+      </w:r>
+    </w:p>
+    <w:p>
+      <w:pPr>
+        <w:pStyle w:val="ListParagraph"/>
+        <w:numPr>
+          <w:ilvl w:val="0"/>
+          <w:numId w:val="1"/>
+        </w:numPr>
+        <w:rPr>
+          <w:lang w:val="de-DE"/>
+        </w:rPr>
+      </w:pPr>
+      <w:r>
+        <w:rPr>
+          <w:b/>
+          <w:bCs/>
+          <w:lang w:val="de-DE"/>
+        </w:rPr>
+        <w:t>die Rechtswissenschaft</w:t>
+      </w:r>
+      <w:r>
+        <w:rPr>
+          <w:lang w:val="de-DE"/>
+        </w:rPr>
+        <w:t xml:space="preserve"> – die Rechtswissenschaften – the </w:t>
+      </w:r>
+      <w:proofErr w:type="spellStart"/>
+      <w:r>
+        <w:rPr>
+          <w:lang w:val="de-DE"/>
+        </w:rPr>
+        <w:t>law</w:t>
+      </w:r>
+      <w:proofErr w:type="spellEnd"/>
+    </w:p>
+    <w:p>
+      <w:pPr>
+        <w:pStyle w:val="ListParagraph"/>
+        <w:numPr>
+          <w:ilvl w:val="0"/>
+          <w:numId w:val="1"/>
+        </w:numPr>
+      </w:pPr>
+      <w:r>
+        <w:rPr>
+          <w:b/>
+          <w:bCs/>
+        </w:rPr>
+        <w:t xml:space="preserve">der </w:t>
+      </w:r>
+      <w:proofErr w:type="spellStart"/>
+      <w:r>
+        <w:rPr>
+          <w:b/>
+          <w:bCs/>
+        </w:rPr>
+        <w:t>Studienschwerpunkt</w:t>
+      </w:r>
+      <w:proofErr w:type="spellEnd"/>
+      <w:r>
+        <w:t xml:space="preserve"> – die </w:t>
+      </w:r>
+      <w:proofErr w:type="spellStart"/>
+      <w:r>
+        <w:t>Studienschwerpunkte</w:t>
+      </w:r>
+      <w:proofErr w:type="spellEnd"/>
+      <w:r>
+        <w:t xml:space="preserve"> – the main focus of study, the specialization, the major field of study</w:t>
+      </w:r>
+    </w:p>
+    <w:p>
+      <w:pPr>
+        <w:pStyle w:val="ListParagraph"/>
+        <w:numPr>
+          <w:ilvl w:val="0"/>
+          <w:numId w:val="1"/>
+        </w:numPr>
+      </w:pPr>
+      <w:r>
+        <w:rPr>
+          <w:b/>
+          <w:bCs/>
+        </w:rPr>
+        <w:t xml:space="preserve">die </w:t>
+      </w:r>
+      <w:proofErr w:type="spellStart"/>
+      <w:r>
+        <w:rPr>
+          <w:b/>
+          <w:bCs/>
+        </w:rPr>
+        <w:t>Schulnote</w:t>
+      </w:r>
+      <w:proofErr w:type="spellEnd"/>
+      <w:r>
+        <w:t xml:space="preserve"> – die </w:t>
+      </w:r>
+      <w:proofErr w:type="spellStart"/>
+      <w:r>
+        <w:t>Schulnoten</w:t>
+      </w:r>
+      <w:proofErr w:type="spellEnd"/>
+      <w:r>
+        <w:t xml:space="preserve"> – the school grade, the school mark</w:t>
+      </w:r>
+    </w:p>
+    <w:p>
+      <w:pPr>
+        <w:pStyle w:val="ListParagraph"/>
+        <w:numPr>
+          <w:ilvl w:val="0"/>
+          <w:numId w:val="1"/>
+        </w:numPr>
+      </w:pPr>
+      <w:r>
+        <w:rPr>
+          <w:b/>
+          <w:bCs/>
+        </w:rPr>
+        <w:t xml:space="preserve">die </w:t>
+      </w:r>
+      <w:proofErr w:type="spellStart"/>
+      <w:r>
+        <w:rPr>
+          <w:b/>
+          <w:bCs/>
+        </w:rPr>
+        <w:t>Hochschulreife</w:t>
+      </w:r>
+      <w:proofErr w:type="spellEnd"/>
+      <w:r>
+        <w:t xml:space="preserve"> – (no plural) – the university entrance qualification, the higher education entrance qualification</w:t>
+      </w:r>
+    </w:p>
+    <w:p>
+      <w:pPr>
+        <w:pStyle w:val="ListParagraph"/>
+        <w:numPr>
+          <w:ilvl w:val="0"/>
+          <w:numId w:val="1"/>
+        </w:numPr>
+        <w:rPr>
+          <w:lang w:val="de-DE"/>
+        </w:rPr>
+      </w:pPr>
+      <w:r>
+        <w:rPr>
+          <w:b/>
+          <w:bCs/>
+          <w:lang w:val="de-DE"/>
+        </w:rPr>
+        <w:t>die Aufnahmeprüfung</w:t>
+      </w:r>
+      <w:r>
+        <w:rPr>
+          <w:lang w:val="de-DE"/>
+        </w:rPr>
+        <w:t xml:space="preserve"> – die Aufnahmeprüfungen – the entrance exam, the admission test</w:t>
       </w:r>
     </w:p>
     <w:sectPr>
@@ -2832,7 +3306,7 @@
   <w:abstractNum w:abstractNumId="1" w15:restartNumberingAfterBreak="0">
     <w:nsid w:val="1C5F14F6"/>
     <w:multiLevelType w:val="hybridMultilevel"/>
-    <w:tmpl w:val="DF5A3540"/>
+    <w:tmpl w:val="77544BDE"/>
     <w:lvl w:ilvl="0" w:tplc="0C090001">
       <w:start w:val="1"/>
       <w:numFmt w:val="bullet"/>
@@ -3907,6 +4381,24 @@
       <w14:ligatures w14:val="none"/>
     </w:rPr>
   </w:style>
+  <w:style w:type="paragraph" w:styleId="NormalWeb">
+    <w:name w:val="Normal (Web)"/>
+    <w:basedOn w:val="Normal"/>
+    <w:uiPriority w:val="99"/>
+    <w:semiHidden/>
+    <w:unhideWhenUsed/>
+    <w:rsid w:val="006A7056"/>
+    <w:pPr>
+      <w:spacing w:before="100" w:beforeAutospacing="1" w:after="100" w:afterAutospacing="1" w:line="240" w:lineRule="auto"/>
+    </w:pPr>
+    <w:rPr>
+      <w:rFonts w:ascii="Times New Roman" w:eastAsia="Times New Roman" w:hAnsi="Times New Roman" w:cs="Times New Roman"/>
+      <w:sz w:val="24"/>
+      <w:szCs w:val="24"/>
+      <w:lang w:eastAsia="en-AU"/>
+      <w14:ligatures w14:val="none"/>
+    </w:rPr>
+  </w:style>
 </w:styles>
 </file>
 

--- a/A2/Words.docx
+++ b/A2/Words.docx
@@ -238,7 +238,15 @@
       </w:r>
       <w:proofErr w:type="spellEnd"/>
       <w:r>
-        <w:t xml:space="preserve"> – exactly the same / just as</w:t>
+        <w:t xml:space="preserve"> – </w:t>
+      </w:r>
+      <w:proofErr w:type="gramStart"/>
+      <w:r>
+        <w:t>exactly the same</w:t>
+      </w:r>
+      <w:proofErr w:type="gramEnd"/>
+      <w:r>
+        <w:t xml:space="preserve"> / just as</w:t>
       </w:r>
     </w:p>
     <w:p>
@@ -528,7 +536,16 @@
           <w:bCs/>
           <w:lang w:val="de-DE"/>
         </w:rPr>
-        <w:t>der Ausflug</w:t>
+        <w:t xml:space="preserve">der </w:t>
+      </w:r>
+      <w:proofErr w:type="gramStart"/>
+      <w:r>
+        <w:rPr>
+          <w:b/>
+          <w:bCs/>
+          <w:lang w:val="de-DE"/>
+        </w:rPr>
+        <w:t>Ausflug</w:t>
       </w:r>
       <w:r>
         <w:rPr>
@@ -540,7 +557,14 @@
         <w:rPr>
           <w:lang w:val="de-DE"/>
         </w:rPr>
-        <w:t xml:space="preserve">: </w:t>
+        <w:t>:</w:t>
+      </w:r>
+      <w:proofErr w:type="gramEnd"/>
+      <w:r>
+        <w:rPr>
+          <w:lang w:val="de-DE"/>
+        </w:rPr>
+        <w:t xml:space="preserve"> </w:t>
       </w:r>
       <w:proofErr w:type="spellStart"/>
       <w:r>
@@ -1618,61 +1642,117 @@
         <w:rPr>
           <w:lang w:val="de-DE"/>
         </w:rPr>
-        <w:t xml:space="preserve">der Vogel(. ..... ) </w:t>
-      </w:r>
-    </w:p>
-    <w:p>
-      <w:pPr>
-        <w:pStyle w:val="ListParagraph"/>
-        <w:numPr>
-          <w:ilvl w:val="0"/>
-          <w:numId w:val="1"/>
-        </w:numPr>
-        <w:rPr>
-          <w:lang w:val="de-DE"/>
-        </w:rPr>
-      </w:pPr>
-      <w:r>
-        <w:rPr>
-          <w:lang w:val="de-DE"/>
-        </w:rPr>
-        <w:t xml:space="preserve">die Katze(. ..... ) </w:t>
-      </w:r>
-    </w:p>
-    <w:p>
-      <w:pPr>
-        <w:pStyle w:val="ListParagraph"/>
-        <w:numPr>
-          <w:ilvl w:val="0"/>
-          <w:numId w:val="1"/>
-        </w:numPr>
-        <w:rPr>
-          <w:lang w:val="de-DE"/>
-        </w:rPr>
-      </w:pPr>
-      <w:r>
-        <w:rPr>
-          <w:lang w:val="de-DE"/>
-        </w:rPr>
-        <w:t xml:space="preserve">der Hund( ...... ) </w:t>
-      </w:r>
-    </w:p>
-    <w:p>
-      <w:pPr>
-        <w:pStyle w:val="ListParagraph"/>
-        <w:numPr>
-          <w:ilvl w:val="0"/>
-          <w:numId w:val="1"/>
-        </w:numPr>
-        <w:rPr>
-          <w:lang w:val="de-DE"/>
-        </w:rPr>
-      </w:pPr>
-      <w:r>
-        <w:rPr>
-          <w:lang w:val="de-DE"/>
-        </w:rPr>
-        <w:t xml:space="preserve">die Schlange(. ..... ) </w:t>
+        <w:t xml:space="preserve">der </w:t>
+      </w:r>
+      <w:proofErr w:type="gramStart"/>
+      <w:r>
+        <w:rPr>
+          <w:lang w:val="de-DE"/>
+        </w:rPr>
+        <w:t>Vogel(</w:t>
+      </w:r>
+      <w:proofErr w:type="gramEnd"/>
+      <w:r>
+        <w:rPr>
+          <w:lang w:val="de-DE"/>
+        </w:rPr>
+        <w:t xml:space="preserve">. ..... ) </w:t>
+      </w:r>
+    </w:p>
+    <w:p>
+      <w:pPr>
+        <w:pStyle w:val="ListParagraph"/>
+        <w:numPr>
+          <w:ilvl w:val="0"/>
+          <w:numId w:val="1"/>
+        </w:numPr>
+        <w:rPr>
+          <w:lang w:val="de-DE"/>
+        </w:rPr>
+      </w:pPr>
+      <w:r>
+        <w:rPr>
+          <w:lang w:val="de-DE"/>
+        </w:rPr>
+        <w:t xml:space="preserve">die </w:t>
+      </w:r>
+      <w:proofErr w:type="gramStart"/>
+      <w:r>
+        <w:rPr>
+          <w:lang w:val="de-DE"/>
+        </w:rPr>
+        <w:t>Katze(</w:t>
+      </w:r>
+      <w:proofErr w:type="gramEnd"/>
+      <w:r>
+        <w:rPr>
+          <w:lang w:val="de-DE"/>
+        </w:rPr>
+        <w:t xml:space="preserve">. ..... ) </w:t>
+      </w:r>
+    </w:p>
+    <w:p>
+      <w:pPr>
+        <w:pStyle w:val="ListParagraph"/>
+        <w:numPr>
+          <w:ilvl w:val="0"/>
+          <w:numId w:val="1"/>
+        </w:numPr>
+        <w:rPr>
+          <w:lang w:val="de-DE"/>
+        </w:rPr>
+      </w:pPr>
+      <w:r>
+        <w:rPr>
+          <w:lang w:val="de-DE"/>
+        </w:rPr>
+        <w:t xml:space="preserve">der </w:t>
+      </w:r>
+      <w:proofErr w:type="gramStart"/>
+      <w:r>
+        <w:rPr>
+          <w:lang w:val="de-DE"/>
+        </w:rPr>
+        <w:t>Hund( ......</w:t>
+      </w:r>
+      <w:proofErr w:type="gramEnd"/>
+      <w:r>
+        <w:rPr>
+          <w:lang w:val="de-DE"/>
+        </w:rPr>
+        <w:t xml:space="preserve"> ) </w:t>
+      </w:r>
+    </w:p>
+    <w:p>
+      <w:pPr>
+        <w:pStyle w:val="ListParagraph"/>
+        <w:numPr>
+          <w:ilvl w:val="0"/>
+          <w:numId w:val="1"/>
+        </w:numPr>
+        <w:rPr>
+          <w:lang w:val="de-DE"/>
+        </w:rPr>
+      </w:pPr>
+      <w:r>
+        <w:rPr>
+          <w:lang w:val="de-DE"/>
+        </w:rPr>
+        <w:t xml:space="preserve">die </w:t>
+      </w:r>
+      <w:proofErr w:type="gramStart"/>
+      <w:r>
+        <w:rPr>
+          <w:lang w:val="de-DE"/>
+        </w:rPr>
+        <w:t>Schlange(</w:t>
+      </w:r>
+      <w:proofErr w:type="gramEnd"/>
+      <w:r>
+        <w:rPr>
+          <w:lang w:val="de-DE"/>
+        </w:rPr>
+        <w:t xml:space="preserve">. ..... ) </w:t>
       </w:r>
       <w:r>
         <w:rPr>
@@ -1716,14 +1796,42 @@
         <w:rPr>
           <w:lang w:val="de-DE"/>
         </w:rPr>
-        <w:t xml:space="preserve">das Huhn (.„ ... ) </w:t>
-      </w:r>
+        <w:t xml:space="preserve">das Huhn </w:t>
+      </w:r>
+      <w:proofErr w:type="gramStart"/>
+      <w:r>
+        <w:rPr>
+          <w:lang w:val="de-DE"/>
+        </w:rPr>
+        <w:t>(.„</w:t>
+      </w:r>
+      <w:proofErr w:type="gramEnd"/>
       <w:r>
         <w:rPr>
           <w:lang w:val="de-DE"/>
         </w:rPr>
         <w:t xml:space="preserve"> </w:t>
       </w:r>
+      <w:proofErr w:type="gramStart"/>
+      <w:r>
+        <w:rPr>
+          <w:lang w:val="de-DE"/>
+        </w:rPr>
+        <w:t>... )</w:t>
+      </w:r>
+      <w:proofErr w:type="gramEnd"/>
+      <w:r>
+        <w:rPr>
+          <w:lang w:val="de-DE"/>
+        </w:rPr>
+        <w:t xml:space="preserve"> </w:t>
+      </w:r>
+      <w:r>
+        <w:rPr>
+          <w:lang w:val="de-DE"/>
+        </w:rPr>
+        <w:t xml:space="preserve"> </w:t>
+      </w:r>
       <w:r>
         <w:rPr>
           <w:lang w:val="de-DE"/>
@@ -1760,25 +1868,53 @@
         <w:rPr>
           <w:lang w:val="de-DE"/>
         </w:rPr>
-        <w:t xml:space="preserve">das Schwein( ... .. ) </w:t>
-      </w:r>
-    </w:p>
-    <w:p>
-      <w:pPr>
-        <w:pStyle w:val="ListParagraph"/>
-        <w:numPr>
-          <w:ilvl w:val="0"/>
-          <w:numId w:val="1"/>
-        </w:numPr>
-        <w:rPr>
-          <w:lang w:val="de-DE"/>
-        </w:rPr>
-      </w:pPr>
-      <w:r>
-        <w:rPr>
-          <w:lang w:val="de-DE"/>
-        </w:rPr>
-        <w:t xml:space="preserve"> die Ameise(. ..... )</w:t>
+        <w:t xml:space="preserve">das </w:t>
+      </w:r>
+      <w:proofErr w:type="gramStart"/>
+      <w:r>
+        <w:rPr>
+          <w:lang w:val="de-DE"/>
+        </w:rPr>
+        <w:t>Schwein( ... ..</w:t>
+      </w:r>
+      <w:proofErr w:type="gramEnd"/>
+      <w:r>
+        <w:rPr>
+          <w:lang w:val="de-DE"/>
+        </w:rPr>
+        <w:t xml:space="preserve"> ) </w:t>
+      </w:r>
+    </w:p>
+    <w:p>
+      <w:pPr>
+        <w:pStyle w:val="ListParagraph"/>
+        <w:numPr>
+          <w:ilvl w:val="0"/>
+          <w:numId w:val="1"/>
+        </w:numPr>
+        <w:rPr>
+          <w:lang w:val="de-DE"/>
+        </w:rPr>
+      </w:pPr>
+      <w:r>
+        <w:rPr>
+          <w:lang w:val="de-DE"/>
+        </w:rPr>
+        <w:t xml:space="preserve"> die </w:t>
+      </w:r>
+      <w:proofErr w:type="gramStart"/>
+      <w:r>
+        <w:rPr>
+          <w:lang w:val="de-DE"/>
+        </w:rPr>
+        <w:t>Ameise(</w:t>
+      </w:r>
+      <w:proofErr w:type="gramEnd"/>
+      <w:r>
+        <w:rPr>
+          <w:lang w:val="de-DE"/>
+        </w:rPr>
+        <w:t>. ..... )</w:t>
       </w:r>
     </w:p>
     <w:p>
@@ -1815,79 +1951,149 @@
           <w:lang w:val="de-DE"/>
         </w:rPr>
         <w:lastRenderedPageBreak/>
-        <w:t xml:space="preserve">der Löwe(. ..... ) </w:t>
-      </w:r>
-    </w:p>
-    <w:p>
-      <w:pPr>
-        <w:pStyle w:val="ListParagraph"/>
-        <w:numPr>
-          <w:ilvl w:val="0"/>
-          <w:numId w:val="1"/>
-        </w:numPr>
-        <w:rPr>
-          <w:lang w:val="de-DE"/>
-        </w:rPr>
-      </w:pPr>
-      <w:r>
-        <w:rPr>
-          <w:lang w:val="de-DE"/>
-        </w:rPr>
-        <w:t xml:space="preserve">die Kuh(. ..... ) </w:t>
-      </w:r>
-    </w:p>
-    <w:p>
-      <w:pPr>
-        <w:pStyle w:val="ListParagraph"/>
-        <w:numPr>
-          <w:ilvl w:val="0"/>
-          <w:numId w:val="1"/>
-        </w:numPr>
-        <w:rPr>
-          <w:lang w:val="de-DE"/>
-        </w:rPr>
-      </w:pPr>
-      <w:r>
-        <w:rPr>
-          <w:lang w:val="de-DE"/>
-        </w:rPr>
-        <w:t xml:space="preserve"> das Schaf(. ..... ) </w:t>
-      </w:r>
-    </w:p>
-    <w:p>
-      <w:pPr>
-        <w:pStyle w:val="ListParagraph"/>
-        <w:numPr>
-          <w:ilvl w:val="0"/>
-          <w:numId w:val="1"/>
-        </w:numPr>
-        <w:rPr>
-          <w:lang w:val="de-DE"/>
-        </w:rPr>
-      </w:pPr>
-      <w:r>
-        <w:rPr>
-          <w:lang w:val="de-DE"/>
-        </w:rPr>
-        <w:t xml:space="preserve">die Mücke(. ..... ) </w:t>
-      </w:r>
-    </w:p>
-    <w:p>
-      <w:pPr>
-        <w:pStyle w:val="ListParagraph"/>
-        <w:numPr>
-          <w:ilvl w:val="0"/>
-          <w:numId w:val="1"/>
-        </w:numPr>
-        <w:rPr>
-          <w:lang w:val="de-DE"/>
-        </w:rPr>
-      </w:pPr>
-      <w:r>
-        <w:rPr>
-          <w:lang w:val="de-DE"/>
-        </w:rPr>
-        <w:t xml:space="preserve">die Spinne(. ..... ) </w:t>
+        <w:t xml:space="preserve">der </w:t>
+      </w:r>
+      <w:proofErr w:type="gramStart"/>
+      <w:r>
+        <w:rPr>
+          <w:lang w:val="de-DE"/>
+        </w:rPr>
+        <w:t>Löwe(</w:t>
+      </w:r>
+      <w:proofErr w:type="gramEnd"/>
+      <w:r>
+        <w:rPr>
+          <w:lang w:val="de-DE"/>
+        </w:rPr>
+        <w:t xml:space="preserve">. ..... ) </w:t>
+      </w:r>
+    </w:p>
+    <w:p>
+      <w:pPr>
+        <w:pStyle w:val="ListParagraph"/>
+        <w:numPr>
+          <w:ilvl w:val="0"/>
+          <w:numId w:val="1"/>
+        </w:numPr>
+        <w:rPr>
+          <w:lang w:val="de-DE"/>
+        </w:rPr>
+      </w:pPr>
+      <w:r>
+        <w:rPr>
+          <w:lang w:val="de-DE"/>
+        </w:rPr>
+        <w:t xml:space="preserve">die </w:t>
+      </w:r>
+      <w:proofErr w:type="gramStart"/>
+      <w:r>
+        <w:rPr>
+          <w:lang w:val="de-DE"/>
+        </w:rPr>
+        <w:t>Kuh(</w:t>
+      </w:r>
+      <w:proofErr w:type="gramEnd"/>
+      <w:r>
+        <w:rPr>
+          <w:lang w:val="de-DE"/>
+        </w:rPr>
+        <w:t xml:space="preserve">. ..... ) </w:t>
+      </w:r>
+    </w:p>
+    <w:p>
+      <w:pPr>
+        <w:pStyle w:val="ListParagraph"/>
+        <w:numPr>
+          <w:ilvl w:val="0"/>
+          <w:numId w:val="1"/>
+        </w:numPr>
+        <w:rPr>
+          <w:lang w:val="de-DE"/>
+        </w:rPr>
+      </w:pPr>
+      <w:r>
+        <w:rPr>
+          <w:lang w:val="de-DE"/>
+        </w:rPr>
+        <w:t xml:space="preserve"> das </w:t>
+      </w:r>
+      <w:proofErr w:type="gramStart"/>
+      <w:r>
+        <w:rPr>
+          <w:lang w:val="de-DE"/>
+        </w:rPr>
+        <w:t>Schaf(</w:t>
+      </w:r>
+      <w:proofErr w:type="gramEnd"/>
+      <w:r>
+        <w:rPr>
+          <w:lang w:val="de-DE"/>
+        </w:rPr>
+        <w:t xml:space="preserve">. ..... ) </w:t>
+      </w:r>
+    </w:p>
+    <w:p>
+      <w:pPr>
+        <w:pStyle w:val="ListParagraph"/>
+        <w:numPr>
+          <w:ilvl w:val="0"/>
+          <w:numId w:val="1"/>
+        </w:numPr>
+        <w:rPr>
+          <w:lang w:val="de-DE"/>
+        </w:rPr>
+      </w:pPr>
+      <w:r>
+        <w:rPr>
+          <w:lang w:val="de-DE"/>
+        </w:rPr>
+        <w:t xml:space="preserve">die </w:t>
+      </w:r>
+      <w:proofErr w:type="gramStart"/>
+      <w:r>
+        <w:rPr>
+          <w:lang w:val="de-DE"/>
+        </w:rPr>
+        <w:t>Mücke(</w:t>
+      </w:r>
+      <w:proofErr w:type="gramEnd"/>
+      <w:r>
+        <w:rPr>
+          <w:lang w:val="de-DE"/>
+        </w:rPr>
+        <w:t xml:space="preserve">. ..... ) </w:t>
+      </w:r>
+    </w:p>
+    <w:p>
+      <w:pPr>
+        <w:pStyle w:val="ListParagraph"/>
+        <w:numPr>
+          <w:ilvl w:val="0"/>
+          <w:numId w:val="1"/>
+        </w:numPr>
+        <w:rPr>
+          <w:lang w:val="de-DE"/>
+        </w:rPr>
+      </w:pPr>
+      <w:r>
+        <w:rPr>
+          <w:lang w:val="de-DE"/>
+        </w:rPr>
+        <w:t xml:space="preserve">die </w:t>
+      </w:r>
+      <w:proofErr w:type="gramStart"/>
+      <w:r>
+        <w:rPr>
+          <w:lang w:val="de-DE"/>
+        </w:rPr>
+        <w:t>Spinne(</w:t>
+      </w:r>
+      <w:proofErr w:type="gramEnd"/>
+      <w:r>
+        <w:rPr>
+          <w:lang w:val="de-DE"/>
+        </w:rPr>
+        <w:t xml:space="preserve">. ..... ) </w:t>
       </w:r>
       <w:r>
         <w:rPr>
@@ -1925,25 +2131,53 @@
         <w:rPr>
           <w:lang w:val="de-DE"/>
         </w:rPr>
-        <w:t xml:space="preserve">die Giraffe(. ..... ) </w:t>
-      </w:r>
-    </w:p>
-    <w:p>
-      <w:pPr>
-        <w:pStyle w:val="ListParagraph"/>
-        <w:numPr>
-          <w:ilvl w:val="0"/>
-          <w:numId w:val="1"/>
-        </w:numPr>
-        <w:rPr>
-          <w:lang w:val="de-DE"/>
-        </w:rPr>
-      </w:pPr>
-      <w:r>
-        <w:rPr>
-          <w:lang w:val="de-DE"/>
-        </w:rPr>
-        <w:t xml:space="preserve">die Schildkröte(. ... ) </w:t>
+        <w:t xml:space="preserve">die </w:t>
+      </w:r>
+      <w:proofErr w:type="gramStart"/>
+      <w:r>
+        <w:rPr>
+          <w:lang w:val="de-DE"/>
+        </w:rPr>
+        <w:t>Giraffe(</w:t>
+      </w:r>
+      <w:proofErr w:type="gramEnd"/>
+      <w:r>
+        <w:rPr>
+          <w:lang w:val="de-DE"/>
+        </w:rPr>
+        <w:t xml:space="preserve">. ..... ) </w:t>
+      </w:r>
+    </w:p>
+    <w:p>
+      <w:pPr>
+        <w:pStyle w:val="ListParagraph"/>
+        <w:numPr>
+          <w:ilvl w:val="0"/>
+          <w:numId w:val="1"/>
+        </w:numPr>
+        <w:rPr>
+          <w:lang w:val="de-DE"/>
+        </w:rPr>
+      </w:pPr>
+      <w:r>
+        <w:rPr>
+          <w:lang w:val="de-DE"/>
+        </w:rPr>
+        <w:t xml:space="preserve">die </w:t>
+      </w:r>
+      <w:proofErr w:type="gramStart"/>
+      <w:r>
+        <w:rPr>
+          <w:lang w:val="de-DE"/>
+        </w:rPr>
+        <w:t>Schildkröte(</w:t>
+      </w:r>
+      <w:proofErr w:type="gramEnd"/>
+      <w:r>
+        <w:rPr>
+          <w:lang w:val="de-DE"/>
+        </w:rPr>
+        <w:t xml:space="preserve">. ... ) </w:t>
       </w:r>
     </w:p>
     <w:p>
@@ -1997,25 +2231,53 @@
         <w:rPr>
           <w:lang w:val="de-DE"/>
         </w:rPr>
-        <w:t xml:space="preserve"> der Bär(. .... ) </w:t>
-      </w:r>
-    </w:p>
-    <w:p>
-      <w:pPr>
-        <w:pStyle w:val="ListParagraph"/>
-        <w:numPr>
-          <w:ilvl w:val="0"/>
-          <w:numId w:val="1"/>
-        </w:numPr>
-        <w:rPr>
-          <w:lang w:val="de-DE"/>
-        </w:rPr>
-      </w:pPr>
-      <w:r>
-        <w:rPr>
-          <w:lang w:val="de-DE"/>
-        </w:rPr>
-        <w:t>der Wal(. ..... )</w:t>
+        <w:t xml:space="preserve"> der </w:t>
+      </w:r>
+      <w:proofErr w:type="gramStart"/>
+      <w:r>
+        <w:rPr>
+          <w:lang w:val="de-DE"/>
+        </w:rPr>
+        <w:t>Bär(</w:t>
+      </w:r>
+      <w:proofErr w:type="gramEnd"/>
+      <w:r>
+        <w:rPr>
+          <w:lang w:val="de-DE"/>
+        </w:rPr>
+        <w:t xml:space="preserve">. .... ) </w:t>
+      </w:r>
+    </w:p>
+    <w:p>
+      <w:pPr>
+        <w:pStyle w:val="ListParagraph"/>
+        <w:numPr>
+          <w:ilvl w:val="0"/>
+          <w:numId w:val="1"/>
+        </w:numPr>
+        <w:rPr>
+          <w:lang w:val="de-DE"/>
+        </w:rPr>
+      </w:pPr>
+      <w:r>
+        <w:rPr>
+          <w:lang w:val="de-DE"/>
+        </w:rPr>
+        <w:t xml:space="preserve">der </w:t>
+      </w:r>
+      <w:proofErr w:type="gramStart"/>
+      <w:r>
+        <w:rPr>
+          <w:lang w:val="de-DE"/>
+        </w:rPr>
+        <w:t>Wal(</w:t>
+      </w:r>
+      <w:proofErr w:type="gramEnd"/>
+      <w:r>
+        <w:rPr>
+          <w:lang w:val="de-DE"/>
+        </w:rPr>
+        <w:t>. ..... )</w:t>
       </w:r>
       <w:r>
         <w:rPr>
@@ -2456,6 +2718,531 @@
           <w:bCs/>
           <w:lang w:val="de-DE"/>
         </w:rPr>
+        <w:t>die Zeitangabe</w:t>
+      </w:r>
+      <w:r>
+        <w:rPr>
+          <w:lang w:val="de-DE"/>
+        </w:rPr>
+        <w:t xml:space="preserve"> – die Zeitangaben – the time indication, the time specification</w:t>
+      </w:r>
+    </w:p>
+    <w:p>
+      <w:pPr>
+        <w:pStyle w:val="ListParagraph"/>
+        <w:numPr>
+          <w:ilvl w:val="0"/>
+          <w:numId w:val="1"/>
+        </w:numPr>
+        <w:rPr>
+          <w:lang w:val="de-DE"/>
+        </w:rPr>
+      </w:pPr>
+      <w:r>
+        <w:rPr>
+          <w:b/>
+          <w:bCs/>
+          <w:lang w:val="de-DE"/>
+        </w:rPr>
+        <w:t>der Geschäftsmann</w:t>
+      </w:r>
+      <w:r>
+        <w:rPr>
+          <w:lang w:val="de-DE"/>
+        </w:rPr>
+        <w:t xml:space="preserve"> – die Geschäftsleute – the </w:t>
+      </w:r>
+      <w:proofErr w:type="spellStart"/>
+      <w:r>
+        <w:rPr>
+          <w:lang w:val="de-DE"/>
+        </w:rPr>
+        <w:t>businessman</w:t>
+      </w:r>
+      <w:proofErr w:type="spellEnd"/>
+    </w:p>
+    <w:p>
+      <w:pPr>
+        <w:pStyle w:val="ListParagraph"/>
+        <w:numPr>
+          <w:ilvl w:val="0"/>
+          <w:numId w:val="1"/>
+        </w:numPr>
+        <w:rPr>
+          <w:lang w:val="de-DE"/>
+        </w:rPr>
+      </w:pPr>
+      <w:r>
+        <w:rPr>
+          <w:b/>
+          <w:bCs/>
+        </w:rPr>
+        <w:t xml:space="preserve">der/die </w:t>
+      </w:r>
+      <w:proofErr w:type="spellStart"/>
+      <w:r>
+        <w:rPr>
+          <w:b/>
+          <w:bCs/>
+        </w:rPr>
+        <w:t>Angestellte</w:t>
+      </w:r>
+      <w:proofErr w:type="spellEnd"/>
+      <w:r>
+        <w:t xml:space="preserve"> – die </w:t>
+      </w:r>
+      <w:proofErr w:type="spellStart"/>
+      <w:r>
+        <w:t>Angestellten</w:t>
+      </w:r>
+      <w:proofErr w:type="spellEnd"/>
+      <w:r>
+        <w:t xml:space="preserve"> – the employee, the white-collar worker</w:t>
+      </w:r>
+    </w:p>
+    <w:p>
+      <w:pPr>
+        <w:pStyle w:val="ListParagraph"/>
+        <w:numPr>
+          <w:ilvl w:val="0"/>
+          <w:numId w:val="1"/>
+        </w:numPr>
+        <w:rPr>
+          <w:lang w:val="de-DE"/>
+        </w:rPr>
+      </w:pPr>
+      <w:r>
+        <w:rPr>
+          <w:b/>
+          <w:bCs/>
+        </w:rPr>
+        <w:t xml:space="preserve">in der </w:t>
+      </w:r>
+      <w:proofErr w:type="spellStart"/>
+      <w:r>
+        <w:rPr>
+          <w:b/>
+          <w:bCs/>
+        </w:rPr>
+        <w:t>Realität</w:t>
+      </w:r>
+      <w:proofErr w:type="spellEnd"/>
+      <w:r>
+        <w:rPr>
+          <w:b/>
+          <w:bCs/>
+        </w:rPr>
+        <w:t xml:space="preserve"> </w:t>
+      </w:r>
+      <w:r>
+        <w:rPr>
+          <w:b/>
+          <w:bCs/>
+        </w:rPr>
+        <w:sym w:font="Wingdings" w:char="F0E0"/>
+      </w:r>
+      <w:r>
+        <w:rPr>
+          <w:b/>
+          <w:bCs/>
+        </w:rPr>
+        <w:t xml:space="preserve"> in reality</w:t>
+      </w:r>
+    </w:p>
+    <w:p>
+      <w:pPr>
+        <w:pStyle w:val="ListParagraph"/>
+        <w:numPr>
+          <w:ilvl w:val="0"/>
+          <w:numId w:val="1"/>
+        </w:numPr>
+        <w:rPr>
+          <w:lang w:val="de-DE"/>
+        </w:rPr>
+      </w:pPr>
+      <w:r>
+        <w:rPr>
+          <w:b/>
+          <w:bCs/>
+          <w:lang w:val="de-DE"/>
+        </w:rPr>
+        <w:t>der Einsatz</w:t>
+      </w:r>
+      <w:r>
+        <w:rPr>
+          <w:lang w:val="de-DE"/>
+        </w:rPr>
+        <w:t xml:space="preserve"> – die Einsätze – the </w:t>
+      </w:r>
+      <w:proofErr w:type="spellStart"/>
+      <w:r>
+        <w:rPr>
+          <w:lang w:val="de-DE"/>
+        </w:rPr>
+        <w:t>deployment</w:t>
+      </w:r>
+      <w:proofErr w:type="spellEnd"/>
+      <w:r>
+        <w:rPr>
+          <w:lang w:val="de-DE"/>
+        </w:rPr>
+        <w:t xml:space="preserve">, the </w:t>
+      </w:r>
+      <w:proofErr w:type="spellStart"/>
+      <w:r>
+        <w:rPr>
+          <w:lang w:val="de-DE"/>
+        </w:rPr>
+        <w:t>dispatch</w:t>
+      </w:r>
+      <w:proofErr w:type="spellEnd"/>
+    </w:p>
+    <w:p>
+      <w:pPr>
+        <w:pStyle w:val="ListParagraph"/>
+        <w:numPr>
+          <w:ilvl w:val="0"/>
+          <w:numId w:val="1"/>
+        </w:numPr>
+      </w:pPr>
+      <w:r>
+        <w:rPr>
+          <w:b/>
+          <w:bCs/>
+        </w:rPr>
+        <w:t xml:space="preserve">das </w:t>
+      </w:r>
+      <w:proofErr w:type="spellStart"/>
+      <w:r>
+        <w:rPr>
+          <w:b/>
+          <w:bCs/>
+        </w:rPr>
+        <w:t>Verständnis</w:t>
+      </w:r>
+      <w:proofErr w:type="spellEnd"/>
+      <w:r>
+        <w:t xml:space="preserve"> – (no plural) – the understanding</w:t>
+      </w:r>
+    </w:p>
+    <w:p>
+      <w:pPr>
+        <w:pStyle w:val="ListParagraph"/>
+        <w:numPr>
+          <w:ilvl w:val="0"/>
+          <w:numId w:val="1"/>
+        </w:numPr>
+        <w:rPr>
+          <w:lang w:val="de-DE"/>
+        </w:rPr>
+      </w:pPr>
+      <w:r>
+        <w:rPr>
+          <w:b/>
+          <w:bCs/>
+          <w:lang w:val="de-DE"/>
+        </w:rPr>
+        <w:t>die Hierarchie</w:t>
+      </w:r>
+      <w:r>
+        <w:rPr>
+          <w:lang w:val="de-DE"/>
+        </w:rPr>
+        <w:t xml:space="preserve"> – die Hierarchien – the </w:t>
+      </w:r>
+      <w:proofErr w:type="spellStart"/>
+      <w:r>
+        <w:rPr>
+          <w:lang w:val="de-DE"/>
+        </w:rPr>
+        <w:t>hierarchy</w:t>
+      </w:r>
+      <w:proofErr w:type="spellEnd"/>
+    </w:p>
+    <w:p>
+      <w:pPr>
+        <w:pStyle w:val="ListParagraph"/>
+        <w:numPr>
+          <w:ilvl w:val="0"/>
+          <w:numId w:val="1"/>
+        </w:numPr>
+        <w:rPr>
+          <w:lang w:val="de-DE"/>
+        </w:rPr>
+      </w:pPr>
+      <w:r>
+        <w:rPr>
+          <w:b/>
+          <w:bCs/>
+          <w:lang w:val="de-DE"/>
+        </w:rPr>
+        <w:t>der Tagesablauf</w:t>
+      </w:r>
+      <w:r>
+        <w:rPr>
+          <w:lang w:val="de-DE"/>
+        </w:rPr>
+        <w:t xml:space="preserve"> — </w:t>
+      </w:r>
+      <w:proofErr w:type="spellStart"/>
+      <w:r>
+        <w:rPr>
+          <w:lang w:val="de-DE"/>
+        </w:rPr>
+        <w:t>daily</w:t>
+      </w:r>
+      <w:proofErr w:type="spellEnd"/>
+      <w:r>
+        <w:rPr>
+          <w:lang w:val="de-DE"/>
+        </w:rPr>
+        <w:t xml:space="preserve"> </w:t>
+      </w:r>
+      <w:proofErr w:type="spellStart"/>
+      <w:r>
+        <w:rPr>
+          <w:lang w:val="de-DE"/>
+        </w:rPr>
+        <w:t>routine</w:t>
+      </w:r>
+      <w:proofErr w:type="spellEnd"/>
+      <w:r>
+        <w:rPr>
+          <w:lang w:val="de-DE"/>
+        </w:rPr>
+        <w:t xml:space="preserve"> — </w:t>
+      </w:r>
+      <w:r>
+        <w:rPr>
+          <w:b/>
+          <w:bCs/>
+          <w:lang w:val="de-DE"/>
+        </w:rPr>
+        <w:t>die Tagesabläufe</w:t>
+      </w:r>
+    </w:p>
+    <w:p>
+      <w:pPr>
+        <w:pStyle w:val="ListParagraph"/>
+        <w:numPr>
+          <w:ilvl w:val="0"/>
+          <w:numId w:val="1"/>
+        </w:numPr>
+        <w:rPr>
+          <w:lang w:val="de-DE"/>
+        </w:rPr>
+      </w:pPr>
+      <w:r>
+        <w:rPr>
+          <w:lang w:val="de-DE"/>
+        </w:rPr>
+        <w:t>die Bedingung</w:t>
+      </w:r>
+      <w:r>
+        <w:rPr>
+          <w:b/>
+          <w:bCs/>
+          <w:lang w:val="de-DE"/>
+        </w:rPr>
+        <w:t xml:space="preserve"> — </w:t>
+      </w:r>
+      <w:proofErr w:type="spellStart"/>
+      <w:r>
+        <w:rPr>
+          <w:b/>
+          <w:bCs/>
+          <w:lang w:val="de-DE"/>
+        </w:rPr>
+        <w:t>condition</w:t>
+      </w:r>
+      <w:proofErr w:type="spellEnd"/>
+      <w:r>
+        <w:rPr>
+          <w:b/>
+          <w:bCs/>
+          <w:lang w:val="de-DE"/>
+        </w:rPr>
+        <w:t xml:space="preserve"> / </w:t>
+      </w:r>
+      <w:proofErr w:type="spellStart"/>
+      <w:r>
+        <w:rPr>
+          <w:b/>
+          <w:bCs/>
+          <w:lang w:val="de-DE"/>
+        </w:rPr>
+        <w:t>requirement</w:t>
+      </w:r>
+      <w:proofErr w:type="spellEnd"/>
+      <w:r>
+        <w:rPr>
+          <w:b/>
+          <w:bCs/>
+          <w:lang w:val="de-DE"/>
+        </w:rPr>
+        <w:t xml:space="preserve"> — </w:t>
+      </w:r>
+      <w:r>
+        <w:rPr>
+          <w:lang w:val="de-DE"/>
+        </w:rPr>
+        <w:t>die Bedingungen</w:t>
+      </w:r>
+    </w:p>
+    <w:p>
+      <w:pPr>
+        <w:pStyle w:val="ListParagraph"/>
+        <w:numPr>
+          <w:ilvl w:val="0"/>
+          <w:numId w:val="1"/>
+        </w:numPr>
+      </w:pPr>
+      <w:r>
+        <w:rPr>
+          <w:b/>
+          <w:bCs/>
+        </w:rPr>
+        <w:t xml:space="preserve">der </w:t>
+      </w:r>
+      <w:proofErr w:type="spellStart"/>
+      <w:r>
+        <w:rPr>
+          <w:b/>
+          <w:bCs/>
+        </w:rPr>
+        <w:t>Vortrag</w:t>
+      </w:r>
+      <w:proofErr w:type="spellEnd"/>
+      <w:r>
+        <w:t xml:space="preserve"> – die </w:t>
+      </w:r>
+      <w:proofErr w:type="spellStart"/>
+      <w:r>
+        <w:t>Vorträge</w:t>
+      </w:r>
+      <w:proofErr w:type="spellEnd"/>
+      <w:r>
+        <w:t xml:space="preserve"> – the presentation, the talk, the lecture</w:t>
+      </w:r>
+    </w:p>
+    <w:p>
+      <w:pPr>
+        <w:pStyle w:val="ListParagraph"/>
+        <w:numPr>
+          <w:ilvl w:val="0"/>
+          <w:numId w:val="1"/>
+        </w:numPr>
+        <w:rPr>
+          <w:lang w:val="de-DE"/>
+        </w:rPr>
+      </w:pPr>
+      <w:r>
+        <w:rPr>
+          <w:b/>
+          <w:bCs/>
+          <w:lang w:val="de-DE"/>
+        </w:rPr>
+        <w:t>der Facharzt</w:t>
+      </w:r>
+      <w:r>
+        <w:rPr>
+          <w:lang w:val="de-DE"/>
+        </w:rPr>
+        <w:t xml:space="preserve"> – die Fachärzte – the </w:t>
+      </w:r>
+      <w:proofErr w:type="spellStart"/>
+      <w:r>
+        <w:rPr>
+          <w:lang w:val="de-DE"/>
+        </w:rPr>
+        <w:t>medical</w:t>
+      </w:r>
+      <w:proofErr w:type="spellEnd"/>
+      <w:r>
+        <w:rPr>
+          <w:lang w:val="de-DE"/>
+        </w:rPr>
+        <w:t xml:space="preserve"> </w:t>
+      </w:r>
+      <w:proofErr w:type="spellStart"/>
+      <w:r>
+        <w:rPr>
+          <w:lang w:val="de-DE"/>
+        </w:rPr>
+        <w:t>specialist</w:t>
+      </w:r>
+      <w:proofErr w:type="spellEnd"/>
+      <w:r>
+        <w:rPr>
+          <w:lang w:val="de-DE"/>
+        </w:rPr>
+        <w:t>,</w:t>
+      </w:r>
+    </w:p>
+    <w:p>
+      <w:pPr>
+        <w:pStyle w:val="ListParagraph"/>
+        <w:numPr>
+          <w:ilvl w:val="0"/>
+          <w:numId w:val="1"/>
+        </w:numPr>
+        <w:rPr>
+          <w:lang w:val="de-DE"/>
+        </w:rPr>
+      </w:pPr>
+      <w:r>
+        <w:rPr>
+          <w:b/>
+          <w:bCs/>
+          <w:lang w:val="de-DE"/>
+        </w:rPr>
+        <w:t>die Geschichte</w:t>
+      </w:r>
+      <w:r>
+        <w:rPr>
+          <w:lang w:val="de-DE"/>
+        </w:rPr>
+        <w:t xml:space="preserve"> – die Geschichten – the </w:t>
+      </w:r>
+      <w:proofErr w:type="spellStart"/>
+      <w:r>
+        <w:rPr>
+          <w:lang w:val="de-DE"/>
+        </w:rPr>
+        <w:t>history</w:t>
+      </w:r>
+      <w:proofErr w:type="spellEnd"/>
+      <w:r>
+        <w:rPr>
+          <w:lang w:val="de-DE"/>
+        </w:rPr>
+        <w:t xml:space="preserve">, the </w:t>
+      </w:r>
+      <w:proofErr w:type="spellStart"/>
+      <w:r>
+        <w:rPr>
+          <w:lang w:val="de-DE"/>
+        </w:rPr>
+        <w:t>story</w:t>
+      </w:r>
+      <w:proofErr w:type="spellEnd"/>
+    </w:p>
+    <w:p>
+      <w:pPr>
+        <w:pStyle w:val="ListParagraph"/>
+        <w:numPr>
+          <w:ilvl w:val="0"/>
+          <w:numId w:val="1"/>
+        </w:numPr>
+        <w:rPr>
+          <w:lang w:val="de-DE"/>
+        </w:rPr>
+      </w:pPr>
+      <w:r>
+        <w:rPr>
+          <w:b/>
+          <w:bCs/>
+        </w:rPr>
         <w:t xml:space="preserve">die </w:t>
       </w:r>
       <w:proofErr w:type="spellStart"/>
@@ -2463,91 +3250,121 @@
         <w:rPr>
           <w:b/>
           <w:bCs/>
-          <w:lang w:val="de-DE"/>
-        </w:rPr>
-        <w:t>Zeitangabe</w:t>
-      </w:r>
-      <w:proofErr w:type="spellEnd"/>
-      <w:r>
-        <w:rPr>
-          <w:lang w:val="de-DE"/>
-        </w:rPr>
+        </w:rPr>
+        <w:t>Betriebswirtschaftslehre</w:t>
+      </w:r>
+      <w:proofErr w:type="spellEnd"/>
+      <w:r>
+        <w:rPr>
+          <w:b/>
+          <w:bCs/>
+        </w:rPr>
+        <w:t xml:space="preserve"> (BWL)</w:t>
+      </w:r>
+      <w:r>
+        <w:t xml:space="preserve"> – (no plural) – the business administration</w:t>
+      </w:r>
+    </w:p>
+    <w:p>
+      <w:pPr>
+        <w:pStyle w:val="ListParagraph"/>
+        <w:numPr>
+          <w:ilvl w:val="0"/>
+          <w:numId w:val="1"/>
+        </w:numPr>
+        <w:rPr>
+          <w:lang w:val="de-DE"/>
+        </w:rPr>
+      </w:pPr>
+      <w:r>
+        <w:rPr>
+          <w:b/>
+          <w:bCs/>
+          <w:lang w:val="de-DE"/>
+        </w:rPr>
+        <w:t>die Rechtswissenschaft</w:t>
+      </w:r>
+      <w:r>
+        <w:rPr>
+          <w:lang w:val="de-DE"/>
+        </w:rPr>
+        <w:t xml:space="preserve"> – die Rechtswissenschaften – the </w:t>
+      </w:r>
+      <w:proofErr w:type="spellStart"/>
+      <w:r>
+        <w:rPr>
+          <w:lang w:val="de-DE"/>
+        </w:rPr>
+        <w:t>law</w:t>
+      </w:r>
+      <w:proofErr w:type="spellEnd"/>
+    </w:p>
+    <w:p>
+      <w:pPr>
+        <w:pStyle w:val="ListParagraph"/>
+        <w:numPr>
+          <w:ilvl w:val="0"/>
+          <w:numId w:val="1"/>
+        </w:numPr>
+      </w:pPr>
+      <w:r>
+        <w:rPr>
+          <w:b/>
+          <w:bCs/>
+        </w:rPr>
+        <w:t xml:space="preserve">der </w:t>
+      </w:r>
+      <w:proofErr w:type="spellStart"/>
+      <w:r>
+        <w:rPr>
+          <w:b/>
+          <w:bCs/>
+        </w:rPr>
+        <w:t>Studienschwerpunkt</w:t>
+      </w:r>
+      <w:proofErr w:type="spellEnd"/>
+      <w:r>
         <w:t xml:space="preserve"> – die </w:t>
       </w:r>
       <w:proofErr w:type="spellStart"/>
       <w:r>
-        <w:rPr>
-          <w:lang w:val="de-DE"/>
-        </w:rPr>
-        <w:t>Zeitangaben</w:t>
-      </w:r>
-      <w:proofErr w:type="spellEnd"/>
-      <w:r>
-        <w:rPr>
-          <w:lang w:val="de-DE"/>
-        </w:rPr>
-        <w:t xml:space="preserve"> – the time indication, the time specification</w:t>
-      </w:r>
-    </w:p>
-    <w:p>
-      <w:pPr>
-        <w:pStyle w:val="ListParagraph"/>
-        <w:numPr>
-          <w:ilvl w:val="0"/>
-          <w:numId w:val="1"/>
-        </w:numPr>
-        <w:rPr>
-          <w:lang w:val="de-DE"/>
-        </w:rPr>
-      </w:pPr>
-      <w:r>
-        <w:rPr>
-          <w:b/>
-          <w:bCs/>
-          <w:lang w:val="de-DE"/>
-        </w:rPr>
-        <w:t>der Geschäftsmann</w:t>
-      </w:r>
-      <w:r>
-        <w:rPr>
-          <w:lang w:val="de-DE"/>
-        </w:rPr>
-        <w:t xml:space="preserve"> – die Geschäftsleute – the </w:t>
-      </w:r>
-      <w:proofErr w:type="spellStart"/>
-      <w:r>
-        <w:rPr>
-          <w:lang w:val="de-DE"/>
-        </w:rPr>
-        <w:t>businessman</w:t>
-      </w:r>
-      <w:proofErr w:type="spellEnd"/>
-    </w:p>
-    <w:p>
-      <w:pPr>
-        <w:pStyle w:val="ListParagraph"/>
-        <w:numPr>
-          <w:ilvl w:val="0"/>
-          <w:numId w:val="1"/>
-        </w:numPr>
-        <w:rPr>
-          <w:lang w:val="de-DE"/>
-        </w:rPr>
-      </w:pPr>
-      <w:r>
-        <w:rPr>
-          <w:b/>
-          <w:bCs/>
-        </w:rPr>
-        <w:t xml:space="preserve">der/die </w:t>
-      </w:r>
-      <w:proofErr w:type="spellStart"/>
-      <w:r>
-        <w:rPr>
-          <w:b/>
-          <w:bCs/>
-        </w:rPr>
-        <w:t>Angestellte</w:t>
+        <w:t>Studienschwerpunkte</w:t>
+      </w:r>
+      <w:proofErr w:type="spellEnd"/>
+      <w:r>
+        <w:t xml:space="preserve"> – the </w:t>
+      </w:r>
+      <w:proofErr w:type="gramStart"/>
+      <w:r>
+        <w:t>main focus</w:t>
+      </w:r>
+      <w:proofErr w:type="gramEnd"/>
+      <w:r>
+        <w:t xml:space="preserve"> of study, the specialization, the major field of study</w:t>
+      </w:r>
+    </w:p>
+    <w:p>
+      <w:pPr>
+        <w:pStyle w:val="ListParagraph"/>
+        <w:numPr>
+          <w:ilvl w:val="0"/>
+          <w:numId w:val="1"/>
+        </w:numPr>
+      </w:pPr>
+      <w:r>
+        <w:rPr>
+          <w:b/>
+          <w:bCs/>
+        </w:rPr>
+        <w:t xml:space="preserve">die </w:t>
+      </w:r>
+      <w:proofErr w:type="spellStart"/>
+      <w:r>
+        <w:rPr>
+          <w:b/>
+          <w:bCs/>
+        </w:rPr>
+        <w:t>Schulnote</w:t>
       </w:r>
       <w:proofErr w:type="spellEnd"/>
       <w:r>
@@ -2555,60 +3372,227 @@
       </w:r>
       <w:proofErr w:type="spellStart"/>
       <w:r>
-        <w:t>Angestellten</w:t>
-      </w:r>
-      <w:proofErr w:type="spellEnd"/>
-      <w:r>
-        <w:t xml:space="preserve"> – the employee, the white-collar worker</w:t>
-      </w:r>
-    </w:p>
-    <w:p>
-      <w:pPr>
-        <w:pStyle w:val="ListParagraph"/>
-        <w:numPr>
-          <w:ilvl w:val="0"/>
-          <w:numId w:val="1"/>
-        </w:numPr>
-        <w:rPr>
-          <w:lang w:val="de-DE"/>
-        </w:rPr>
-      </w:pPr>
-      <w:r>
-        <w:rPr>
-          <w:b/>
-          <w:bCs/>
-        </w:rPr>
-        <w:t xml:space="preserve">in der </w:t>
-      </w:r>
-      <w:proofErr w:type="spellStart"/>
-      <w:r>
-        <w:rPr>
-          <w:b/>
-          <w:bCs/>
-        </w:rPr>
-        <w:t>Realität</w:t>
-      </w:r>
-      <w:proofErr w:type="spellEnd"/>
-      <w:r>
-        <w:rPr>
-          <w:b/>
-          <w:bCs/>
+        <w:t>Schulnoten</w:t>
+      </w:r>
+      <w:proofErr w:type="spellEnd"/>
+      <w:r>
+        <w:t xml:space="preserve"> – the school grade, the school mark</w:t>
+      </w:r>
+    </w:p>
+    <w:p>
+      <w:pPr>
+        <w:pStyle w:val="ListParagraph"/>
+        <w:numPr>
+          <w:ilvl w:val="0"/>
+          <w:numId w:val="1"/>
+        </w:numPr>
+      </w:pPr>
+      <w:r>
+        <w:rPr>
+          <w:b/>
+          <w:bCs/>
+        </w:rPr>
+        <w:t xml:space="preserve">die </w:t>
+      </w:r>
+      <w:proofErr w:type="spellStart"/>
+      <w:r>
+        <w:rPr>
+          <w:b/>
+          <w:bCs/>
+        </w:rPr>
+        <w:t>Hochschulreife</w:t>
+      </w:r>
+      <w:proofErr w:type="spellEnd"/>
+      <w:r>
+        <w:t xml:space="preserve"> – (no plural) – the university entrance qualification, the higher education entrance qualification</w:t>
+      </w:r>
+    </w:p>
+    <w:p>
+      <w:pPr>
+        <w:pStyle w:val="ListParagraph"/>
+        <w:numPr>
+          <w:ilvl w:val="0"/>
+          <w:numId w:val="1"/>
+        </w:numPr>
+        <w:rPr>
+          <w:lang w:val="de-DE"/>
+        </w:rPr>
+      </w:pPr>
+      <w:r>
+        <w:rPr>
+          <w:b/>
+          <w:bCs/>
+          <w:lang w:val="de-DE"/>
+        </w:rPr>
+        <w:t>die Aufnahmeprüfung</w:t>
+      </w:r>
+      <w:r>
+        <w:rPr>
+          <w:lang w:val="de-DE"/>
+        </w:rPr>
+        <w:t xml:space="preserve"> – die Aufnahmeprüfungen – the entrance </w:t>
+      </w:r>
+      <w:proofErr w:type="spellStart"/>
+      <w:r>
+        <w:rPr>
+          <w:lang w:val="de-DE"/>
+        </w:rPr>
+        <w:t>exam</w:t>
+      </w:r>
+      <w:proofErr w:type="spellEnd"/>
+      <w:r>
+        <w:rPr>
+          <w:lang w:val="de-DE"/>
+        </w:rPr>
+        <w:t xml:space="preserve">, the </w:t>
+      </w:r>
+      <w:proofErr w:type="spellStart"/>
+      <w:r>
+        <w:rPr>
+          <w:lang w:val="de-DE"/>
+        </w:rPr>
+        <w:t>admission</w:t>
+      </w:r>
+      <w:proofErr w:type="spellEnd"/>
+      <w:r>
+        <w:rPr>
+          <w:lang w:val="de-DE"/>
         </w:rPr>
         <w:t xml:space="preserve"> </w:t>
       </w:r>
-      <w:r>
-        <w:rPr>
-          <w:b/>
-          <w:bCs/>
-        </w:rPr>
-        <w:sym w:font="Wingdings" w:char="F0E0"/>
-      </w:r>
-      <w:r>
-        <w:rPr>
-          <w:b/>
-          <w:bCs/>
-        </w:rPr>
-        <w:t xml:space="preserve"> in reality</w:t>
+      <w:proofErr w:type="spellStart"/>
+      <w:r>
+        <w:rPr>
+          <w:lang w:val="de-DE"/>
+        </w:rPr>
+        <w:t>test</w:t>
+      </w:r>
+      <w:proofErr w:type="spellEnd"/>
+    </w:p>
+    <w:p>
+      <w:pPr>
+        <w:pStyle w:val="ListParagraph"/>
+        <w:numPr>
+          <w:ilvl w:val="0"/>
+          <w:numId w:val="1"/>
+        </w:numPr>
+      </w:pPr>
+      <w:r>
+        <w:rPr>
+          <w:b/>
+          <w:bCs/>
+        </w:rPr>
+        <w:t xml:space="preserve">die </w:t>
+      </w:r>
+      <w:proofErr w:type="spellStart"/>
+      <w:r>
+        <w:rPr>
+          <w:b/>
+          <w:bCs/>
+        </w:rPr>
+        <w:t>Zufriedenheit</w:t>
+      </w:r>
+      <w:proofErr w:type="spellEnd"/>
+      <w:r>
+        <w:t xml:space="preserve"> – (no plural) – the satisfaction, the contentment</w:t>
+      </w:r>
+    </w:p>
+    <w:p>
+      <w:pPr>
+        <w:pStyle w:val="ListParagraph"/>
+        <w:numPr>
+          <w:ilvl w:val="0"/>
+          <w:numId w:val="1"/>
+        </w:numPr>
+        <w:rPr>
+          <w:lang w:val="de-DE"/>
+        </w:rPr>
+      </w:pPr>
+      <w:r>
+        <w:rPr>
+          <w:b/>
+          <w:bCs/>
+          <w:lang w:val="de-DE"/>
+        </w:rPr>
+        <w:t>das Verkaufsgespräch</w:t>
+      </w:r>
+      <w:r>
+        <w:rPr>
+          <w:lang w:val="de-DE"/>
+        </w:rPr>
+        <w:t xml:space="preserve"> – die Verkaufsgespräche – the </w:t>
+      </w:r>
+      <w:proofErr w:type="spellStart"/>
+      <w:r>
+        <w:rPr>
+          <w:lang w:val="de-DE"/>
+        </w:rPr>
+        <w:t>sales</w:t>
+      </w:r>
+      <w:proofErr w:type="spellEnd"/>
+      <w:r>
+        <w:rPr>
+          <w:lang w:val="de-DE"/>
+        </w:rPr>
+        <w:t xml:space="preserve"> </w:t>
+      </w:r>
+      <w:proofErr w:type="spellStart"/>
+      <w:r>
+        <w:rPr>
+          <w:lang w:val="de-DE"/>
+        </w:rPr>
+        <w:t>talk</w:t>
+      </w:r>
+      <w:proofErr w:type="spellEnd"/>
+      <w:r>
+        <w:rPr>
+          <w:lang w:val="de-DE"/>
+        </w:rPr>
+        <w:t xml:space="preserve">, the </w:t>
+      </w:r>
+      <w:proofErr w:type="spellStart"/>
+      <w:r>
+        <w:rPr>
+          <w:lang w:val="de-DE"/>
+        </w:rPr>
+        <w:t>sales</w:t>
+      </w:r>
+      <w:proofErr w:type="spellEnd"/>
+      <w:r>
+        <w:rPr>
+          <w:lang w:val="de-DE"/>
+        </w:rPr>
+        <w:t xml:space="preserve"> </w:t>
+      </w:r>
+      <w:proofErr w:type="spellStart"/>
+      <w:r>
+        <w:rPr>
+          <w:lang w:val="de-DE"/>
+        </w:rPr>
+        <w:t>conversation</w:t>
+      </w:r>
+      <w:proofErr w:type="spellEnd"/>
+    </w:p>
+    <w:p>
+      <w:pPr>
+        <w:pStyle w:val="ListParagraph"/>
+        <w:numPr>
+          <w:ilvl w:val="0"/>
+          <w:numId w:val="1"/>
+        </w:numPr>
+      </w:pPr>
+      <w:proofErr w:type="spellStart"/>
+      <w:r>
+        <w:rPr>
+          <w:b/>
+          <w:bCs/>
+        </w:rPr>
+        <w:lastRenderedPageBreak/>
+        <w:t>gemeinsam</w:t>
+      </w:r>
+      <w:proofErr w:type="spellEnd"/>
+      <w:r>
+        <w:t xml:space="preserve"> – adjective/adverb – common, shared, together, joint</w:t>
       </w:r>
     </w:p>
     <w:p>
@@ -2632,7 +3616,7 @@
           <w:b/>
           <w:bCs/>
         </w:rPr>
-        <w:t>Einsatz</w:t>
+        <w:t>Einfluss</w:t>
       </w:r>
       <w:proofErr w:type="spellEnd"/>
       <w:r>
@@ -2640,356 +3624,554 @@
       </w:r>
       <w:proofErr w:type="spellStart"/>
       <w:r>
-        <w:t>Einsätze</w:t>
-      </w:r>
-      <w:proofErr w:type="spellEnd"/>
-      <w:r>
-        <w:t xml:space="preserve"> – the deployment, the </w:t>
-      </w:r>
-      <w:r>
-        <w:t>dispatch</w:t>
-      </w:r>
-    </w:p>
-    <w:p>
-      <w:pPr>
-        <w:pStyle w:val="ListParagraph"/>
-        <w:numPr>
-          <w:ilvl w:val="0"/>
-          <w:numId w:val="1"/>
-        </w:numPr>
-      </w:pPr>
-      <w:r>
-        <w:rPr>
-          <w:b/>
-          <w:bCs/>
-        </w:rPr>
-        <w:t xml:space="preserve">das </w:t>
-      </w:r>
-      <w:proofErr w:type="spellStart"/>
-      <w:r>
-        <w:rPr>
-          <w:b/>
-          <w:bCs/>
-        </w:rPr>
-        <w:t>Verständnis</w:t>
-      </w:r>
-      <w:proofErr w:type="spellEnd"/>
-      <w:r>
-        <w:t xml:space="preserve"> – (no plural) – the understanding</w:t>
-      </w:r>
-    </w:p>
-    <w:p>
-      <w:pPr>
-        <w:pStyle w:val="ListParagraph"/>
-        <w:numPr>
-          <w:ilvl w:val="0"/>
-          <w:numId w:val="1"/>
-        </w:numPr>
-        <w:rPr>
-          <w:lang w:val="de-DE"/>
-        </w:rPr>
-      </w:pPr>
-      <w:r>
-        <w:rPr>
-          <w:b/>
-          <w:bCs/>
-          <w:lang w:val="de-DE"/>
-        </w:rPr>
-        <w:t>die Hierarchie</w:t>
-      </w:r>
-      <w:r>
-        <w:rPr>
-          <w:lang w:val="de-DE"/>
-        </w:rPr>
-        <w:t xml:space="preserve"> – die Hierarchien – the </w:t>
-      </w:r>
-      <w:proofErr w:type="spellStart"/>
-      <w:r>
-        <w:rPr>
-          <w:lang w:val="de-DE"/>
-        </w:rPr>
-        <w:t>hierarchy</w:t>
-      </w:r>
-      <w:proofErr w:type="spellEnd"/>
-    </w:p>
-    <w:p>
-      <w:pPr>
-        <w:pStyle w:val="ListParagraph"/>
-        <w:numPr>
-          <w:ilvl w:val="0"/>
-          <w:numId w:val="1"/>
-        </w:numPr>
-        <w:rPr>
-          <w:lang w:val="de-DE"/>
-        </w:rPr>
-      </w:pPr>
-      <w:r>
-        <w:rPr>
-          <w:b/>
-          <w:bCs/>
-          <w:lang w:val="de-DE"/>
-        </w:rPr>
-        <w:t>der Tagesablauf</w:t>
-      </w:r>
-      <w:r>
-        <w:rPr>
-          <w:lang w:val="de-DE"/>
-        </w:rPr>
-        <w:t xml:space="preserve"> — </w:t>
-      </w:r>
-      <w:proofErr w:type="spellStart"/>
-      <w:r>
-        <w:rPr>
-          <w:lang w:val="de-DE"/>
-        </w:rPr>
-        <w:t>daily</w:t>
-      </w:r>
-      <w:proofErr w:type="spellEnd"/>
-      <w:r>
-        <w:rPr>
-          <w:lang w:val="de-DE"/>
-        </w:rPr>
+        <w:t>Einflüsse</w:t>
+      </w:r>
+      <w:proofErr w:type="spellEnd"/>
+      <w:r>
+        <w:t xml:space="preserve"> – the influence, the impact</w:t>
+      </w:r>
+    </w:p>
+    <w:p>
+      <w:pPr>
+        <w:pStyle w:val="ListParagraph"/>
+        <w:numPr>
+          <w:ilvl w:val="0"/>
+          <w:numId w:val="1"/>
+        </w:numPr>
+      </w:pPr>
+      <w:r>
+        <w:rPr>
+          <w:b/>
+          <w:bCs/>
+        </w:rPr>
+        <w:t>der Forscher</w:t>
+      </w:r>
+      <w:r>
+        <w:t xml:space="preserve"> – die Forscher – the researcher, the scientist</w:t>
+      </w:r>
+    </w:p>
+    <w:p>
+      <w:pPr>
+        <w:pStyle w:val="ListParagraph"/>
+        <w:numPr>
+          <w:ilvl w:val="0"/>
+          <w:numId w:val="1"/>
+        </w:numPr>
+        <w:rPr>
+          <w:lang w:val="de-DE" w:eastAsia="en-AU"/>
+        </w:rPr>
+      </w:pPr>
+      <w:r>
+        <w:rPr>
+          <w:b/>
+          <w:bCs/>
+          <w:lang w:val="de-DE" w:eastAsia="en-AU"/>
+        </w:rPr>
+        <w:t>der Verwandte</w:t>
+      </w:r>
+      <w:r>
+        <w:rPr>
+          <w:lang w:val="de-DE" w:eastAsia="en-AU"/>
+        </w:rPr>
+        <w:t xml:space="preserve"> – die Verwandten – the relative (male)</w:t>
+      </w:r>
+    </w:p>
+    <w:p>
+      <w:pPr>
+        <w:pStyle w:val="ListParagraph"/>
+        <w:numPr>
+          <w:ilvl w:val="0"/>
+          <w:numId w:val="1"/>
+        </w:numPr>
+        <w:rPr>
+          <w:lang w:val="de-DE"/>
+        </w:rPr>
+      </w:pPr>
+      <w:r>
+        <w:rPr>
+          <w:b/>
+          <w:bCs/>
+          <w:lang w:val="de-DE"/>
+        </w:rPr>
+        <w:t>der Schwager</w:t>
+      </w:r>
+      <w:r>
+        <w:rPr>
+          <w:lang w:val="de-DE"/>
+        </w:rPr>
+        <w:t xml:space="preserve"> – die Schwäger – the </w:t>
+      </w:r>
+      <w:proofErr w:type="spellStart"/>
+      <w:r>
+        <w:rPr>
+          <w:lang w:val="de-DE"/>
+        </w:rPr>
+        <w:t>brother</w:t>
+      </w:r>
+      <w:proofErr w:type="spellEnd"/>
+      <w:r>
+        <w:rPr>
+          <w:lang w:val="de-DE"/>
+        </w:rPr>
+        <w:t>-in-</w:t>
+      </w:r>
+      <w:proofErr w:type="spellStart"/>
+      <w:r>
+        <w:rPr>
+          <w:lang w:val="de-DE"/>
+        </w:rPr>
+        <w:t>law</w:t>
+      </w:r>
+      <w:proofErr w:type="spellEnd"/>
+    </w:p>
+    <w:p>
+      <w:pPr>
+        <w:pStyle w:val="ListParagraph"/>
+        <w:numPr>
+          <w:ilvl w:val="0"/>
+          <w:numId w:val="1"/>
+        </w:numPr>
+        <w:rPr>
+          <w:lang w:val="de-DE"/>
+        </w:rPr>
+      </w:pPr>
+      <w:r>
+        <w:rPr>
+          <w:b/>
+          <w:bCs/>
+          <w:lang w:val="de-DE"/>
+        </w:rPr>
+        <w:t>das Enkelkind</w:t>
+      </w:r>
+      <w:r>
+        <w:rPr>
+          <w:lang w:val="de-DE"/>
+        </w:rPr>
+        <w:t xml:space="preserve"> – die Enkelkinder – the </w:t>
+      </w:r>
+      <w:proofErr w:type="spellStart"/>
+      <w:r>
+        <w:rPr>
+          <w:lang w:val="de-DE"/>
+        </w:rPr>
+        <w:t>grandchild</w:t>
+      </w:r>
+      <w:proofErr w:type="spellEnd"/>
+    </w:p>
+    <w:p>
+      <w:pPr>
+        <w:pStyle w:val="ListParagraph"/>
+        <w:numPr>
+          <w:ilvl w:val="0"/>
+          <w:numId w:val="1"/>
+        </w:numPr>
+      </w:pPr>
+      <w:r>
+        <w:rPr>
+          <w:b/>
+          <w:bCs/>
+        </w:rPr>
+        <w:t xml:space="preserve">die </w:t>
+      </w:r>
+      <w:proofErr w:type="spellStart"/>
+      <w:r>
+        <w:rPr>
+          <w:b/>
+          <w:bCs/>
+        </w:rPr>
+        <w:t>Trauung</w:t>
+      </w:r>
+      <w:proofErr w:type="spellEnd"/>
+      <w:r>
+        <w:t xml:space="preserve"> – die </w:t>
+      </w:r>
+      <w:proofErr w:type="spellStart"/>
+      <w:r>
+        <w:t>Trauungen</w:t>
+      </w:r>
+      <w:proofErr w:type="spellEnd"/>
+      <w:r>
+        <w:t xml:space="preserve"> – the wedding ceremony, the marriage ceremony</w:t>
+      </w:r>
+    </w:p>
+    <w:p>
+      <w:pPr>
+        <w:pStyle w:val="ListParagraph"/>
+        <w:numPr>
+          <w:ilvl w:val="0"/>
+          <w:numId w:val="1"/>
+        </w:numPr>
+        <w:rPr>
+          <w:lang w:val="de-DE"/>
+        </w:rPr>
+      </w:pPr>
+      <w:r>
+        <w:rPr>
+          <w:b/>
+          <w:bCs/>
+          <w:lang w:val="de-DE"/>
+        </w:rPr>
+        <w:t>die Hochzeit</w:t>
+      </w:r>
+      <w:r>
+        <w:rPr>
+          <w:lang w:val="de-DE"/>
+        </w:rPr>
+        <w:t xml:space="preserve"> – die Hochzeiten – the </w:t>
+      </w:r>
+      <w:proofErr w:type="spellStart"/>
+      <w:r>
+        <w:rPr>
+          <w:lang w:val="de-DE"/>
+        </w:rPr>
+        <w:t>wedding</w:t>
+      </w:r>
+      <w:proofErr w:type="spellEnd"/>
+    </w:p>
+    <w:p>
+      <w:pPr>
+        <w:pStyle w:val="ListParagraph"/>
+        <w:numPr>
+          <w:ilvl w:val="0"/>
+          <w:numId w:val="1"/>
+        </w:numPr>
+      </w:pPr>
+      <w:r>
+        <w:rPr>
+          <w:b/>
+          <w:bCs/>
+        </w:rPr>
+        <w:t xml:space="preserve">der </w:t>
+      </w:r>
+      <w:proofErr w:type="spellStart"/>
+      <w:r>
+        <w:rPr>
+          <w:b/>
+          <w:bCs/>
+        </w:rPr>
+        <w:t>Bräutigam</w:t>
+      </w:r>
+      <w:proofErr w:type="spellEnd"/>
+      <w:r>
+        <w:t xml:space="preserve"> – die </w:t>
+      </w:r>
+      <w:proofErr w:type="spellStart"/>
+      <w:r>
+        <w:t>Bräutigame</w:t>
+      </w:r>
+      <w:proofErr w:type="spellEnd"/>
+      <w:r>
+        <w:t xml:space="preserve"> – the groo</w:t>
+      </w:r>
+      <w:r>
+        <w:t>m</w:t>
+      </w:r>
+    </w:p>
+    <w:p>
+      <w:pPr>
+        <w:pStyle w:val="ListParagraph"/>
+        <w:numPr>
+          <w:ilvl w:val="0"/>
+          <w:numId w:val="1"/>
+        </w:numPr>
+        <w:rPr>
+          <w:lang w:val="de-DE"/>
+        </w:rPr>
+      </w:pPr>
+      <w:r>
+        <w:rPr>
+          <w:b/>
+          <w:bCs/>
+          <w:lang w:val="de-DE"/>
+        </w:rPr>
+        <w:t>die Braut</w:t>
+      </w:r>
+      <w:r>
+        <w:rPr>
+          <w:lang w:val="de-DE"/>
+        </w:rPr>
+        <w:t xml:space="preserve"> – die Bräute – the </w:t>
+      </w:r>
+      <w:proofErr w:type="spellStart"/>
+      <w:r>
+        <w:rPr>
+          <w:lang w:val="de-DE"/>
+        </w:rPr>
+        <w:t>bride</w:t>
+      </w:r>
+      <w:proofErr w:type="spellEnd"/>
+    </w:p>
+    <w:p>
+      <w:pPr>
+        <w:pStyle w:val="ListParagraph"/>
+        <w:numPr>
+          <w:ilvl w:val="0"/>
+          <w:numId w:val="1"/>
+        </w:numPr>
+      </w:pPr>
+      <w:r>
+        <w:rPr>
+          <w:b/>
+          <w:bCs/>
+        </w:rPr>
+        <w:t xml:space="preserve">der </w:t>
+      </w:r>
+      <w:proofErr w:type="spellStart"/>
+      <w:r>
+        <w:rPr>
+          <w:b/>
+          <w:bCs/>
+        </w:rPr>
+        <w:t>Polterabend</w:t>
+      </w:r>
+      <w:proofErr w:type="spellEnd"/>
+      <w:r>
+        <w:t xml:space="preserve"> – die </w:t>
+      </w:r>
+      <w:proofErr w:type="spellStart"/>
+      <w:r>
+        <w:t>Polterabende</w:t>
+      </w:r>
+      <w:proofErr w:type="spellEnd"/>
+      <w:r>
+        <w:t xml:space="preserve"> – the eve-of-wedding party (a German pre-wedding custom)</w:t>
+      </w:r>
+    </w:p>
+    <w:p>
+      <w:pPr>
+        <w:pStyle w:val="ListParagraph"/>
+        <w:numPr>
+          <w:ilvl w:val="0"/>
+          <w:numId w:val="1"/>
+        </w:numPr>
+      </w:pPr>
+      <w:proofErr w:type="spellStart"/>
+      <w:r>
+        <w:rPr>
+          <w:b/>
+          <w:bCs/>
+        </w:rPr>
+        <w:t>treu</w:t>
+      </w:r>
+      <w:proofErr w:type="spellEnd"/>
+      <w:r>
+        <w:t xml:space="preserve"> – adjective – faithful, loyal, true, devoted</w:t>
+      </w:r>
+    </w:p>
+    <w:p>
+      <w:pPr>
+        <w:pStyle w:val="ListParagraph"/>
+        <w:numPr>
+          <w:ilvl w:val="0"/>
+          <w:numId w:val="1"/>
+        </w:numPr>
+      </w:pPr>
+      <w:r>
+        <w:rPr>
+          <w:b/>
+          <w:bCs/>
+        </w:rPr>
+        <w:t xml:space="preserve">auf dem </w:t>
+      </w:r>
+      <w:proofErr w:type="spellStart"/>
+      <w:r>
+        <w:rPr>
+          <w:b/>
+          <w:bCs/>
+        </w:rPr>
+        <w:t>Standesamt</w:t>
+      </w:r>
+      <w:proofErr w:type="spellEnd"/>
+      <w:r>
+        <w:t xml:space="preserve"> – phrase – at the registry office, at the civil registry office</w:t>
+      </w:r>
+    </w:p>
+    <w:p>
+      <w:pPr>
+        <w:pStyle w:val="ListParagraph"/>
+        <w:numPr>
+          <w:ilvl w:val="0"/>
+          <w:numId w:val="1"/>
+        </w:numPr>
+      </w:pPr>
+      <w:r>
+        <w:rPr>
+          <w:b/>
+          <w:bCs/>
+        </w:rPr>
+        <w:t xml:space="preserve">die </w:t>
+      </w:r>
+      <w:proofErr w:type="spellStart"/>
+      <w:r>
+        <w:rPr>
+          <w:b/>
+          <w:bCs/>
+        </w:rPr>
+        <w:t>Kosmetik</w:t>
+      </w:r>
+      <w:proofErr w:type="spellEnd"/>
+      <w:r>
+        <w:t xml:space="preserve"> – die </w:t>
+      </w:r>
+      <w:proofErr w:type="spellStart"/>
+      <w:r>
+        <w:t>Kosmetiken</w:t>
+      </w:r>
+      <w:proofErr w:type="spellEnd"/>
+      <w:r>
+        <w:t xml:space="preserve"> – the cosmetics, the cosmetic products, the beauty care</w:t>
+      </w:r>
+    </w:p>
+    <w:p>
+      <w:pPr>
+        <w:pStyle w:val="ListParagraph"/>
+        <w:numPr>
+          <w:ilvl w:val="0"/>
+          <w:numId w:val="1"/>
+        </w:numPr>
+      </w:pPr>
+      <w:r>
+        <w:rPr>
+          <w:b/>
+          <w:bCs/>
+        </w:rPr>
+        <w:t xml:space="preserve">die </w:t>
+      </w:r>
+      <w:proofErr w:type="spellStart"/>
+      <w:r>
+        <w:rPr>
+          <w:b/>
+          <w:bCs/>
+        </w:rPr>
+        <w:t>Lederwaren</w:t>
+      </w:r>
+      <w:proofErr w:type="spellEnd"/>
+      <w:r>
+        <w:t xml:space="preserve"> – plural – the leather goods</w:t>
+      </w:r>
+    </w:p>
+    <w:p>
+      <w:pPr>
+        <w:pStyle w:val="ListParagraph"/>
+        <w:numPr>
+          <w:ilvl w:val="0"/>
+          <w:numId w:val="1"/>
+        </w:numPr>
+      </w:pPr>
+      <w:r>
+        <w:rPr>
+          <w:b/>
+          <w:bCs/>
+        </w:rPr>
+        <w:t xml:space="preserve">die </w:t>
+      </w:r>
+      <w:proofErr w:type="spellStart"/>
+      <w:r>
+        <w:rPr>
+          <w:b/>
+          <w:bCs/>
+        </w:rPr>
+        <w:t>Haushaltswaren</w:t>
+      </w:r>
+      <w:proofErr w:type="spellEnd"/>
+      <w:r>
+        <w:t xml:space="preserve"> – plural – the household goods, the housewares</w:t>
+      </w:r>
+    </w:p>
+    <w:p>
+      <w:pPr>
+        <w:pStyle w:val="ListParagraph"/>
+        <w:numPr>
+          <w:ilvl w:val="0"/>
+          <w:numId w:val="1"/>
+        </w:numPr>
+      </w:pPr>
+      <w:r>
+        <w:rPr>
+          <w:b/>
+          <w:bCs/>
+        </w:rPr>
+        <w:t xml:space="preserve">die </w:t>
+      </w:r>
+      <w:proofErr w:type="spellStart"/>
+      <w:r>
+        <w:rPr>
+          <w:b/>
+          <w:bCs/>
+        </w:rPr>
+        <w:t>Schreibwaren</w:t>
+      </w:r>
+      <w:proofErr w:type="spellEnd"/>
+      <w:r>
+        <w:t xml:space="preserve"> – plural – the stationery, the writing materials</w:t>
+      </w:r>
+    </w:p>
+    <w:p>
+      <w:pPr>
+        <w:pStyle w:val="ListParagraph"/>
+        <w:numPr>
+          <w:ilvl w:val="0"/>
+          <w:numId w:val="1"/>
+        </w:numPr>
+      </w:pPr>
+      <w:r>
+        <w:rPr>
+          <w:b/>
+          <w:bCs/>
+        </w:rPr>
+        <w:t>das Schreibwarengeschäft</w:t>
+      </w:r>
+      <w:r>
+        <w:t xml:space="preserve"> – die Schreibwarengeschäfte – the </w:t>
+      </w:r>
+      <w:proofErr w:type="spellStart"/>
+      <w:r>
+        <w:t>stationery</w:t>
+      </w:r>
+      <w:proofErr w:type="spellEnd"/>
+      <w:r>
         <w:t xml:space="preserve"> </w:t>
       </w:r>
       <w:proofErr w:type="spellStart"/>
       <w:r>
-        <w:rPr>
-          <w:lang w:val="de-DE"/>
-        </w:rPr>
-        <w:t>routine</w:t>
-      </w:r>
-      <w:proofErr w:type="spellEnd"/>
-      <w:r>
-        <w:rPr>
-          <w:lang w:val="de-DE"/>
-        </w:rPr>
-        <w:t xml:space="preserve"> — </w:t>
-      </w:r>
-      <w:r>
-        <w:rPr>
-          <w:b/>
-          <w:bCs/>
-          <w:lang w:val="de-DE"/>
-        </w:rPr>
-        <w:t>die Tagesabläufe</w:t>
-      </w:r>
-    </w:p>
-    <w:p>
-      <w:pPr>
-        <w:pStyle w:val="ListParagraph"/>
-        <w:numPr>
-          <w:ilvl w:val="0"/>
-          <w:numId w:val="1"/>
-        </w:numPr>
-        <w:rPr>
-          <w:lang w:val="de-DE"/>
-        </w:rPr>
-      </w:pPr>
-      <w:r>
-        <w:rPr>
-          <w:lang w:val="de-DE"/>
-        </w:rPr>
-        <w:t>die Bedingung</w:t>
-      </w:r>
-      <w:r>
-        <w:rPr>
-          <w:b/>
-          <w:bCs/>
-          <w:lang w:val="de-DE"/>
-        </w:rPr>
-        <w:t xml:space="preserve"> — </w:t>
-      </w:r>
-      <w:proofErr w:type="spellStart"/>
-      <w:r>
-        <w:rPr>
-          <w:b/>
-          <w:bCs/>
-          <w:lang w:val="de-DE"/>
-        </w:rPr>
-        <w:t>condition</w:t>
-      </w:r>
-      <w:proofErr w:type="spellEnd"/>
-      <w:r>
-        <w:rPr>
-          <w:b/>
-          <w:bCs/>
-          <w:lang w:val="de-DE"/>
-        </w:rPr>
-        <w:t xml:space="preserve"> / </w:t>
-      </w:r>
-      <w:proofErr w:type="spellStart"/>
-      <w:r>
-        <w:rPr>
-          <w:b/>
-          <w:bCs/>
-          <w:lang w:val="de-DE"/>
-        </w:rPr>
-        <w:t>requirement</w:t>
-      </w:r>
-      <w:proofErr w:type="spellEnd"/>
-      <w:r>
-        <w:rPr>
-          <w:b/>
-          <w:bCs/>
-          <w:lang w:val="de-DE"/>
-        </w:rPr>
-        <w:t xml:space="preserve"> — </w:t>
-      </w:r>
-      <w:r>
-        <w:rPr>
-          <w:lang w:val="de-DE"/>
-        </w:rPr>
-        <w:t>die Bedingungen</w:t>
-      </w:r>
-    </w:p>
-    <w:p>
-      <w:pPr>
-        <w:pStyle w:val="ListParagraph"/>
-        <w:numPr>
-          <w:ilvl w:val="0"/>
-          <w:numId w:val="1"/>
-        </w:numPr>
-      </w:pPr>
-      <w:r>
-        <w:rPr>
-          <w:b/>
-          <w:bCs/>
-        </w:rPr>
-        <w:t xml:space="preserve">der </w:t>
-      </w:r>
-      <w:proofErr w:type="spellStart"/>
-      <w:r>
-        <w:rPr>
-          <w:b/>
-          <w:bCs/>
-        </w:rPr>
-        <w:t>Vortrag</w:t>
-      </w:r>
-      <w:proofErr w:type="spellEnd"/>
-      <w:r>
-        <w:t xml:space="preserve"> – die </w:t>
-      </w:r>
-      <w:proofErr w:type="spellStart"/>
-      <w:r>
-        <w:t>Vorträge</w:t>
-      </w:r>
-      <w:proofErr w:type="spellEnd"/>
-      <w:r>
-        <w:t xml:space="preserve"> – the presentation, the talk, the lecture</w:t>
-      </w:r>
-    </w:p>
-    <w:p>
-      <w:pPr>
-        <w:pStyle w:val="ListParagraph"/>
-        <w:numPr>
-          <w:ilvl w:val="0"/>
-          <w:numId w:val="1"/>
-        </w:numPr>
-        <w:rPr>
-          <w:lang w:val="de-DE"/>
-        </w:rPr>
-      </w:pPr>
-      <w:r>
-        <w:rPr>
-          <w:b/>
-          <w:bCs/>
-          <w:lang w:val="de-DE"/>
-        </w:rPr>
-        <w:t>der Facharzt</w:t>
-      </w:r>
-      <w:r>
-        <w:rPr>
-          <w:lang w:val="de-DE"/>
-        </w:rPr>
-        <w:t xml:space="preserve"> – die Fachärzte – the </w:t>
-      </w:r>
-      <w:proofErr w:type="spellStart"/>
-      <w:r>
-        <w:rPr>
-          <w:lang w:val="de-DE"/>
-        </w:rPr>
-        <w:t>medical</w:t>
-      </w:r>
-      <w:proofErr w:type="spellEnd"/>
-      <w:r>
-        <w:rPr>
-          <w:lang w:val="de-DE"/>
-        </w:rPr>
-        <w:t xml:space="preserve"> </w:t>
-      </w:r>
-      <w:proofErr w:type="spellStart"/>
-      <w:r>
-        <w:rPr>
-          <w:lang w:val="de-DE"/>
-        </w:rPr>
-        <w:t>specialist</w:t>
-      </w:r>
-      <w:proofErr w:type="spellEnd"/>
-      <w:r>
-        <w:rPr>
-          <w:lang w:val="de-DE"/>
-        </w:rPr>
-        <w:t>,</w:t>
-      </w:r>
-    </w:p>
-    <w:p>
-      <w:pPr>
-        <w:pStyle w:val="ListParagraph"/>
-        <w:numPr>
-          <w:ilvl w:val="0"/>
-          <w:numId w:val="1"/>
-        </w:numPr>
-        <w:rPr>
-          <w:lang w:val="de-DE"/>
-        </w:rPr>
-      </w:pPr>
-      <w:r>
-        <w:rPr>
-          <w:b/>
-          <w:bCs/>
-          <w:lang w:val="de-DE"/>
-        </w:rPr>
-        <w:t>die Geschichte</w:t>
-      </w:r>
-      <w:r>
-        <w:rPr>
-          <w:lang w:val="de-DE"/>
-        </w:rPr>
-        <w:t xml:space="preserve"> – die Geschichten – the </w:t>
-      </w:r>
-      <w:proofErr w:type="spellStart"/>
-      <w:r>
-        <w:rPr>
-          <w:lang w:val="de-DE"/>
-        </w:rPr>
-        <w:t>history</w:t>
-      </w:r>
-      <w:proofErr w:type="spellEnd"/>
-      <w:r>
-        <w:rPr>
-          <w:lang w:val="de-DE"/>
-        </w:rPr>
-        <w:t xml:space="preserve">, the </w:t>
-      </w:r>
-      <w:proofErr w:type="spellStart"/>
-      <w:r>
-        <w:rPr>
-          <w:lang w:val="de-DE"/>
-        </w:rPr>
-        <w:t>story</w:t>
-      </w:r>
-      <w:proofErr w:type="spellEnd"/>
-    </w:p>
-    <w:p>
-      <w:pPr>
-        <w:pStyle w:val="ListParagraph"/>
-        <w:numPr>
-          <w:ilvl w:val="0"/>
-          <w:numId w:val="1"/>
-        </w:numPr>
-        <w:rPr>
-          <w:lang w:val="de-DE"/>
-        </w:rPr>
+        <w:t>shop</w:t>
+      </w:r>
+      <w:proofErr w:type="spellEnd"/>
+    </w:p>
+    <w:p>
+      <w:pPr>
+        <w:pStyle w:val="ListParagraph"/>
+        <w:numPr>
+          <w:ilvl w:val="0"/>
+          <w:numId w:val="1"/>
+        </w:numPr>
+      </w:pPr>
+      <w:r>
+        <w:rPr>
+          <w:b/>
+          <w:bCs/>
+        </w:rPr>
+        <w:t>der Schmuck</w:t>
+      </w:r>
+      <w:r>
+        <w:t xml:space="preserve"> – (no plural) – the </w:t>
+      </w:r>
+      <w:proofErr w:type="spellStart"/>
+      <w:r>
+        <w:t>jewelry</w:t>
+      </w:r>
+      <w:proofErr w:type="spellEnd"/>
+      <w:r>
+        <w:t>, the jewellery, the ornament</w:t>
+      </w:r>
+    </w:p>
+    <w:p>
+      <w:pPr>
+        <w:pStyle w:val="ListParagraph"/>
+        <w:numPr>
+          <w:ilvl w:val="0"/>
+          <w:numId w:val="1"/>
+        </w:numPr>
       </w:pPr>
       <w:r>
         <w:rPr>
@@ -3004,179 +4186,48 @@
           <w:b/>
           <w:bCs/>
         </w:rPr>
-        <w:t>Betriebswirtschaftslehre</w:t>
-      </w:r>
-      <w:proofErr w:type="spellEnd"/>
-      <w:r>
-        <w:rPr>
-          <w:b/>
-          <w:bCs/>
-        </w:rPr>
-        <w:t xml:space="preserve"> (BWL)</w:t>
-      </w:r>
-      <w:r>
-        <w:t xml:space="preserve"> – (no plural) – the business administration</w:t>
-      </w:r>
-    </w:p>
-    <w:p>
-      <w:pPr>
-        <w:pStyle w:val="ListParagraph"/>
-        <w:numPr>
-          <w:ilvl w:val="0"/>
-          <w:numId w:val="1"/>
-        </w:numPr>
-        <w:rPr>
-          <w:lang w:val="de-DE"/>
-        </w:rPr>
-      </w:pPr>
-      <w:r>
-        <w:rPr>
-          <w:b/>
-          <w:bCs/>
-          <w:lang w:val="de-DE"/>
-        </w:rPr>
-        <w:t>die Rechtswissenschaft</w:t>
-      </w:r>
-      <w:r>
-        <w:rPr>
-          <w:lang w:val="de-DE"/>
-        </w:rPr>
-        <w:t xml:space="preserve"> – die Rechtswissenschaften – the </w:t>
-      </w:r>
-      <w:proofErr w:type="spellStart"/>
-      <w:r>
-        <w:rPr>
-          <w:lang w:val="de-DE"/>
-        </w:rPr>
-        <w:t>law</w:t>
-      </w:r>
-      <w:proofErr w:type="spellEnd"/>
-    </w:p>
-    <w:p>
-      <w:pPr>
-        <w:pStyle w:val="ListParagraph"/>
-        <w:numPr>
-          <w:ilvl w:val="0"/>
-          <w:numId w:val="1"/>
-        </w:numPr>
-      </w:pPr>
-      <w:r>
-        <w:rPr>
-          <w:b/>
-          <w:bCs/>
-        </w:rPr>
-        <w:t xml:space="preserve">der </w:t>
-      </w:r>
-      <w:proofErr w:type="spellStart"/>
-      <w:r>
-        <w:rPr>
-          <w:b/>
-          <w:bCs/>
-        </w:rPr>
-        <w:t>Studienschwerpunkt</w:t>
-      </w:r>
-      <w:proofErr w:type="spellEnd"/>
-      <w:r>
-        <w:t xml:space="preserve"> – die </w:t>
-      </w:r>
-      <w:proofErr w:type="spellStart"/>
-      <w:r>
-        <w:t>Studienschwerpunkte</w:t>
-      </w:r>
-      <w:proofErr w:type="spellEnd"/>
-      <w:r>
-        <w:t xml:space="preserve"> – the main focus of study, the specialization, the major field of study</w:t>
-      </w:r>
-    </w:p>
-    <w:p>
-      <w:pPr>
-        <w:pStyle w:val="ListParagraph"/>
-        <w:numPr>
-          <w:ilvl w:val="0"/>
-          <w:numId w:val="1"/>
-        </w:numPr>
-      </w:pPr>
-      <w:r>
-        <w:rPr>
-          <w:b/>
-          <w:bCs/>
-        </w:rPr>
-        <w:t xml:space="preserve">die </w:t>
-      </w:r>
-      <w:proofErr w:type="spellStart"/>
-      <w:r>
-        <w:rPr>
-          <w:b/>
-          <w:bCs/>
-        </w:rPr>
-        <w:t>Schulnote</w:t>
-      </w:r>
-      <w:proofErr w:type="spellEnd"/>
-      <w:r>
-        <w:t xml:space="preserve"> – die </w:t>
-      </w:r>
-      <w:proofErr w:type="spellStart"/>
-      <w:r>
-        <w:t>Schulnoten</w:t>
-      </w:r>
-      <w:proofErr w:type="spellEnd"/>
-      <w:r>
-        <w:t xml:space="preserve"> – the school grade, the school mark</w:t>
-      </w:r>
-    </w:p>
-    <w:p>
-      <w:pPr>
-        <w:pStyle w:val="ListParagraph"/>
-        <w:numPr>
-          <w:ilvl w:val="0"/>
-          <w:numId w:val="1"/>
-        </w:numPr>
-      </w:pPr>
-      <w:r>
-        <w:rPr>
-          <w:b/>
-          <w:bCs/>
-        </w:rPr>
-        <w:t xml:space="preserve">die </w:t>
-      </w:r>
-      <w:proofErr w:type="spellStart"/>
-      <w:r>
-        <w:rPr>
-          <w:b/>
-          <w:bCs/>
-        </w:rPr>
-        <w:t>Hochschulreife</w:t>
-      </w:r>
-      <w:proofErr w:type="spellEnd"/>
-      <w:r>
-        <w:t xml:space="preserve"> – (no plural) – the university entrance qualification, the higher education entrance qualification</w:t>
-      </w:r>
-    </w:p>
-    <w:p>
-      <w:pPr>
-        <w:pStyle w:val="ListParagraph"/>
-        <w:numPr>
-          <w:ilvl w:val="0"/>
-          <w:numId w:val="1"/>
-        </w:numPr>
-        <w:rPr>
-          <w:lang w:val="de-DE"/>
-        </w:rPr>
-      </w:pPr>
-      <w:r>
-        <w:rPr>
-          <w:b/>
-          <w:bCs/>
-          <w:lang w:val="de-DE"/>
-        </w:rPr>
-        <w:t>die Aufnahmeprüfung</w:t>
-      </w:r>
-      <w:r>
-        <w:rPr>
-          <w:lang w:val="de-DE"/>
-        </w:rPr>
-        <w:t xml:space="preserve"> – die Aufnahmeprüfungen – the entrance exam, the admission test</w:t>
-      </w:r>
+        <w:t>Unterhaltungselektronik</w:t>
+      </w:r>
+      <w:proofErr w:type="spellEnd"/>
+      <w:r>
+        <w:t xml:space="preserve"> – (no plural) – the consumer electronics, the entertainment electronics</w:t>
+      </w:r>
+    </w:p>
+    <w:p>
+      <w:pPr>
+        <w:pStyle w:val="ListParagraph"/>
+        <w:numPr>
+          <w:ilvl w:val="0"/>
+          <w:numId w:val="1"/>
+        </w:numPr>
+      </w:pPr>
+      <w:r>
+        <w:rPr>
+          <w:b/>
+          <w:bCs/>
+        </w:rPr>
+        <w:t>die Scheidung</w:t>
+      </w:r>
+      <w:r>
+        <w:t xml:space="preserve"> – die Scheidungen – the </w:t>
+      </w:r>
+      <w:proofErr w:type="spellStart"/>
+      <w:r>
+        <w:t>divorce</w:t>
+      </w:r>
+      <w:proofErr w:type="spellEnd"/>
+    </w:p>
+    <w:p>
+      <w:pPr>
+        <w:pStyle w:val="ListParagraph"/>
+        <w:numPr>
+          <w:ilvl w:val="0"/>
+          <w:numId w:val="1"/>
+        </w:numPr>
+        <w:rPr>
+          <w:lang w:val="de-DE"/>
+        </w:rPr>
+      </w:pPr>
     </w:p>
     <w:sectPr>
       <w:pgSz w:w="11906" w:h="16838"/>
@@ -3306,7 +4357,7 @@
   <w:abstractNum w:abstractNumId="1" w15:restartNumberingAfterBreak="0">
     <w:nsid w:val="1C5F14F6"/>
     <w:multiLevelType w:val="hybridMultilevel"/>
-    <w:tmpl w:val="77544BDE"/>
+    <w:tmpl w:val="B5924D50"/>
     <w:lvl w:ilvl="0" w:tplc="0C090001">
       <w:start w:val="1"/>
       <w:numFmt w:val="bullet"/>
@@ -3416,11 +4467,163 @@
       </w:rPr>
     </w:lvl>
   </w:abstractNum>
+  <w:abstractNum w:abstractNumId="2" w15:restartNumberingAfterBreak="0">
+    <w:nsid w:val="686953D9"/>
+    <w:multiLevelType w:val="multilevel"/>
+    <w:tmpl w:val="CF3CA620"/>
+    <w:lvl w:ilvl="0">
+      <w:start w:val="1"/>
+      <w:numFmt w:val="bullet"/>
+      <w:lvlText w:val=""/>
+      <w:lvlJc w:val="left"/>
+      <w:pPr>
+        <w:tabs>
+          <w:tab w:val="num" w:pos="720"/>
+        </w:tabs>
+        <w:ind w:left="720" w:hanging="360"/>
+      </w:pPr>
+      <w:rPr>
+        <w:rFonts w:ascii="Symbol" w:hAnsi="Symbol" w:hint="default"/>
+        <w:sz w:val="20"/>
+      </w:rPr>
+    </w:lvl>
+    <w:lvl w:ilvl="1" w:tentative="1">
+      <w:start w:val="1"/>
+      <w:numFmt w:val="bullet"/>
+      <w:lvlText w:val="o"/>
+      <w:lvlJc w:val="left"/>
+      <w:pPr>
+        <w:tabs>
+          <w:tab w:val="num" w:pos="1440"/>
+        </w:tabs>
+        <w:ind w:left="1440" w:hanging="360"/>
+      </w:pPr>
+      <w:rPr>
+        <w:rFonts w:ascii="Courier New" w:hAnsi="Courier New" w:hint="default"/>
+        <w:sz w:val="20"/>
+      </w:rPr>
+    </w:lvl>
+    <w:lvl w:ilvl="2" w:tentative="1">
+      <w:start w:val="1"/>
+      <w:numFmt w:val="bullet"/>
+      <w:lvlText w:val=""/>
+      <w:lvlJc w:val="left"/>
+      <w:pPr>
+        <w:tabs>
+          <w:tab w:val="num" w:pos="2160"/>
+        </w:tabs>
+        <w:ind w:left="2160" w:hanging="360"/>
+      </w:pPr>
+      <w:rPr>
+        <w:rFonts w:ascii="Wingdings" w:hAnsi="Wingdings" w:hint="default"/>
+        <w:sz w:val="20"/>
+      </w:rPr>
+    </w:lvl>
+    <w:lvl w:ilvl="3" w:tentative="1">
+      <w:start w:val="1"/>
+      <w:numFmt w:val="bullet"/>
+      <w:lvlText w:val=""/>
+      <w:lvlJc w:val="left"/>
+      <w:pPr>
+        <w:tabs>
+          <w:tab w:val="num" w:pos="2880"/>
+        </w:tabs>
+        <w:ind w:left="2880" w:hanging="360"/>
+      </w:pPr>
+      <w:rPr>
+        <w:rFonts w:ascii="Wingdings" w:hAnsi="Wingdings" w:hint="default"/>
+        <w:sz w:val="20"/>
+      </w:rPr>
+    </w:lvl>
+    <w:lvl w:ilvl="4" w:tentative="1">
+      <w:start w:val="1"/>
+      <w:numFmt w:val="bullet"/>
+      <w:lvlText w:val=""/>
+      <w:lvlJc w:val="left"/>
+      <w:pPr>
+        <w:tabs>
+          <w:tab w:val="num" w:pos="3600"/>
+        </w:tabs>
+        <w:ind w:left="3600" w:hanging="360"/>
+      </w:pPr>
+      <w:rPr>
+        <w:rFonts w:ascii="Wingdings" w:hAnsi="Wingdings" w:hint="default"/>
+        <w:sz w:val="20"/>
+      </w:rPr>
+    </w:lvl>
+    <w:lvl w:ilvl="5" w:tentative="1">
+      <w:start w:val="1"/>
+      <w:numFmt w:val="bullet"/>
+      <w:lvlText w:val=""/>
+      <w:lvlJc w:val="left"/>
+      <w:pPr>
+        <w:tabs>
+          <w:tab w:val="num" w:pos="4320"/>
+        </w:tabs>
+        <w:ind w:left="4320" w:hanging="360"/>
+      </w:pPr>
+      <w:rPr>
+        <w:rFonts w:ascii="Wingdings" w:hAnsi="Wingdings" w:hint="default"/>
+        <w:sz w:val="20"/>
+      </w:rPr>
+    </w:lvl>
+    <w:lvl w:ilvl="6" w:tentative="1">
+      <w:start w:val="1"/>
+      <w:numFmt w:val="bullet"/>
+      <w:lvlText w:val=""/>
+      <w:lvlJc w:val="left"/>
+      <w:pPr>
+        <w:tabs>
+          <w:tab w:val="num" w:pos="5040"/>
+        </w:tabs>
+        <w:ind w:left="5040" w:hanging="360"/>
+      </w:pPr>
+      <w:rPr>
+        <w:rFonts w:ascii="Wingdings" w:hAnsi="Wingdings" w:hint="default"/>
+        <w:sz w:val="20"/>
+      </w:rPr>
+    </w:lvl>
+    <w:lvl w:ilvl="7" w:tentative="1">
+      <w:start w:val="1"/>
+      <w:numFmt w:val="bullet"/>
+      <w:lvlText w:val=""/>
+      <w:lvlJc w:val="left"/>
+      <w:pPr>
+        <w:tabs>
+          <w:tab w:val="num" w:pos="5760"/>
+        </w:tabs>
+        <w:ind w:left="5760" w:hanging="360"/>
+      </w:pPr>
+      <w:rPr>
+        <w:rFonts w:ascii="Wingdings" w:hAnsi="Wingdings" w:hint="default"/>
+        <w:sz w:val="20"/>
+      </w:rPr>
+    </w:lvl>
+    <w:lvl w:ilvl="8" w:tentative="1">
+      <w:start w:val="1"/>
+      <w:numFmt w:val="bullet"/>
+      <w:lvlText w:val=""/>
+      <w:lvlJc w:val="left"/>
+      <w:pPr>
+        <w:tabs>
+          <w:tab w:val="num" w:pos="6480"/>
+        </w:tabs>
+        <w:ind w:left="6480" w:hanging="360"/>
+      </w:pPr>
+      <w:rPr>
+        <w:rFonts w:ascii="Wingdings" w:hAnsi="Wingdings" w:hint="default"/>
+        <w:sz w:val="20"/>
+      </w:rPr>
+    </w:lvl>
+  </w:abstractNum>
   <w:num w:numId="1" w16cid:durableId="675888018">
     <w:abstractNumId w:val="1"/>
   </w:num>
   <w:num w:numId="2" w16cid:durableId="400371831">
     <w:abstractNumId w:val="0"/>
+  </w:num>
+  <w:num w:numId="3" w16cid:durableId="1215654375">
+    <w:abstractNumId w:val="2"/>
   </w:num>
 </w:numbering>
 </file>

--- a/A2/Words.docx
+++ b/A2/Words.docx
@@ -17,6 +17,7 @@
         </w:rPr>
         <w:t xml:space="preserve">Die </w:t>
       </w:r>
+      <w:proofErr w:type="spellStart"/>
       <w:r>
         <w:rPr>
           <w:b/>
@@ -24,6 +25,7 @@
         </w:rPr>
         <w:t>Diskussion</w:t>
       </w:r>
+      <w:proofErr w:type="spellEnd"/>
       <w:r>
         <w:t xml:space="preserve"> = discussion</w:t>
       </w:r>
@@ -51,7 +53,49 @@
         <w:rPr>
           <w:lang w:val="de-DE"/>
         </w:rPr>
-        <w:t xml:space="preserve"> – (corporate) group / conglomerate – Plural: die Konzerne</w:t>
+        <w:t xml:space="preserve"> – (</w:t>
+      </w:r>
+      <w:proofErr w:type="spellStart"/>
+      <w:r>
+        <w:rPr>
+          <w:lang w:val="de-DE"/>
+        </w:rPr>
+        <w:t>corporate</w:t>
+      </w:r>
+      <w:proofErr w:type="spellEnd"/>
+      <w:r>
+        <w:rPr>
+          <w:lang w:val="de-DE"/>
+        </w:rPr>
+        <w:t xml:space="preserve">) </w:t>
+      </w:r>
+      <w:proofErr w:type="spellStart"/>
+      <w:r>
+        <w:rPr>
+          <w:lang w:val="de-DE"/>
+        </w:rPr>
+        <w:t>group</w:t>
+      </w:r>
+      <w:proofErr w:type="spellEnd"/>
+      <w:r>
+        <w:rPr>
+          <w:lang w:val="de-DE"/>
+        </w:rPr>
+        <w:t xml:space="preserve"> / </w:t>
+      </w:r>
+      <w:proofErr w:type="spellStart"/>
+      <w:r>
+        <w:rPr>
+          <w:lang w:val="de-DE"/>
+        </w:rPr>
+        <w:t>conglomerate</w:t>
+      </w:r>
+      <w:proofErr w:type="spellEnd"/>
+      <w:r>
+        <w:rPr>
+          <w:lang w:val="de-DE"/>
+        </w:rPr>
+        <w:t xml:space="preserve"> – Plural: die Konzerne</w:t>
       </w:r>
     </w:p>
     <w:p>
@@ -73,7 +117,15 @@
         <w:t>die Art</w:t>
       </w:r>
       <w:r>
-        <w:t xml:space="preserve"> – kind / type / sort / species / way – Plural: die Arten </w:t>
+        <w:t xml:space="preserve"> – kind / type / sort / species / way – Plural: die </w:t>
+      </w:r>
+      <w:proofErr w:type="spellStart"/>
+      <w:r>
+        <w:t>Arten</w:t>
+      </w:r>
+      <w:proofErr w:type="spellEnd"/>
+      <w:r>
+        <w:t xml:space="preserve"> </w:t>
       </w:r>
     </w:p>
     <w:p>
@@ -99,7 +151,21 @@
         <w:rPr>
           <w:lang w:val="de-DE"/>
         </w:rPr>
-        <w:t xml:space="preserve"> – administrative employee Plural: die</w:t>
+        <w:t xml:space="preserve"> – administrative </w:t>
+      </w:r>
+      <w:proofErr w:type="spellStart"/>
+      <w:r>
+        <w:rPr>
+          <w:lang w:val="de-DE"/>
+        </w:rPr>
+        <w:t>employee</w:t>
+      </w:r>
+      <w:proofErr w:type="spellEnd"/>
+      <w:r>
+        <w:rPr>
+          <w:lang w:val="de-DE"/>
+        </w:rPr>
+        <w:t xml:space="preserve"> Plural: die</w:t>
       </w:r>
       <w:r>
         <w:rPr>
@@ -137,17 +203,32 @@
         <w:rPr>
           <w:lang w:val="de-DE"/>
         </w:rPr>
-        <w:t xml:space="preserve"> – patient – Plural: die Patienten</w:t>
-      </w:r>
-    </w:p>
-    <w:p>
-      <w:pPr>
-        <w:pStyle w:val="ListParagraph"/>
-        <w:numPr>
-          <w:ilvl w:val="0"/>
-          <w:numId w:val="1"/>
-        </w:numPr>
-      </w:pPr>
+        <w:t xml:space="preserve"> – </w:t>
+      </w:r>
+      <w:proofErr w:type="spellStart"/>
+      <w:r>
+        <w:rPr>
+          <w:lang w:val="de-DE"/>
+        </w:rPr>
+        <w:t>patient</w:t>
+      </w:r>
+      <w:proofErr w:type="spellEnd"/>
+      <w:r>
+        <w:rPr>
+          <w:lang w:val="de-DE"/>
+        </w:rPr>
+        <w:t xml:space="preserve"> – Plural: die Patienten</w:t>
+      </w:r>
+    </w:p>
+    <w:p>
+      <w:pPr>
+        <w:pStyle w:val="ListParagraph"/>
+        <w:numPr>
+          <w:ilvl w:val="0"/>
+          <w:numId w:val="1"/>
+        </w:numPr>
+      </w:pPr>
+      <w:proofErr w:type="spellStart"/>
       <w:r>
         <w:rPr>
           <w:b/>
@@ -155,8 +236,17 @@
         </w:rPr>
         <w:t>genauso</w:t>
       </w:r>
-      <w:r>
-        <w:t xml:space="preserve"> – exactly the same / just as</w:t>
+      <w:proofErr w:type="spellEnd"/>
+      <w:r>
+        <w:t xml:space="preserve"> – </w:t>
+      </w:r>
+      <w:proofErr w:type="gramStart"/>
+      <w:r>
+        <w:t>exactly the same</w:t>
+      </w:r>
+      <w:proofErr w:type="gramEnd"/>
+      <w:r>
+        <w:t xml:space="preserve"> / just as</w:t>
       </w:r>
     </w:p>
     <w:p>
@@ -182,7 +272,21 @@
         <w:rPr>
           <w:lang w:val="de-DE"/>
         </w:rPr>
-        <w:t xml:space="preserve"> – necessity – Plural: die Notwendigkeiten</w:t>
+        <w:t xml:space="preserve"> – </w:t>
+      </w:r>
+      <w:proofErr w:type="spellStart"/>
+      <w:r>
+        <w:rPr>
+          <w:lang w:val="de-DE"/>
+        </w:rPr>
+        <w:t>necessity</w:t>
+      </w:r>
+      <w:proofErr w:type="spellEnd"/>
+      <w:r>
+        <w:rPr>
+          <w:lang w:val="de-DE"/>
+        </w:rPr>
+        <w:t xml:space="preserve"> – Plural: die Notwendigkeiten</w:t>
       </w:r>
     </w:p>
     <w:p>
@@ -208,17 +312,32 @@
         <w:rPr>
           <w:lang w:val="de-DE"/>
         </w:rPr>
-        <w:t xml:space="preserve"> – aversion / dislike – Plural: die Abneigungen</w:t>
-      </w:r>
-    </w:p>
-    <w:p>
-      <w:pPr>
-        <w:pStyle w:val="ListParagraph"/>
-        <w:numPr>
-          <w:ilvl w:val="0"/>
-          <w:numId w:val="1"/>
-        </w:numPr>
-      </w:pPr>
+        <w:t xml:space="preserve"> – </w:t>
+      </w:r>
+      <w:proofErr w:type="spellStart"/>
+      <w:r>
+        <w:rPr>
+          <w:lang w:val="de-DE"/>
+        </w:rPr>
+        <w:t>aversion</w:t>
+      </w:r>
+      <w:proofErr w:type="spellEnd"/>
+      <w:r>
+        <w:rPr>
+          <w:lang w:val="de-DE"/>
+        </w:rPr>
+        <w:t xml:space="preserve"> / dislike – Plural: die Abneigungen</w:t>
+      </w:r>
+    </w:p>
+    <w:p>
+      <w:pPr>
+        <w:pStyle w:val="ListParagraph"/>
+        <w:numPr>
+          <w:ilvl w:val="0"/>
+          <w:numId w:val="1"/>
+        </w:numPr>
+      </w:pPr>
+      <w:proofErr w:type="spellStart"/>
       <w:r>
         <w:rPr>
           <w:b/>
@@ -226,6 +345,7 @@
         </w:rPr>
         <w:t>heraus</w:t>
       </w:r>
+      <w:proofErr w:type="spellEnd"/>
       <w:r>
         <w:t xml:space="preserve"> – out (of) / out from inside </w:t>
       </w:r>
@@ -255,17 +375,61 @@
         </w:rPr>
         <w:t xml:space="preserve"> – </w:t>
       </w:r>
+      <w:proofErr w:type="spellStart"/>
       <w:r>
         <w:rPr>
           <w:lang w:val="de-DE"/>
         </w:rPr>
         <w:t>trip</w:t>
       </w:r>
-      <w:r>
-        <w:rPr>
-          <w:lang w:val="de-DE"/>
-        </w:rPr>
-        <w:t xml:space="preserve"> destination / outing destination – Plural: die Ausflugsziele</w:t>
+      <w:proofErr w:type="spellEnd"/>
+      <w:r>
+        <w:rPr>
+          <w:lang w:val="de-DE"/>
+        </w:rPr>
+        <w:t xml:space="preserve"> </w:t>
+      </w:r>
+      <w:proofErr w:type="spellStart"/>
+      <w:r>
+        <w:rPr>
+          <w:lang w:val="de-DE"/>
+        </w:rPr>
+        <w:t>destination</w:t>
+      </w:r>
+      <w:proofErr w:type="spellEnd"/>
+      <w:r>
+        <w:rPr>
+          <w:lang w:val="de-DE"/>
+        </w:rPr>
+        <w:t xml:space="preserve"> / </w:t>
+      </w:r>
+      <w:proofErr w:type="spellStart"/>
+      <w:r>
+        <w:rPr>
+          <w:lang w:val="de-DE"/>
+        </w:rPr>
+        <w:t>outing</w:t>
+      </w:r>
+      <w:proofErr w:type="spellEnd"/>
+      <w:r>
+        <w:rPr>
+          <w:lang w:val="de-DE"/>
+        </w:rPr>
+        <w:t xml:space="preserve"> </w:t>
+      </w:r>
+      <w:proofErr w:type="spellStart"/>
+      <w:r>
+        <w:rPr>
+          <w:lang w:val="de-DE"/>
+        </w:rPr>
+        <w:t>destination</w:t>
+      </w:r>
+      <w:proofErr w:type="spellEnd"/>
+      <w:r>
+        <w:rPr>
+          <w:lang w:val="de-DE"/>
+        </w:rPr>
+        <w:t xml:space="preserve"> – Plural: die Ausflugsziele</w:t>
       </w:r>
     </w:p>
     <w:p>
@@ -291,46 +455,97 @@
         <w:rPr>
           <w:lang w:val="de-DE"/>
         </w:rPr>
-        <w:t xml:space="preserve"> – landscape / scenery – Plural: die Landschaften</w:t>
-      </w:r>
-    </w:p>
-    <w:p>
-      <w:pPr>
-        <w:pStyle w:val="ListParagraph"/>
-        <w:numPr>
-          <w:ilvl w:val="0"/>
-          <w:numId w:val="1"/>
-        </w:numPr>
-      </w:pPr>
-      <w:r>
-        <w:rPr>
-          <w:b/>
-          <w:bCs/>
-        </w:rPr>
-        <w:t>das Bauwerk</w:t>
-      </w:r>
-      <w:r>
-        <w:t xml:space="preserve"> – building / structure / edifice – Plural: die Bauwerke</w:t>
-      </w:r>
-    </w:p>
-    <w:p>
-      <w:pPr>
-        <w:pStyle w:val="ListParagraph"/>
-        <w:numPr>
-          <w:ilvl w:val="0"/>
-          <w:numId w:val="1"/>
-        </w:numPr>
-        <w:rPr>
-          <w:lang w:val="de-DE"/>
-        </w:rPr>
-      </w:pPr>
-      <w:r>
-        <w:rPr>
-          <w:b/>
-          <w:bCs/>
-          <w:lang w:val="de-DE"/>
-        </w:rPr>
-        <w:t>der Ausflug</w:t>
+        <w:t xml:space="preserve"> – </w:t>
+      </w:r>
+      <w:proofErr w:type="spellStart"/>
+      <w:r>
+        <w:rPr>
+          <w:lang w:val="de-DE"/>
+        </w:rPr>
+        <w:t>landscape</w:t>
+      </w:r>
+      <w:proofErr w:type="spellEnd"/>
+      <w:r>
+        <w:rPr>
+          <w:lang w:val="de-DE"/>
+        </w:rPr>
+        <w:t xml:space="preserve"> / </w:t>
+      </w:r>
+      <w:proofErr w:type="spellStart"/>
+      <w:r>
+        <w:rPr>
+          <w:lang w:val="de-DE"/>
+        </w:rPr>
+        <w:t>scenery</w:t>
+      </w:r>
+      <w:proofErr w:type="spellEnd"/>
+      <w:r>
+        <w:rPr>
+          <w:lang w:val="de-DE"/>
+        </w:rPr>
+        <w:t xml:space="preserve"> – Plural: die Landschaften</w:t>
+      </w:r>
+    </w:p>
+    <w:p>
+      <w:pPr>
+        <w:pStyle w:val="ListParagraph"/>
+        <w:numPr>
+          <w:ilvl w:val="0"/>
+          <w:numId w:val="1"/>
+        </w:numPr>
+      </w:pPr>
+      <w:r>
+        <w:rPr>
+          <w:b/>
+          <w:bCs/>
+        </w:rPr>
+        <w:t xml:space="preserve">das </w:t>
+      </w:r>
+      <w:proofErr w:type="spellStart"/>
+      <w:r>
+        <w:rPr>
+          <w:b/>
+          <w:bCs/>
+        </w:rPr>
+        <w:t>Bauwerk</w:t>
+      </w:r>
+      <w:proofErr w:type="spellEnd"/>
+      <w:r>
+        <w:t xml:space="preserve"> – building / structure / edifice – Plural: die </w:t>
+      </w:r>
+      <w:proofErr w:type="spellStart"/>
+      <w:r>
+        <w:t>Bauwerke</w:t>
+      </w:r>
+      <w:proofErr w:type="spellEnd"/>
+    </w:p>
+    <w:p>
+      <w:pPr>
+        <w:pStyle w:val="ListParagraph"/>
+        <w:numPr>
+          <w:ilvl w:val="0"/>
+          <w:numId w:val="1"/>
+        </w:numPr>
+        <w:rPr>
+          <w:lang w:val="de-DE"/>
+        </w:rPr>
+      </w:pPr>
+      <w:r>
+        <w:rPr>
+          <w:b/>
+          <w:bCs/>
+          <w:lang w:val="de-DE"/>
+        </w:rPr>
+        <w:t xml:space="preserve">der </w:t>
+      </w:r>
+      <w:proofErr w:type="gramStart"/>
+      <w:r>
+        <w:rPr>
+          <w:b/>
+          <w:bCs/>
+          <w:lang w:val="de-DE"/>
+        </w:rPr>
+        <w:t>Ausflug</w:t>
       </w:r>
       <w:r>
         <w:rPr>
@@ -342,26 +557,42 @@
         <w:rPr>
           <w:lang w:val="de-DE"/>
         </w:rPr>
-        <w:t xml:space="preserve">: </w:t>
-      </w:r>
-      <w:r>
-        <w:rPr>
-          <w:lang w:val="de-DE"/>
-        </w:rPr>
-        <w:t>trip – Plural: die Ausflüge</w:t>
-      </w:r>
-    </w:p>
-    <w:p>
-      <w:pPr>
-        <w:pStyle w:val="ListParagraph"/>
-        <w:numPr>
-          <w:ilvl w:val="0"/>
-          <w:numId w:val="1"/>
-        </w:numPr>
-        <w:rPr>
-          <w:lang w:val="de-DE"/>
-        </w:rPr>
-      </w:pPr>
+        <w:t>:</w:t>
+      </w:r>
+      <w:proofErr w:type="gramEnd"/>
+      <w:r>
+        <w:rPr>
+          <w:lang w:val="de-DE"/>
+        </w:rPr>
+        <w:t xml:space="preserve"> </w:t>
+      </w:r>
+      <w:proofErr w:type="spellStart"/>
+      <w:r>
+        <w:rPr>
+          <w:lang w:val="de-DE"/>
+        </w:rPr>
+        <w:t>trip</w:t>
+      </w:r>
+      <w:proofErr w:type="spellEnd"/>
+      <w:r>
+        <w:rPr>
+          <w:lang w:val="de-DE"/>
+        </w:rPr>
+        <w:t xml:space="preserve"> – Plural: die Ausflüge</w:t>
+      </w:r>
+    </w:p>
+    <w:p>
+      <w:pPr>
+        <w:pStyle w:val="ListParagraph"/>
+        <w:numPr>
+          <w:ilvl w:val="0"/>
+          <w:numId w:val="1"/>
+        </w:numPr>
+        <w:rPr>
+          <w:lang w:val="de-DE"/>
+        </w:rPr>
+      </w:pPr>
+      <w:proofErr w:type="spellStart"/>
       <w:r>
         <w:rPr>
           <w:b/>
@@ -369,6 +600,7 @@
         </w:rPr>
         <w:t>miteinander</w:t>
       </w:r>
+      <w:proofErr w:type="spellEnd"/>
       <w:r>
         <w:t xml:space="preserve"> – with each other</w:t>
       </w:r>
@@ -388,7 +620,21 @@
         <w:rPr>
           <w:lang w:val="de-DE"/>
         </w:rPr>
-        <w:t>das Gedicht – poem – Plural: die Gedichte</w:t>
+        <w:t xml:space="preserve">das Gedicht – </w:t>
+      </w:r>
+      <w:proofErr w:type="spellStart"/>
+      <w:r>
+        <w:rPr>
+          <w:lang w:val="de-DE"/>
+        </w:rPr>
+        <w:t>poem</w:t>
+      </w:r>
+      <w:proofErr w:type="spellEnd"/>
+      <w:r>
+        <w:rPr>
+          <w:lang w:val="de-DE"/>
+        </w:rPr>
+        <w:t xml:space="preserve"> – Plural: die Gedichte</w:t>
       </w:r>
     </w:p>
     <w:p>
@@ -407,8 +653,13 @@
         <w:t>die Berghütte</w:t>
       </w:r>
       <w:r>
-        <w:t xml:space="preserve"> – mountain hut / mountain cabin – Plural: die Berghütten</w:t>
-      </w:r>
+        <w:t xml:space="preserve"> – mountain hut / mountain cabin – Plural: die </w:t>
+      </w:r>
+      <w:proofErr w:type="spellStart"/>
+      <w:r>
+        <w:t>Berghütten</w:t>
+      </w:r>
+      <w:proofErr w:type="spellEnd"/>
     </w:p>
     <w:p>
       <w:pPr>
@@ -442,11 +693,25 @@
           <w:b/>
           <w:bCs/>
         </w:rPr>
-        <w:t>das Gebirge</w:t>
-      </w:r>
-      <w:r>
-        <w:t xml:space="preserve"> – mountain range / mountains – Plural: die Gebirge</w:t>
-      </w:r>
+        <w:t xml:space="preserve">das </w:t>
+      </w:r>
+      <w:proofErr w:type="spellStart"/>
+      <w:r>
+        <w:rPr>
+          <w:b/>
+          <w:bCs/>
+        </w:rPr>
+        <w:t>Gebirge</w:t>
+      </w:r>
+      <w:proofErr w:type="spellEnd"/>
+      <w:r>
+        <w:t xml:space="preserve"> – mountain range / mountains – Plural: die </w:t>
+      </w:r>
+      <w:proofErr w:type="spellStart"/>
+      <w:r>
+        <w:t>Gebirge</w:t>
+      </w:r>
+      <w:proofErr w:type="spellEnd"/>
     </w:p>
     <w:p>
       <w:pPr>
@@ -471,7 +736,35 @@
         <w:rPr>
           <w:lang w:val="de-DE"/>
         </w:rPr>
-        <w:t xml:space="preserve"> – castle / palace / lock – Plural: die Schlösser</w:t>
+        <w:t xml:space="preserve"> – </w:t>
+      </w:r>
+      <w:proofErr w:type="spellStart"/>
+      <w:r>
+        <w:rPr>
+          <w:lang w:val="de-DE"/>
+        </w:rPr>
+        <w:t>castle</w:t>
+      </w:r>
+      <w:proofErr w:type="spellEnd"/>
+      <w:r>
+        <w:rPr>
+          <w:lang w:val="de-DE"/>
+        </w:rPr>
+        <w:t xml:space="preserve"> / </w:t>
+      </w:r>
+      <w:proofErr w:type="spellStart"/>
+      <w:r>
+        <w:rPr>
+          <w:lang w:val="de-DE"/>
+        </w:rPr>
+        <w:t>palace</w:t>
+      </w:r>
+      <w:proofErr w:type="spellEnd"/>
+      <w:r>
+        <w:rPr>
+          <w:lang w:val="de-DE"/>
+        </w:rPr>
+        <w:t xml:space="preserve"> / lock – Plural: die Schlösser</w:t>
       </w:r>
     </w:p>
     <w:p>
@@ -516,7 +809,21 @@
         <w:rPr>
           <w:lang w:val="de-DE"/>
         </w:rPr>
-        <w:t xml:space="preserve"> – valley – Plural: die Täler</w:t>
+        <w:t xml:space="preserve"> – </w:t>
+      </w:r>
+      <w:proofErr w:type="spellStart"/>
+      <w:r>
+        <w:rPr>
+          <w:lang w:val="de-DE"/>
+        </w:rPr>
+        <w:t>valley</w:t>
+      </w:r>
+      <w:proofErr w:type="spellEnd"/>
+      <w:r>
+        <w:rPr>
+          <w:lang w:val="de-DE"/>
+        </w:rPr>
+        <w:t xml:space="preserve"> – Plural: die Täler</w:t>
       </w:r>
     </w:p>
     <w:p>
@@ -542,7 +849,35 @@
         <w:rPr>
           <w:lang w:val="de-DE"/>
         </w:rPr>
-        <w:t xml:space="preserve"> – fairy tale – Plural: die Märchen</w:t>
+        <w:t xml:space="preserve"> – </w:t>
+      </w:r>
+      <w:proofErr w:type="spellStart"/>
+      <w:r>
+        <w:rPr>
+          <w:lang w:val="de-DE"/>
+        </w:rPr>
+        <w:t>fairy</w:t>
+      </w:r>
+      <w:proofErr w:type="spellEnd"/>
+      <w:r>
+        <w:rPr>
+          <w:lang w:val="de-DE"/>
+        </w:rPr>
+        <w:t xml:space="preserve"> </w:t>
+      </w:r>
+      <w:proofErr w:type="spellStart"/>
+      <w:r>
+        <w:rPr>
+          <w:lang w:val="de-DE"/>
+        </w:rPr>
+        <w:t>tale</w:t>
+      </w:r>
+      <w:proofErr w:type="spellEnd"/>
+      <w:r>
+        <w:rPr>
+          <w:lang w:val="de-DE"/>
+        </w:rPr>
+        <w:t xml:space="preserve"> – Plural: die Märchen</w:t>
       </w:r>
     </w:p>
     <w:p>
@@ -576,11 +911,19 @@
         </w:rPr>
         <w:t xml:space="preserve"> </w:t>
       </w:r>
-      <w:r>
-        <w:rPr>
-          <w:lang w:val="de-DE"/>
-        </w:rPr>
-        <w:t>task – Plural: die Aufträge</w:t>
+      <w:proofErr w:type="spellStart"/>
+      <w:r>
+        <w:rPr>
+          <w:lang w:val="de-DE"/>
+        </w:rPr>
+        <w:t>task</w:t>
+      </w:r>
+      <w:proofErr w:type="spellEnd"/>
+      <w:r>
+        <w:rPr>
+          <w:lang w:val="de-DE"/>
+        </w:rPr>
+        <w:t xml:space="preserve"> – Plural: die Aufträge</w:t>
       </w:r>
     </w:p>
     <w:p>
@@ -606,7 +949,21 @@
         <w:rPr>
           <w:lang w:val="de-DE"/>
         </w:rPr>
-        <w:t xml:space="preserve"> – death – Plural: die Tode</w:t>
+        <w:t xml:space="preserve"> – </w:t>
+      </w:r>
+      <w:proofErr w:type="spellStart"/>
+      <w:r>
+        <w:rPr>
+          <w:lang w:val="de-DE"/>
+        </w:rPr>
+        <w:t>death</w:t>
+      </w:r>
+      <w:proofErr w:type="spellEnd"/>
+      <w:r>
+        <w:rPr>
+          <w:lang w:val="de-DE"/>
+        </w:rPr>
+        <w:t xml:space="preserve"> – Plural: die Tode</w:t>
       </w:r>
     </w:p>
     <w:p>
@@ -650,23 +1007,39 @@
         <w:rPr>
           <w:lang w:val="de-DE"/>
         </w:rPr>
-        <w:t>fast (the german fast)</w:t>
-      </w:r>
-    </w:p>
-    <w:p>
-      <w:pPr>
-        <w:pStyle w:val="ListParagraph"/>
-        <w:numPr>
-          <w:ilvl w:val="0"/>
-          <w:numId w:val="1"/>
-        </w:numPr>
-        <w:rPr>
-          <w:lang w:val="de-DE"/>
-        </w:rPr>
-      </w:pPr>
+        <w:t xml:space="preserve">fast (the </w:t>
+      </w:r>
+      <w:proofErr w:type="spellStart"/>
+      <w:r>
+        <w:rPr>
+          <w:lang w:val="de-DE"/>
+        </w:rPr>
+        <w:t>german</w:t>
+      </w:r>
+      <w:proofErr w:type="spellEnd"/>
+      <w:r>
+        <w:rPr>
+          <w:lang w:val="de-DE"/>
+        </w:rPr>
+        <w:t xml:space="preserve"> fast)</w:t>
+      </w:r>
+    </w:p>
+    <w:p>
+      <w:pPr>
+        <w:pStyle w:val="ListParagraph"/>
+        <w:numPr>
+          <w:ilvl w:val="0"/>
+          <w:numId w:val="1"/>
+        </w:numPr>
+        <w:rPr>
+          <w:lang w:val="de-DE"/>
+        </w:rPr>
+      </w:pPr>
+      <w:proofErr w:type="spellStart"/>
       <w:r>
         <w:t>entfernt</w:t>
       </w:r>
+      <w:proofErr w:type="spellEnd"/>
       <w:r>
         <w:t xml:space="preserve"> </w:t>
       </w:r>
@@ -700,23 +1073,39 @@
         <w:rPr>
           <w:lang w:val="de-DE"/>
         </w:rPr>
-        <w:t xml:space="preserve"> – landmark– Plural: die Wahrzeichen</w:t>
-      </w:r>
-    </w:p>
-    <w:p>
-      <w:pPr>
-        <w:pStyle w:val="ListParagraph"/>
-        <w:numPr>
-          <w:ilvl w:val="0"/>
-          <w:numId w:val="1"/>
-        </w:numPr>
-        <w:rPr>
-          <w:lang w:val="de-DE"/>
-        </w:rPr>
-      </w:pPr>
+        <w:t xml:space="preserve"> – </w:t>
+      </w:r>
+      <w:proofErr w:type="spellStart"/>
+      <w:r>
+        <w:rPr>
+          <w:lang w:val="de-DE"/>
+        </w:rPr>
+        <w:t>landmark</w:t>
+      </w:r>
+      <w:proofErr w:type="spellEnd"/>
+      <w:r>
+        <w:rPr>
+          <w:lang w:val="de-DE"/>
+        </w:rPr>
+        <w:t>– Plural: die Wahrzeichen</w:t>
+      </w:r>
+    </w:p>
+    <w:p>
+      <w:pPr>
+        <w:pStyle w:val="ListParagraph"/>
+        <w:numPr>
+          <w:ilvl w:val="0"/>
+          <w:numId w:val="1"/>
+        </w:numPr>
+        <w:rPr>
+          <w:lang w:val="de-DE"/>
+        </w:rPr>
+      </w:pPr>
+      <w:proofErr w:type="spellStart"/>
       <w:r>
         <w:t>sowie</w:t>
       </w:r>
+      <w:proofErr w:type="spellEnd"/>
       <w:r>
         <w:t xml:space="preserve"> </w:t>
       </w:r>
@@ -770,30 +1159,58 @@
           <w:b/>
           <w:bCs/>
         </w:rPr>
-        <w:t>das Geschäft</w:t>
-      </w:r>
-      <w:r>
-        <w:t xml:space="preserve"> – shop / store / business / deal – Plural: die Geschäfte</w:t>
-      </w:r>
-    </w:p>
-    <w:p>
-      <w:pPr>
-        <w:pStyle w:val="ListParagraph"/>
-        <w:numPr>
-          <w:ilvl w:val="0"/>
-          <w:numId w:val="1"/>
-        </w:numPr>
-      </w:pPr>
-      <w:r>
-        <w:rPr>
-          <w:b/>
-          <w:bCs/>
-        </w:rPr>
-        <w:t>die Spitze</w:t>
-      </w:r>
-      <w:r>
-        <w:t xml:space="preserve"> – tip / point / top / peak / lead – Plural: die Spitzen</w:t>
-      </w:r>
+        <w:t xml:space="preserve">das </w:t>
+      </w:r>
+      <w:proofErr w:type="spellStart"/>
+      <w:r>
+        <w:rPr>
+          <w:b/>
+          <w:bCs/>
+        </w:rPr>
+        <w:t>Geschäft</w:t>
+      </w:r>
+      <w:proofErr w:type="spellEnd"/>
+      <w:r>
+        <w:t xml:space="preserve"> – shop / store / business / deal – Plural: die </w:t>
+      </w:r>
+      <w:proofErr w:type="spellStart"/>
+      <w:r>
+        <w:t>Geschäfte</w:t>
+      </w:r>
+      <w:proofErr w:type="spellEnd"/>
+    </w:p>
+    <w:p>
+      <w:pPr>
+        <w:pStyle w:val="ListParagraph"/>
+        <w:numPr>
+          <w:ilvl w:val="0"/>
+          <w:numId w:val="1"/>
+        </w:numPr>
+      </w:pPr>
+      <w:r>
+        <w:rPr>
+          <w:b/>
+          <w:bCs/>
+        </w:rPr>
+        <w:t xml:space="preserve">die </w:t>
+      </w:r>
+      <w:proofErr w:type="spellStart"/>
+      <w:r>
+        <w:rPr>
+          <w:b/>
+          <w:bCs/>
+        </w:rPr>
+        <w:t>Spitze</w:t>
+      </w:r>
+      <w:proofErr w:type="spellEnd"/>
+      <w:r>
+        <w:t xml:space="preserve"> – tip / point / top / peak / lead – Plural: die </w:t>
+      </w:r>
+      <w:proofErr w:type="spellStart"/>
+      <w:r>
+        <w:t>Spitzen</w:t>
+      </w:r>
+      <w:proofErr w:type="spellEnd"/>
       <w:r>
         <w:t xml:space="preserve"> </w:t>
       </w:r>
@@ -803,9 +1220,11 @@
       <w:r>
         <w:t xml:space="preserve"> </w:t>
       </w:r>
+      <w:proofErr w:type="spellStart"/>
       <w:r>
         <w:t>Gipfel</w:t>
       </w:r>
+      <w:proofErr w:type="spellEnd"/>
     </w:p>
     <w:p>
       <w:pPr>
@@ -830,7 +1249,63 @@
         <w:rPr>
           <w:lang w:val="de-DE"/>
         </w:rPr>
-        <w:t xml:space="preserve"> – cable car / aerial tramway – Plural: die Seilbahnen</w:t>
+        <w:t xml:space="preserve"> – </w:t>
+      </w:r>
+      <w:proofErr w:type="spellStart"/>
+      <w:r>
+        <w:rPr>
+          <w:lang w:val="de-DE"/>
+        </w:rPr>
+        <w:t>cable</w:t>
+      </w:r>
+      <w:proofErr w:type="spellEnd"/>
+      <w:r>
+        <w:rPr>
+          <w:lang w:val="de-DE"/>
+        </w:rPr>
+        <w:t xml:space="preserve"> </w:t>
+      </w:r>
+      <w:proofErr w:type="spellStart"/>
+      <w:r>
+        <w:rPr>
+          <w:lang w:val="de-DE"/>
+        </w:rPr>
+        <w:t>car</w:t>
+      </w:r>
+      <w:proofErr w:type="spellEnd"/>
+      <w:r>
+        <w:rPr>
+          <w:lang w:val="de-DE"/>
+        </w:rPr>
+        <w:t xml:space="preserve"> / </w:t>
+      </w:r>
+      <w:proofErr w:type="spellStart"/>
+      <w:r>
+        <w:rPr>
+          <w:lang w:val="de-DE"/>
+        </w:rPr>
+        <w:t>aerial</w:t>
+      </w:r>
+      <w:proofErr w:type="spellEnd"/>
+      <w:r>
+        <w:rPr>
+          <w:lang w:val="de-DE"/>
+        </w:rPr>
+        <w:t xml:space="preserve"> </w:t>
+      </w:r>
+      <w:proofErr w:type="spellStart"/>
+      <w:r>
+        <w:rPr>
+          <w:lang w:val="de-DE"/>
+        </w:rPr>
+        <w:t>tramway</w:t>
+      </w:r>
+      <w:proofErr w:type="spellEnd"/>
+      <w:r>
+        <w:rPr>
+          <w:lang w:val="de-DE"/>
+        </w:rPr>
+        <w:t xml:space="preserve"> – Plural: die Seilbahnen</w:t>
       </w:r>
     </w:p>
     <w:p>
@@ -856,26 +1331,87 @@
         <w:rPr>
           <w:lang w:val="de-DE"/>
         </w:rPr>
-        <w:t xml:space="preserve"> – radio / broadcasting – Plural: die Rundfunke (rarely used)</w:t>
-      </w:r>
-    </w:p>
-    <w:p>
-      <w:pPr>
-        <w:pStyle w:val="ListParagraph"/>
-        <w:numPr>
-          <w:ilvl w:val="0"/>
-          <w:numId w:val="1"/>
-        </w:numPr>
-        <w:rPr>
-          <w:lang w:val="de-DE"/>
-        </w:rPr>
-      </w:pPr>
-      <w:r>
-        <w:t>am interessantesten</w:t>
-      </w:r>
-      <w:r>
+        <w:t xml:space="preserve"> – </w:t>
+      </w:r>
+      <w:proofErr w:type="spellStart"/>
+      <w:r>
+        <w:rPr>
+          <w:lang w:val="de-DE"/>
+        </w:rPr>
+        <w:t>radio</w:t>
+      </w:r>
+      <w:proofErr w:type="spellEnd"/>
+      <w:r>
+        <w:rPr>
+          <w:lang w:val="de-DE"/>
+        </w:rPr>
+        <w:t xml:space="preserve"> / </w:t>
+      </w:r>
+      <w:proofErr w:type="spellStart"/>
+      <w:r>
+        <w:rPr>
+          <w:lang w:val="de-DE"/>
+        </w:rPr>
+        <w:t>broadcasting</w:t>
+      </w:r>
+      <w:proofErr w:type="spellEnd"/>
+      <w:r>
+        <w:rPr>
+          <w:lang w:val="de-DE"/>
+        </w:rPr>
+        <w:t xml:space="preserve"> – Plural: die Rundfunke (</w:t>
+      </w:r>
+      <w:proofErr w:type="spellStart"/>
+      <w:r>
+        <w:rPr>
+          <w:lang w:val="de-DE"/>
+        </w:rPr>
+        <w:t>rarely</w:t>
+      </w:r>
+      <w:proofErr w:type="spellEnd"/>
+      <w:r>
+        <w:rPr>
+          <w:lang w:val="de-DE"/>
+        </w:rPr>
         <w:t xml:space="preserve"> </w:t>
       </w:r>
+      <w:proofErr w:type="spellStart"/>
+      <w:r>
+        <w:rPr>
+          <w:lang w:val="de-DE"/>
+        </w:rPr>
+        <w:t>used</w:t>
+      </w:r>
+      <w:proofErr w:type="spellEnd"/>
+      <w:r>
+        <w:rPr>
+          <w:lang w:val="de-DE"/>
+        </w:rPr>
+        <w:t>)</w:t>
+      </w:r>
+    </w:p>
+    <w:p>
+      <w:pPr>
+        <w:pStyle w:val="ListParagraph"/>
+        <w:numPr>
+          <w:ilvl w:val="0"/>
+          <w:numId w:val="1"/>
+        </w:numPr>
+        <w:rPr>
+          <w:lang w:val="de-DE"/>
+        </w:rPr>
+      </w:pPr>
+      <w:r>
+        <w:t xml:space="preserve">am </w:t>
+      </w:r>
+      <w:proofErr w:type="spellStart"/>
+      <w:r>
+        <w:t>interessantesten</w:t>
+      </w:r>
+      <w:proofErr w:type="spellEnd"/>
+      <w:r>
+        <w:t xml:space="preserve"> </w:t>
+      </w:r>
       <w:r>
         <w:sym w:font="Wingdings" w:char="F0E0"/>
       </w:r>
@@ -894,6 +1430,7 @@
           <w:lang w:val="de-DE"/>
         </w:rPr>
       </w:pPr>
+      <w:proofErr w:type="spellStart"/>
       <w:r>
         <w:rPr>
           <w:b/>
@@ -901,6 +1438,7 @@
         </w:rPr>
         <w:t>aufregend</w:t>
       </w:r>
+      <w:proofErr w:type="spellEnd"/>
       <w:r>
         <w:t xml:space="preserve"> – exciting / thrilling / upsetting</w:t>
       </w:r>
@@ -928,7 +1466,49 @@
         <w:rPr>
           <w:lang w:val="de-DE"/>
         </w:rPr>
-        <w:t xml:space="preserve"> – impressive – (adjective/participle)</w:t>
+        <w:t xml:space="preserve"> – </w:t>
+      </w:r>
+      <w:proofErr w:type="spellStart"/>
+      <w:r>
+        <w:rPr>
+          <w:lang w:val="de-DE"/>
+        </w:rPr>
+        <w:t>impressive</w:t>
+      </w:r>
+      <w:proofErr w:type="spellEnd"/>
+      <w:r>
+        <w:rPr>
+          <w:lang w:val="de-DE"/>
+        </w:rPr>
+        <w:t xml:space="preserve"> – (</w:t>
+      </w:r>
+      <w:proofErr w:type="spellStart"/>
+      <w:r>
+        <w:rPr>
+          <w:lang w:val="de-DE"/>
+        </w:rPr>
+        <w:t>adjective</w:t>
+      </w:r>
+      <w:proofErr w:type="spellEnd"/>
+      <w:r>
+        <w:rPr>
+          <w:lang w:val="de-DE"/>
+        </w:rPr>
+        <w:t>/</w:t>
+      </w:r>
+      <w:proofErr w:type="spellStart"/>
+      <w:r>
+        <w:rPr>
+          <w:lang w:val="de-DE"/>
+        </w:rPr>
+        <w:t>participle</w:t>
+      </w:r>
+      <w:proofErr w:type="spellEnd"/>
+      <w:r>
+        <w:rPr>
+          <w:lang w:val="de-DE"/>
+        </w:rPr>
+        <w:t>)</w:t>
       </w:r>
     </w:p>
     <w:p>
@@ -954,8 +1534,30 @@
         <w:rPr>
           <w:lang w:val="de-DE"/>
         </w:rPr>
-        <w:t xml:space="preserve"> – to impress – Perfekt: hat beeindruckt – Separable: No</w:t>
-      </w:r>
+        <w:t xml:space="preserve"> – to </w:t>
+      </w:r>
+      <w:proofErr w:type="spellStart"/>
+      <w:r>
+        <w:rPr>
+          <w:lang w:val="de-DE"/>
+        </w:rPr>
+        <w:t>impress</w:t>
+      </w:r>
+      <w:proofErr w:type="spellEnd"/>
+      <w:r>
+        <w:rPr>
+          <w:lang w:val="de-DE"/>
+        </w:rPr>
+        <w:t xml:space="preserve"> – Perfekt: hat beeindruckt – Separable: </w:t>
+      </w:r>
+      <w:proofErr w:type="spellStart"/>
+      <w:r>
+        <w:rPr>
+          <w:lang w:val="de-DE"/>
+        </w:rPr>
+        <w:t>No</w:t>
+      </w:r>
+      <w:proofErr w:type="spellEnd"/>
     </w:p>
     <w:p>
       <w:pPr>
@@ -980,86 +1582,184 @@
         <w:rPr>
           <w:lang w:val="de-DE"/>
         </w:rPr>
-        <w:t xml:space="preserve"> – worth seeing – (adjective)</w:t>
-      </w:r>
-    </w:p>
-    <w:p>
-      <w:pPr>
-        <w:pStyle w:val="ListParagraph"/>
-        <w:numPr>
-          <w:ilvl w:val="0"/>
-          <w:numId w:val="1"/>
-        </w:numPr>
-        <w:rPr>
-          <w:lang w:val="de-DE"/>
-        </w:rPr>
-      </w:pPr>
-      <w:r>
-        <w:rPr>
-          <w:lang w:val="de-DE"/>
-        </w:rPr>
-        <w:t xml:space="preserve">der Vogel(. ..... ) </w:t>
-      </w:r>
-    </w:p>
-    <w:p>
-      <w:pPr>
-        <w:pStyle w:val="ListParagraph"/>
-        <w:numPr>
-          <w:ilvl w:val="0"/>
-          <w:numId w:val="1"/>
-        </w:numPr>
-        <w:rPr>
-          <w:lang w:val="de-DE"/>
-        </w:rPr>
-      </w:pPr>
-      <w:r>
-        <w:rPr>
-          <w:lang w:val="de-DE"/>
-        </w:rPr>
-        <w:t xml:space="preserve">die Katze(. ..... ) </w:t>
-      </w:r>
-    </w:p>
-    <w:p>
-      <w:pPr>
-        <w:pStyle w:val="ListParagraph"/>
-        <w:numPr>
-          <w:ilvl w:val="0"/>
-          <w:numId w:val="1"/>
-        </w:numPr>
-        <w:rPr>
-          <w:lang w:val="de-DE"/>
-        </w:rPr>
-      </w:pPr>
-      <w:r>
-        <w:rPr>
-          <w:lang w:val="de-DE"/>
-        </w:rPr>
-        <w:t xml:space="preserve">der Hund( ...... ) </w:t>
-      </w:r>
-    </w:p>
-    <w:p>
-      <w:pPr>
-        <w:pStyle w:val="ListParagraph"/>
-        <w:numPr>
-          <w:ilvl w:val="0"/>
-          <w:numId w:val="1"/>
-        </w:numPr>
-        <w:rPr>
-          <w:lang w:val="de-DE"/>
-        </w:rPr>
-      </w:pPr>
-      <w:r>
-        <w:rPr>
-          <w:lang w:val="de-DE"/>
-        </w:rPr>
-        <w:t xml:space="preserve">die Schlange(. ..... ) </w:t>
-      </w:r>
+        <w:t xml:space="preserve"> – </w:t>
+      </w:r>
+      <w:proofErr w:type="spellStart"/>
+      <w:r>
+        <w:rPr>
+          <w:lang w:val="de-DE"/>
+        </w:rPr>
+        <w:t>worth</w:t>
+      </w:r>
+      <w:proofErr w:type="spellEnd"/>
       <w:r>
         <w:rPr>
           <w:lang w:val="de-DE"/>
         </w:rPr>
         <w:t xml:space="preserve"> </w:t>
       </w:r>
+      <w:proofErr w:type="spellStart"/>
+      <w:r>
+        <w:rPr>
+          <w:lang w:val="de-DE"/>
+        </w:rPr>
+        <w:t>seeing</w:t>
+      </w:r>
+      <w:proofErr w:type="spellEnd"/>
+      <w:r>
+        <w:rPr>
+          <w:lang w:val="de-DE"/>
+        </w:rPr>
+        <w:t xml:space="preserve"> – (</w:t>
+      </w:r>
+      <w:proofErr w:type="spellStart"/>
+      <w:r>
+        <w:rPr>
+          <w:lang w:val="de-DE"/>
+        </w:rPr>
+        <w:t>adjective</w:t>
+      </w:r>
+      <w:proofErr w:type="spellEnd"/>
+      <w:r>
+        <w:rPr>
+          <w:lang w:val="de-DE"/>
+        </w:rPr>
+        <w:t>)</w:t>
+      </w:r>
+    </w:p>
+    <w:p>
+      <w:pPr>
+        <w:pStyle w:val="ListParagraph"/>
+        <w:numPr>
+          <w:ilvl w:val="0"/>
+          <w:numId w:val="1"/>
+        </w:numPr>
+        <w:rPr>
+          <w:lang w:val="de-DE"/>
+        </w:rPr>
+      </w:pPr>
+      <w:r>
+        <w:rPr>
+          <w:lang w:val="de-DE"/>
+        </w:rPr>
+        <w:t xml:space="preserve">der </w:t>
+      </w:r>
+      <w:proofErr w:type="gramStart"/>
+      <w:r>
+        <w:rPr>
+          <w:lang w:val="de-DE"/>
+        </w:rPr>
+        <w:t>Vogel(</w:t>
+      </w:r>
+      <w:proofErr w:type="gramEnd"/>
+      <w:r>
+        <w:rPr>
+          <w:lang w:val="de-DE"/>
+        </w:rPr>
+        <w:t xml:space="preserve">. ..... ) </w:t>
+      </w:r>
+    </w:p>
+    <w:p>
+      <w:pPr>
+        <w:pStyle w:val="ListParagraph"/>
+        <w:numPr>
+          <w:ilvl w:val="0"/>
+          <w:numId w:val="1"/>
+        </w:numPr>
+        <w:rPr>
+          <w:lang w:val="de-DE"/>
+        </w:rPr>
+      </w:pPr>
+      <w:r>
+        <w:rPr>
+          <w:lang w:val="de-DE"/>
+        </w:rPr>
+        <w:t xml:space="preserve">die </w:t>
+      </w:r>
+      <w:proofErr w:type="gramStart"/>
+      <w:r>
+        <w:rPr>
+          <w:lang w:val="de-DE"/>
+        </w:rPr>
+        <w:t>Katze(</w:t>
+      </w:r>
+      <w:proofErr w:type="gramEnd"/>
+      <w:r>
+        <w:rPr>
+          <w:lang w:val="de-DE"/>
+        </w:rPr>
+        <w:t xml:space="preserve">. ..... ) </w:t>
+      </w:r>
+    </w:p>
+    <w:p>
+      <w:pPr>
+        <w:pStyle w:val="ListParagraph"/>
+        <w:numPr>
+          <w:ilvl w:val="0"/>
+          <w:numId w:val="1"/>
+        </w:numPr>
+        <w:rPr>
+          <w:lang w:val="de-DE"/>
+        </w:rPr>
+      </w:pPr>
+      <w:r>
+        <w:rPr>
+          <w:lang w:val="de-DE"/>
+        </w:rPr>
+        <w:t xml:space="preserve">der </w:t>
+      </w:r>
+      <w:proofErr w:type="gramStart"/>
+      <w:r>
+        <w:rPr>
+          <w:lang w:val="de-DE"/>
+        </w:rPr>
+        <w:t>Hund( ......</w:t>
+      </w:r>
+      <w:proofErr w:type="gramEnd"/>
+      <w:r>
+        <w:rPr>
+          <w:lang w:val="de-DE"/>
+        </w:rPr>
+        <w:t xml:space="preserve"> ) </w:t>
+      </w:r>
+    </w:p>
+    <w:p>
+      <w:pPr>
+        <w:pStyle w:val="ListParagraph"/>
+        <w:numPr>
+          <w:ilvl w:val="0"/>
+          <w:numId w:val="1"/>
+        </w:numPr>
+        <w:rPr>
+          <w:lang w:val="de-DE"/>
+        </w:rPr>
+      </w:pPr>
+      <w:r>
+        <w:rPr>
+          <w:lang w:val="de-DE"/>
+        </w:rPr>
+        <w:t xml:space="preserve">die </w:t>
+      </w:r>
+      <w:proofErr w:type="gramStart"/>
+      <w:r>
+        <w:rPr>
+          <w:lang w:val="de-DE"/>
+        </w:rPr>
+        <w:t>Schlange(</w:t>
+      </w:r>
+      <w:proofErr w:type="gramEnd"/>
+      <w:r>
+        <w:rPr>
+          <w:lang w:val="de-DE"/>
+        </w:rPr>
+        <w:t xml:space="preserve">. ..... ) </w:t>
+      </w:r>
+      <w:r>
+        <w:rPr>
+          <w:lang w:val="de-DE"/>
+        </w:rPr>
+        <w:t xml:space="preserve"> </w:t>
+      </w:r>
       <w:r>
         <w:rPr>
           <w:lang w:val="de-DE"/>
@@ -1070,32 +1770,68 @@
         <w:rPr>
           <w:lang w:val="de-DE"/>
         </w:rPr>
-        <w:t xml:space="preserve"> snake</w:t>
-      </w:r>
-    </w:p>
-    <w:p>
-      <w:pPr>
-        <w:pStyle w:val="ListParagraph"/>
-        <w:numPr>
-          <w:ilvl w:val="0"/>
-          <w:numId w:val="1"/>
-        </w:numPr>
-        <w:rPr>
-          <w:lang w:val="de-DE"/>
-        </w:rPr>
-      </w:pPr>
-      <w:r>
-        <w:rPr>
-          <w:lang w:val="de-DE"/>
-        </w:rPr>
-        <w:t xml:space="preserve">das Huhn (.„ ... ) </w:t>
-      </w:r>
-      <w:r>
-        <w:rPr>
-          <w:lang w:val="de-DE"/>
-        </w:rPr>
         <w:t xml:space="preserve"> </w:t>
       </w:r>
+      <w:proofErr w:type="spellStart"/>
+      <w:r>
+        <w:rPr>
+          <w:lang w:val="de-DE"/>
+        </w:rPr>
+        <w:t>snake</w:t>
+      </w:r>
+      <w:proofErr w:type="spellEnd"/>
+    </w:p>
+    <w:p>
+      <w:pPr>
+        <w:pStyle w:val="ListParagraph"/>
+        <w:numPr>
+          <w:ilvl w:val="0"/>
+          <w:numId w:val="1"/>
+        </w:numPr>
+        <w:rPr>
+          <w:lang w:val="de-DE"/>
+        </w:rPr>
+      </w:pPr>
+      <w:r>
+        <w:rPr>
+          <w:lang w:val="de-DE"/>
+        </w:rPr>
+        <w:t xml:space="preserve">das Huhn </w:t>
+      </w:r>
+      <w:proofErr w:type="gramStart"/>
+      <w:r>
+        <w:rPr>
+          <w:lang w:val="de-DE"/>
+        </w:rPr>
+        <w:t>(.„</w:t>
+      </w:r>
+      <w:proofErr w:type="gramEnd"/>
+      <w:r>
+        <w:rPr>
+          <w:lang w:val="de-DE"/>
+        </w:rPr>
+        <w:t xml:space="preserve"> </w:t>
+      </w:r>
+      <w:proofErr w:type="gramStart"/>
+      <w:r>
+        <w:rPr>
+          <w:lang w:val="de-DE"/>
+        </w:rPr>
+        <w:t>... )</w:t>
+      </w:r>
+      <w:proofErr w:type="gramEnd"/>
+      <w:r>
+        <w:rPr>
+          <w:lang w:val="de-DE"/>
+        </w:rPr>
+        <w:t xml:space="preserve"> </w:t>
+      </w:r>
+      <w:r>
+        <w:rPr>
+          <w:lang w:val="de-DE"/>
+        </w:rPr>
+        <w:t xml:space="preserve"> </w:t>
+      </w:r>
       <w:r>
         <w:rPr>
           <w:lang w:val="de-DE"/>
@@ -1106,43 +1842,79 @@
         <w:rPr>
           <w:lang w:val="de-DE"/>
         </w:rPr>
-        <w:t xml:space="preserve"> cock</w:t>
-      </w:r>
-    </w:p>
-    <w:p>
-      <w:pPr>
-        <w:pStyle w:val="ListParagraph"/>
-        <w:numPr>
-          <w:ilvl w:val="0"/>
-          <w:numId w:val="1"/>
-        </w:numPr>
-        <w:rPr>
-          <w:lang w:val="de-DE"/>
-        </w:rPr>
-      </w:pPr>
-      <w:r>
-        <w:rPr>
-          <w:lang w:val="de-DE"/>
-        </w:rPr>
-        <w:t xml:space="preserve">das Schwein( ... .. ) </w:t>
-      </w:r>
-    </w:p>
-    <w:p>
-      <w:pPr>
-        <w:pStyle w:val="ListParagraph"/>
-        <w:numPr>
-          <w:ilvl w:val="0"/>
-          <w:numId w:val="1"/>
-        </w:numPr>
-        <w:rPr>
-          <w:lang w:val="de-DE"/>
-        </w:rPr>
-      </w:pPr>
-      <w:r>
-        <w:rPr>
-          <w:lang w:val="de-DE"/>
-        </w:rPr>
-        <w:t xml:space="preserve"> die Ameise(. ..... )</w:t>
+        <w:t xml:space="preserve"> </w:t>
+      </w:r>
+      <w:proofErr w:type="spellStart"/>
+      <w:r>
+        <w:rPr>
+          <w:lang w:val="de-DE"/>
+        </w:rPr>
+        <w:t>cock</w:t>
+      </w:r>
+      <w:proofErr w:type="spellEnd"/>
+    </w:p>
+    <w:p>
+      <w:pPr>
+        <w:pStyle w:val="ListParagraph"/>
+        <w:numPr>
+          <w:ilvl w:val="0"/>
+          <w:numId w:val="1"/>
+        </w:numPr>
+        <w:rPr>
+          <w:lang w:val="de-DE"/>
+        </w:rPr>
+      </w:pPr>
+      <w:r>
+        <w:rPr>
+          <w:lang w:val="de-DE"/>
+        </w:rPr>
+        <w:t xml:space="preserve">das </w:t>
+      </w:r>
+      <w:proofErr w:type="gramStart"/>
+      <w:r>
+        <w:rPr>
+          <w:lang w:val="de-DE"/>
+        </w:rPr>
+        <w:t>Schwein( ... ..</w:t>
+      </w:r>
+      <w:proofErr w:type="gramEnd"/>
+      <w:r>
+        <w:rPr>
+          <w:lang w:val="de-DE"/>
+        </w:rPr>
+        <w:t xml:space="preserve"> ) </w:t>
+      </w:r>
+    </w:p>
+    <w:p>
+      <w:pPr>
+        <w:pStyle w:val="ListParagraph"/>
+        <w:numPr>
+          <w:ilvl w:val="0"/>
+          <w:numId w:val="1"/>
+        </w:numPr>
+        <w:rPr>
+          <w:lang w:val="de-DE"/>
+        </w:rPr>
+      </w:pPr>
+      <w:r>
+        <w:rPr>
+          <w:lang w:val="de-DE"/>
+        </w:rPr>
+        <w:t xml:space="preserve"> die </w:t>
+      </w:r>
+      <w:proofErr w:type="gramStart"/>
+      <w:r>
+        <w:rPr>
+          <w:lang w:val="de-DE"/>
+        </w:rPr>
+        <w:t>Ameise(</w:t>
+      </w:r>
+      <w:proofErr w:type="gramEnd"/>
+      <w:r>
+        <w:rPr>
+          <w:lang w:val="de-DE"/>
+        </w:rPr>
+        <w:t>. ..... )</w:t>
       </w:r>
     </w:p>
     <w:p>
@@ -1179,79 +1951,149 @@
           <w:lang w:val="de-DE"/>
         </w:rPr>
         <w:lastRenderedPageBreak/>
-        <w:t xml:space="preserve">der Löwe(. ..... ) </w:t>
-      </w:r>
-    </w:p>
-    <w:p>
-      <w:pPr>
-        <w:pStyle w:val="ListParagraph"/>
-        <w:numPr>
-          <w:ilvl w:val="0"/>
-          <w:numId w:val="1"/>
-        </w:numPr>
-        <w:rPr>
-          <w:lang w:val="de-DE"/>
-        </w:rPr>
-      </w:pPr>
-      <w:r>
-        <w:rPr>
-          <w:lang w:val="de-DE"/>
-        </w:rPr>
-        <w:t xml:space="preserve">die Kuh(. ..... ) </w:t>
-      </w:r>
-    </w:p>
-    <w:p>
-      <w:pPr>
-        <w:pStyle w:val="ListParagraph"/>
-        <w:numPr>
-          <w:ilvl w:val="0"/>
-          <w:numId w:val="1"/>
-        </w:numPr>
-        <w:rPr>
-          <w:lang w:val="de-DE"/>
-        </w:rPr>
-      </w:pPr>
-      <w:r>
-        <w:rPr>
-          <w:lang w:val="de-DE"/>
-        </w:rPr>
-        <w:t xml:space="preserve"> das Schaf(. ..... ) </w:t>
-      </w:r>
-    </w:p>
-    <w:p>
-      <w:pPr>
-        <w:pStyle w:val="ListParagraph"/>
-        <w:numPr>
-          <w:ilvl w:val="0"/>
-          <w:numId w:val="1"/>
-        </w:numPr>
-        <w:rPr>
-          <w:lang w:val="de-DE"/>
-        </w:rPr>
-      </w:pPr>
-      <w:r>
-        <w:rPr>
-          <w:lang w:val="de-DE"/>
-        </w:rPr>
-        <w:t xml:space="preserve">die Mücke(. ..... ) </w:t>
-      </w:r>
-    </w:p>
-    <w:p>
-      <w:pPr>
-        <w:pStyle w:val="ListParagraph"/>
-        <w:numPr>
-          <w:ilvl w:val="0"/>
-          <w:numId w:val="1"/>
-        </w:numPr>
-        <w:rPr>
-          <w:lang w:val="de-DE"/>
-        </w:rPr>
-      </w:pPr>
-      <w:r>
-        <w:rPr>
-          <w:lang w:val="de-DE"/>
-        </w:rPr>
-        <w:t xml:space="preserve">die Spinne(. ..... ) </w:t>
+        <w:t xml:space="preserve">der </w:t>
+      </w:r>
+      <w:proofErr w:type="gramStart"/>
+      <w:r>
+        <w:rPr>
+          <w:lang w:val="de-DE"/>
+        </w:rPr>
+        <w:t>Löwe(</w:t>
+      </w:r>
+      <w:proofErr w:type="gramEnd"/>
+      <w:r>
+        <w:rPr>
+          <w:lang w:val="de-DE"/>
+        </w:rPr>
+        <w:t xml:space="preserve">. ..... ) </w:t>
+      </w:r>
+    </w:p>
+    <w:p>
+      <w:pPr>
+        <w:pStyle w:val="ListParagraph"/>
+        <w:numPr>
+          <w:ilvl w:val="0"/>
+          <w:numId w:val="1"/>
+        </w:numPr>
+        <w:rPr>
+          <w:lang w:val="de-DE"/>
+        </w:rPr>
+      </w:pPr>
+      <w:r>
+        <w:rPr>
+          <w:lang w:val="de-DE"/>
+        </w:rPr>
+        <w:t xml:space="preserve">die </w:t>
+      </w:r>
+      <w:proofErr w:type="gramStart"/>
+      <w:r>
+        <w:rPr>
+          <w:lang w:val="de-DE"/>
+        </w:rPr>
+        <w:t>Kuh(</w:t>
+      </w:r>
+      <w:proofErr w:type="gramEnd"/>
+      <w:r>
+        <w:rPr>
+          <w:lang w:val="de-DE"/>
+        </w:rPr>
+        <w:t xml:space="preserve">. ..... ) </w:t>
+      </w:r>
+    </w:p>
+    <w:p>
+      <w:pPr>
+        <w:pStyle w:val="ListParagraph"/>
+        <w:numPr>
+          <w:ilvl w:val="0"/>
+          <w:numId w:val="1"/>
+        </w:numPr>
+        <w:rPr>
+          <w:lang w:val="de-DE"/>
+        </w:rPr>
+      </w:pPr>
+      <w:r>
+        <w:rPr>
+          <w:lang w:val="de-DE"/>
+        </w:rPr>
+        <w:t xml:space="preserve"> das </w:t>
+      </w:r>
+      <w:proofErr w:type="gramStart"/>
+      <w:r>
+        <w:rPr>
+          <w:lang w:val="de-DE"/>
+        </w:rPr>
+        <w:t>Schaf(</w:t>
+      </w:r>
+      <w:proofErr w:type="gramEnd"/>
+      <w:r>
+        <w:rPr>
+          <w:lang w:val="de-DE"/>
+        </w:rPr>
+        <w:t xml:space="preserve">. ..... ) </w:t>
+      </w:r>
+    </w:p>
+    <w:p>
+      <w:pPr>
+        <w:pStyle w:val="ListParagraph"/>
+        <w:numPr>
+          <w:ilvl w:val="0"/>
+          <w:numId w:val="1"/>
+        </w:numPr>
+        <w:rPr>
+          <w:lang w:val="de-DE"/>
+        </w:rPr>
+      </w:pPr>
+      <w:r>
+        <w:rPr>
+          <w:lang w:val="de-DE"/>
+        </w:rPr>
+        <w:t xml:space="preserve">die </w:t>
+      </w:r>
+      <w:proofErr w:type="gramStart"/>
+      <w:r>
+        <w:rPr>
+          <w:lang w:val="de-DE"/>
+        </w:rPr>
+        <w:t>Mücke(</w:t>
+      </w:r>
+      <w:proofErr w:type="gramEnd"/>
+      <w:r>
+        <w:rPr>
+          <w:lang w:val="de-DE"/>
+        </w:rPr>
+        <w:t xml:space="preserve">. ..... ) </w:t>
+      </w:r>
+    </w:p>
+    <w:p>
+      <w:pPr>
+        <w:pStyle w:val="ListParagraph"/>
+        <w:numPr>
+          <w:ilvl w:val="0"/>
+          <w:numId w:val="1"/>
+        </w:numPr>
+        <w:rPr>
+          <w:lang w:val="de-DE"/>
+        </w:rPr>
+      </w:pPr>
+      <w:r>
+        <w:rPr>
+          <w:lang w:val="de-DE"/>
+        </w:rPr>
+        <w:t xml:space="preserve">die </w:t>
+      </w:r>
+      <w:proofErr w:type="gramStart"/>
+      <w:r>
+        <w:rPr>
+          <w:lang w:val="de-DE"/>
+        </w:rPr>
+        <w:t>Spinne(</w:t>
+      </w:r>
+      <w:proofErr w:type="gramEnd"/>
+      <w:r>
+        <w:rPr>
+          <w:lang w:val="de-DE"/>
+        </w:rPr>
+        <w:t xml:space="preserve">. ..... ) </w:t>
       </w:r>
       <w:r>
         <w:rPr>
@@ -1263,43 +2105,79 @@
         <w:rPr>
           <w:lang w:val="de-DE"/>
         </w:rPr>
-        <w:t xml:space="preserve"> spider</w:t>
-      </w:r>
-    </w:p>
-    <w:p>
-      <w:pPr>
-        <w:pStyle w:val="ListParagraph"/>
-        <w:numPr>
-          <w:ilvl w:val="0"/>
-          <w:numId w:val="1"/>
-        </w:numPr>
-        <w:rPr>
-          <w:lang w:val="de-DE"/>
-        </w:rPr>
-      </w:pPr>
-      <w:r>
-        <w:rPr>
-          <w:lang w:val="de-DE"/>
-        </w:rPr>
-        <w:t xml:space="preserve">die Giraffe(. ..... ) </w:t>
-      </w:r>
-    </w:p>
-    <w:p>
-      <w:pPr>
-        <w:pStyle w:val="ListParagraph"/>
-        <w:numPr>
-          <w:ilvl w:val="0"/>
-          <w:numId w:val="1"/>
-        </w:numPr>
-        <w:rPr>
-          <w:lang w:val="de-DE"/>
-        </w:rPr>
-      </w:pPr>
-      <w:r>
-        <w:rPr>
-          <w:lang w:val="de-DE"/>
-        </w:rPr>
-        <w:t xml:space="preserve">die Schildkröte(. ... ) </w:t>
+        <w:t xml:space="preserve"> </w:t>
+      </w:r>
+      <w:proofErr w:type="spellStart"/>
+      <w:r>
+        <w:rPr>
+          <w:lang w:val="de-DE"/>
+        </w:rPr>
+        <w:t>spider</w:t>
+      </w:r>
+      <w:proofErr w:type="spellEnd"/>
+    </w:p>
+    <w:p>
+      <w:pPr>
+        <w:pStyle w:val="ListParagraph"/>
+        <w:numPr>
+          <w:ilvl w:val="0"/>
+          <w:numId w:val="1"/>
+        </w:numPr>
+        <w:rPr>
+          <w:lang w:val="de-DE"/>
+        </w:rPr>
+      </w:pPr>
+      <w:r>
+        <w:rPr>
+          <w:lang w:val="de-DE"/>
+        </w:rPr>
+        <w:t xml:space="preserve">die </w:t>
+      </w:r>
+      <w:proofErr w:type="gramStart"/>
+      <w:r>
+        <w:rPr>
+          <w:lang w:val="de-DE"/>
+        </w:rPr>
+        <w:t>Giraffe(</w:t>
+      </w:r>
+      <w:proofErr w:type="gramEnd"/>
+      <w:r>
+        <w:rPr>
+          <w:lang w:val="de-DE"/>
+        </w:rPr>
+        <w:t xml:space="preserve">. ..... ) </w:t>
+      </w:r>
+    </w:p>
+    <w:p>
+      <w:pPr>
+        <w:pStyle w:val="ListParagraph"/>
+        <w:numPr>
+          <w:ilvl w:val="0"/>
+          <w:numId w:val="1"/>
+        </w:numPr>
+        <w:rPr>
+          <w:lang w:val="de-DE"/>
+        </w:rPr>
+      </w:pPr>
+      <w:r>
+        <w:rPr>
+          <w:lang w:val="de-DE"/>
+        </w:rPr>
+        <w:t xml:space="preserve">die </w:t>
+      </w:r>
+      <w:proofErr w:type="gramStart"/>
+      <w:r>
+        <w:rPr>
+          <w:lang w:val="de-DE"/>
+        </w:rPr>
+        <w:t>Schildkröte(</w:t>
+      </w:r>
+      <w:proofErr w:type="gramEnd"/>
+      <w:r>
+        <w:rPr>
+          <w:lang w:val="de-DE"/>
+        </w:rPr>
+        <w:t xml:space="preserve">. ... ) </w:t>
       </w:r>
     </w:p>
     <w:p>
@@ -1353,25 +2231,53 @@
         <w:rPr>
           <w:lang w:val="de-DE"/>
         </w:rPr>
-        <w:t xml:space="preserve"> der Bär(. .... ) </w:t>
-      </w:r>
-    </w:p>
-    <w:p>
-      <w:pPr>
-        <w:pStyle w:val="ListParagraph"/>
-        <w:numPr>
-          <w:ilvl w:val="0"/>
-          <w:numId w:val="1"/>
-        </w:numPr>
-        <w:rPr>
-          <w:lang w:val="de-DE"/>
-        </w:rPr>
-      </w:pPr>
-      <w:r>
-        <w:rPr>
-          <w:lang w:val="de-DE"/>
-        </w:rPr>
-        <w:t>der Wal(. ..... )</w:t>
+        <w:t xml:space="preserve"> der </w:t>
+      </w:r>
+      <w:proofErr w:type="gramStart"/>
+      <w:r>
+        <w:rPr>
+          <w:lang w:val="de-DE"/>
+        </w:rPr>
+        <w:t>Bär(</w:t>
+      </w:r>
+      <w:proofErr w:type="gramEnd"/>
+      <w:r>
+        <w:rPr>
+          <w:lang w:val="de-DE"/>
+        </w:rPr>
+        <w:t xml:space="preserve">. .... ) </w:t>
+      </w:r>
+    </w:p>
+    <w:p>
+      <w:pPr>
+        <w:pStyle w:val="ListParagraph"/>
+        <w:numPr>
+          <w:ilvl w:val="0"/>
+          <w:numId w:val="1"/>
+        </w:numPr>
+        <w:rPr>
+          <w:lang w:val="de-DE"/>
+        </w:rPr>
+      </w:pPr>
+      <w:r>
+        <w:rPr>
+          <w:lang w:val="de-DE"/>
+        </w:rPr>
+        <w:t xml:space="preserve">der </w:t>
+      </w:r>
+      <w:proofErr w:type="gramStart"/>
+      <w:r>
+        <w:rPr>
+          <w:lang w:val="de-DE"/>
+        </w:rPr>
+        <w:t>Wal(</w:t>
+      </w:r>
+      <w:proofErr w:type="gramEnd"/>
+      <w:r>
+        <w:rPr>
+          <w:lang w:val="de-DE"/>
+        </w:rPr>
+        <w:t>. ..... )</w:t>
       </w:r>
       <w:r>
         <w:rPr>
@@ -1389,7 +2295,14 @@
         <w:rPr>
           <w:lang w:val="de-DE"/>
         </w:rPr>
-        <w:t xml:space="preserve"> w</w:t>
+        <w:t xml:space="preserve"> </w:t>
+      </w:r>
+      <w:proofErr w:type="spellStart"/>
+      <w:r>
+        <w:rPr>
+          <w:lang w:val="de-DE"/>
+        </w:rPr>
+        <w:t>w</w:t>
       </w:r>
       <w:r>
         <w:rPr>
@@ -1397,6 +2310,7 @@
         </w:rPr>
         <w:t>hale</w:t>
       </w:r>
+      <w:proofErr w:type="spellEnd"/>
     </w:p>
     <w:p>
       <w:pPr>
@@ -1421,17 +2335,32 @@
         <w:rPr>
           <w:lang w:val="de-DE"/>
         </w:rPr>
-        <w:t xml:space="preserve"> – farm – Plural: die Bauernhöfe</w:t>
-      </w:r>
-    </w:p>
-    <w:p>
-      <w:pPr>
-        <w:pStyle w:val="ListParagraph"/>
-        <w:numPr>
-          <w:ilvl w:val="0"/>
-          <w:numId w:val="1"/>
-        </w:numPr>
-      </w:pPr>
+        <w:t xml:space="preserve"> – </w:t>
+      </w:r>
+      <w:proofErr w:type="spellStart"/>
+      <w:r>
+        <w:rPr>
+          <w:lang w:val="de-DE"/>
+        </w:rPr>
+        <w:t>farm</w:t>
+      </w:r>
+      <w:proofErr w:type="spellEnd"/>
+      <w:r>
+        <w:rPr>
+          <w:lang w:val="de-DE"/>
+        </w:rPr>
+        <w:t xml:space="preserve"> – Plural: die Bauernhöfe</w:t>
+      </w:r>
+    </w:p>
+    <w:p>
+      <w:pPr>
+        <w:pStyle w:val="ListParagraph"/>
+        <w:numPr>
+          <w:ilvl w:val="0"/>
+          <w:numId w:val="1"/>
+        </w:numPr>
+      </w:pPr>
+      <w:proofErr w:type="spellStart"/>
       <w:r>
         <w:rPr>
           <w:b/>
@@ -1439,8 +2368,17 @@
         </w:rPr>
         <w:t>giftig</w:t>
       </w:r>
-      <w:r>
-        <w:t xml:space="preserve"> – poisonous / toxic / venomous – (adjective, no Perfekt, not separable)</w:t>
+      <w:proofErr w:type="spellEnd"/>
+      <w:r>
+        <w:t xml:space="preserve"> – poisonous / toxic / venomous – (adjective, no </w:t>
+      </w:r>
+      <w:proofErr w:type="spellStart"/>
+      <w:r>
+        <w:t>Perfekt</w:t>
+      </w:r>
+      <w:proofErr w:type="spellEnd"/>
+      <w:r>
+        <w:t>, not separable)</w:t>
       </w:r>
     </w:p>
     <w:p>
@@ -1459,6 +2397,7 @@
           <w14:ligatures w14:val="standardContextual"/>
         </w:rPr>
       </w:pPr>
+      <w:proofErr w:type="spellStart"/>
       <w:r>
         <w:rPr>
           <w:rFonts w:asciiTheme="minorHAnsi" w:eastAsiaTheme="minorHAnsi" w:hAnsiTheme="minorHAnsi" w:cstheme="minorBidi"/>
@@ -1469,39 +2408,71 @@
           <w:lang w:eastAsia="en-US"/>
           <w14:ligatures w14:val="standardContextual"/>
         </w:rPr>
-        <w:t xml:space="preserve">vorhanden — available / existing </w:t>
-      </w:r>
-    </w:p>
-    <w:p>
-      <w:pPr>
-        <w:pStyle w:val="ListParagraph"/>
-        <w:numPr>
-          <w:ilvl w:val="0"/>
-          <w:numId w:val="1"/>
-        </w:numPr>
-      </w:pPr>
-      <w:r>
-        <w:rPr>
-          <w:b/>
-          <w:bCs/>
-        </w:rPr>
-        <w:t>die Herkunft</w:t>
-      </w:r>
-      <w:r>
-        <w:t xml:space="preserve"> – die Herkünfte – the origin, the descent, the provenance</w:t>
-      </w:r>
-    </w:p>
-    <w:p>
-      <w:pPr>
-        <w:pStyle w:val="ListParagraph"/>
-        <w:numPr>
-          <w:ilvl w:val="0"/>
-          <w:numId w:val="1"/>
-        </w:numPr>
-      </w:pPr>
+        <w:t>vorhanden</w:t>
+      </w:r>
+      <w:proofErr w:type="spellEnd"/>
+      <w:r>
+        <w:rPr>
+          <w:rFonts w:asciiTheme="minorHAnsi" w:eastAsiaTheme="minorHAnsi" w:hAnsiTheme="minorHAnsi" w:cstheme="minorBidi"/>
+          <w:b/>
+          <w:bCs/>
+          <w:sz w:val="22"/>
+          <w:szCs w:val="22"/>
+          <w:lang w:eastAsia="en-US"/>
+          <w14:ligatures w14:val="standardContextual"/>
+        </w:rPr>
+        <w:t xml:space="preserve"> — available / existing </w:t>
+      </w:r>
+    </w:p>
+    <w:p>
+      <w:pPr>
+        <w:pStyle w:val="ListParagraph"/>
+        <w:numPr>
+          <w:ilvl w:val="0"/>
+          <w:numId w:val="1"/>
+        </w:numPr>
+      </w:pPr>
+      <w:r>
+        <w:rPr>
+          <w:b/>
+          <w:bCs/>
+        </w:rPr>
+        <w:t xml:space="preserve">die </w:t>
+      </w:r>
+      <w:proofErr w:type="spellStart"/>
+      <w:r>
+        <w:rPr>
+          <w:b/>
+          <w:bCs/>
+        </w:rPr>
+        <w:t>Herkunft</w:t>
+      </w:r>
+      <w:proofErr w:type="spellEnd"/>
+      <w:r>
+        <w:t xml:space="preserve"> – die </w:t>
+      </w:r>
+      <w:proofErr w:type="spellStart"/>
+      <w:r>
+        <w:t>Herkünfte</w:t>
+      </w:r>
+      <w:proofErr w:type="spellEnd"/>
+      <w:r>
+        <w:t xml:space="preserve"> – the origin, the descent, the provenance</w:t>
+      </w:r>
+    </w:p>
+    <w:p>
+      <w:pPr>
+        <w:pStyle w:val="ListParagraph"/>
+        <w:numPr>
+          <w:ilvl w:val="0"/>
+          <w:numId w:val="1"/>
+        </w:numPr>
+      </w:pPr>
+      <w:proofErr w:type="spellStart"/>
       <w:r>
         <w:t>davon</w:t>
       </w:r>
+      <w:proofErr w:type="spellEnd"/>
       <w:r>
         <w:t xml:space="preserve"> </w:t>
       </w:r>
@@ -1525,41 +2496,91 @@
           <w:b/>
           <w:bCs/>
         </w:rPr>
-        <w:t>die Kochsendung</w:t>
-      </w:r>
-      <w:r>
-        <w:t xml:space="preserve"> – die Kochsendungen – the cooking show, the cookery programme</w:t>
-      </w:r>
-    </w:p>
-    <w:p>
-      <w:pPr>
-        <w:pStyle w:val="ListParagraph"/>
-        <w:numPr>
-          <w:ilvl w:val="0"/>
-          <w:numId w:val="1"/>
-        </w:numPr>
-      </w:pPr>
-      <w:r>
-        <w:t>die Leitung – die Leitungen – the line, the pipe, the cable, the management, the leadership</w:t>
-      </w:r>
-    </w:p>
-    <w:p>
-      <w:pPr>
-        <w:pStyle w:val="ListParagraph"/>
-        <w:numPr>
-          <w:ilvl w:val="0"/>
-          <w:numId w:val="1"/>
-        </w:numPr>
-      </w:pPr>
-      <w:r>
-        <w:rPr>
-          <w:b/>
-          <w:bCs/>
-        </w:rPr>
-        <w:t>der Geheimtipp</w:t>
-      </w:r>
-      <w:r>
-        <w:t xml:space="preserve"> – die Geheimtipps – the insider tip, the secret tip</w:t>
+        <w:t xml:space="preserve">die </w:t>
+      </w:r>
+      <w:proofErr w:type="spellStart"/>
+      <w:r>
+        <w:rPr>
+          <w:b/>
+          <w:bCs/>
+        </w:rPr>
+        <w:t>Kochsendung</w:t>
+      </w:r>
+      <w:proofErr w:type="spellEnd"/>
+      <w:r>
+        <w:t xml:space="preserve"> – die </w:t>
+      </w:r>
+      <w:proofErr w:type="spellStart"/>
+      <w:r>
+        <w:t>Kochsendungen</w:t>
+      </w:r>
+      <w:proofErr w:type="spellEnd"/>
+      <w:r>
+        <w:t xml:space="preserve"> – the cooking show, the cookery programme</w:t>
+      </w:r>
+    </w:p>
+    <w:p>
+      <w:pPr>
+        <w:pStyle w:val="ListParagraph"/>
+        <w:numPr>
+          <w:ilvl w:val="0"/>
+          <w:numId w:val="1"/>
+        </w:numPr>
+      </w:pPr>
+      <w:r>
+        <w:t xml:space="preserve">die </w:t>
+      </w:r>
+      <w:proofErr w:type="spellStart"/>
+      <w:r>
+        <w:t>Leitung</w:t>
+      </w:r>
+      <w:proofErr w:type="spellEnd"/>
+      <w:r>
+        <w:t xml:space="preserve"> – die </w:t>
+      </w:r>
+      <w:proofErr w:type="spellStart"/>
+      <w:r>
+        <w:t>Leitungen</w:t>
+      </w:r>
+      <w:proofErr w:type="spellEnd"/>
+      <w:r>
+        <w:t xml:space="preserve"> – the line, the pipe, the cable, the management, the leadership</w:t>
+      </w:r>
+    </w:p>
+    <w:p>
+      <w:pPr>
+        <w:pStyle w:val="ListParagraph"/>
+        <w:numPr>
+          <w:ilvl w:val="0"/>
+          <w:numId w:val="1"/>
+        </w:numPr>
+      </w:pPr>
+      <w:r>
+        <w:rPr>
+          <w:b/>
+          <w:bCs/>
+        </w:rPr>
+        <w:t xml:space="preserve">der </w:t>
+      </w:r>
+      <w:proofErr w:type="spellStart"/>
+      <w:r>
+        <w:rPr>
+          <w:b/>
+          <w:bCs/>
+        </w:rPr>
+        <w:t>Geheimtipp</w:t>
+      </w:r>
+      <w:proofErr w:type="spellEnd"/>
+      <w:r>
+        <w:t xml:space="preserve"> – die </w:t>
+      </w:r>
+      <w:proofErr w:type="spellStart"/>
+      <w:r>
+        <w:t>Geheimtipps</w:t>
+      </w:r>
+      <w:proofErr w:type="spellEnd"/>
+      <w:r>
+        <w:t xml:space="preserve"> – the insider tip, the secret tip</w:t>
       </w:r>
     </w:p>
     <w:p>
@@ -1611,14 +2632,44 @@
         <w:rPr>
           <w:lang w:val="de-DE"/>
         </w:rPr>
-        <w:t xml:space="preserve"> – die Auszeichnungen – the award, the distinction, the </w:t>
-      </w:r>
+        <w:t xml:space="preserve"> – die Auszeichnungen – the </w:t>
+      </w:r>
+      <w:proofErr w:type="spellStart"/>
+      <w:r>
+        <w:rPr>
+          <w:lang w:val="de-DE"/>
+        </w:rPr>
+        <w:t>award</w:t>
+      </w:r>
+      <w:proofErr w:type="spellEnd"/>
+      <w:r>
+        <w:rPr>
+          <w:lang w:val="de-DE"/>
+        </w:rPr>
+        <w:t xml:space="preserve">, the </w:t>
+      </w:r>
+      <w:proofErr w:type="spellStart"/>
+      <w:r>
+        <w:rPr>
+          <w:lang w:val="de-DE"/>
+        </w:rPr>
+        <w:t>distinction</w:t>
+      </w:r>
+      <w:proofErr w:type="spellEnd"/>
+      <w:r>
+        <w:rPr>
+          <w:lang w:val="de-DE"/>
+        </w:rPr>
+        <w:t xml:space="preserve">, the </w:t>
+      </w:r>
+      <w:proofErr w:type="spellStart"/>
       <w:r>
         <w:rPr>
           <w:lang w:val="de-DE"/>
         </w:rPr>
         <w:t>labelling</w:t>
       </w:r>
+      <w:proofErr w:type="spellEnd"/>
     </w:p>
     <w:p>
       <w:pPr>
@@ -1639,7 +2690,15 @@
         <w:t>die Scheibe</w:t>
       </w:r>
       <w:r>
-        <w:t xml:space="preserve"> – die Scheiben – the slice, the pane, the disc</w:t>
+        <w:t xml:space="preserve"> – die </w:t>
+      </w:r>
+      <w:proofErr w:type="spellStart"/>
+      <w:r>
+        <w:t>Scheiben</w:t>
+      </w:r>
+      <w:proofErr w:type="spellEnd"/>
+      <w:r>
+        <w:t xml:space="preserve"> – the slice, the pane, the disc</w:t>
       </w:r>
     </w:p>
     <w:p>
@@ -1691,29 +2750,54 @@
         <w:rPr>
           <w:lang w:val="de-DE"/>
         </w:rPr>
-        <w:t xml:space="preserve"> – die Geschäftsleute – the businessman</w:t>
-      </w:r>
-    </w:p>
-    <w:p>
-      <w:pPr>
-        <w:pStyle w:val="ListParagraph"/>
-        <w:numPr>
-          <w:ilvl w:val="0"/>
-          <w:numId w:val="1"/>
-        </w:numPr>
-        <w:rPr>
-          <w:lang w:val="de-DE"/>
-        </w:rPr>
-      </w:pPr>
-      <w:r>
-        <w:rPr>
-          <w:b/>
-          <w:bCs/>
-        </w:rPr>
-        <w:t>der/die Angestellte</w:t>
-      </w:r>
-      <w:r>
-        <w:t xml:space="preserve"> – die Angestellten – the employee, the white-collar worker</w:t>
+        <w:t xml:space="preserve"> – die Geschäftsleute – the </w:t>
+      </w:r>
+      <w:proofErr w:type="spellStart"/>
+      <w:r>
+        <w:rPr>
+          <w:lang w:val="de-DE"/>
+        </w:rPr>
+        <w:t>businessman</w:t>
+      </w:r>
+      <w:proofErr w:type="spellEnd"/>
+    </w:p>
+    <w:p>
+      <w:pPr>
+        <w:pStyle w:val="ListParagraph"/>
+        <w:numPr>
+          <w:ilvl w:val="0"/>
+          <w:numId w:val="1"/>
+        </w:numPr>
+        <w:rPr>
+          <w:lang w:val="de-DE"/>
+        </w:rPr>
+      </w:pPr>
+      <w:r>
+        <w:rPr>
+          <w:b/>
+          <w:bCs/>
+        </w:rPr>
+        <w:t xml:space="preserve">der/die </w:t>
+      </w:r>
+      <w:proofErr w:type="spellStart"/>
+      <w:r>
+        <w:rPr>
+          <w:b/>
+          <w:bCs/>
+        </w:rPr>
+        <w:t>Angestellte</w:t>
+      </w:r>
+      <w:proofErr w:type="spellEnd"/>
+      <w:r>
+        <w:t xml:space="preserve"> – die </w:t>
+      </w:r>
+      <w:proofErr w:type="spellStart"/>
+      <w:r>
+        <w:t>Angestellten</w:t>
+      </w:r>
+      <w:proofErr w:type="spellEnd"/>
+      <w:r>
+        <w:t xml:space="preserve"> – the employee, the white-collar worker</w:t>
       </w:r>
     </w:p>
     <w:p>
@@ -1734,6 +2818,7 @@
         </w:rPr>
         <w:t xml:space="preserve">in der </w:t>
       </w:r>
+      <w:proofErr w:type="spellStart"/>
       <w:r>
         <w:rPr>
           <w:b/>
@@ -1741,6 +2826,7 @@
         </w:rPr>
         <w:t>Realität</w:t>
       </w:r>
+      <w:proofErr w:type="spellEnd"/>
       <w:r>
         <w:rPr>
           <w:b/>
@@ -1786,24 +2872,55 @@
         <w:rPr>
           <w:lang w:val="de-DE"/>
         </w:rPr>
-        <w:t xml:space="preserve"> – die Einsätze – the deployment, the dispatch</w:t>
-      </w:r>
-    </w:p>
-    <w:p>
-      <w:pPr>
-        <w:pStyle w:val="ListParagraph"/>
-        <w:numPr>
-          <w:ilvl w:val="0"/>
-          <w:numId w:val="1"/>
-        </w:numPr>
-      </w:pPr>
-      <w:r>
-        <w:rPr>
-          <w:b/>
-          <w:bCs/>
-        </w:rPr>
-        <w:t>das Verständnis</w:t>
-      </w:r>
+        <w:t xml:space="preserve"> – die Einsätze – the </w:t>
+      </w:r>
+      <w:proofErr w:type="spellStart"/>
+      <w:r>
+        <w:rPr>
+          <w:lang w:val="de-DE"/>
+        </w:rPr>
+        <w:t>deployment</w:t>
+      </w:r>
+      <w:proofErr w:type="spellEnd"/>
+      <w:r>
+        <w:rPr>
+          <w:lang w:val="de-DE"/>
+        </w:rPr>
+        <w:t xml:space="preserve">, the </w:t>
+      </w:r>
+      <w:proofErr w:type="spellStart"/>
+      <w:r>
+        <w:rPr>
+          <w:lang w:val="de-DE"/>
+        </w:rPr>
+        <w:t>dispatch</w:t>
+      </w:r>
+      <w:proofErr w:type="spellEnd"/>
+    </w:p>
+    <w:p>
+      <w:pPr>
+        <w:pStyle w:val="ListParagraph"/>
+        <w:numPr>
+          <w:ilvl w:val="0"/>
+          <w:numId w:val="1"/>
+        </w:numPr>
+      </w:pPr>
+      <w:r>
+        <w:rPr>
+          <w:b/>
+          <w:bCs/>
+        </w:rPr>
+        <w:t xml:space="preserve">das </w:t>
+      </w:r>
+      <w:proofErr w:type="spellStart"/>
+      <w:r>
+        <w:rPr>
+          <w:b/>
+          <w:bCs/>
+        </w:rPr>
+        <w:t>Verständnis</w:t>
+      </w:r>
+      <w:proofErr w:type="spellEnd"/>
       <w:r>
         <w:t xml:space="preserve"> – (no plural) – the understanding</w:t>
       </w:r>
@@ -1831,8 +2948,16 @@
         <w:rPr>
           <w:lang w:val="de-DE"/>
         </w:rPr>
-        <w:t xml:space="preserve"> – die Hierarchien – the hierarchy</w:t>
-      </w:r>
+        <w:t xml:space="preserve"> – die Hierarchien – the </w:t>
+      </w:r>
+      <w:proofErr w:type="spellStart"/>
+      <w:r>
+        <w:rPr>
+          <w:lang w:val="de-DE"/>
+        </w:rPr>
+        <w:t>hierarchy</w:t>
+      </w:r>
+      <w:proofErr w:type="spellEnd"/>
     </w:p>
     <w:p>
       <w:pPr>
@@ -1857,7 +2982,35 @@
         <w:rPr>
           <w:lang w:val="de-DE"/>
         </w:rPr>
-        <w:t xml:space="preserve"> — daily routine — </w:t>
+        <w:t xml:space="preserve"> — </w:t>
+      </w:r>
+      <w:proofErr w:type="spellStart"/>
+      <w:r>
+        <w:rPr>
+          <w:lang w:val="de-DE"/>
+        </w:rPr>
+        <w:t>daily</w:t>
+      </w:r>
+      <w:proofErr w:type="spellEnd"/>
+      <w:r>
+        <w:rPr>
+          <w:lang w:val="de-DE"/>
+        </w:rPr>
+        <w:t xml:space="preserve"> </w:t>
+      </w:r>
+      <w:proofErr w:type="spellStart"/>
+      <w:r>
+        <w:rPr>
+          <w:lang w:val="de-DE"/>
+        </w:rPr>
+        <w:t>routine</w:t>
+      </w:r>
+      <w:proofErr w:type="spellEnd"/>
+      <w:r>
+        <w:rPr>
+          <w:lang w:val="de-DE"/>
+        </w:rPr>
+        <w:t xml:space="preserve"> — </w:t>
       </w:r>
       <w:r>
         <w:rPr>
@@ -1891,7 +3044,43 @@
           <w:bCs/>
           <w:lang w:val="de-DE"/>
         </w:rPr>
-        <w:t xml:space="preserve"> — condition / requirement — </w:t>
+        <w:t xml:space="preserve"> — </w:t>
+      </w:r>
+      <w:proofErr w:type="spellStart"/>
+      <w:r>
+        <w:rPr>
+          <w:b/>
+          <w:bCs/>
+          <w:lang w:val="de-DE"/>
+        </w:rPr>
+        <w:t>condition</w:t>
+      </w:r>
+      <w:proofErr w:type="spellEnd"/>
+      <w:r>
+        <w:rPr>
+          <w:b/>
+          <w:bCs/>
+          <w:lang w:val="de-DE"/>
+        </w:rPr>
+        <w:t xml:space="preserve"> / </w:t>
+      </w:r>
+      <w:proofErr w:type="spellStart"/>
+      <w:r>
+        <w:rPr>
+          <w:b/>
+          <w:bCs/>
+          <w:lang w:val="de-DE"/>
+        </w:rPr>
+        <w:t>requirement</w:t>
+      </w:r>
+      <w:proofErr w:type="spellEnd"/>
+      <w:r>
+        <w:rPr>
+          <w:b/>
+          <w:bCs/>
+          <w:lang w:val="de-DE"/>
+        </w:rPr>
+        <w:t xml:space="preserve"> — </w:t>
       </w:r>
       <w:r>
         <w:rPr>
@@ -1913,10 +3102,27 @@
           <w:b/>
           <w:bCs/>
         </w:rPr>
-        <w:t>der Vortrag</w:t>
-      </w:r>
-      <w:r>
-        <w:t xml:space="preserve"> – die Vorträge – the presentation, the talk, the lecture</w:t>
+        <w:t xml:space="preserve">der </w:t>
+      </w:r>
+      <w:proofErr w:type="spellStart"/>
+      <w:r>
+        <w:rPr>
+          <w:b/>
+          <w:bCs/>
+        </w:rPr>
+        <w:t>Vortrag</w:t>
+      </w:r>
+      <w:proofErr w:type="spellEnd"/>
+      <w:r>
+        <w:t xml:space="preserve"> – die </w:t>
+      </w:r>
+      <w:proofErr w:type="spellStart"/>
+      <w:r>
+        <w:t>Vorträge</w:t>
+      </w:r>
+      <w:proofErr w:type="spellEnd"/>
+      <w:r>
+        <w:t xml:space="preserve"> – the presentation, the talk, the lecture</w:t>
       </w:r>
     </w:p>
     <w:p>
@@ -1942,7 +3148,35 @@
         <w:rPr>
           <w:lang w:val="de-DE"/>
         </w:rPr>
-        <w:t xml:space="preserve"> – die Fachärzte – the medical specialist,</w:t>
+        <w:t xml:space="preserve"> – die Fachärzte – the </w:t>
+      </w:r>
+      <w:proofErr w:type="spellStart"/>
+      <w:r>
+        <w:rPr>
+          <w:lang w:val="de-DE"/>
+        </w:rPr>
+        <w:t>medical</w:t>
+      </w:r>
+      <w:proofErr w:type="spellEnd"/>
+      <w:r>
+        <w:rPr>
+          <w:lang w:val="de-DE"/>
+        </w:rPr>
+        <w:t xml:space="preserve"> </w:t>
+      </w:r>
+      <w:proofErr w:type="spellStart"/>
+      <w:r>
+        <w:rPr>
+          <w:lang w:val="de-DE"/>
+        </w:rPr>
+        <w:t>specialist</w:t>
+      </w:r>
+      <w:proofErr w:type="spellEnd"/>
+      <w:r>
+        <w:rPr>
+          <w:lang w:val="de-DE"/>
+        </w:rPr>
+        <w:t>,</w:t>
       </w:r>
     </w:p>
     <w:p>
@@ -1968,26 +3202,64 @@
         <w:rPr>
           <w:lang w:val="de-DE"/>
         </w:rPr>
-        <w:t xml:space="preserve"> – die Geschichten – the history, the story</w:t>
-      </w:r>
-    </w:p>
-    <w:p>
-      <w:pPr>
-        <w:pStyle w:val="ListParagraph"/>
-        <w:numPr>
-          <w:ilvl w:val="0"/>
-          <w:numId w:val="1"/>
-        </w:numPr>
-        <w:rPr>
-          <w:lang w:val="de-DE"/>
-        </w:rPr>
-      </w:pPr>
-      <w:r>
-        <w:rPr>
-          <w:b/>
-          <w:bCs/>
-        </w:rPr>
-        <w:t>die Betriebswirtschaftslehre (BWL)</w:t>
+        <w:t xml:space="preserve"> – die Geschichten – the </w:t>
+      </w:r>
+      <w:proofErr w:type="spellStart"/>
+      <w:r>
+        <w:rPr>
+          <w:lang w:val="de-DE"/>
+        </w:rPr>
+        <w:t>history</w:t>
+      </w:r>
+      <w:proofErr w:type="spellEnd"/>
+      <w:r>
+        <w:rPr>
+          <w:lang w:val="de-DE"/>
+        </w:rPr>
+        <w:t xml:space="preserve">, the </w:t>
+      </w:r>
+      <w:proofErr w:type="spellStart"/>
+      <w:r>
+        <w:rPr>
+          <w:lang w:val="de-DE"/>
+        </w:rPr>
+        <w:t>story</w:t>
+      </w:r>
+      <w:proofErr w:type="spellEnd"/>
+    </w:p>
+    <w:p>
+      <w:pPr>
+        <w:pStyle w:val="ListParagraph"/>
+        <w:numPr>
+          <w:ilvl w:val="0"/>
+          <w:numId w:val="1"/>
+        </w:numPr>
+        <w:rPr>
+          <w:lang w:val="de-DE"/>
+        </w:rPr>
+      </w:pPr>
+      <w:r>
+        <w:rPr>
+          <w:b/>
+          <w:bCs/>
+        </w:rPr>
+        <w:t xml:space="preserve">die </w:t>
+      </w:r>
+      <w:proofErr w:type="spellStart"/>
+      <w:r>
+        <w:rPr>
+          <w:b/>
+          <w:bCs/>
+        </w:rPr>
+        <w:t>Betriebswirtschaftslehre</w:t>
+      </w:r>
+      <w:proofErr w:type="spellEnd"/>
+      <w:r>
+        <w:rPr>
+          <w:b/>
+          <w:bCs/>
+        </w:rPr>
+        <w:t xml:space="preserve"> (BWL)</w:t>
       </w:r>
       <w:r>
         <w:t xml:space="preserve"> – (no plural) – the business administration</w:t>
@@ -2016,62 +3288,121 @@
         <w:rPr>
           <w:lang w:val="de-DE"/>
         </w:rPr>
-        <w:t xml:space="preserve"> – die Rechtswissenschaften – the law</w:t>
-      </w:r>
-    </w:p>
-    <w:p>
-      <w:pPr>
-        <w:pStyle w:val="ListParagraph"/>
-        <w:numPr>
-          <w:ilvl w:val="0"/>
-          <w:numId w:val="1"/>
-        </w:numPr>
-      </w:pPr>
-      <w:r>
-        <w:rPr>
-          <w:b/>
-          <w:bCs/>
-        </w:rPr>
-        <w:t>der Studienschwerpunkt</w:t>
-      </w:r>
-      <w:r>
-        <w:t xml:space="preserve"> – die Studienschwerpunkte – the main focus of study, the specialization, the major field of study</w:t>
-      </w:r>
-    </w:p>
-    <w:p>
-      <w:pPr>
-        <w:pStyle w:val="ListParagraph"/>
-        <w:numPr>
-          <w:ilvl w:val="0"/>
-          <w:numId w:val="1"/>
-        </w:numPr>
-      </w:pPr>
-      <w:r>
-        <w:rPr>
-          <w:b/>
-          <w:bCs/>
-        </w:rPr>
-        <w:t>die Schulnote</w:t>
-      </w:r>
-      <w:r>
-        <w:t xml:space="preserve"> – die Schulnoten – the school grade, the school mark</w:t>
-      </w:r>
-    </w:p>
-    <w:p>
-      <w:pPr>
-        <w:pStyle w:val="ListParagraph"/>
-        <w:numPr>
-          <w:ilvl w:val="0"/>
-          <w:numId w:val="1"/>
-        </w:numPr>
-      </w:pPr>
-      <w:r>
-        <w:rPr>
-          <w:b/>
-          <w:bCs/>
-        </w:rPr>
-        <w:t>die Hochschulreife</w:t>
-      </w:r>
+        <w:t xml:space="preserve"> – die Rechtswissenschaften – the </w:t>
+      </w:r>
+      <w:proofErr w:type="spellStart"/>
+      <w:r>
+        <w:rPr>
+          <w:lang w:val="de-DE"/>
+        </w:rPr>
+        <w:t>law</w:t>
+      </w:r>
+      <w:proofErr w:type="spellEnd"/>
+    </w:p>
+    <w:p>
+      <w:pPr>
+        <w:pStyle w:val="ListParagraph"/>
+        <w:numPr>
+          <w:ilvl w:val="0"/>
+          <w:numId w:val="1"/>
+        </w:numPr>
+      </w:pPr>
+      <w:r>
+        <w:rPr>
+          <w:b/>
+          <w:bCs/>
+        </w:rPr>
+        <w:t xml:space="preserve">der </w:t>
+      </w:r>
+      <w:proofErr w:type="spellStart"/>
+      <w:r>
+        <w:rPr>
+          <w:b/>
+          <w:bCs/>
+        </w:rPr>
+        <w:t>Studienschwerpunkt</w:t>
+      </w:r>
+      <w:proofErr w:type="spellEnd"/>
+      <w:r>
+        <w:t xml:space="preserve"> – die </w:t>
+      </w:r>
+      <w:proofErr w:type="spellStart"/>
+      <w:r>
+        <w:t>Studienschwerpunkte</w:t>
+      </w:r>
+      <w:proofErr w:type="spellEnd"/>
+      <w:r>
+        <w:t xml:space="preserve"> – the </w:t>
+      </w:r>
+      <w:proofErr w:type="gramStart"/>
+      <w:r>
+        <w:t>main focus</w:t>
+      </w:r>
+      <w:proofErr w:type="gramEnd"/>
+      <w:r>
+        <w:t xml:space="preserve"> of study, the specialization, the major field of study</w:t>
+      </w:r>
+    </w:p>
+    <w:p>
+      <w:pPr>
+        <w:pStyle w:val="ListParagraph"/>
+        <w:numPr>
+          <w:ilvl w:val="0"/>
+          <w:numId w:val="1"/>
+        </w:numPr>
+      </w:pPr>
+      <w:r>
+        <w:rPr>
+          <w:b/>
+          <w:bCs/>
+        </w:rPr>
+        <w:t xml:space="preserve">die </w:t>
+      </w:r>
+      <w:proofErr w:type="spellStart"/>
+      <w:r>
+        <w:rPr>
+          <w:b/>
+          <w:bCs/>
+        </w:rPr>
+        <w:t>Schulnote</w:t>
+      </w:r>
+      <w:proofErr w:type="spellEnd"/>
+      <w:r>
+        <w:t xml:space="preserve"> – die </w:t>
+      </w:r>
+      <w:proofErr w:type="spellStart"/>
+      <w:r>
+        <w:t>Schulnoten</w:t>
+      </w:r>
+      <w:proofErr w:type="spellEnd"/>
+      <w:r>
+        <w:t xml:space="preserve"> – the school grade, the school mark</w:t>
+      </w:r>
+    </w:p>
+    <w:p>
+      <w:pPr>
+        <w:pStyle w:val="ListParagraph"/>
+        <w:numPr>
+          <w:ilvl w:val="0"/>
+          <w:numId w:val="1"/>
+        </w:numPr>
+      </w:pPr>
+      <w:r>
+        <w:rPr>
+          <w:b/>
+          <w:bCs/>
+        </w:rPr>
+        <w:t xml:space="preserve">die </w:t>
+      </w:r>
+      <w:proofErr w:type="spellStart"/>
+      <w:r>
+        <w:rPr>
+          <w:b/>
+          <w:bCs/>
+        </w:rPr>
+        <w:t>Hochschulreife</w:t>
+      </w:r>
+      <w:proofErr w:type="spellEnd"/>
       <w:r>
         <w:t xml:space="preserve"> – (no plural) – the university entrance qualification, the higher education entrance qualification</w:t>
       </w:r>
@@ -2099,24 +3430,83 @@
         <w:rPr>
           <w:lang w:val="de-DE"/>
         </w:rPr>
-        <w:t xml:space="preserve"> – die Aufnahmeprüfungen – the entrance exam, the admission test</w:t>
-      </w:r>
-    </w:p>
-    <w:p>
-      <w:pPr>
-        <w:pStyle w:val="ListParagraph"/>
-        <w:numPr>
-          <w:ilvl w:val="0"/>
-          <w:numId w:val="1"/>
-        </w:numPr>
-      </w:pPr>
-      <w:r>
-        <w:rPr>
-          <w:b/>
-          <w:bCs/>
-        </w:rPr>
-        <w:t>die Zufriedenheit</w:t>
-      </w:r>
+        <w:t xml:space="preserve"> – die Aufnahmeprüfungen – the </w:t>
+      </w:r>
+      <w:proofErr w:type="spellStart"/>
+      <w:r>
+        <w:rPr>
+          <w:lang w:val="de-DE"/>
+        </w:rPr>
+        <w:t>entrance</w:t>
+      </w:r>
+      <w:proofErr w:type="spellEnd"/>
+      <w:r>
+        <w:rPr>
+          <w:lang w:val="de-DE"/>
+        </w:rPr>
+        <w:t xml:space="preserve"> </w:t>
+      </w:r>
+      <w:proofErr w:type="spellStart"/>
+      <w:r>
+        <w:rPr>
+          <w:lang w:val="de-DE"/>
+        </w:rPr>
+        <w:t>exam</w:t>
+      </w:r>
+      <w:proofErr w:type="spellEnd"/>
+      <w:r>
+        <w:rPr>
+          <w:lang w:val="de-DE"/>
+        </w:rPr>
+        <w:t xml:space="preserve">, the </w:t>
+      </w:r>
+      <w:proofErr w:type="spellStart"/>
+      <w:r>
+        <w:rPr>
+          <w:lang w:val="de-DE"/>
+        </w:rPr>
+        <w:t>admission</w:t>
+      </w:r>
+      <w:proofErr w:type="spellEnd"/>
+      <w:r>
+        <w:rPr>
+          <w:lang w:val="de-DE"/>
+        </w:rPr>
+        <w:t xml:space="preserve"> </w:t>
+      </w:r>
+      <w:proofErr w:type="spellStart"/>
+      <w:r>
+        <w:rPr>
+          <w:lang w:val="de-DE"/>
+        </w:rPr>
+        <w:t>test</w:t>
+      </w:r>
+      <w:proofErr w:type="spellEnd"/>
+    </w:p>
+    <w:p>
+      <w:pPr>
+        <w:pStyle w:val="ListParagraph"/>
+        <w:numPr>
+          <w:ilvl w:val="0"/>
+          <w:numId w:val="1"/>
+        </w:numPr>
+      </w:pPr>
+      <w:r>
+        <w:rPr>
+          <w:b/>
+          <w:bCs/>
+        </w:rPr>
+        <w:t xml:space="preserve">die </w:t>
+      </w:r>
+      <w:proofErr w:type="spellStart"/>
+      <w:r>
+        <w:rPr>
+          <w:b/>
+          <w:bCs/>
+        </w:rPr>
+        <w:t>Zufriedenheit</w:t>
+      </w:r>
+      <w:proofErr w:type="spellEnd"/>
       <w:r>
         <w:t xml:space="preserve"> – (no plural) – the satisfaction, the contentment</w:t>
       </w:r>
@@ -2144,17 +3534,68 @@
         <w:rPr>
           <w:lang w:val="de-DE"/>
         </w:rPr>
-        <w:t xml:space="preserve"> – die Verkaufsgespräche – the sales talk, the sales conversation</w:t>
-      </w:r>
-    </w:p>
-    <w:p>
-      <w:pPr>
-        <w:pStyle w:val="ListParagraph"/>
-        <w:numPr>
-          <w:ilvl w:val="0"/>
-          <w:numId w:val="1"/>
-        </w:numPr>
-      </w:pPr>
+        <w:t xml:space="preserve"> – die Verkaufsgespräche – the </w:t>
+      </w:r>
+      <w:proofErr w:type="spellStart"/>
+      <w:r>
+        <w:rPr>
+          <w:lang w:val="de-DE"/>
+        </w:rPr>
+        <w:t>sales</w:t>
+      </w:r>
+      <w:proofErr w:type="spellEnd"/>
+      <w:r>
+        <w:rPr>
+          <w:lang w:val="de-DE"/>
+        </w:rPr>
+        <w:t xml:space="preserve"> </w:t>
+      </w:r>
+      <w:proofErr w:type="spellStart"/>
+      <w:r>
+        <w:rPr>
+          <w:lang w:val="de-DE"/>
+        </w:rPr>
+        <w:t>talk</w:t>
+      </w:r>
+      <w:proofErr w:type="spellEnd"/>
+      <w:r>
+        <w:rPr>
+          <w:lang w:val="de-DE"/>
+        </w:rPr>
+        <w:t xml:space="preserve">, the </w:t>
+      </w:r>
+      <w:proofErr w:type="spellStart"/>
+      <w:r>
+        <w:rPr>
+          <w:lang w:val="de-DE"/>
+        </w:rPr>
+        <w:t>sales</w:t>
+      </w:r>
+      <w:proofErr w:type="spellEnd"/>
+      <w:r>
+        <w:rPr>
+          <w:lang w:val="de-DE"/>
+        </w:rPr>
+        <w:t xml:space="preserve"> </w:t>
+      </w:r>
+      <w:proofErr w:type="spellStart"/>
+      <w:r>
+        <w:rPr>
+          <w:lang w:val="de-DE"/>
+        </w:rPr>
+        <w:t>conversation</w:t>
+      </w:r>
+      <w:proofErr w:type="spellEnd"/>
+    </w:p>
+    <w:p>
+      <w:pPr>
+        <w:pStyle w:val="ListParagraph"/>
+        <w:numPr>
+          <w:ilvl w:val="0"/>
+          <w:numId w:val="1"/>
+        </w:numPr>
+      </w:pPr>
+      <w:proofErr w:type="spellStart"/>
       <w:r>
         <w:rPr>
           <w:b/>
@@ -2163,6 +3604,7 @@
         <w:lastRenderedPageBreak/>
         <w:t>gemeinsam</w:t>
       </w:r>
+      <w:proofErr w:type="spellEnd"/>
       <w:r>
         <w:t xml:space="preserve"> – adjective/adverb – common, shared, together, joint</w:t>
       </w:r>
@@ -2180,10 +3622,27 @@
           <w:b/>
           <w:bCs/>
         </w:rPr>
-        <w:t>der Einfluss</w:t>
-      </w:r>
-      <w:r>
-        <w:t xml:space="preserve"> – die Einflüsse – the influence, the impact</w:t>
+        <w:t xml:space="preserve">der </w:t>
+      </w:r>
+      <w:proofErr w:type="spellStart"/>
+      <w:r>
+        <w:rPr>
+          <w:b/>
+          <w:bCs/>
+        </w:rPr>
+        <w:t>Einfluss</w:t>
+      </w:r>
+      <w:proofErr w:type="spellEnd"/>
+      <w:r>
+        <w:t xml:space="preserve"> – die </w:t>
+      </w:r>
+      <w:proofErr w:type="spellStart"/>
+      <w:r>
+        <w:t>Einflüsse</w:t>
+      </w:r>
+      <w:proofErr w:type="spellEnd"/>
+      <w:r>
+        <w:t xml:space="preserve"> – the influence, the impact</w:t>
       </w:r>
     </w:p>
     <w:p>
@@ -2254,8 +3713,30 @@
         <w:rPr>
           <w:lang w:val="de-DE"/>
         </w:rPr>
-        <w:t xml:space="preserve"> – die Schwäger – the brother-in-law</w:t>
-      </w:r>
+        <w:t xml:space="preserve"> – die Schwäger – the </w:t>
+      </w:r>
+      <w:proofErr w:type="spellStart"/>
+      <w:r>
+        <w:rPr>
+          <w:lang w:val="de-DE"/>
+        </w:rPr>
+        <w:t>brother</w:t>
+      </w:r>
+      <w:proofErr w:type="spellEnd"/>
+      <w:r>
+        <w:rPr>
+          <w:lang w:val="de-DE"/>
+        </w:rPr>
+        <w:t>-in-</w:t>
+      </w:r>
+      <w:proofErr w:type="spellStart"/>
+      <w:r>
+        <w:rPr>
+          <w:lang w:val="de-DE"/>
+        </w:rPr>
+        <w:t>law</w:t>
+      </w:r>
+      <w:proofErr w:type="spellEnd"/>
     </w:p>
     <w:p>
       <w:pPr>
@@ -2280,26 +3761,51 @@
         <w:rPr>
           <w:lang w:val="de-DE"/>
         </w:rPr>
-        <w:t xml:space="preserve"> – die Enkelkinder – the grandchild</w:t>
-      </w:r>
-    </w:p>
-    <w:p>
-      <w:pPr>
-        <w:pStyle w:val="ListParagraph"/>
-        <w:numPr>
-          <w:ilvl w:val="0"/>
-          <w:numId w:val="1"/>
-        </w:numPr>
-      </w:pPr>
-      <w:r>
-        <w:rPr>
-          <w:b/>
-          <w:bCs/>
-        </w:rPr>
-        <w:t>die Trauung</w:t>
-      </w:r>
-      <w:r>
-        <w:t xml:space="preserve"> – die Trauungen – the wedding ceremony, the marriage ceremony</w:t>
+        <w:t xml:space="preserve"> – die Enkelkinder – the </w:t>
+      </w:r>
+      <w:proofErr w:type="spellStart"/>
+      <w:r>
+        <w:rPr>
+          <w:lang w:val="de-DE"/>
+        </w:rPr>
+        <w:t>grandchild</w:t>
+      </w:r>
+      <w:proofErr w:type="spellEnd"/>
+    </w:p>
+    <w:p>
+      <w:pPr>
+        <w:pStyle w:val="ListParagraph"/>
+        <w:numPr>
+          <w:ilvl w:val="0"/>
+          <w:numId w:val="1"/>
+        </w:numPr>
+      </w:pPr>
+      <w:r>
+        <w:rPr>
+          <w:b/>
+          <w:bCs/>
+        </w:rPr>
+        <w:t xml:space="preserve">die </w:t>
+      </w:r>
+      <w:proofErr w:type="spellStart"/>
+      <w:r>
+        <w:rPr>
+          <w:b/>
+          <w:bCs/>
+        </w:rPr>
+        <w:t>Trauung</w:t>
+      </w:r>
+      <w:proofErr w:type="spellEnd"/>
+      <w:r>
+        <w:t xml:space="preserve"> – die </w:t>
+      </w:r>
+      <w:proofErr w:type="spellStart"/>
+      <w:r>
+        <w:t>Trauungen</w:t>
+      </w:r>
+      <w:proofErr w:type="spellEnd"/>
+      <w:r>
+        <w:t xml:space="preserve"> – the wedding ceremony, the marriage ceremony</w:t>
       </w:r>
     </w:p>
     <w:p>
@@ -2325,26 +3831,51 @@
         <w:rPr>
           <w:lang w:val="de-DE"/>
         </w:rPr>
-        <w:t xml:space="preserve"> – die Hochzeiten – the wedding</w:t>
-      </w:r>
-    </w:p>
-    <w:p>
-      <w:pPr>
-        <w:pStyle w:val="ListParagraph"/>
-        <w:numPr>
-          <w:ilvl w:val="0"/>
-          <w:numId w:val="1"/>
-        </w:numPr>
-      </w:pPr>
-      <w:r>
-        <w:rPr>
-          <w:b/>
-          <w:bCs/>
-        </w:rPr>
-        <w:t>der Bräutigam</w:t>
-      </w:r>
-      <w:r>
-        <w:t xml:space="preserve"> – die Bräutigame – the groo</w:t>
+        <w:t xml:space="preserve"> – die Hochzeiten – the </w:t>
+      </w:r>
+      <w:proofErr w:type="spellStart"/>
+      <w:r>
+        <w:rPr>
+          <w:lang w:val="de-DE"/>
+        </w:rPr>
+        <w:t>wedding</w:t>
+      </w:r>
+      <w:proofErr w:type="spellEnd"/>
+    </w:p>
+    <w:p>
+      <w:pPr>
+        <w:pStyle w:val="ListParagraph"/>
+        <w:numPr>
+          <w:ilvl w:val="0"/>
+          <w:numId w:val="1"/>
+        </w:numPr>
+      </w:pPr>
+      <w:r>
+        <w:rPr>
+          <w:b/>
+          <w:bCs/>
+        </w:rPr>
+        <w:t xml:space="preserve">der </w:t>
+      </w:r>
+      <w:proofErr w:type="spellStart"/>
+      <w:r>
+        <w:rPr>
+          <w:b/>
+          <w:bCs/>
+        </w:rPr>
+        <w:t>Bräutigam</w:t>
+      </w:r>
+      <w:proofErr w:type="spellEnd"/>
+      <w:r>
+        <w:t xml:space="preserve"> – die </w:t>
+      </w:r>
+      <w:proofErr w:type="spellStart"/>
+      <w:r>
+        <w:t>Bräutigame</w:t>
+      </w:r>
+      <w:proofErr w:type="spellEnd"/>
+      <w:r>
+        <w:t xml:space="preserve"> – the groo</w:t>
       </w:r>
       <w:r>
         <w:t>m</w:t>
@@ -2373,36 +3904,62 @@
         <w:rPr>
           <w:lang w:val="de-DE"/>
         </w:rPr>
-        <w:t xml:space="preserve"> – die Bräute – the bride</w:t>
-      </w:r>
-    </w:p>
-    <w:p>
-      <w:pPr>
-        <w:pStyle w:val="ListParagraph"/>
-        <w:numPr>
-          <w:ilvl w:val="0"/>
-          <w:numId w:val="1"/>
-        </w:numPr>
-      </w:pPr>
-      <w:r>
-        <w:rPr>
-          <w:b/>
-          <w:bCs/>
-        </w:rPr>
-        <w:t>der Polterabend</w:t>
-      </w:r>
-      <w:r>
-        <w:t xml:space="preserve"> – die Polterabende – the eve-of-wedding party (a German pre-wedding custom)</w:t>
-      </w:r>
-    </w:p>
-    <w:p>
-      <w:pPr>
-        <w:pStyle w:val="ListParagraph"/>
-        <w:numPr>
-          <w:ilvl w:val="0"/>
-          <w:numId w:val="1"/>
-        </w:numPr>
-      </w:pPr>
+        <w:t xml:space="preserve"> – die Bräute – the </w:t>
+      </w:r>
+      <w:proofErr w:type="spellStart"/>
+      <w:r>
+        <w:rPr>
+          <w:lang w:val="de-DE"/>
+        </w:rPr>
+        <w:t>bride</w:t>
+      </w:r>
+      <w:proofErr w:type="spellEnd"/>
+    </w:p>
+    <w:p>
+      <w:pPr>
+        <w:pStyle w:val="ListParagraph"/>
+        <w:numPr>
+          <w:ilvl w:val="0"/>
+          <w:numId w:val="1"/>
+        </w:numPr>
+      </w:pPr>
+      <w:r>
+        <w:rPr>
+          <w:b/>
+          <w:bCs/>
+        </w:rPr>
+        <w:t xml:space="preserve">der </w:t>
+      </w:r>
+      <w:proofErr w:type="spellStart"/>
+      <w:r>
+        <w:rPr>
+          <w:b/>
+          <w:bCs/>
+        </w:rPr>
+        <w:t>Polterabend</w:t>
+      </w:r>
+      <w:proofErr w:type="spellEnd"/>
+      <w:r>
+        <w:t xml:space="preserve"> – die </w:t>
+      </w:r>
+      <w:proofErr w:type="spellStart"/>
+      <w:r>
+        <w:t>Polterabende</w:t>
+      </w:r>
+      <w:proofErr w:type="spellEnd"/>
+      <w:r>
+        <w:t xml:space="preserve"> – the eve-of-wedding party (a German pre-wedding custom)</w:t>
+      </w:r>
+    </w:p>
+    <w:p>
+      <w:pPr>
+        <w:pStyle w:val="ListParagraph"/>
+        <w:numPr>
+          <w:ilvl w:val="0"/>
+          <w:numId w:val="1"/>
+        </w:numPr>
+      </w:pPr>
+      <w:proofErr w:type="spellStart"/>
       <w:r>
         <w:rPr>
           <w:b/>
@@ -2410,6 +3967,7 @@
         </w:rPr>
         <w:t>treu</w:t>
       </w:r>
+      <w:proofErr w:type="spellEnd"/>
       <w:r>
         <w:t xml:space="preserve"> – adjective – faithful, loyal, true, devoted</w:t>
       </w:r>
@@ -2427,8 +3985,17 @@
           <w:b/>
           <w:bCs/>
         </w:rPr>
-        <w:t>auf dem Standesamt</w:t>
-      </w:r>
+        <w:t xml:space="preserve">auf dem </w:t>
+      </w:r>
+      <w:proofErr w:type="spellStart"/>
+      <w:r>
+        <w:rPr>
+          <w:b/>
+          <w:bCs/>
+        </w:rPr>
+        <w:t>Standesamt</w:t>
+      </w:r>
+      <w:proofErr w:type="spellEnd"/>
       <w:r>
         <w:t xml:space="preserve"> – phrase – at the registry office, at the civil registry office</w:t>
       </w:r>
@@ -2446,27 +4013,53 @@
           <w:b/>
           <w:bCs/>
         </w:rPr>
-        <w:t>die Kosmetik</w:t>
-      </w:r>
-      <w:r>
-        <w:t xml:space="preserve"> – die Kosmetiken – the cosmetics, the cosmetic products, the beauty care</w:t>
-      </w:r>
-    </w:p>
-    <w:p>
-      <w:pPr>
-        <w:pStyle w:val="ListParagraph"/>
-        <w:numPr>
-          <w:ilvl w:val="0"/>
-          <w:numId w:val="1"/>
-        </w:numPr>
-      </w:pPr>
-      <w:r>
-        <w:rPr>
-          <w:b/>
-          <w:bCs/>
-        </w:rPr>
-        <w:t>die Lederwaren</w:t>
-      </w:r>
+        <w:t xml:space="preserve">die </w:t>
+      </w:r>
+      <w:proofErr w:type="spellStart"/>
+      <w:r>
+        <w:rPr>
+          <w:b/>
+          <w:bCs/>
+        </w:rPr>
+        <w:t>Kosmetik</w:t>
+      </w:r>
+      <w:proofErr w:type="spellEnd"/>
+      <w:r>
+        <w:t xml:space="preserve"> – die </w:t>
+      </w:r>
+      <w:proofErr w:type="spellStart"/>
+      <w:r>
+        <w:t>Kosmetiken</w:t>
+      </w:r>
+      <w:proofErr w:type="spellEnd"/>
+      <w:r>
+        <w:t xml:space="preserve"> – the cosmetics, the cosmetic products, the beauty care</w:t>
+      </w:r>
+    </w:p>
+    <w:p>
+      <w:pPr>
+        <w:pStyle w:val="ListParagraph"/>
+        <w:numPr>
+          <w:ilvl w:val="0"/>
+          <w:numId w:val="1"/>
+        </w:numPr>
+      </w:pPr>
+      <w:r>
+        <w:rPr>
+          <w:b/>
+          <w:bCs/>
+        </w:rPr>
+        <w:t xml:space="preserve">die </w:t>
+      </w:r>
+      <w:proofErr w:type="spellStart"/>
+      <w:r>
+        <w:rPr>
+          <w:b/>
+          <w:bCs/>
+        </w:rPr>
+        <w:t>Lederwaren</w:t>
+      </w:r>
+      <w:proofErr w:type="spellEnd"/>
       <w:r>
         <w:t xml:space="preserve"> – plural – the leather goods</w:t>
       </w:r>
@@ -2484,8 +4077,17 @@
           <w:b/>
           <w:bCs/>
         </w:rPr>
-        <w:t>die Haushaltswaren</w:t>
-      </w:r>
+        <w:t xml:space="preserve">die </w:t>
+      </w:r>
+      <w:proofErr w:type="spellStart"/>
+      <w:r>
+        <w:rPr>
+          <w:b/>
+          <w:bCs/>
+        </w:rPr>
+        <w:t>Haushaltswaren</w:t>
+      </w:r>
+      <w:proofErr w:type="spellEnd"/>
       <w:r>
         <w:t xml:space="preserve"> – plural – the household goods, the housewares</w:t>
       </w:r>
@@ -2503,8 +4105,17 @@
           <w:b/>
           <w:bCs/>
         </w:rPr>
-        <w:t>die Schreibwaren</w:t>
-      </w:r>
+        <w:t xml:space="preserve">die </w:t>
+      </w:r>
+      <w:proofErr w:type="spellStart"/>
+      <w:r>
+        <w:rPr>
+          <w:b/>
+          <w:bCs/>
+        </w:rPr>
+        <w:t>Schreibwaren</w:t>
+      </w:r>
+      <w:proofErr w:type="spellEnd"/>
       <w:r>
         <w:t xml:space="preserve"> – plural – the stationery, the writing materials</w:t>
       </w:r>
@@ -2532,8 +4143,30 @@
         <w:rPr>
           <w:lang w:val="de-DE"/>
         </w:rPr>
-        <w:t xml:space="preserve"> – die Schreibwarengeschäfte – the stationery shop</w:t>
-      </w:r>
+        <w:t xml:space="preserve"> – die Schreibwarengeschäfte – the </w:t>
+      </w:r>
+      <w:proofErr w:type="spellStart"/>
+      <w:r>
+        <w:rPr>
+          <w:lang w:val="de-DE"/>
+        </w:rPr>
+        <w:t>stationery</w:t>
+      </w:r>
+      <w:proofErr w:type="spellEnd"/>
+      <w:r>
+        <w:rPr>
+          <w:lang w:val="de-DE"/>
+        </w:rPr>
+        <w:t xml:space="preserve"> </w:t>
+      </w:r>
+      <w:proofErr w:type="spellStart"/>
+      <w:r>
+        <w:rPr>
+          <w:lang w:val="de-DE"/>
+        </w:rPr>
+        <w:t>shop</w:t>
+      </w:r>
+      <w:proofErr w:type="spellEnd"/>
     </w:p>
     <w:p>
       <w:pPr>
@@ -2551,24 +4184,41 @@
         <w:t>der Schmuck</w:t>
       </w:r>
       <w:r>
-        <w:t xml:space="preserve"> – (no plural) – the jewelry, the jewellery, the ornament</w:t>
-      </w:r>
-    </w:p>
-    <w:p>
-      <w:pPr>
-        <w:pStyle w:val="ListParagraph"/>
-        <w:numPr>
-          <w:ilvl w:val="0"/>
-          <w:numId w:val="1"/>
-        </w:numPr>
-      </w:pPr>
-      <w:r>
-        <w:rPr>
-          <w:b/>
-          <w:bCs/>
-        </w:rPr>
-        <w:t>die Unterhaltungselektronik</w:t>
-      </w:r>
+        <w:t xml:space="preserve"> – (no plural) – the </w:t>
+      </w:r>
+      <w:proofErr w:type="spellStart"/>
+      <w:r>
+        <w:t>jewelry</w:t>
+      </w:r>
+      <w:proofErr w:type="spellEnd"/>
+      <w:r>
+        <w:t>, the jewellery, the ornament</w:t>
+      </w:r>
+    </w:p>
+    <w:p>
+      <w:pPr>
+        <w:pStyle w:val="ListParagraph"/>
+        <w:numPr>
+          <w:ilvl w:val="0"/>
+          <w:numId w:val="1"/>
+        </w:numPr>
+      </w:pPr>
+      <w:r>
+        <w:rPr>
+          <w:b/>
+          <w:bCs/>
+        </w:rPr>
+        <w:t xml:space="preserve">die </w:t>
+      </w:r>
+      <w:proofErr w:type="spellStart"/>
+      <w:r>
+        <w:rPr>
+          <w:b/>
+          <w:bCs/>
+        </w:rPr>
+        <w:t>Unterhaltungselektronik</w:t>
+      </w:r>
+      <w:proofErr w:type="spellEnd"/>
       <w:r>
         <w:t xml:space="preserve"> – (no plural) – the consumer electronics, the entertainment electronics</w:t>
       </w:r>
@@ -2596,8 +4246,16 @@
         <w:rPr>
           <w:lang w:val="de-DE"/>
         </w:rPr>
-        <w:t xml:space="preserve"> – die Scheidungen – the divorce</w:t>
-      </w:r>
+        <w:t xml:space="preserve"> – die Scheidungen – the </w:t>
+      </w:r>
+      <w:proofErr w:type="spellStart"/>
+      <w:r>
+        <w:rPr>
+          <w:lang w:val="de-DE"/>
+        </w:rPr>
+        <w:t>divorce</w:t>
+      </w:r>
+      <w:proofErr w:type="spellEnd"/>
     </w:p>
     <w:p>
       <w:pPr>
@@ -2622,26 +4280,51 @@
         <w:rPr>
           <w:lang w:val="de-DE"/>
         </w:rPr>
-        <w:t xml:space="preserve"> – die Gedichte – the poem</w:t>
-      </w:r>
-    </w:p>
-    <w:p>
-      <w:pPr>
-        <w:pStyle w:val="ListParagraph"/>
-        <w:numPr>
-          <w:ilvl w:val="0"/>
-          <w:numId w:val="1"/>
-        </w:numPr>
-      </w:pPr>
-      <w:r>
-        <w:rPr>
-          <w:b/>
-          <w:bCs/>
-        </w:rPr>
-        <w:t>der Sonderauftrag</w:t>
-      </w:r>
-      <w:r>
-        <w:t xml:space="preserve"> – die Sonderaufträge – the special order, the special assignment, the special commission</w:t>
+        <w:t xml:space="preserve"> – die Gedichte – the </w:t>
+      </w:r>
+      <w:proofErr w:type="spellStart"/>
+      <w:r>
+        <w:rPr>
+          <w:lang w:val="de-DE"/>
+        </w:rPr>
+        <w:t>poem</w:t>
+      </w:r>
+      <w:proofErr w:type="spellEnd"/>
+    </w:p>
+    <w:p>
+      <w:pPr>
+        <w:pStyle w:val="ListParagraph"/>
+        <w:numPr>
+          <w:ilvl w:val="0"/>
+          <w:numId w:val="1"/>
+        </w:numPr>
+      </w:pPr>
+      <w:r>
+        <w:rPr>
+          <w:b/>
+          <w:bCs/>
+        </w:rPr>
+        <w:t xml:space="preserve">der </w:t>
+      </w:r>
+      <w:proofErr w:type="spellStart"/>
+      <w:r>
+        <w:rPr>
+          <w:b/>
+          <w:bCs/>
+        </w:rPr>
+        <w:t>Sonderauftrag</w:t>
+      </w:r>
+      <w:proofErr w:type="spellEnd"/>
+      <w:r>
+        <w:t xml:space="preserve"> – die </w:t>
+      </w:r>
+      <w:proofErr w:type="spellStart"/>
+      <w:r>
+        <w:t>Sonderaufträge</w:t>
+      </w:r>
+      <w:proofErr w:type="spellEnd"/>
+      <w:r>
+        <w:t xml:space="preserve"> – the special order, the special assignment, the special commission</w:t>
       </w:r>
     </w:p>
     <w:p>
@@ -2667,14 +4350,58 @@
         <w:rPr>
           <w:lang w:val="de-DE"/>
         </w:rPr>
-        <w:t xml:space="preserve"> – die Aufträge – the order</w:t>
-      </w:r>
-      <w:r>
-        <w:rPr>
-          <w:lang w:val="de-DE"/>
-        </w:rPr>
-        <w:t xml:space="preserve"> a task in an ordering way</w:t>
-      </w:r>
+        <w:t xml:space="preserve"> – die Aufträge – the </w:t>
+      </w:r>
+      <w:proofErr w:type="spellStart"/>
+      <w:r>
+        <w:rPr>
+          <w:lang w:val="de-DE"/>
+        </w:rPr>
+        <w:t>order</w:t>
+      </w:r>
+      <w:proofErr w:type="spellEnd"/>
+      <w:r>
+        <w:rPr>
+          <w:lang w:val="de-DE"/>
+        </w:rPr>
+        <w:t xml:space="preserve"> a </w:t>
+      </w:r>
+      <w:proofErr w:type="spellStart"/>
+      <w:r>
+        <w:rPr>
+          <w:lang w:val="de-DE"/>
+        </w:rPr>
+        <w:t>task</w:t>
+      </w:r>
+      <w:proofErr w:type="spellEnd"/>
+      <w:r>
+        <w:rPr>
+          <w:lang w:val="de-DE"/>
+        </w:rPr>
+        <w:t xml:space="preserve"> in an </w:t>
+      </w:r>
+      <w:proofErr w:type="spellStart"/>
+      <w:r>
+        <w:rPr>
+          <w:lang w:val="de-DE"/>
+        </w:rPr>
+        <w:t>ordering</w:t>
+      </w:r>
+      <w:proofErr w:type="spellEnd"/>
+      <w:r>
+        <w:rPr>
+          <w:lang w:val="de-DE"/>
+        </w:rPr>
+        <w:t xml:space="preserve"> </w:t>
+      </w:r>
+      <w:proofErr w:type="spellStart"/>
+      <w:r>
+        <w:rPr>
+          <w:lang w:val="de-DE"/>
+        </w:rPr>
+        <w:t>way</w:t>
+      </w:r>
+      <w:proofErr w:type="spellEnd"/>
     </w:p>
     <w:p>
       <w:pPr>
@@ -2699,8 +4426,16 @@
         <w:rPr>
           <w:lang w:val="de-DE"/>
         </w:rPr>
-        <w:t xml:space="preserve"> – die Ausnahmen – the exception</w:t>
-      </w:r>
+        <w:t xml:space="preserve"> – die Ausnahmen – the </w:t>
+      </w:r>
+      <w:proofErr w:type="spellStart"/>
+      <w:r>
+        <w:rPr>
+          <w:lang w:val="de-DE"/>
+        </w:rPr>
+        <w:t>exception</w:t>
+      </w:r>
+      <w:proofErr w:type="spellEnd"/>
     </w:p>
     <w:p>
       <w:pPr>
@@ -2725,8 +4460,30 @@
         <w:rPr>
           <w:lang w:val="de-DE"/>
         </w:rPr>
-        <w:t xml:space="preserve"> – die Wendungen – the phrase, the expression</w:t>
-      </w:r>
+        <w:t xml:space="preserve"> – die Wendungen – the </w:t>
+      </w:r>
+      <w:proofErr w:type="spellStart"/>
+      <w:r>
+        <w:rPr>
+          <w:lang w:val="de-DE"/>
+        </w:rPr>
+        <w:t>phrase</w:t>
+      </w:r>
+      <w:proofErr w:type="spellEnd"/>
+      <w:r>
+        <w:rPr>
+          <w:lang w:val="de-DE"/>
+        </w:rPr>
+        <w:t xml:space="preserve">, the </w:t>
+      </w:r>
+      <w:proofErr w:type="spellStart"/>
+      <w:r>
+        <w:rPr>
+          <w:lang w:val="de-DE"/>
+        </w:rPr>
+        <w:t>expression</w:t>
+      </w:r>
+      <w:proofErr w:type="spellEnd"/>
     </w:p>
     <w:p>
       <w:pPr>
@@ -2751,7 +4508,21 @@
         <w:rPr>
           <w:lang w:val="de-DE"/>
         </w:rPr>
-        <w:t xml:space="preserve"> → die Wälder (forests)</w:t>
+        <w:t xml:space="preserve"> → die Wälder (</w:t>
+      </w:r>
+      <w:proofErr w:type="spellStart"/>
+      <w:r>
+        <w:rPr>
+          <w:lang w:val="de-DE"/>
+        </w:rPr>
+        <w:t>forests</w:t>
+      </w:r>
+      <w:proofErr w:type="spellEnd"/>
+      <w:r>
+        <w:rPr>
+          <w:lang w:val="de-DE"/>
+        </w:rPr>
+        <w:t>)</w:t>
       </w:r>
     </w:p>
     <w:p>
@@ -2777,7 +4548,21 @@
         <w:rPr>
           <w:lang w:val="de-DE"/>
         </w:rPr>
-        <w:t xml:space="preserve"> → die Wiesen (meadows)</w:t>
+        <w:t xml:space="preserve"> → die Wiesen (</w:t>
+      </w:r>
+      <w:proofErr w:type="spellStart"/>
+      <w:r>
+        <w:rPr>
+          <w:lang w:val="de-DE"/>
+        </w:rPr>
+        <w:t>meadows</w:t>
+      </w:r>
+      <w:proofErr w:type="spellEnd"/>
+      <w:r>
+        <w:rPr>
+          <w:lang w:val="de-DE"/>
+        </w:rPr>
+        <w:t>)</w:t>
       </w:r>
     </w:p>
     <w:p>
@@ -2803,7 +4588,21 @@
         <w:rPr>
           <w:lang w:val="de-DE"/>
         </w:rPr>
-        <w:t xml:space="preserve"> → die Parks (parks)</w:t>
+        <w:t xml:space="preserve"> → die Parks (</w:t>
+      </w:r>
+      <w:proofErr w:type="spellStart"/>
+      <w:r>
+        <w:rPr>
+          <w:lang w:val="de-DE"/>
+        </w:rPr>
+        <w:t>parks</w:t>
+      </w:r>
+      <w:proofErr w:type="spellEnd"/>
+      <w:r>
+        <w:rPr>
+          <w:lang w:val="de-DE"/>
+        </w:rPr>
+        <w:t>)</w:t>
       </w:r>
     </w:p>
     <w:p>
@@ -2829,7 +4628,21 @@
         <w:rPr>
           <w:lang w:val="de-DE"/>
         </w:rPr>
-        <w:t xml:space="preserve"> → die Seen (lakes)</w:t>
+        <w:t xml:space="preserve"> → die Seen (</w:t>
+      </w:r>
+      <w:proofErr w:type="spellStart"/>
+      <w:r>
+        <w:rPr>
+          <w:lang w:val="de-DE"/>
+        </w:rPr>
+        <w:t>lakes</w:t>
+      </w:r>
+      <w:proofErr w:type="spellEnd"/>
+      <w:r>
+        <w:rPr>
+          <w:lang w:val="de-DE"/>
+        </w:rPr>
+        <w:t>)</w:t>
       </w:r>
     </w:p>
     <w:p>
@@ -2855,7 +4668,21 @@
         <w:rPr>
           <w:lang w:val="de-DE"/>
         </w:rPr>
-        <w:t xml:space="preserve"> → die Flüsse (rivers)</w:t>
+        <w:t xml:space="preserve"> → die Flüsse (</w:t>
+      </w:r>
+      <w:proofErr w:type="spellStart"/>
+      <w:r>
+        <w:rPr>
+          <w:lang w:val="de-DE"/>
+        </w:rPr>
+        <w:t>rivers</w:t>
+      </w:r>
+      <w:proofErr w:type="spellEnd"/>
+      <w:r>
+        <w:rPr>
+          <w:lang w:val="de-DE"/>
+        </w:rPr>
+        <w:t>)</w:t>
       </w:r>
     </w:p>
     <w:p>
@@ -2933,7 +4760,35 @@
         <w:rPr>
           <w:lang w:val="de-DE"/>
         </w:rPr>
-        <w:t xml:space="preserve"> → die Gebirge (mountain ranges)</w:t>
+        <w:t xml:space="preserve"> → die Gebirge (</w:t>
+      </w:r>
+      <w:proofErr w:type="spellStart"/>
+      <w:r>
+        <w:rPr>
+          <w:lang w:val="de-DE"/>
+        </w:rPr>
+        <w:t>mountain</w:t>
+      </w:r>
+      <w:proofErr w:type="spellEnd"/>
+      <w:r>
+        <w:rPr>
+          <w:lang w:val="de-DE"/>
+        </w:rPr>
+        <w:t xml:space="preserve"> </w:t>
+      </w:r>
+      <w:proofErr w:type="spellStart"/>
+      <w:r>
+        <w:rPr>
+          <w:lang w:val="de-DE"/>
+        </w:rPr>
+        <w:t>ranges</w:t>
+      </w:r>
+      <w:proofErr w:type="spellEnd"/>
+      <w:r>
+        <w:rPr>
+          <w:lang w:val="de-DE"/>
+        </w:rPr>
+        <w:t>)</w:t>
       </w:r>
     </w:p>
     <w:p>
@@ -2959,7 +4814,21 @@
         <w:rPr>
           <w:lang w:val="de-DE"/>
         </w:rPr>
-        <w:t xml:space="preserve"> → die Strände (beaches)</w:t>
+        <w:t xml:space="preserve"> → die Strände (</w:t>
+      </w:r>
+      <w:proofErr w:type="spellStart"/>
+      <w:r>
+        <w:rPr>
+          <w:lang w:val="de-DE"/>
+        </w:rPr>
+        <w:t>beaches</w:t>
+      </w:r>
+      <w:proofErr w:type="spellEnd"/>
+      <w:r>
+        <w:rPr>
+          <w:lang w:val="de-DE"/>
+        </w:rPr>
+        <w:t>)</w:t>
       </w:r>
     </w:p>
     <w:p>
@@ -3025,8 +4894,16 @@
         <w:rPr>
           <w:lang w:val="de-DE"/>
         </w:rPr>
-        <w:t>das Gebirge</w:t>
-      </w:r>
+        <w:t xml:space="preserve">das </w:t>
+      </w:r>
+      <w:proofErr w:type="spellStart"/>
+      <w:r>
+        <w:rPr>
+          <w:lang w:val="de-DE"/>
+        </w:rPr>
+        <w:t>Gebirge</w:t>
+      </w:r>
+      <w:proofErr w:type="spellEnd"/>
       <w:r>
         <w:rPr>
           <w:lang w:val="de-DE"/>
@@ -3049,8 +4926,30 @@
         <w:rPr>
           <w:lang w:val="de-DE"/>
         </w:rPr>
-        <w:t>das Gebäude → die Gebäude</w:t>
-      </w:r>
+        <w:t xml:space="preserve">das </w:t>
+      </w:r>
+      <w:proofErr w:type="spellStart"/>
+      <w:r>
+        <w:rPr>
+          <w:lang w:val="de-DE"/>
+        </w:rPr>
+        <w:t>Gebäude</w:t>
+      </w:r>
+      <w:proofErr w:type="spellEnd"/>
+      <w:r>
+        <w:rPr>
+          <w:lang w:val="de-DE"/>
+        </w:rPr>
+        <w:t xml:space="preserve"> → die </w:t>
+      </w:r>
+      <w:proofErr w:type="spellStart"/>
+      <w:r>
+        <w:rPr>
+          <w:lang w:val="de-DE"/>
+        </w:rPr>
+        <w:t>Gebäude</w:t>
+      </w:r>
+      <w:proofErr w:type="spellEnd"/>
       <w:r>
         <w:rPr>
           <w:lang w:val="de-DE"/>
@@ -3069,11 +4968,19 @@
           <w:lang w:val="de-DE"/>
         </w:rPr>
       </w:pPr>
-      <w:r>
-        <w:rPr>
-          <w:lang w:val="de-DE"/>
-        </w:rPr>
-        <w:t>der Park</w:t>
+      <w:proofErr w:type="spellStart"/>
+      <w:r>
+        <w:rPr>
+          <w:lang w:val="de-DE"/>
+        </w:rPr>
+        <w:t>der</w:t>
+      </w:r>
+      <w:proofErr w:type="spellEnd"/>
+      <w:r>
+        <w:rPr>
+          <w:lang w:val="de-DE"/>
+        </w:rPr>
+        <w:t xml:space="preserve"> Park</w:t>
       </w:r>
       <w:r>
         <w:rPr>
@@ -3135,7 +5042,14 @@
         <w:rPr>
           <w:lang w:val="de-DE"/>
         </w:rPr>
-        <w:t>die Sicherheits</w:t>
+        <w:t xml:space="preserve">die </w:t>
+      </w:r>
+      <w:proofErr w:type="spellStart"/>
+      <w:r>
+        <w:rPr>
+          <w:lang w:val="de-DE"/>
+        </w:rPr>
+        <w:t>Sicherheits</w:t>
       </w:r>
       <w:r>
         <w:rPr>
@@ -3145,6 +5059,7 @@
         </w:rPr>
         <w:t>kontrolle</w:t>
       </w:r>
+      <w:proofErr w:type="spellEnd"/>
       <w:r>
         <w:rPr>
           <w:lang w:val="de-DE"/>
@@ -3167,7 +5082,14 @@
         <w:rPr>
           <w:lang w:val="de-DE"/>
         </w:rPr>
-        <w:t>der Informations</w:t>
+        <w:t xml:space="preserve">der </w:t>
+      </w:r>
+      <w:proofErr w:type="spellStart"/>
+      <w:r>
+        <w:rPr>
+          <w:lang w:val="de-DE"/>
+        </w:rPr>
+        <w:t>Informations</w:t>
       </w:r>
       <w:r>
         <w:rPr>
@@ -3177,6 +5099,7 @@
         </w:rPr>
         <w:t>schalter</w:t>
       </w:r>
+      <w:proofErr w:type="spellEnd"/>
       <w:r>
         <w:rPr>
           <w:lang w:val="de-DE"/>
@@ -3201,6 +5124,7 @@
         </w:rPr>
         <w:t>der Check-in-</w:t>
       </w:r>
+      <w:proofErr w:type="spellStart"/>
       <w:r>
         <w:rPr>
           <w:b/>
@@ -3209,6 +5133,7 @@
         </w:rPr>
         <w:t>Schalter</w:t>
       </w:r>
+      <w:proofErr w:type="spellEnd"/>
       <w:r>
         <w:rPr>
           <w:lang w:val="de-DE"/>
@@ -3232,7 +5157,14 @@
           <w:lang w:val="de-DE"/>
         </w:rPr>
         <w:lastRenderedPageBreak/>
-        <w:t>der Sitz</w:t>
+        <w:t xml:space="preserve">der </w:t>
+      </w:r>
+      <w:proofErr w:type="spellStart"/>
+      <w:r>
+        <w:rPr>
+          <w:lang w:val="de-DE"/>
+        </w:rPr>
+        <w:t>Sitz</w:t>
       </w:r>
       <w:r>
         <w:rPr>
@@ -3242,6 +5174,7 @@
         </w:rPr>
         <w:t>platz</w:t>
       </w:r>
+      <w:proofErr w:type="spellEnd"/>
       <w:r>
         <w:rPr>
           <w:lang w:val="de-DE"/>
@@ -3264,7 +5197,14 @@
         <w:rPr>
           <w:lang w:val="de-DE"/>
         </w:rPr>
-        <w:t>die Fahrkarten</w:t>
+        <w:t xml:space="preserve">die </w:t>
+      </w:r>
+      <w:proofErr w:type="spellStart"/>
+      <w:r>
+        <w:rPr>
+          <w:lang w:val="de-DE"/>
+        </w:rPr>
+        <w:t>Fahrkarten</w:t>
       </w:r>
       <w:r>
         <w:rPr>
@@ -3274,6 +5214,7 @@
         </w:rPr>
         <w:t>kontrolle</w:t>
       </w:r>
+      <w:proofErr w:type="spellEnd"/>
       <w:r>
         <w:rPr>
           <w:lang w:val="de-DE"/>
@@ -3296,7 +5237,14 @@
         <w:rPr>
           <w:lang w:val="de-DE"/>
         </w:rPr>
-        <w:t>die Halte</w:t>
+        <w:t xml:space="preserve">die </w:t>
+      </w:r>
+      <w:proofErr w:type="spellStart"/>
+      <w:r>
+        <w:rPr>
+          <w:lang w:val="de-DE"/>
+        </w:rPr>
+        <w:t>Halte</w:t>
       </w:r>
       <w:r>
         <w:rPr>
@@ -3306,6 +5254,7 @@
         </w:rPr>
         <w:t>stelle</w:t>
       </w:r>
+      <w:proofErr w:type="spellEnd"/>
       <w:r>
         <w:rPr>
           <w:lang w:val="de-DE"/>
@@ -3328,7 +5277,14 @@
         <w:rPr>
           <w:lang w:val="de-DE"/>
         </w:rPr>
-        <w:t>das Flug</w:t>
+        <w:t xml:space="preserve">das </w:t>
+      </w:r>
+      <w:proofErr w:type="spellStart"/>
+      <w:r>
+        <w:rPr>
+          <w:lang w:val="de-DE"/>
+        </w:rPr>
+        <w:t>Flug</w:t>
       </w:r>
       <w:r>
         <w:rPr>
@@ -3338,6 +5294,7 @@
         </w:rPr>
         <w:t>ticket</w:t>
       </w:r>
+      <w:proofErr w:type="spellEnd"/>
       <w:r>
         <w:rPr>
           <w:lang w:val="de-DE"/>
@@ -3360,7 +5317,14 @@
         <w:rPr>
           <w:lang w:val="de-DE"/>
         </w:rPr>
-        <w:t>die Tank</w:t>
+        <w:t xml:space="preserve">die </w:t>
+      </w:r>
+      <w:proofErr w:type="spellStart"/>
+      <w:r>
+        <w:rPr>
+          <w:lang w:val="de-DE"/>
+        </w:rPr>
+        <w:t>Tank</w:t>
       </w:r>
       <w:r>
         <w:rPr>
@@ -3370,6 +5334,7 @@
         </w:rPr>
         <w:t>stelle</w:t>
       </w:r>
+      <w:proofErr w:type="spellEnd"/>
       <w:r>
         <w:rPr>
           <w:lang w:val="de-DE"/>
@@ -3392,7 +5357,14 @@
         <w:rPr>
           <w:lang w:val="de-DE"/>
         </w:rPr>
-        <w:t>die Pass</w:t>
+        <w:t xml:space="preserve">die </w:t>
+      </w:r>
+      <w:proofErr w:type="spellStart"/>
+      <w:r>
+        <w:rPr>
+          <w:lang w:val="de-DE"/>
+        </w:rPr>
+        <w:t>Pass</w:t>
       </w:r>
       <w:r>
         <w:rPr>
@@ -3402,6 +5374,7 @@
         </w:rPr>
         <w:t>kontrolle</w:t>
       </w:r>
+      <w:proofErr w:type="spellEnd"/>
       <w:r>
         <w:rPr>
           <w:lang w:val="de-DE"/>
@@ -3424,7 +5397,14 @@
         <w:rPr>
           <w:lang w:val="de-DE"/>
         </w:rPr>
-        <w:t>die Verkehrs</w:t>
+        <w:t xml:space="preserve">die </w:t>
+      </w:r>
+      <w:proofErr w:type="spellStart"/>
+      <w:r>
+        <w:rPr>
+          <w:lang w:val="de-DE"/>
+        </w:rPr>
+        <w:t>Verkehrs</w:t>
       </w:r>
       <w:r>
         <w:rPr>
@@ -3434,6 +5414,7 @@
         </w:rPr>
         <w:t>kontrolle</w:t>
       </w:r>
+      <w:proofErr w:type="spellEnd"/>
       <w:r>
         <w:rPr>
           <w:lang w:val="de-DE"/>
@@ -3456,7 +5437,14 @@
         <w:rPr>
           <w:lang w:val="de-DE"/>
         </w:rPr>
-        <w:t>das Bahn</w:t>
+        <w:t xml:space="preserve">das </w:t>
+      </w:r>
+      <w:proofErr w:type="spellStart"/>
+      <w:r>
+        <w:rPr>
+          <w:lang w:val="de-DE"/>
+        </w:rPr>
+        <w:t>Bahn</w:t>
       </w:r>
       <w:r>
         <w:rPr>
@@ -3466,6 +5454,7 @@
         </w:rPr>
         <w:t>ticket</w:t>
       </w:r>
+      <w:proofErr w:type="spellEnd"/>
       <w:r>
         <w:rPr>
           <w:lang w:val="de-DE"/>
@@ -3484,9 +5473,11 @@
       <w:r>
         <w:t xml:space="preserve">die </w:t>
       </w:r>
+      <w:proofErr w:type="spellStart"/>
       <w:r>
         <w:t>Handlungen</w:t>
       </w:r>
+      <w:proofErr w:type="spellEnd"/>
       <w:r>
         <w:t xml:space="preserve"> </w:t>
       </w:r>
@@ -3505,6 +5496,7 @@
           <w:numId w:val="1"/>
         </w:numPr>
       </w:pPr>
+      <w:proofErr w:type="spellStart"/>
       <w:r>
         <w:rPr>
           <w:b/>
@@ -3512,6 +5504,7 @@
         </w:rPr>
         <w:t>Forschungsergebnisse</w:t>
       </w:r>
+      <w:proofErr w:type="spellEnd"/>
       <w:r>
         <w:t xml:space="preserve"> – research results / research findings</w:t>
       </w:r>
@@ -3525,8 +5518,17 @@
         </w:numPr>
       </w:pPr>
       <w:r>
-        <w:t xml:space="preserve">Der vorgang- </w:t>
-      </w:r>
+        <w:t xml:space="preserve">Der </w:t>
+      </w:r>
+      <w:proofErr w:type="spellStart"/>
+      <w:r>
+        <w:t>vorgang</w:t>
+      </w:r>
+      <w:proofErr w:type="spellEnd"/>
+      <w:r>
+        <w:t xml:space="preserve">- </w:t>
+      </w:r>
+      <w:proofErr w:type="spellStart"/>
       <w:r>
         <w:rPr>
           <w:b/>
@@ -3534,6 +5536,7 @@
         </w:rPr>
         <w:t>Vorgänge</w:t>
       </w:r>
+      <w:proofErr w:type="spellEnd"/>
       <w:r>
         <w:t xml:space="preserve"> – processes / procedures / events / incidents</w:t>
       </w:r>
@@ -3561,7 +5564,35 @@
         <w:rPr>
           <w:lang w:val="de-DE"/>
         </w:rPr>
-        <w:t xml:space="preserve"> – event/occurrence – die Ereigniss</w:t>
+        <w:t xml:space="preserve"> – </w:t>
+      </w:r>
+      <w:proofErr w:type="spellStart"/>
+      <w:r>
+        <w:rPr>
+          <w:lang w:val="de-DE"/>
+        </w:rPr>
+        <w:t>event</w:t>
+      </w:r>
+      <w:proofErr w:type="spellEnd"/>
+      <w:r>
+        <w:rPr>
+          <w:lang w:val="de-DE"/>
+        </w:rPr>
+        <w:t>/</w:t>
+      </w:r>
+      <w:proofErr w:type="spellStart"/>
+      <w:r>
+        <w:rPr>
+          <w:lang w:val="de-DE"/>
+        </w:rPr>
+        <w:t>occurrence</w:t>
+      </w:r>
+      <w:proofErr w:type="spellEnd"/>
+      <w:r>
+        <w:rPr>
+          <w:lang w:val="de-DE"/>
+        </w:rPr>
+        <w:t xml:space="preserve"> – die Ereigniss</w:t>
       </w:r>
       <w:r>
         <w:rPr>
@@ -3593,7 +5624,63 @@
         <w:rPr>
           <w:lang w:val="de-DE"/>
         </w:rPr>
-        <w:t xml:space="preserve"> – short message/news brief – die Kurznachrichten </w:t>
+        <w:t xml:space="preserve"> – </w:t>
+      </w:r>
+      <w:proofErr w:type="spellStart"/>
+      <w:r>
+        <w:rPr>
+          <w:lang w:val="de-DE"/>
+        </w:rPr>
+        <w:t>short</w:t>
+      </w:r>
+      <w:proofErr w:type="spellEnd"/>
+      <w:r>
+        <w:rPr>
+          <w:lang w:val="de-DE"/>
+        </w:rPr>
+        <w:t xml:space="preserve"> </w:t>
+      </w:r>
+      <w:proofErr w:type="spellStart"/>
+      <w:r>
+        <w:rPr>
+          <w:lang w:val="de-DE"/>
+        </w:rPr>
+        <w:t>message</w:t>
+      </w:r>
+      <w:proofErr w:type="spellEnd"/>
+      <w:r>
+        <w:rPr>
+          <w:lang w:val="de-DE"/>
+        </w:rPr>
+        <w:t>/</w:t>
+      </w:r>
+      <w:proofErr w:type="spellStart"/>
+      <w:r>
+        <w:rPr>
+          <w:lang w:val="de-DE"/>
+        </w:rPr>
+        <w:t>news</w:t>
+      </w:r>
+      <w:proofErr w:type="spellEnd"/>
+      <w:r>
+        <w:rPr>
+          <w:lang w:val="de-DE"/>
+        </w:rPr>
+        <w:t xml:space="preserve"> </w:t>
+      </w:r>
+      <w:proofErr w:type="spellStart"/>
+      <w:r>
+        <w:rPr>
+          <w:lang w:val="de-DE"/>
+        </w:rPr>
+        <w:t>brief</w:t>
+      </w:r>
+      <w:proofErr w:type="spellEnd"/>
+      <w:r>
+        <w:rPr>
+          <w:lang w:val="de-DE"/>
+        </w:rPr>
+        <w:t xml:space="preserve"> – die Kurznachrichten </w:t>
       </w:r>
     </w:p>
     <w:p>
@@ -3619,7 +5706,21 @@
         <w:rPr>
           <w:lang w:val="de-DE"/>
         </w:rPr>
-        <w:t xml:space="preserve"> – fact – die Fakten</w:t>
+        <w:t xml:space="preserve"> – </w:t>
+      </w:r>
+      <w:proofErr w:type="spellStart"/>
+      <w:r>
+        <w:rPr>
+          <w:lang w:val="de-DE"/>
+        </w:rPr>
+        <w:t>fact</w:t>
+      </w:r>
+      <w:proofErr w:type="spellEnd"/>
+      <w:r>
+        <w:rPr>
+          <w:lang w:val="de-DE"/>
+        </w:rPr>
+        <w:t xml:space="preserve"> – die Fakten</w:t>
       </w:r>
     </w:p>
     <w:p>
@@ -3645,27 +5746,50 @@
         <w:rPr>
           <w:lang w:val="de-DE"/>
         </w:rPr>
-        <w:t xml:space="preserve"> – acquaintance – die Bekannten</w:t>
-      </w:r>
-    </w:p>
-    <w:p>
-      <w:pPr>
-        <w:pStyle w:val="ListParagraph"/>
-        <w:numPr>
-          <w:ilvl w:val="0"/>
-          <w:numId w:val="1"/>
-        </w:numPr>
-        <w:rPr>
-          <w:lang w:val="de-DE"/>
-        </w:rPr>
-      </w:pPr>
-      <w:r>
-        <w:rPr>
-          <w:b/>
-          <w:bCs/>
-        </w:rPr>
-        <w:t>die Hälfte</w:t>
-      </w:r>
+        <w:t xml:space="preserve"> – </w:t>
+      </w:r>
+      <w:proofErr w:type="spellStart"/>
+      <w:r>
+        <w:rPr>
+          <w:lang w:val="de-DE"/>
+        </w:rPr>
+        <w:t>acquaintance</w:t>
+      </w:r>
+      <w:proofErr w:type="spellEnd"/>
+      <w:r>
+        <w:rPr>
+          <w:lang w:val="de-DE"/>
+        </w:rPr>
+        <w:t xml:space="preserve"> – die Bekannten</w:t>
+      </w:r>
+    </w:p>
+    <w:p>
+      <w:pPr>
+        <w:pStyle w:val="ListParagraph"/>
+        <w:numPr>
+          <w:ilvl w:val="0"/>
+          <w:numId w:val="1"/>
+        </w:numPr>
+        <w:rPr>
+          <w:lang w:val="de-DE"/>
+        </w:rPr>
+      </w:pPr>
+      <w:r>
+        <w:rPr>
+          <w:b/>
+          <w:bCs/>
+        </w:rPr>
+        <w:t xml:space="preserve">die </w:t>
+      </w:r>
+      <w:proofErr w:type="spellStart"/>
+      <w:r>
+        <w:rPr>
+          <w:b/>
+          <w:bCs/>
+        </w:rPr>
+        <w:t>Hälfte</w:t>
+      </w:r>
+      <w:proofErr w:type="spellEnd"/>
       <w:r>
         <w:t xml:space="preserve"> – the half</w:t>
       </w:r>
@@ -3686,10 +5810,27 @@
           <w:b/>
           <w:bCs/>
         </w:rPr>
-        <w:t>der Wissenschaftler</w:t>
-      </w:r>
-      <w:r>
-        <w:t xml:space="preserve"> – scientist – die Wissenschaftler </w:t>
+        <w:t xml:space="preserve">der </w:t>
+      </w:r>
+      <w:proofErr w:type="spellStart"/>
+      <w:r>
+        <w:rPr>
+          <w:b/>
+          <w:bCs/>
+        </w:rPr>
+        <w:t>Wissenschaftler</w:t>
+      </w:r>
+      <w:proofErr w:type="spellEnd"/>
+      <w:r>
+        <w:t xml:space="preserve"> – scientist – die </w:t>
+      </w:r>
+      <w:proofErr w:type="spellStart"/>
+      <w:r>
+        <w:t>Wissenschaftler</w:t>
+      </w:r>
+      <w:proofErr w:type="spellEnd"/>
+      <w:r>
+        <w:t> </w:t>
       </w:r>
     </w:p>
     <w:p>
@@ -3715,7 +5856,21 @@
         <w:rPr>
           <w:lang w:val="de-DE"/>
         </w:rPr>
-        <w:t xml:space="preserve"> – error rate – die Fehlerquoten</w:t>
+        <w:t xml:space="preserve"> – </w:t>
+      </w:r>
+      <w:proofErr w:type="spellStart"/>
+      <w:r>
+        <w:rPr>
+          <w:lang w:val="de-DE"/>
+        </w:rPr>
+        <w:t>error</w:t>
+      </w:r>
+      <w:proofErr w:type="spellEnd"/>
+      <w:r>
+        <w:rPr>
+          <w:lang w:val="de-DE"/>
+        </w:rPr>
+        <w:t xml:space="preserve"> rate – die Fehlerquoten</w:t>
       </w:r>
     </w:p>
     <w:p>
@@ -3747,7 +5902,49 @@
         <w:rPr>
           <w:lang w:val="de-DE"/>
         </w:rPr>
-        <w:t xml:space="preserve"> – viewer/spectator – die Zuschauer (dative plural: den Zuschauern)</w:t>
+        <w:t xml:space="preserve"> – </w:t>
+      </w:r>
+      <w:proofErr w:type="spellStart"/>
+      <w:r>
+        <w:rPr>
+          <w:lang w:val="de-DE"/>
+        </w:rPr>
+        <w:t>viewer</w:t>
+      </w:r>
+      <w:proofErr w:type="spellEnd"/>
+      <w:r>
+        <w:rPr>
+          <w:lang w:val="de-DE"/>
+        </w:rPr>
+        <w:t>/</w:t>
+      </w:r>
+      <w:proofErr w:type="spellStart"/>
+      <w:r>
+        <w:rPr>
+          <w:lang w:val="de-DE"/>
+        </w:rPr>
+        <w:t>spectator</w:t>
+      </w:r>
+      <w:proofErr w:type="spellEnd"/>
+      <w:r>
+        <w:rPr>
+          <w:lang w:val="de-DE"/>
+        </w:rPr>
+        <w:t xml:space="preserve"> – die Zuschauer (</w:t>
+      </w:r>
+      <w:proofErr w:type="spellStart"/>
+      <w:r>
+        <w:rPr>
+          <w:lang w:val="de-DE"/>
+        </w:rPr>
+        <w:t>dative</w:t>
+      </w:r>
+      <w:proofErr w:type="spellEnd"/>
+      <w:r>
+        <w:rPr>
+          <w:lang w:val="de-DE"/>
+        </w:rPr>
+        <w:t xml:space="preserve"> plural: den Zuschauern)</w:t>
       </w:r>
     </w:p>
     <w:p>
@@ -3773,7 +5970,49 @@
         <w:rPr>
           <w:lang w:val="de-DE"/>
         </w:rPr>
-        <w:t xml:space="preserve"> – performance/achievement/output – die Leistungen</w:t>
+        <w:t xml:space="preserve"> – </w:t>
+      </w:r>
+      <w:proofErr w:type="spellStart"/>
+      <w:r>
+        <w:rPr>
+          <w:lang w:val="de-DE"/>
+        </w:rPr>
+        <w:t>performance</w:t>
+      </w:r>
+      <w:proofErr w:type="spellEnd"/>
+      <w:r>
+        <w:rPr>
+          <w:lang w:val="de-DE"/>
+        </w:rPr>
+        <w:t>/</w:t>
+      </w:r>
+      <w:proofErr w:type="spellStart"/>
+      <w:r>
+        <w:rPr>
+          <w:lang w:val="de-DE"/>
+        </w:rPr>
+        <w:t>achievement</w:t>
+      </w:r>
+      <w:proofErr w:type="spellEnd"/>
+      <w:r>
+        <w:rPr>
+          <w:lang w:val="de-DE"/>
+        </w:rPr>
+        <w:t>/</w:t>
+      </w:r>
+      <w:proofErr w:type="spellStart"/>
+      <w:r>
+        <w:rPr>
+          <w:lang w:val="de-DE"/>
+        </w:rPr>
+        <w:t>output</w:t>
+      </w:r>
+      <w:proofErr w:type="spellEnd"/>
+      <w:r>
+        <w:rPr>
+          <w:lang w:val="de-DE"/>
+        </w:rPr>
+        <w:t xml:space="preserve"> – die Leistungen</w:t>
       </w:r>
     </w:p>
     <w:p>
@@ -3799,7 +6038,35 @@
         <w:rPr>
           <w:lang w:val="de-DE"/>
         </w:rPr>
-        <w:t xml:space="preserve"> – experience/adventure – die Erlebnisse</w:t>
+        <w:t xml:space="preserve"> – </w:t>
+      </w:r>
+      <w:proofErr w:type="spellStart"/>
+      <w:r>
+        <w:rPr>
+          <w:lang w:val="de-DE"/>
+        </w:rPr>
+        <w:t>experience</w:t>
+      </w:r>
+      <w:proofErr w:type="spellEnd"/>
+      <w:r>
+        <w:rPr>
+          <w:lang w:val="de-DE"/>
+        </w:rPr>
+        <w:t>/</w:t>
+      </w:r>
+      <w:proofErr w:type="spellStart"/>
+      <w:r>
+        <w:rPr>
+          <w:lang w:val="de-DE"/>
+        </w:rPr>
+        <w:t>adventure</w:t>
+      </w:r>
+      <w:proofErr w:type="spellEnd"/>
+      <w:r>
+        <w:rPr>
+          <w:lang w:val="de-DE"/>
+        </w:rPr>
+        <w:t xml:space="preserve"> – die Erlebnisse</w:t>
       </w:r>
     </w:p>
     <w:p>
@@ -3820,12 +6087,37 @@
         </w:rPr>
         <w:t xml:space="preserve">die </w:t>
       </w:r>
-      <w:r>
-        <w:rPr>
-          <w:b/>
-          <w:bCs/>
-        </w:rPr>
-        <w:t>aktuelle Ereignisse"</w:t>
+      <w:proofErr w:type="spellStart"/>
+      <w:r>
+        <w:rPr>
+          <w:b/>
+          <w:bCs/>
+        </w:rPr>
+        <w:t>aktuelle</w:t>
+      </w:r>
+      <w:proofErr w:type="spellEnd"/>
+      <w:r>
+        <w:rPr>
+          <w:b/>
+          <w:bCs/>
+        </w:rPr>
+        <w:t xml:space="preserve"> </w:t>
+      </w:r>
+      <w:proofErr w:type="spellStart"/>
+      <w:r>
+        <w:rPr>
+          <w:b/>
+          <w:bCs/>
+        </w:rPr>
+        <w:t>Ereignisse</w:t>
+      </w:r>
+      <w:proofErr w:type="spellEnd"/>
+      <w:r>
+        <w:rPr>
+          <w:b/>
+          <w:bCs/>
+        </w:rPr>
+        <w:t>"</w:t>
       </w:r>
       <w:r>
         <w:t xml:space="preserve"> translates to </w:t>
@@ -3850,8 +6142,13 @@
         </w:rPr>
       </w:pPr>
       <w:r>
-        <w:t>Die Regierung</w:t>
-      </w:r>
+        <w:t xml:space="preserve">Die </w:t>
+      </w:r>
+      <w:proofErr w:type="spellStart"/>
+      <w:r>
+        <w:t>Regierung</w:t>
+      </w:r>
+      <w:proofErr w:type="spellEnd"/>
       <w:r>
         <w:t xml:space="preserve"> </w:t>
       </w:r>
@@ -3876,6 +6173,7 @@
           <w:lang w:val="de-DE"/>
         </w:rPr>
       </w:pPr>
+      <w:proofErr w:type="spellStart"/>
       <w:r>
         <w:rPr>
           <w:b/>
@@ -3883,6 +6181,7 @@
         </w:rPr>
         <w:t>Maßnahmen</w:t>
       </w:r>
+      <w:proofErr w:type="spellEnd"/>
       <w:r>
         <w:t xml:space="preserve"> – measures</w:t>
       </w:r>
@@ -3903,55 +6202,97 @@
           <w:b/>
           <w:bCs/>
         </w:rPr>
-        <w:t>die Straftat</w:t>
-      </w:r>
-      <w:r>
-        <w:t xml:space="preserve"> – criminal offense/crime – die Straftaten</w:t>
-      </w:r>
-    </w:p>
-    <w:p>
-      <w:pPr>
-        <w:pStyle w:val="ListParagraph"/>
-        <w:numPr>
-          <w:ilvl w:val="0"/>
-          <w:numId w:val="1"/>
-        </w:numPr>
-        <w:rPr>
-          <w:lang w:val="de-DE"/>
-        </w:rPr>
-      </w:pPr>
-      <w:r>
-        <w:rPr>
-          <w:b/>
-          <w:bCs/>
-        </w:rPr>
-        <w:t>die Erfindung</w:t>
-      </w:r>
-      <w:r>
-        <w:t xml:space="preserve"> – invention – die Erfindungen</w:t>
-      </w:r>
-    </w:p>
-    <w:p>
-      <w:pPr>
-        <w:pStyle w:val="ListParagraph"/>
-        <w:numPr>
-          <w:ilvl w:val="0"/>
-          <w:numId w:val="1"/>
-        </w:numPr>
-        <w:rPr>
-          <w:lang w:val="de-DE"/>
-        </w:rPr>
-      </w:pPr>
-      <w:r>
-        <w:rPr>
-          <w:b/>
-          <w:bCs/>
-        </w:rPr>
-        <w:t>das Produkt</w:t>
-      </w:r>
-      <w:r>
-        <w:t xml:space="preserve"> – product – die Produkte</w:t>
-      </w:r>
+        <w:t xml:space="preserve">die </w:t>
+      </w:r>
+      <w:proofErr w:type="spellStart"/>
+      <w:r>
+        <w:rPr>
+          <w:b/>
+          <w:bCs/>
+        </w:rPr>
+        <w:t>Straftat</w:t>
+      </w:r>
+      <w:proofErr w:type="spellEnd"/>
+      <w:r>
+        <w:t xml:space="preserve"> – criminal offense/crime – die </w:t>
+      </w:r>
+      <w:proofErr w:type="spellStart"/>
+      <w:r>
+        <w:t>Straftaten</w:t>
+      </w:r>
+      <w:proofErr w:type="spellEnd"/>
+    </w:p>
+    <w:p>
+      <w:pPr>
+        <w:pStyle w:val="ListParagraph"/>
+        <w:numPr>
+          <w:ilvl w:val="0"/>
+          <w:numId w:val="1"/>
+        </w:numPr>
+        <w:rPr>
+          <w:lang w:val="de-DE"/>
+        </w:rPr>
+      </w:pPr>
+      <w:r>
+        <w:rPr>
+          <w:b/>
+          <w:bCs/>
+        </w:rPr>
+        <w:t xml:space="preserve">die </w:t>
+      </w:r>
+      <w:proofErr w:type="spellStart"/>
+      <w:r>
+        <w:rPr>
+          <w:b/>
+          <w:bCs/>
+        </w:rPr>
+        <w:t>Erfindung</w:t>
+      </w:r>
+      <w:proofErr w:type="spellEnd"/>
+      <w:r>
+        <w:t xml:space="preserve"> – invention – die </w:t>
+      </w:r>
+      <w:proofErr w:type="spellStart"/>
+      <w:r>
+        <w:t>Erfindungen</w:t>
+      </w:r>
+      <w:proofErr w:type="spellEnd"/>
+    </w:p>
+    <w:p>
+      <w:pPr>
+        <w:pStyle w:val="ListParagraph"/>
+        <w:numPr>
+          <w:ilvl w:val="0"/>
+          <w:numId w:val="1"/>
+        </w:numPr>
+        <w:rPr>
+          <w:lang w:val="de-DE"/>
+        </w:rPr>
+      </w:pPr>
+      <w:r>
+        <w:rPr>
+          <w:b/>
+          <w:bCs/>
+        </w:rPr>
+        <w:t xml:space="preserve">das </w:t>
+      </w:r>
+      <w:proofErr w:type="spellStart"/>
+      <w:r>
+        <w:rPr>
+          <w:b/>
+          <w:bCs/>
+        </w:rPr>
+        <w:t>Produkt</w:t>
+      </w:r>
+      <w:proofErr w:type="spellEnd"/>
+      <w:r>
+        <w:t xml:space="preserve"> – product – die </w:t>
+      </w:r>
+      <w:proofErr w:type="spellStart"/>
+      <w:r>
+        <w:t>Produkte</w:t>
+      </w:r>
+      <w:proofErr w:type="spellEnd"/>
     </w:p>
     <w:p>
       <w:pPr>
@@ -3965,32 +6306,71 @@
         <w:t>die Entwicklung</w:t>
       </w:r>
       <w:r>
-        <w:t xml:space="preserve"> – the development – die Entwicklungen – from </w:t>
+        <w:t xml:space="preserve"> – the </w:t>
+      </w:r>
+      <w:proofErr w:type="spellStart"/>
+      <w:r>
+        <w:t>development</w:t>
+      </w:r>
+      <w:proofErr w:type="spellEnd"/>
+      <w:r>
+        <w:t xml:space="preserve"> – die Entwicklungen – </w:t>
+      </w:r>
+      <w:proofErr w:type="spellStart"/>
+      <w:r>
+        <w:t>from</w:t>
+      </w:r>
+      <w:proofErr w:type="spellEnd"/>
+      <w:r>
+        <w:t xml:space="preserve"> </w:t>
       </w:r>
       <w:r>
         <w:t>entwickeln</w:t>
       </w:r>
       <w:r>
-        <w:t xml:space="preserve"> (to develop)</w:t>
-      </w:r>
-    </w:p>
-    <w:p>
-      <w:pPr>
-        <w:pStyle w:val="ListParagraph"/>
-        <w:numPr>
-          <w:ilvl w:val="0"/>
-          <w:numId w:val="1"/>
-        </w:numPr>
-      </w:pPr>
-      <w:r>
-        <w:t>die Herstellung</w:t>
-      </w:r>
-      <w:r>
-        <w:t xml:space="preserve"> – the production/manufacturing – die Herstellungen – from </w:t>
-      </w:r>
+        <w:t xml:space="preserve"> (to </w:t>
+      </w:r>
+      <w:proofErr w:type="spellStart"/>
+      <w:r>
+        <w:t>develop</w:t>
+      </w:r>
+      <w:proofErr w:type="spellEnd"/>
+      <w:r>
+        <w:t>)</w:t>
+      </w:r>
+    </w:p>
+    <w:p>
+      <w:pPr>
+        <w:pStyle w:val="ListParagraph"/>
+        <w:numPr>
+          <w:ilvl w:val="0"/>
+          <w:numId w:val="1"/>
+        </w:numPr>
+      </w:pPr>
+      <w:r>
+        <w:t xml:space="preserve">die </w:t>
+      </w:r>
+      <w:proofErr w:type="spellStart"/>
+      <w:r>
+        <w:t>Herstellung</w:t>
+      </w:r>
+      <w:proofErr w:type="spellEnd"/>
+      <w:r>
+        <w:t xml:space="preserve"> – the production/manufacturing – die </w:t>
+      </w:r>
+      <w:proofErr w:type="spellStart"/>
+      <w:r>
+        <w:t>Herstellungen</w:t>
+      </w:r>
+      <w:proofErr w:type="spellEnd"/>
+      <w:r>
+        <w:t xml:space="preserve"> – from </w:t>
+      </w:r>
+      <w:proofErr w:type="spellStart"/>
       <w:r>
         <w:t>herstellen</w:t>
       </w:r>
+      <w:proofErr w:type="spellEnd"/>
       <w:r>
         <w:t xml:space="preserve"> (to produce)</w:t>
       </w:r>
@@ -4007,13 +6387,37 @@
         <w:t>die Produktion</w:t>
       </w:r>
       <w:r>
-        <w:t xml:space="preserve"> – the production – die Produktionen – from </w:t>
+        <w:t xml:space="preserve"> – the </w:t>
+      </w:r>
+      <w:proofErr w:type="spellStart"/>
+      <w:r>
+        <w:t>production</w:t>
+      </w:r>
+      <w:proofErr w:type="spellEnd"/>
+      <w:r>
+        <w:t xml:space="preserve"> – die Produktionen – </w:t>
+      </w:r>
+      <w:proofErr w:type="spellStart"/>
+      <w:r>
+        <w:t>from</w:t>
+      </w:r>
+      <w:proofErr w:type="spellEnd"/>
+      <w:r>
+        <w:t xml:space="preserve"> </w:t>
       </w:r>
       <w:r>
         <w:t>produzieren</w:t>
       </w:r>
       <w:r>
-        <w:t xml:space="preserve"> (to produce)</w:t>
+        <w:t xml:space="preserve"> (to </w:t>
+      </w:r>
+      <w:proofErr w:type="spellStart"/>
+      <w:r>
+        <w:t>produce</w:t>
+      </w:r>
+      <w:proofErr w:type="spellEnd"/>
+      <w:r>
+        <w:t>)</w:t>
       </w:r>
     </w:p>
     <w:p>
@@ -4028,32 +6432,71 @@
         <w:t>die Präsentation</w:t>
       </w:r>
       <w:r>
-        <w:t xml:space="preserve"> – the presentation – die Präsentationen – from </w:t>
+        <w:t xml:space="preserve"> – the </w:t>
+      </w:r>
+      <w:proofErr w:type="spellStart"/>
+      <w:r>
+        <w:t>presentation</w:t>
+      </w:r>
+      <w:proofErr w:type="spellEnd"/>
+      <w:r>
+        <w:t xml:space="preserve"> – die Präsentationen – </w:t>
+      </w:r>
+      <w:proofErr w:type="spellStart"/>
+      <w:r>
+        <w:t>from</w:t>
+      </w:r>
+      <w:proofErr w:type="spellEnd"/>
+      <w:r>
+        <w:t xml:space="preserve"> </w:t>
       </w:r>
       <w:r>
         <w:t>präsentieren</w:t>
       </w:r>
       <w:r>
-        <w:t xml:space="preserve"> (to present)</w:t>
-      </w:r>
-    </w:p>
-    <w:p>
-      <w:pPr>
-        <w:pStyle w:val="ListParagraph"/>
-        <w:numPr>
-          <w:ilvl w:val="0"/>
-          <w:numId w:val="1"/>
-        </w:numPr>
-      </w:pPr>
-      <w:r>
-        <w:t>die Wirkung</w:t>
-      </w:r>
-      <w:r>
-        <w:t xml:space="preserve"> – the effect/impact – die Wirkungen – from </w:t>
-      </w:r>
+        <w:t xml:space="preserve"> (to </w:t>
+      </w:r>
+      <w:proofErr w:type="spellStart"/>
+      <w:r>
+        <w:t>present</w:t>
+      </w:r>
+      <w:proofErr w:type="spellEnd"/>
+      <w:r>
+        <w:t>)</w:t>
+      </w:r>
+    </w:p>
+    <w:p>
+      <w:pPr>
+        <w:pStyle w:val="ListParagraph"/>
+        <w:numPr>
+          <w:ilvl w:val="0"/>
+          <w:numId w:val="1"/>
+        </w:numPr>
+      </w:pPr>
+      <w:r>
+        <w:t xml:space="preserve">die </w:t>
+      </w:r>
+      <w:proofErr w:type="spellStart"/>
+      <w:r>
+        <w:t>Wirkung</w:t>
+      </w:r>
+      <w:proofErr w:type="spellEnd"/>
+      <w:r>
+        <w:t xml:space="preserve"> – the effect/impact – die </w:t>
+      </w:r>
+      <w:proofErr w:type="spellStart"/>
+      <w:r>
+        <w:t>Wirkungen</w:t>
+      </w:r>
+      <w:proofErr w:type="spellEnd"/>
+      <w:r>
+        <w:t xml:space="preserve"> – from </w:t>
+      </w:r>
+      <w:proofErr w:type="spellStart"/>
       <w:r>
         <w:t>wirken</w:t>
       </w:r>
+      <w:proofErr w:type="spellEnd"/>
       <w:r>
         <w:t xml:space="preserve"> (to work/have an effect)</w:t>
       </w:r>
@@ -4067,14 +6510,29 @@
         </w:numPr>
       </w:pPr>
       <w:r>
-        <w:t>die Rettung</w:t>
-      </w:r>
-      <w:r>
-        <w:t xml:space="preserve"> – the rescue/salvation – die Rettungen – from </w:t>
-      </w:r>
+        <w:t xml:space="preserve">die </w:t>
+      </w:r>
+      <w:proofErr w:type="spellStart"/>
+      <w:r>
+        <w:t>Rettung</w:t>
+      </w:r>
+      <w:proofErr w:type="spellEnd"/>
+      <w:r>
+        <w:t xml:space="preserve"> – the rescue/salvation – die </w:t>
+      </w:r>
+      <w:proofErr w:type="spellStart"/>
+      <w:r>
+        <w:t>Rettungen</w:t>
+      </w:r>
+      <w:proofErr w:type="spellEnd"/>
+      <w:r>
+        <w:t xml:space="preserve"> – from </w:t>
+      </w:r>
+      <w:proofErr w:type="spellStart"/>
       <w:r>
         <w:t>retten</w:t>
       </w:r>
+      <w:proofErr w:type="spellEnd"/>
       <w:r>
         <w:t xml:space="preserve"> (to rescue)</w:t>
       </w:r>
@@ -4091,49 +6549,104 @@
         <w:t>die Benutzung</w:t>
       </w:r>
       <w:r>
-        <w:t xml:space="preserve"> – the use/usage – die Benutzungen – from </w:t>
+        <w:t xml:space="preserve"> – the </w:t>
+      </w:r>
+      <w:proofErr w:type="spellStart"/>
+      <w:r>
+        <w:t>use</w:t>
+      </w:r>
+      <w:proofErr w:type="spellEnd"/>
+      <w:r>
+        <w:t>/</w:t>
+      </w:r>
+      <w:proofErr w:type="spellStart"/>
+      <w:r>
+        <w:t>usage</w:t>
+      </w:r>
+      <w:proofErr w:type="spellEnd"/>
+      <w:r>
+        <w:t xml:space="preserve"> – die Benutzungen – </w:t>
+      </w:r>
+      <w:proofErr w:type="spellStart"/>
+      <w:r>
+        <w:t>from</w:t>
+      </w:r>
+      <w:proofErr w:type="spellEnd"/>
+      <w:r>
+        <w:t xml:space="preserve"> </w:t>
       </w:r>
       <w:r>
         <w:t>benutzen</w:t>
       </w:r>
       <w:r>
-        <w:t xml:space="preserve"> (to use)</w:t>
-      </w:r>
-    </w:p>
-    <w:p>
-      <w:pPr>
-        <w:pStyle w:val="ListParagraph"/>
-        <w:numPr>
-          <w:ilvl w:val="0"/>
-          <w:numId w:val="1"/>
-        </w:numPr>
-      </w:pPr>
-      <w:r>
-        <w:rPr>
-          <w:b/>
-          <w:bCs/>
-        </w:rPr>
-        <w:t>das Gerät</w:t>
-      </w:r>
-      <w:r>
-        <w:t xml:space="preserve"> – device/appliance/equipment – die Geräte</w:t>
-      </w:r>
-    </w:p>
-    <w:p>
-      <w:pPr>
-        <w:pStyle w:val="ListParagraph"/>
-        <w:numPr>
-          <w:ilvl w:val="0"/>
-          <w:numId w:val="1"/>
-        </w:numPr>
-      </w:pPr>
-      <w:r>
-        <w:rPr>
-          <w:b/>
-          <w:bCs/>
-        </w:rPr>
-        <w:t>das Preis-Leistungs-Verhältnis</w:t>
-      </w:r>
+        <w:t xml:space="preserve"> (to </w:t>
+      </w:r>
+      <w:proofErr w:type="spellStart"/>
+      <w:r>
+        <w:t>use</w:t>
+      </w:r>
+      <w:proofErr w:type="spellEnd"/>
+      <w:r>
+        <w:t>)</w:t>
+      </w:r>
+    </w:p>
+    <w:p>
+      <w:pPr>
+        <w:pStyle w:val="ListParagraph"/>
+        <w:numPr>
+          <w:ilvl w:val="0"/>
+          <w:numId w:val="1"/>
+        </w:numPr>
+      </w:pPr>
+      <w:r>
+        <w:rPr>
+          <w:b/>
+          <w:bCs/>
+        </w:rPr>
+        <w:t xml:space="preserve">das </w:t>
+      </w:r>
+      <w:proofErr w:type="spellStart"/>
+      <w:r>
+        <w:rPr>
+          <w:b/>
+          <w:bCs/>
+        </w:rPr>
+        <w:t>Gerät</w:t>
+      </w:r>
+      <w:proofErr w:type="spellEnd"/>
+      <w:r>
+        <w:t xml:space="preserve"> – device/appliance/equipment – die </w:t>
+      </w:r>
+      <w:proofErr w:type="spellStart"/>
+      <w:r>
+        <w:t>Geräte</w:t>
+      </w:r>
+      <w:proofErr w:type="spellEnd"/>
+    </w:p>
+    <w:p>
+      <w:pPr>
+        <w:pStyle w:val="ListParagraph"/>
+        <w:numPr>
+          <w:ilvl w:val="0"/>
+          <w:numId w:val="1"/>
+        </w:numPr>
+      </w:pPr>
+      <w:r>
+        <w:rPr>
+          <w:b/>
+          <w:bCs/>
+        </w:rPr>
+        <w:t>das Preis-Leistungs-</w:t>
+      </w:r>
+      <w:proofErr w:type="spellStart"/>
+      <w:r>
+        <w:rPr>
+          <w:b/>
+          <w:bCs/>
+        </w:rPr>
+        <w:t>Verhältnis</w:t>
+      </w:r>
+      <w:proofErr w:type="spellEnd"/>
       <w:r>
         <w:t xml:space="preserve"> – the price-performance ratio / value for money</w:t>
       </w:r>
@@ -4151,10 +6664,27 @@
           <w:b/>
           <w:bCs/>
         </w:rPr>
-        <w:t>das Angebot</w:t>
-      </w:r>
-      <w:r>
-        <w:t xml:space="preserve"> – the offer / deal (plural: die Angebote)</w:t>
+        <w:t xml:space="preserve">das </w:t>
+      </w:r>
+      <w:proofErr w:type="spellStart"/>
+      <w:r>
+        <w:rPr>
+          <w:b/>
+          <w:bCs/>
+        </w:rPr>
+        <w:t>Angebot</w:t>
+      </w:r>
+      <w:proofErr w:type="spellEnd"/>
+      <w:r>
+        <w:t xml:space="preserve"> – the offer / deal (plural: die </w:t>
+      </w:r>
+      <w:proofErr w:type="spellStart"/>
+      <w:r>
+        <w:t>Angebote</w:t>
+      </w:r>
+      <w:proofErr w:type="spellEnd"/>
+      <w:r>
+        <w:t>)</w:t>
       </w:r>
     </w:p>
     <w:p>
@@ -4189,10 +6719,27 @@
           <w:b/>
           <w:bCs/>
         </w:rPr>
-        <w:t>die Vorwäsche</w:t>
-      </w:r>
-      <w:r>
-        <w:t xml:space="preserve"> – the pre-wash (plural: die Vorwäschen)</w:t>
+        <w:t xml:space="preserve">die </w:t>
+      </w:r>
+      <w:proofErr w:type="spellStart"/>
+      <w:r>
+        <w:rPr>
+          <w:b/>
+          <w:bCs/>
+        </w:rPr>
+        <w:t>Vorwäsche</w:t>
+      </w:r>
+      <w:proofErr w:type="spellEnd"/>
+      <w:r>
+        <w:t xml:space="preserve"> – the pre-wash (plural: die </w:t>
+      </w:r>
+      <w:proofErr w:type="spellStart"/>
+      <w:r>
+        <w:t>Vorwäschen</w:t>
+      </w:r>
+      <w:proofErr w:type="spellEnd"/>
+      <w:r>
+        <w:t>)</w:t>
       </w:r>
     </w:p>
     <w:p>
@@ -4211,128 +6758,226 @@
         <w:t>die Tür</w:t>
       </w:r>
       <w:r>
-        <w:t xml:space="preserve"> – the door (plural: die Türen)</w:t>
-      </w:r>
-    </w:p>
-    <w:p>
-      <w:pPr>
-        <w:pStyle w:val="ListParagraph"/>
-        <w:numPr>
-          <w:ilvl w:val="0"/>
-          <w:numId w:val="1"/>
-        </w:numPr>
-      </w:pPr>
-      <w:r>
-        <w:rPr>
-          <w:b/>
-          <w:bCs/>
+        <w:t xml:space="preserve"> – the door (plural: die </w:t>
+      </w:r>
+      <w:proofErr w:type="spellStart"/>
+      <w:r>
+        <w:t>Türen</w:t>
+      </w:r>
+      <w:proofErr w:type="spellEnd"/>
+      <w:r>
+        <w:t>)</w:t>
+      </w:r>
+    </w:p>
+    <w:p>
+      <w:pPr>
+        <w:pStyle w:val="ListParagraph"/>
+        <w:numPr>
+          <w:ilvl w:val="0"/>
+          <w:numId w:val="1"/>
+        </w:numPr>
+      </w:pPr>
+      <w:r>
+        <w:rPr>
+          <w:b/>
+          <w:bCs/>
+        </w:rPr>
+        <w:t xml:space="preserve">die </w:t>
+      </w:r>
+      <w:proofErr w:type="spellStart"/>
+      <w:r>
+        <w:rPr>
+          <w:b/>
+          <w:bCs/>
+        </w:rPr>
+        <w:t>Starttaste</w:t>
+      </w:r>
+      <w:proofErr w:type="spellEnd"/>
+      <w:r>
+        <w:t xml:space="preserve"> – the start button (plural: die </w:t>
+      </w:r>
+      <w:proofErr w:type="spellStart"/>
+      <w:r>
+        <w:t>Starttasten</w:t>
+      </w:r>
+      <w:proofErr w:type="spellEnd"/>
+      <w:r>
+        <w:t>)</w:t>
+      </w:r>
+    </w:p>
+    <w:p>
+      <w:pPr>
+        <w:pStyle w:val="ListParagraph"/>
+        <w:numPr>
+          <w:ilvl w:val="0"/>
+          <w:numId w:val="1"/>
+        </w:numPr>
+      </w:pPr>
+      <w:r>
+        <w:rPr>
+          <w:b/>
+          <w:bCs/>
+        </w:rPr>
+        <w:t xml:space="preserve">der </w:t>
+      </w:r>
+      <w:proofErr w:type="spellStart"/>
+      <w:r>
+        <w:rPr>
+          <w:b/>
+          <w:bCs/>
+        </w:rPr>
+        <w:t>Terminkalender</w:t>
+      </w:r>
+      <w:proofErr w:type="spellEnd"/>
+      <w:r>
+        <w:t xml:space="preserve"> – the appointment calendar / planner (plural: die </w:t>
+      </w:r>
+      <w:proofErr w:type="spellStart"/>
+      <w:r>
+        <w:t>Terminkalender</w:t>
+      </w:r>
+      <w:proofErr w:type="spellEnd"/>
+      <w:r>
+        <w:t>)</w:t>
+      </w:r>
+    </w:p>
+    <w:p>
+      <w:pPr>
+        <w:pStyle w:val="ListParagraph"/>
+        <w:numPr>
+          <w:ilvl w:val="0"/>
+          <w:numId w:val="1"/>
+        </w:numPr>
+      </w:pPr>
+      <w:r>
+        <w:rPr>
+          <w:b/>
+          <w:bCs/>
+        </w:rPr>
+        <w:t xml:space="preserve">die </w:t>
+      </w:r>
+      <w:proofErr w:type="spellStart"/>
+      <w:r>
+        <w:rPr>
+          <w:b/>
+          <w:bCs/>
+        </w:rPr>
+        <w:t>Temperatur</w:t>
+      </w:r>
+      <w:proofErr w:type="spellEnd"/>
+      <w:r>
+        <w:t xml:space="preserve"> – the temperature (plural: die </w:t>
+      </w:r>
+      <w:proofErr w:type="spellStart"/>
+      <w:r>
+        <w:t>Temperaturen</w:t>
+      </w:r>
+      <w:proofErr w:type="spellEnd"/>
+      <w:r>
+        <w:t>)</w:t>
+      </w:r>
+    </w:p>
+    <w:p>
+      <w:pPr>
+        <w:pStyle w:val="ListParagraph"/>
+        <w:numPr>
+          <w:ilvl w:val="0"/>
+          <w:numId w:val="1"/>
+        </w:numPr>
+      </w:pPr>
+      <w:r>
+        <w:rPr>
+          <w:b/>
+          <w:bCs/>
+        </w:rPr>
+        <w:t xml:space="preserve">der </w:t>
+      </w:r>
+      <w:proofErr w:type="spellStart"/>
+      <w:r>
+        <w:rPr>
+          <w:b/>
+          <w:bCs/>
+        </w:rPr>
+        <w:t>Energieverbrauch</w:t>
+      </w:r>
+      <w:proofErr w:type="spellEnd"/>
+      <w:r>
+        <w:t xml:space="preserve"> – the energy consumption (plural: die </w:t>
+      </w:r>
+      <w:proofErr w:type="spellStart"/>
+      <w:r>
+        <w:t>Energieverbräuche</w:t>
+      </w:r>
+      <w:proofErr w:type="spellEnd"/>
+      <w:r>
+        <w:t>)</w:t>
+      </w:r>
+    </w:p>
+    <w:p>
+      <w:pPr>
+        <w:pStyle w:val="ListParagraph"/>
+        <w:numPr>
+          <w:ilvl w:val="0"/>
+          <w:numId w:val="1"/>
+        </w:numPr>
+      </w:pPr>
+      <w:r>
+        <w:rPr>
+          <w:b/>
+          <w:bCs/>
+        </w:rPr>
+        <w:t>der Knopf</w:t>
+      </w:r>
+      <w:r>
+        <w:t xml:space="preserve"> – the button / knob (plural: die </w:t>
+      </w:r>
+      <w:proofErr w:type="spellStart"/>
+      <w:r>
+        <w:t>Knöpfe</w:t>
+      </w:r>
+      <w:proofErr w:type="spellEnd"/>
+      <w:r>
+        <w:t>)</w:t>
+      </w:r>
+    </w:p>
+    <w:p>
+      <w:pPr>
+        <w:pStyle w:val="ListParagraph"/>
+        <w:numPr>
+          <w:ilvl w:val="0"/>
+          <w:numId w:val="1"/>
+        </w:numPr>
+        <w:rPr>
+          <w:lang w:val="de-DE"/>
+        </w:rPr>
+      </w:pPr>
+      <w:r>
+        <w:rPr>
+          <w:b/>
+          <w:bCs/>
+          <w:lang w:val="de-DE"/>
         </w:rPr>
         <w:t>die Starttaste</w:t>
       </w:r>
       <w:r>
-        <w:t xml:space="preserve"> – the start button (plural: die Starttasten)</w:t>
-      </w:r>
-    </w:p>
-    <w:p>
-      <w:pPr>
-        <w:pStyle w:val="ListParagraph"/>
-        <w:numPr>
-          <w:ilvl w:val="0"/>
-          <w:numId w:val="1"/>
-        </w:numPr>
-      </w:pPr>
-      <w:r>
-        <w:rPr>
-          <w:b/>
-          <w:bCs/>
-        </w:rPr>
-        <w:t>der Terminkalender</w:t>
-      </w:r>
-      <w:r>
-        <w:t xml:space="preserve"> – the appointment calendar / planner (plural: die Terminkalender)</w:t>
-      </w:r>
-    </w:p>
-    <w:p>
-      <w:pPr>
-        <w:pStyle w:val="ListParagraph"/>
-        <w:numPr>
-          <w:ilvl w:val="0"/>
-          <w:numId w:val="1"/>
-        </w:numPr>
-      </w:pPr>
-      <w:r>
-        <w:rPr>
-          <w:b/>
-          <w:bCs/>
-        </w:rPr>
-        <w:t>die Temperatur</w:t>
-      </w:r>
-      <w:r>
-        <w:t xml:space="preserve"> – the temperature (plural: die Temperaturen)</w:t>
-      </w:r>
-    </w:p>
-    <w:p>
-      <w:pPr>
-        <w:pStyle w:val="ListParagraph"/>
-        <w:numPr>
-          <w:ilvl w:val="0"/>
-          <w:numId w:val="1"/>
-        </w:numPr>
-      </w:pPr>
-      <w:r>
-        <w:rPr>
-          <w:b/>
-          <w:bCs/>
-        </w:rPr>
-        <w:t>der Energieverbrauch</w:t>
-      </w:r>
-      <w:r>
-        <w:t xml:space="preserve"> – the energy consumption (plural: die Energieverbräuche)</w:t>
-      </w:r>
-    </w:p>
-    <w:p>
-      <w:pPr>
-        <w:pStyle w:val="ListParagraph"/>
-        <w:numPr>
-          <w:ilvl w:val="0"/>
-          <w:numId w:val="1"/>
-        </w:numPr>
-      </w:pPr>
-      <w:r>
-        <w:rPr>
-          <w:b/>
-          <w:bCs/>
-        </w:rPr>
-        <w:t>der Knopf</w:t>
-      </w:r>
-      <w:r>
-        <w:t xml:space="preserve"> – the button / knob (plural: die Knöpfe)</w:t>
-      </w:r>
-    </w:p>
-    <w:p>
-      <w:pPr>
-        <w:pStyle w:val="ListParagraph"/>
-        <w:numPr>
-          <w:ilvl w:val="0"/>
-          <w:numId w:val="1"/>
-        </w:numPr>
-        <w:rPr>
-          <w:lang w:val="de-DE"/>
-        </w:rPr>
-      </w:pPr>
-      <w:r>
-        <w:rPr>
-          <w:b/>
-          <w:bCs/>
-          <w:lang w:val="de-DE"/>
-        </w:rPr>
-        <w:t>die Starttaste</w:t>
-      </w:r>
-      <w:r>
-        <w:rPr>
-          <w:lang w:val="de-DE"/>
-        </w:rPr>
-        <w:t xml:space="preserve"> – start button – die Starttasten</w:t>
+        <w:rPr>
+          <w:lang w:val="de-DE"/>
+        </w:rPr>
+        <w:t xml:space="preserve"> – start </w:t>
+      </w:r>
+      <w:proofErr w:type="spellStart"/>
+      <w:r>
+        <w:rPr>
+          <w:lang w:val="de-DE"/>
+        </w:rPr>
+        <w:t>button</w:t>
+      </w:r>
+      <w:proofErr w:type="spellEnd"/>
+      <w:r>
+        <w:rPr>
+          <w:lang w:val="de-DE"/>
+        </w:rPr>
+        <w:t xml:space="preserve"> – die Starttasten</w:t>
       </w:r>
     </w:p>
     <w:p>
@@ -4365,7 +7010,49 @@
         <w:rPr>
           <w:lang w:val="de-DE"/>
         </w:rPr>
-        <w:t xml:space="preserve"> – order/job number – die Auftragsnummern</w:t>
+        <w:t xml:space="preserve"> – </w:t>
+      </w:r>
+      <w:proofErr w:type="spellStart"/>
+      <w:r>
+        <w:rPr>
+          <w:lang w:val="de-DE"/>
+        </w:rPr>
+        <w:t>order</w:t>
+      </w:r>
+      <w:proofErr w:type="spellEnd"/>
+      <w:r>
+        <w:rPr>
+          <w:lang w:val="de-DE"/>
+        </w:rPr>
+        <w:t>/</w:t>
+      </w:r>
+      <w:proofErr w:type="spellStart"/>
+      <w:r>
+        <w:rPr>
+          <w:lang w:val="de-DE"/>
+        </w:rPr>
+        <w:t>job</w:t>
+      </w:r>
+      <w:proofErr w:type="spellEnd"/>
+      <w:r>
+        <w:rPr>
+          <w:lang w:val="de-DE"/>
+        </w:rPr>
+        <w:t xml:space="preserve"> </w:t>
+      </w:r>
+      <w:proofErr w:type="spellStart"/>
+      <w:r>
+        <w:rPr>
+          <w:lang w:val="de-DE"/>
+        </w:rPr>
+        <w:t>number</w:t>
+      </w:r>
+      <w:proofErr w:type="spellEnd"/>
+      <w:r>
+        <w:rPr>
+          <w:lang w:val="de-DE"/>
+        </w:rPr>
+        <w:t xml:space="preserve"> – die Auftragsnummern</w:t>
       </w:r>
     </w:p>
     <w:p>
@@ -4391,7 +7078,49 @@
         <w:rPr>
           <w:lang w:val="de-DE"/>
         </w:rPr>
-        <w:t xml:space="preserve"> – sports goods manufacturer – die Sportartikelhersteller </w:t>
+        <w:t xml:space="preserve"> – </w:t>
+      </w:r>
+      <w:proofErr w:type="spellStart"/>
+      <w:r>
+        <w:rPr>
+          <w:lang w:val="de-DE"/>
+        </w:rPr>
+        <w:t>sports</w:t>
+      </w:r>
+      <w:proofErr w:type="spellEnd"/>
+      <w:r>
+        <w:rPr>
+          <w:lang w:val="de-DE"/>
+        </w:rPr>
+        <w:t xml:space="preserve"> </w:t>
+      </w:r>
+      <w:proofErr w:type="spellStart"/>
+      <w:r>
+        <w:rPr>
+          <w:lang w:val="de-DE"/>
+        </w:rPr>
+        <w:t>goods</w:t>
+      </w:r>
+      <w:proofErr w:type="spellEnd"/>
+      <w:r>
+        <w:rPr>
+          <w:lang w:val="de-DE"/>
+        </w:rPr>
+        <w:t xml:space="preserve"> </w:t>
+      </w:r>
+      <w:proofErr w:type="spellStart"/>
+      <w:r>
+        <w:rPr>
+          <w:lang w:val="de-DE"/>
+        </w:rPr>
+        <w:t>manufacturer</w:t>
+      </w:r>
+      <w:proofErr w:type="spellEnd"/>
+      <w:r>
+        <w:rPr>
+          <w:lang w:val="de-DE"/>
+        </w:rPr>
+        <w:t xml:space="preserve"> – die Sportartikelhersteller </w:t>
       </w:r>
     </w:p>
     <w:p>
@@ -4417,30 +7146,72 @@
         <w:rPr>
           <w:lang w:val="de-DE"/>
         </w:rPr>
-        <w:t xml:space="preserve"> – fight/struggle/battle – die Kämpfe</w:t>
-      </w:r>
-    </w:p>
-    <w:p>
-      <w:pPr>
-        <w:pStyle w:val="ListParagraph"/>
-        <w:numPr>
-          <w:ilvl w:val="0"/>
-          <w:numId w:val="1"/>
-        </w:numPr>
-        <w:rPr>
-          <w:lang w:val="de-DE"/>
-        </w:rPr>
-      </w:pPr>
-      <w:r>
-        <w:rPr>
-          <w:b/>
-          <w:bCs/>
-        </w:rPr>
-        <w:t>das Mitglied</w:t>
-      </w:r>
-      <w:r>
-        <w:t xml:space="preserve"> – member – die Mitglieder</w:t>
-      </w:r>
+        <w:t xml:space="preserve"> – </w:t>
+      </w:r>
+      <w:proofErr w:type="spellStart"/>
+      <w:r>
+        <w:rPr>
+          <w:lang w:val="de-DE"/>
+        </w:rPr>
+        <w:t>fight</w:t>
+      </w:r>
+      <w:proofErr w:type="spellEnd"/>
+      <w:r>
+        <w:rPr>
+          <w:lang w:val="de-DE"/>
+        </w:rPr>
+        <w:t>/</w:t>
+      </w:r>
+      <w:proofErr w:type="spellStart"/>
+      <w:r>
+        <w:rPr>
+          <w:lang w:val="de-DE"/>
+        </w:rPr>
+        <w:t>struggle</w:t>
+      </w:r>
+      <w:proofErr w:type="spellEnd"/>
+      <w:r>
+        <w:rPr>
+          <w:lang w:val="de-DE"/>
+        </w:rPr>
+        <w:t>/battle – die Kämpfe</w:t>
+      </w:r>
+    </w:p>
+    <w:p>
+      <w:pPr>
+        <w:pStyle w:val="ListParagraph"/>
+        <w:numPr>
+          <w:ilvl w:val="0"/>
+          <w:numId w:val="1"/>
+        </w:numPr>
+        <w:rPr>
+          <w:lang w:val="de-DE"/>
+        </w:rPr>
+      </w:pPr>
+      <w:r>
+        <w:rPr>
+          <w:b/>
+          <w:bCs/>
+        </w:rPr>
+        <w:t xml:space="preserve">das </w:t>
+      </w:r>
+      <w:proofErr w:type="spellStart"/>
+      <w:r>
+        <w:rPr>
+          <w:b/>
+          <w:bCs/>
+        </w:rPr>
+        <w:t>Mitglied</w:t>
+      </w:r>
+      <w:proofErr w:type="spellEnd"/>
+      <w:r>
+        <w:t xml:space="preserve"> – member – die </w:t>
+      </w:r>
+      <w:proofErr w:type="spellStart"/>
+      <w:r>
+        <w:t>Mitglieder</w:t>
+      </w:r>
+      <w:proofErr w:type="spellEnd"/>
     </w:p>
     <w:p>
       <w:pPr>
@@ -4478,7 +7249,43 @@
           <w:bCs/>
           <w:lang w:val="de-DE"/>
         </w:rPr>
-        <w:t>der Zustand – state/condition – die Zustände</w:t>
+        <w:t xml:space="preserve">der Zustand – </w:t>
+      </w:r>
+      <w:proofErr w:type="spellStart"/>
+      <w:r>
+        <w:rPr>
+          <w:b/>
+          <w:bCs/>
+          <w:lang w:val="de-DE"/>
+        </w:rPr>
+        <w:t>state</w:t>
+      </w:r>
+      <w:proofErr w:type="spellEnd"/>
+      <w:r>
+        <w:rPr>
+          <w:b/>
+          <w:bCs/>
+          <w:lang w:val="de-DE"/>
+        </w:rPr>
+        <w:t>/</w:t>
+      </w:r>
+      <w:proofErr w:type="spellStart"/>
+      <w:r>
+        <w:rPr>
+          <w:b/>
+          <w:bCs/>
+          <w:lang w:val="de-DE"/>
+        </w:rPr>
+        <w:t>condition</w:t>
+      </w:r>
+      <w:proofErr w:type="spellEnd"/>
+      <w:r>
+        <w:rPr>
+          <w:b/>
+          <w:bCs/>
+          <w:lang w:val="de-DE"/>
+        </w:rPr>
+        <w:t xml:space="preserve"> – die Zustände</w:t>
       </w:r>
     </w:p>
     <w:p>
@@ -4500,11 +7307,25 @@
           <w:b/>
           <w:bCs/>
         </w:rPr>
-        <w:t>der Sportmuffel</w:t>
-      </w:r>
-      <w:r>
-        <w:t xml:space="preserve"> – sports slacker/someone who dislikes sports – die Sportmuffel</w:t>
-      </w:r>
+        <w:t xml:space="preserve">der </w:t>
+      </w:r>
+      <w:proofErr w:type="spellStart"/>
+      <w:r>
+        <w:rPr>
+          <w:b/>
+          <w:bCs/>
+        </w:rPr>
+        <w:t>Sportmuffel</w:t>
+      </w:r>
+      <w:proofErr w:type="spellEnd"/>
+      <w:r>
+        <w:t xml:space="preserve"> – sports slacker/someone who dislikes sports – die </w:t>
+      </w:r>
+      <w:proofErr w:type="spellStart"/>
+      <w:r>
+        <w:t>Sportmuffel</w:t>
+      </w:r>
+      <w:proofErr w:type="spellEnd"/>
     </w:p>
     <w:p>
       <w:pPr>
@@ -4529,27 +7350,92 @@
         <w:rPr>
           <w:lang w:val="de-DE"/>
         </w:rPr>
-        <w:t xml:space="preserve"> – work pressure/working pressure – die Arbeitsdrücke</w:t>
-      </w:r>
-    </w:p>
-    <w:p>
-      <w:pPr>
-        <w:pStyle w:val="ListParagraph"/>
-        <w:numPr>
-          <w:ilvl w:val="0"/>
-          <w:numId w:val="1"/>
-        </w:numPr>
-        <w:rPr>
-          <w:lang w:val="de-DE"/>
-        </w:rPr>
-      </w:pPr>
-      <w:r>
-        <w:rPr>
-          <w:b/>
-          <w:bCs/>
-        </w:rPr>
-        <w:t>die Folgen</w:t>
-      </w:r>
+        <w:t xml:space="preserve"> – </w:t>
+      </w:r>
+      <w:proofErr w:type="spellStart"/>
+      <w:r>
+        <w:rPr>
+          <w:lang w:val="de-DE"/>
+        </w:rPr>
+        <w:t>work</w:t>
+      </w:r>
+      <w:proofErr w:type="spellEnd"/>
+      <w:r>
+        <w:rPr>
+          <w:lang w:val="de-DE"/>
+        </w:rPr>
+        <w:t xml:space="preserve"> </w:t>
+      </w:r>
+      <w:proofErr w:type="spellStart"/>
+      <w:r>
+        <w:rPr>
+          <w:lang w:val="de-DE"/>
+        </w:rPr>
+        <w:t>pressure</w:t>
+      </w:r>
+      <w:proofErr w:type="spellEnd"/>
+      <w:r>
+        <w:rPr>
+          <w:lang w:val="de-DE"/>
+        </w:rPr>
+        <w:t>/</w:t>
+      </w:r>
+      <w:proofErr w:type="spellStart"/>
+      <w:r>
+        <w:rPr>
+          <w:lang w:val="de-DE"/>
+        </w:rPr>
+        <w:t>working</w:t>
+      </w:r>
+      <w:proofErr w:type="spellEnd"/>
+      <w:r>
+        <w:rPr>
+          <w:lang w:val="de-DE"/>
+        </w:rPr>
+        <w:t xml:space="preserve"> </w:t>
+      </w:r>
+      <w:proofErr w:type="spellStart"/>
+      <w:r>
+        <w:rPr>
+          <w:lang w:val="de-DE"/>
+        </w:rPr>
+        <w:t>pressure</w:t>
+      </w:r>
+      <w:proofErr w:type="spellEnd"/>
+      <w:r>
+        <w:rPr>
+          <w:lang w:val="de-DE"/>
+        </w:rPr>
+        <w:t xml:space="preserve"> – die Arbeitsdrücke</w:t>
+      </w:r>
+    </w:p>
+    <w:p>
+      <w:pPr>
+        <w:pStyle w:val="ListParagraph"/>
+        <w:numPr>
+          <w:ilvl w:val="0"/>
+          <w:numId w:val="1"/>
+        </w:numPr>
+        <w:rPr>
+          <w:lang w:val="de-DE"/>
+        </w:rPr>
+      </w:pPr>
+      <w:r>
+        <w:rPr>
+          <w:b/>
+          <w:bCs/>
+        </w:rPr>
+        <w:t xml:space="preserve">die </w:t>
+      </w:r>
+      <w:proofErr w:type="spellStart"/>
+      <w:r>
+        <w:rPr>
+          <w:b/>
+          <w:bCs/>
+        </w:rPr>
+        <w:t>Folgen</w:t>
+      </w:r>
+      <w:proofErr w:type="spellEnd"/>
       <w:r>
         <w:rPr>
           <w:b/>
@@ -4574,10 +7460,27 @@
           <w:b/>
           <w:bCs/>
         </w:rPr>
-        <w:t>der Optimismus</w:t>
-      </w:r>
-      <w:r>
-        <w:t xml:space="preserve"> – optimism – kein Plural</w:t>
+        <w:t xml:space="preserve">der </w:t>
+      </w:r>
+      <w:proofErr w:type="spellStart"/>
+      <w:r>
+        <w:rPr>
+          <w:b/>
+          <w:bCs/>
+        </w:rPr>
+        <w:t>Optimismus</w:t>
+      </w:r>
+      <w:proofErr w:type="spellEnd"/>
+      <w:r>
+        <w:t xml:space="preserve"> – optimism – </w:t>
+      </w:r>
+      <w:proofErr w:type="spellStart"/>
+      <w:r>
+        <w:t>kein</w:t>
+      </w:r>
+      <w:proofErr w:type="spellEnd"/>
+      <w:r>
+        <w:t xml:space="preserve"> Plural</w:t>
       </w:r>
     </w:p>
     <w:p>
@@ -4603,7 +7506,35 @@
         <w:rPr>
           <w:lang w:val="de-DE"/>
         </w:rPr>
-        <w:t xml:space="preserve"> – failure/setback – die Misserfolge</w:t>
+        <w:t xml:space="preserve"> – </w:t>
+      </w:r>
+      <w:proofErr w:type="spellStart"/>
+      <w:r>
+        <w:rPr>
+          <w:lang w:val="de-DE"/>
+        </w:rPr>
+        <w:t>failure</w:t>
+      </w:r>
+      <w:proofErr w:type="spellEnd"/>
+      <w:r>
+        <w:rPr>
+          <w:lang w:val="de-DE"/>
+        </w:rPr>
+        <w:t>/</w:t>
+      </w:r>
+      <w:proofErr w:type="spellStart"/>
+      <w:r>
+        <w:rPr>
+          <w:lang w:val="de-DE"/>
+        </w:rPr>
+        <w:t>setback</w:t>
+      </w:r>
+      <w:proofErr w:type="spellEnd"/>
+      <w:r>
+        <w:rPr>
+          <w:lang w:val="de-DE"/>
+        </w:rPr>
+        <w:t xml:space="preserve"> – die Misserfolge</w:t>
       </w:r>
     </w:p>
     <w:p>
@@ -4629,8 +7560,58 @@
         <w:rPr>
           <w:lang w:val="de-DE"/>
         </w:rPr>
-        <w:t xml:space="preserve"> – operating instruction/user manual</w:t>
-      </w:r>
+        <w:t xml:space="preserve"> – </w:t>
+      </w:r>
+      <w:proofErr w:type="spellStart"/>
+      <w:r>
+        <w:rPr>
+          <w:lang w:val="de-DE"/>
+        </w:rPr>
+        <w:t>operating</w:t>
+      </w:r>
+      <w:proofErr w:type="spellEnd"/>
+      <w:r>
+        <w:rPr>
+          <w:lang w:val="de-DE"/>
+        </w:rPr>
+        <w:t xml:space="preserve"> </w:t>
+      </w:r>
+      <w:proofErr w:type="spellStart"/>
+      <w:r>
+        <w:rPr>
+          <w:lang w:val="de-DE"/>
+        </w:rPr>
+        <w:t>instruction</w:t>
+      </w:r>
+      <w:proofErr w:type="spellEnd"/>
+      <w:r>
+        <w:rPr>
+          <w:lang w:val="de-DE"/>
+        </w:rPr>
+        <w:t>/</w:t>
+      </w:r>
+      <w:proofErr w:type="spellStart"/>
+      <w:r>
+        <w:rPr>
+          <w:lang w:val="de-DE"/>
+        </w:rPr>
+        <w:t>user</w:t>
+      </w:r>
+      <w:proofErr w:type="spellEnd"/>
+      <w:r>
+        <w:rPr>
+          <w:lang w:val="de-DE"/>
+        </w:rPr>
+        <w:t xml:space="preserve"> </w:t>
+      </w:r>
+      <w:proofErr w:type="spellStart"/>
+      <w:r>
+        <w:rPr>
+          <w:lang w:val="de-DE"/>
+        </w:rPr>
+        <w:t>manual</w:t>
+      </w:r>
+      <w:proofErr w:type="spellEnd"/>
     </w:p>
     <w:p>
       <w:pPr>
@@ -4670,8 +7651,17 @@
           <w:b/>
           <w:bCs/>
         </w:rPr>
-        <w:t>die Zufriedenheit</w:t>
-      </w:r>
+        <w:t xml:space="preserve">die </w:t>
+      </w:r>
+      <w:proofErr w:type="spellStart"/>
+      <w:r>
+        <w:rPr>
+          <w:b/>
+          <w:bCs/>
+        </w:rPr>
+        <w:t>Zufriedenheit</w:t>
+      </w:r>
+      <w:proofErr w:type="spellEnd"/>
       <w:r>
         <w:t xml:space="preserve"> – satisfaction</w:t>
       </w:r>
@@ -4713,8 +7703,449 @@
         <w:t>die Angst</w:t>
       </w:r>
       <w:r>
-        <w:t xml:space="preserve"> - fear</w:t>
-      </w:r>
+        <w:t xml:space="preserve"> </w:t>
+      </w:r>
+      <w:r>
+        <w:t>–</w:t>
+      </w:r>
+      <w:r>
+        <w:t xml:space="preserve"> fear</w:t>
+      </w:r>
+    </w:p>
+    <w:p>
+      <w:pPr>
+        <w:pStyle w:val="ListParagraph"/>
+        <w:numPr>
+          <w:ilvl w:val="0"/>
+          <w:numId w:val="1"/>
+        </w:numPr>
+        <w:rPr>
+          <w:lang w:val="de-DE"/>
+        </w:rPr>
+      </w:pPr>
+      <w:r>
+        <w:rPr>
+          <w:b/>
+          <w:bCs/>
+          <w:lang w:val="de-DE"/>
+        </w:rPr>
+        <w:t>die Umgebung</w:t>
+      </w:r>
+      <w:r>
+        <w:rPr>
+          <w:lang w:val="de-DE"/>
+        </w:rPr>
+        <w:t xml:space="preserve"> – </w:t>
+      </w:r>
+      <w:proofErr w:type="spellStart"/>
+      <w:r>
+        <w:rPr>
+          <w:lang w:val="de-DE"/>
+        </w:rPr>
+        <w:t>surroundings</w:t>
+      </w:r>
+      <w:proofErr w:type="spellEnd"/>
+      <w:r>
+        <w:rPr>
+          <w:lang w:val="de-DE"/>
+        </w:rPr>
+        <w:t>/</w:t>
+      </w:r>
+      <w:proofErr w:type="spellStart"/>
+      <w:r>
+        <w:rPr>
+          <w:lang w:val="de-DE"/>
+        </w:rPr>
+        <w:t>environment</w:t>
+      </w:r>
+      <w:proofErr w:type="spellEnd"/>
+      <w:r>
+        <w:rPr>
+          <w:lang w:val="de-DE"/>
+        </w:rPr>
+        <w:t>– die Umgebungen</w:t>
+      </w:r>
+      <w:r>
+        <w:rPr>
+          <w:lang w:val="de-DE"/>
+        </w:rPr>
+        <w:t xml:space="preserve">- as </w:t>
+      </w:r>
+      <w:proofErr w:type="spellStart"/>
+      <w:r>
+        <w:rPr>
+          <w:lang w:val="de-DE"/>
+        </w:rPr>
+        <w:t>physical</w:t>
+      </w:r>
+      <w:proofErr w:type="spellEnd"/>
+      <w:r>
+        <w:rPr>
+          <w:lang w:val="de-DE"/>
+        </w:rPr>
+        <w:t xml:space="preserve"> </w:t>
+      </w:r>
+      <w:proofErr w:type="spellStart"/>
+      <w:r>
+        <w:rPr>
+          <w:lang w:val="de-DE"/>
+        </w:rPr>
+        <w:t>space</w:t>
+      </w:r>
+      <w:proofErr w:type="spellEnd"/>
+    </w:p>
+    <w:p>
+      <w:pPr>
+        <w:pStyle w:val="ListParagraph"/>
+        <w:numPr>
+          <w:ilvl w:val="0"/>
+          <w:numId w:val="1"/>
+        </w:numPr>
+        <w:rPr>
+          <w:lang w:val="de-DE"/>
+        </w:rPr>
+      </w:pPr>
+      <w:r>
+        <w:rPr>
+          <w:b/>
+          <w:bCs/>
+          <w:lang w:val="de-DE"/>
+        </w:rPr>
+        <w:t>die Sehenswürdigkeit</w:t>
+      </w:r>
+      <w:r>
+        <w:rPr>
+          <w:lang w:val="de-DE"/>
+        </w:rPr>
+        <w:t xml:space="preserve"> – </w:t>
+      </w:r>
+      <w:proofErr w:type="spellStart"/>
+      <w:r>
+        <w:rPr>
+          <w:lang w:val="de-DE"/>
+        </w:rPr>
+        <w:t>sight</w:t>
+      </w:r>
+      <w:proofErr w:type="spellEnd"/>
+      <w:r>
+        <w:rPr>
+          <w:lang w:val="de-DE"/>
+        </w:rPr>
+        <w:t>/</w:t>
+      </w:r>
+      <w:proofErr w:type="spellStart"/>
+      <w:r>
+        <w:rPr>
+          <w:lang w:val="de-DE"/>
+        </w:rPr>
+        <w:t>tourist</w:t>
+      </w:r>
+      <w:proofErr w:type="spellEnd"/>
+      <w:r>
+        <w:rPr>
+          <w:lang w:val="de-DE"/>
+        </w:rPr>
+        <w:t xml:space="preserve"> </w:t>
+      </w:r>
+      <w:proofErr w:type="spellStart"/>
+      <w:r>
+        <w:rPr>
+          <w:lang w:val="de-DE"/>
+        </w:rPr>
+        <w:t>attraction</w:t>
+      </w:r>
+      <w:proofErr w:type="spellEnd"/>
+      <w:r>
+        <w:rPr>
+          <w:lang w:val="de-DE"/>
+        </w:rPr>
+        <w:t xml:space="preserve"> – die Sehenswürdigkeiten</w:t>
+      </w:r>
+    </w:p>
+    <w:p>
+      <w:pPr>
+        <w:pStyle w:val="ListParagraph"/>
+        <w:numPr>
+          <w:ilvl w:val="0"/>
+          <w:numId w:val="1"/>
+        </w:numPr>
+        <w:rPr>
+          <w:lang w:val="de-DE"/>
+        </w:rPr>
+      </w:pPr>
+      <w:r>
+        <w:rPr>
+          <w:b/>
+          <w:bCs/>
+          <w:lang w:val="de-DE"/>
+        </w:rPr>
+        <w:t>die Stadtrundfahrt</w:t>
+      </w:r>
+      <w:r>
+        <w:rPr>
+          <w:lang w:val="de-DE"/>
+        </w:rPr>
+        <w:t xml:space="preserve"> – </w:t>
+      </w:r>
+      <w:proofErr w:type="spellStart"/>
+      <w:r>
+        <w:rPr>
+          <w:lang w:val="de-DE"/>
+        </w:rPr>
+        <w:t>city</w:t>
+      </w:r>
+      <w:proofErr w:type="spellEnd"/>
+      <w:r>
+        <w:rPr>
+          <w:lang w:val="de-DE"/>
+        </w:rPr>
+        <w:t xml:space="preserve"> </w:t>
+      </w:r>
+      <w:proofErr w:type="spellStart"/>
+      <w:r>
+        <w:rPr>
+          <w:lang w:val="de-DE"/>
+        </w:rPr>
+        <w:t>tour</w:t>
+      </w:r>
+      <w:proofErr w:type="spellEnd"/>
+      <w:r>
+        <w:rPr>
+          <w:lang w:val="de-DE"/>
+        </w:rPr>
+        <w:t xml:space="preserve"> – die Stadtrundfahrten </w:t>
+      </w:r>
+    </w:p>
+    <w:p>
+      <w:pPr>
+        <w:pStyle w:val="ListParagraph"/>
+        <w:numPr>
+          <w:ilvl w:val="0"/>
+          <w:numId w:val="1"/>
+        </w:numPr>
+        <w:rPr>
+          <w:lang w:val="de-DE"/>
+        </w:rPr>
+      </w:pPr>
+      <w:r>
+        <w:rPr>
+          <w:b/>
+          <w:bCs/>
+        </w:rPr>
+        <w:t xml:space="preserve">die </w:t>
+      </w:r>
+      <w:proofErr w:type="spellStart"/>
+      <w:r>
+        <w:rPr>
+          <w:b/>
+          <w:bCs/>
+        </w:rPr>
+        <w:t>Zusammenfassung</w:t>
+      </w:r>
+      <w:proofErr w:type="spellEnd"/>
+      <w:r>
+        <w:t xml:space="preserve"> – summary – die </w:t>
+      </w:r>
+      <w:proofErr w:type="spellStart"/>
+      <w:r>
+        <w:t>Zusammenfassungen</w:t>
+      </w:r>
+      <w:proofErr w:type="spellEnd"/>
+    </w:p>
+    <w:p>
+      <w:pPr>
+        <w:pStyle w:val="ListParagraph"/>
+        <w:numPr>
+          <w:ilvl w:val="0"/>
+          <w:numId w:val="1"/>
+        </w:numPr>
+        <w:rPr>
+          <w:lang w:val="de-DE"/>
+        </w:rPr>
+      </w:pPr>
+      <w:r>
+        <w:rPr>
+          <w:b/>
+          <w:bCs/>
+          <w:lang w:val="de-DE"/>
+        </w:rPr>
+        <w:t>die Lage</w:t>
+      </w:r>
+      <w:r>
+        <w:rPr>
+          <w:lang w:val="de-DE"/>
+        </w:rPr>
+        <w:t xml:space="preserve"> – </w:t>
+      </w:r>
+      <w:proofErr w:type="spellStart"/>
+      <w:r>
+        <w:rPr>
+          <w:lang w:val="de-DE"/>
+        </w:rPr>
+        <w:t>location</w:t>
+      </w:r>
+      <w:proofErr w:type="spellEnd"/>
+      <w:r>
+        <w:rPr>
+          <w:lang w:val="de-DE"/>
+        </w:rPr>
+        <w:t>/</w:t>
+      </w:r>
+      <w:proofErr w:type="spellStart"/>
+      <w:r>
+        <w:rPr>
+          <w:lang w:val="de-DE"/>
+        </w:rPr>
+        <w:t>position</w:t>
+      </w:r>
+      <w:proofErr w:type="spellEnd"/>
+      <w:r>
+        <w:rPr>
+          <w:lang w:val="de-DE"/>
+        </w:rPr>
+        <w:t>/</w:t>
+      </w:r>
+      <w:proofErr w:type="spellStart"/>
+      <w:r>
+        <w:rPr>
+          <w:lang w:val="de-DE"/>
+        </w:rPr>
+        <w:t>situation</w:t>
+      </w:r>
+      <w:proofErr w:type="spellEnd"/>
+      <w:r>
+        <w:rPr>
+          <w:lang w:val="de-DE"/>
+        </w:rPr>
+        <w:t xml:space="preserve"> – die Lagen</w:t>
+      </w:r>
+    </w:p>
+    <w:p>
+      <w:pPr>
+        <w:pStyle w:val="ListParagraph"/>
+        <w:numPr>
+          <w:ilvl w:val="0"/>
+          <w:numId w:val="1"/>
+        </w:numPr>
+        <w:rPr>
+          <w:lang w:val="de-DE"/>
+        </w:rPr>
+      </w:pPr>
+      <w:r>
+        <w:rPr>
+          <w:lang w:val="de-DE"/>
+        </w:rPr>
+        <w:t> </w:t>
+      </w:r>
+      <w:r>
+        <w:rPr>
+          <w:b/>
+          <w:bCs/>
+          <w:lang w:val="de-DE"/>
+        </w:rPr>
+        <w:t>der Rundgang</w:t>
+      </w:r>
+      <w:r>
+        <w:rPr>
+          <w:lang w:val="de-DE"/>
+        </w:rPr>
+        <w:t xml:space="preserve"> – tour/walk-</w:t>
+      </w:r>
+      <w:proofErr w:type="spellStart"/>
+      <w:r>
+        <w:rPr>
+          <w:lang w:val="de-DE"/>
+        </w:rPr>
+        <w:t>around</w:t>
+      </w:r>
+      <w:proofErr w:type="spellEnd"/>
+      <w:r>
+        <w:rPr>
+          <w:lang w:val="de-DE"/>
+        </w:rPr>
+        <w:t xml:space="preserve"> – die Rundgänge</w:t>
+      </w:r>
+    </w:p>
+    <w:p>
+      <w:pPr>
+        <w:pStyle w:val="ListParagraph"/>
+        <w:numPr>
+          <w:ilvl w:val="0"/>
+          <w:numId w:val="1"/>
+        </w:numPr>
+        <w:rPr>
+          <w:lang w:val="de-DE"/>
+        </w:rPr>
+      </w:pPr>
+      <w:proofErr w:type="spellStart"/>
+      <w:r>
+        <w:t>Wohnungsgröße</w:t>
+      </w:r>
+      <w:proofErr w:type="spellEnd"/>
+    </w:p>
+    <w:p>
+      <w:pPr>
+        <w:pStyle w:val="ListParagraph"/>
+        <w:numPr>
+          <w:ilvl w:val="0"/>
+          <w:numId w:val="1"/>
+        </w:numPr>
+        <w:rPr>
+          <w:lang w:val="de-DE"/>
+        </w:rPr>
+      </w:pPr>
+      <w:r>
+        <w:rPr>
+          <w:b/>
+          <w:bCs/>
+          <w:lang w:val="de-DE"/>
+        </w:rPr>
+        <w:t>die Lage</w:t>
+      </w:r>
+      <w:r>
+        <w:rPr>
+          <w:lang w:val="de-DE"/>
+        </w:rPr>
+        <w:t xml:space="preserve"> – location/position/situation – die Lagen</w:t>
+      </w:r>
+    </w:p>
+    <w:p>
+      <w:pPr>
+        <w:pStyle w:val="ListParagraph"/>
+        <w:numPr>
+          <w:ilvl w:val="0"/>
+          <w:numId w:val="1"/>
+        </w:numPr>
+        <w:rPr>
+          <w:lang w:val="de-DE"/>
+        </w:rPr>
+      </w:pPr>
+      <w:r>
+        <w:rPr>
+          <w:b/>
+          <w:bCs/>
+          <w:lang w:val="de-DE"/>
+        </w:rPr>
+        <w:t>die Gegend</w:t>
+      </w:r>
+      <w:r>
+        <w:rPr>
+          <w:lang w:val="de-DE"/>
+        </w:rPr>
+        <w:t xml:space="preserve"> – area/region/neighborhood – die Gegenden</w:t>
+      </w:r>
+    </w:p>
+    <w:p>
+      <w:pPr>
+        <w:pStyle w:val="ListParagraph"/>
+        <w:numPr>
+          <w:ilvl w:val="0"/>
+          <w:numId w:val="1"/>
+        </w:numPr>
+        <w:rPr>
+          <w:lang w:val="de-DE"/>
+        </w:rPr>
+      </w:pPr>
     </w:p>
     <w:sectPr>
       <w:pgSz w:w="11906" w:h="16838"/>
@@ -5142,7 +8573,7 @@
   <w:abstractNum w:abstractNumId="3" w15:restartNumberingAfterBreak="0">
     <w:nsid w:val="1C5F14F6"/>
     <w:multiLevelType w:val="hybridMultilevel"/>
-    <w:tmpl w:val="8F620768"/>
+    <w:tmpl w:val="6F9E67CC"/>
     <w:lvl w:ilvl="0" w:tplc="0C090001">
       <w:start w:val="1"/>
       <w:numFmt w:val="bullet"/>
@@ -5366,122 +8797,9 @@
     </w:lvl>
   </w:abstractNum>
   <w:abstractNum w:abstractNumId="5" w15:restartNumberingAfterBreak="0">
-    <w:nsid w:val="2BB33EF8"/>
+    <w:nsid w:val="285C0C22"/>
     <w:multiLevelType w:val="multilevel"/>
-    <w:tmpl w:val="C9204E3A"/>
-    <w:lvl w:ilvl="0">
-      <w:start w:val="1"/>
-      <w:numFmt w:val="decimal"/>
-      <w:lvlText w:val="%1."/>
-      <w:lvlJc w:val="left"/>
-      <w:pPr>
-        <w:tabs>
-          <w:tab w:val="num" w:pos="720"/>
-        </w:tabs>
-        <w:ind w:left="720" w:hanging="360"/>
-      </w:pPr>
-    </w:lvl>
-    <w:lvl w:ilvl="1" w:tentative="1">
-      <w:start w:val="1"/>
-      <w:numFmt w:val="decimal"/>
-      <w:lvlText w:val="%2."/>
-      <w:lvlJc w:val="left"/>
-      <w:pPr>
-        <w:tabs>
-          <w:tab w:val="num" w:pos="1440"/>
-        </w:tabs>
-        <w:ind w:left="1440" w:hanging="360"/>
-      </w:pPr>
-    </w:lvl>
-    <w:lvl w:ilvl="2" w:tentative="1">
-      <w:start w:val="1"/>
-      <w:numFmt w:val="decimal"/>
-      <w:lvlText w:val="%3."/>
-      <w:lvlJc w:val="left"/>
-      <w:pPr>
-        <w:tabs>
-          <w:tab w:val="num" w:pos="2160"/>
-        </w:tabs>
-        <w:ind w:left="2160" w:hanging="360"/>
-      </w:pPr>
-    </w:lvl>
-    <w:lvl w:ilvl="3" w:tentative="1">
-      <w:start w:val="1"/>
-      <w:numFmt w:val="decimal"/>
-      <w:lvlText w:val="%4."/>
-      <w:lvlJc w:val="left"/>
-      <w:pPr>
-        <w:tabs>
-          <w:tab w:val="num" w:pos="2880"/>
-        </w:tabs>
-        <w:ind w:left="2880" w:hanging="360"/>
-      </w:pPr>
-    </w:lvl>
-    <w:lvl w:ilvl="4" w:tentative="1">
-      <w:start w:val="1"/>
-      <w:numFmt w:val="decimal"/>
-      <w:lvlText w:val="%5."/>
-      <w:lvlJc w:val="left"/>
-      <w:pPr>
-        <w:tabs>
-          <w:tab w:val="num" w:pos="3600"/>
-        </w:tabs>
-        <w:ind w:left="3600" w:hanging="360"/>
-      </w:pPr>
-    </w:lvl>
-    <w:lvl w:ilvl="5" w:tentative="1">
-      <w:start w:val="1"/>
-      <w:numFmt w:val="decimal"/>
-      <w:lvlText w:val="%6."/>
-      <w:lvlJc w:val="left"/>
-      <w:pPr>
-        <w:tabs>
-          <w:tab w:val="num" w:pos="4320"/>
-        </w:tabs>
-        <w:ind w:left="4320" w:hanging="360"/>
-      </w:pPr>
-    </w:lvl>
-    <w:lvl w:ilvl="6" w:tentative="1">
-      <w:start w:val="1"/>
-      <w:numFmt w:val="decimal"/>
-      <w:lvlText w:val="%7."/>
-      <w:lvlJc w:val="left"/>
-      <w:pPr>
-        <w:tabs>
-          <w:tab w:val="num" w:pos="5040"/>
-        </w:tabs>
-        <w:ind w:left="5040" w:hanging="360"/>
-      </w:pPr>
-    </w:lvl>
-    <w:lvl w:ilvl="7" w:tentative="1">
-      <w:start w:val="1"/>
-      <w:numFmt w:val="decimal"/>
-      <w:lvlText w:val="%8."/>
-      <w:lvlJc w:val="left"/>
-      <w:pPr>
-        <w:tabs>
-          <w:tab w:val="num" w:pos="5760"/>
-        </w:tabs>
-        <w:ind w:left="5760" w:hanging="360"/>
-      </w:pPr>
-    </w:lvl>
-    <w:lvl w:ilvl="8" w:tentative="1">
-      <w:start w:val="1"/>
-      <w:numFmt w:val="decimal"/>
-      <w:lvlText w:val="%9."/>
-      <w:lvlJc w:val="left"/>
-      <w:pPr>
-        <w:tabs>
-          <w:tab w:val="num" w:pos="6480"/>
-        </w:tabs>
-        <w:ind w:left="6480" w:hanging="360"/>
-      </w:pPr>
-    </w:lvl>
-  </w:abstractNum>
-  <w:abstractNum w:abstractNumId="6" w15:restartNumberingAfterBreak="0">
-    <w:nsid w:val="3AD53556"/>
-    <w:multiLevelType w:val="multilevel"/>
-    <w:tmpl w:val="A7FE2FFA"/>
+    <w:tmpl w:val="29F60580"/>
     <w:lvl w:ilvl="0">
       <w:start w:val="1"/>
       <w:numFmt w:val="bullet"/>
@@ -5627,10 +8945,123 @@
       </w:rPr>
     </w:lvl>
   </w:abstractNum>
+  <w:abstractNum w:abstractNumId="6" w15:restartNumberingAfterBreak="0">
+    <w:nsid w:val="2BB33EF8"/>
+    <w:multiLevelType w:val="multilevel"/>
+    <w:tmpl w:val="C9204E3A"/>
+    <w:lvl w:ilvl="0">
+      <w:start w:val="1"/>
+      <w:numFmt w:val="decimal"/>
+      <w:lvlText w:val="%1."/>
+      <w:lvlJc w:val="left"/>
+      <w:pPr>
+        <w:tabs>
+          <w:tab w:val="num" w:pos="720"/>
+        </w:tabs>
+        <w:ind w:left="720" w:hanging="360"/>
+      </w:pPr>
+    </w:lvl>
+    <w:lvl w:ilvl="1" w:tentative="1">
+      <w:start w:val="1"/>
+      <w:numFmt w:val="decimal"/>
+      <w:lvlText w:val="%2."/>
+      <w:lvlJc w:val="left"/>
+      <w:pPr>
+        <w:tabs>
+          <w:tab w:val="num" w:pos="1440"/>
+        </w:tabs>
+        <w:ind w:left="1440" w:hanging="360"/>
+      </w:pPr>
+    </w:lvl>
+    <w:lvl w:ilvl="2" w:tentative="1">
+      <w:start w:val="1"/>
+      <w:numFmt w:val="decimal"/>
+      <w:lvlText w:val="%3."/>
+      <w:lvlJc w:val="left"/>
+      <w:pPr>
+        <w:tabs>
+          <w:tab w:val="num" w:pos="2160"/>
+        </w:tabs>
+        <w:ind w:left="2160" w:hanging="360"/>
+      </w:pPr>
+    </w:lvl>
+    <w:lvl w:ilvl="3" w:tentative="1">
+      <w:start w:val="1"/>
+      <w:numFmt w:val="decimal"/>
+      <w:lvlText w:val="%4."/>
+      <w:lvlJc w:val="left"/>
+      <w:pPr>
+        <w:tabs>
+          <w:tab w:val="num" w:pos="2880"/>
+        </w:tabs>
+        <w:ind w:left="2880" w:hanging="360"/>
+      </w:pPr>
+    </w:lvl>
+    <w:lvl w:ilvl="4" w:tentative="1">
+      <w:start w:val="1"/>
+      <w:numFmt w:val="decimal"/>
+      <w:lvlText w:val="%5."/>
+      <w:lvlJc w:val="left"/>
+      <w:pPr>
+        <w:tabs>
+          <w:tab w:val="num" w:pos="3600"/>
+        </w:tabs>
+        <w:ind w:left="3600" w:hanging="360"/>
+      </w:pPr>
+    </w:lvl>
+    <w:lvl w:ilvl="5" w:tentative="1">
+      <w:start w:val="1"/>
+      <w:numFmt w:val="decimal"/>
+      <w:lvlText w:val="%6."/>
+      <w:lvlJc w:val="left"/>
+      <w:pPr>
+        <w:tabs>
+          <w:tab w:val="num" w:pos="4320"/>
+        </w:tabs>
+        <w:ind w:left="4320" w:hanging="360"/>
+      </w:pPr>
+    </w:lvl>
+    <w:lvl w:ilvl="6" w:tentative="1">
+      <w:start w:val="1"/>
+      <w:numFmt w:val="decimal"/>
+      <w:lvlText w:val="%7."/>
+      <w:lvlJc w:val="left"/>
+      <w:pPr>
+        <w:tabs>
+          <w:tab w:val="num" w:pos="5040"/>
+        </w:tabs>
+        <w:ind w:left="5040" w:hanging="360"/>
+      </w:pPr>
+    </w:lvl>
+    <w:lvl w:ilvl="7" w:tentative="1">
+      <w:start w:val="1"/>
+      <w:numFmt w:val="decimal"/>
+      <w:lvlText w:val="%8."/>
+      <w:lvlJc w:val="left"/>
+      <w:pPr>
+        <w:tabs>
+          <w:tab w:val="num" w:pos="5760"/>
+        </w:tabs>
+        <w:ind w:left="5760" w:hanging="360"/>
+      </w:pPr>
+    </w:lvl>
+    <w:lvl w:ilvl="8" w:tentative="1">
+      <w:start w:val="1"/>
+      <w:numFmt w:val="decimal"/>
+      <w:lvlText w:val="%9."/>
+      <w:lvlJc w:val="left"/>
+      <w:pPr>
+        <w:tabs>
+          <w:tab w:val="num" w:pos="6480"/>
+        </w:tabs>
+        <w:ind w:left="6480" w:hanging="360"/>
+      </w:pPr>
+    </w:lvl>
+  </w:abstractNum>
   <w:abstractNum w:abstractNumId="7" w15:restartNumberingAfterBreak="0">
-    <w:nsid w:val="3B771359"/>
+    <w:nsid w:val="3AD53556"/>
     <w:multiLevelType w:val="multilevel"/>
-    <w:tmpl w:val="F5E4D63E"/>
+    <w:tmpl w:val="A7FE2FFA"/>
     <w:lvl w:ilvl="0">
       <w:start w:val="1"/>
       <w:numFmt w:val="bullet"/>
@@ -5777,9 +9208,9 @@
     </w:lvl>
   </w:abstractNum>
   <w:abstractNum w:abstractNumId="8" w15:restartNumberingAfterBreak="0">
-    <w:nsid w:val="5F8C570D"/>
+    <w:nsid w:val="3B771359"/>
     <w:multiLevelType w:val="multilevel"/>
-    <w:tmpl w:val="96F004EC"/>
+    <w:tmpl w:val="F5E4D63E"/>
     <w:lvl w:ilvl="0">
       <w:start w:val="1"/>
       <w:numFmt w:val="bullet"/>
@@ -5926,9 +9357,9 @@
     </w:lvl>
   </w:abstractNum>
   <w:abstractNum w:abstractNumId="9" w15:restartNumberingAfterBreak="0">
-    <w:nsid w:val="62617560"/>
+    <w:nsid w:val="5F8C570D"/>
     <w:multiLevelType w:val="multilevel"/>
-    <w:tmpl w:val="5C06A5B2"/>
+    <w:tmpl w:val="96F004EC"/>
     <w:lvl w:ilvl="0">
       <w:start w:val="1"/>
       <w:numFmt w:val="bullet"/>
@@ -6075,6 +9506,155 @@
     </w:lvl>
   </w:abstractNum>
   <w:abstractNum w:abstractNumId="10" w15:restartNumberingAfterBreak="0">
+    <w:nsid w:val="62617560"/>
+    <w:multiLevelType w:val="multilevel"/>
+    <w:tmpl w:val="5C06A5B2"/>
+    <w:lvl w:ilvl="0">
+      <w:start w:val="1"/>
+      <w:numFmt w:val="bullet"/>
+      <w:lvlText w:val=""/>
+      <w:lvlJc w:val="left"/>
+      <w:pPr>
+        <w:tabs>
+          <w:tab w:val="num" w:pos="720"/>
+        </w:tabs>
+        <w:ind w:left="720" w:hanging="360"/>
+      </w:pPr>
+      <w:rPr>
+        <w:rFonts w:ascii="Symbol" w:hAnsi="Symbol" w:hint="default"/>
+        <w:sz w:val="20"/>
+      </w:rPr>
+    </w:lvl>
+    <w:lvl w:ilvl="1" w:tentative="1">
+      <w:start w:val="1"/>
+      <w:numFmt w:val="bullet"/>
+      <w:lvlText w:val="o"/>
+      <w:lvlJc w:val="left"/>
+      <w:pPr>
+        <w:tabs>
+          <w:tab w:val="num" w:pos="1440"/>
+        </w:tabs>
+        <w:ind w:left="1440" w:hanging="360"/>
+      </w:pPr>
+      <w:rPr>
+        <w:rFonts w:ascii="Courier New" w:hAnsi="Courier New" w:hint="default"/>
+        <w:sz w:val="20"/>
+      </w:rPr>
+    </w:lvl>
+    <w:lvl w:ilvl="2" w:tentative="1">
+      <w:start w:val="1"/>
+      <w:numFmt w:val="bullet"/>
+      <w:lvlText w:val=""/>
+      <w:lvlJc w:val="left"/>
+      <w:pPr>
+        <w:tabs>
+          <w:tab w:val="num" w:pos="2160"/>
+        </w:tabs>
+        <w:ind w:left="2160" w:hanging="360"/>
+      </w:pPr>
+      <w:rPr>
+        <w:rFonts w:ascii="Wingdings" w:hAnsi="Wingdings" w:hint="default"/>
+        <w:sz w:val="20"/>
+      </w:rPr>
+    </w:lvl>
+    <w:lvl w:ilvl="3" w:tentative="1">
+      <w:start w:val="1"/>
+      <w:numFmt w:val="bullet"/>
+      <w:lvlText w:val=""/>
+      <w:lvlJc w:val="left"/>
+      <w:pPr>
+        <w:tabs>
+          <w:tab w:val="num" w:pos="2880"/>
+        </w:tabs>
+        <w:ind w:left="2880" w:hanging="360"/>
+      </w:pPr>
+      <w:rPr>
+        <w:rFonts w:ascii="Wingdings" w:hAnsi="Wingdings" w:hint="default"/>
+        <w:sz w:val="20"/>
+      </w:rPr>
+    </w:lvl>
+    <w:lvl w:ilvl="4" w:tentative="1">
+      <w:start w:val="1"/>
+      <w:numFmt w:val="bullet"/>
+      <w:lvlText w:val=""/>
+      <w:lvlJc w:val="left"/>
+      <w:pPr>
+        <w:tabs>
+          <w:tab w:val="num" w:pos="3600"/>
+        </w:tabs>
+        <w:ind w:left="3600" w:hanging="360"/>
+      </w:pPr>
+      <w:rPr>
+        <w:rFonts w:ascii="Wingdings" w:hAnsi="Wingdings" w:hint="default"/>
+        <w:sz w:val="20"/>
+      </w:rPr>
+    </w:lvl>
+    <w:lvl w:ilvl="5" w:tentative="1">
+      <w:start w:val="1"/>
+      <w:numFmt w:val="bullet"/>
+      <w:lvlText w:val=""/>
+      <w:lvlJc w:val="left"/>
+      <w:pPr>
+        <w:tabs>
+          <w:tab w:val="num" w:pos="4320"/>
+        </w:tabs>
+        <w:ind w:left="4320" w:hanging="360"/>
+      </w:pPr>
+      <w:rPr>
+        <w:rFonts w:ascii="Wingdings" w:hAnsi="Wingdings" w:hint="default"/>
+        <w:sz w:val="20"/>
+      </w:rPr>
+    </w:lvl>
+    <w:lvl w:ilvl="6" w:tentative="1">
+      <w:start w:val="1"/>
+      <w:numFmt w:val="bullet"/>
+      <w:lvlText w:val=""/>
+      <w:lvlJc w:val="left"/>
+      <w:pPr>
+        <w:tabs>
+          <w:tab w:val="num" w:pos="5040"/>
+        </w:tabs>
+        <w:ind w:left="5040" w:hanging="360"/>
+      </w:pPr>
+      <w:rPr>
+        <w:rFonts w:ascii="Wingdings" w:hAnsi="Wingdings" w:hint="default"/>
+        <w:sz w:val="20"/>
+      </w:rPr>
+    </w:lvl>
+    <w:lvl w:ilvl="7" w:tentative="1">
+      <w:start w:val="1"/>
+      <w:numFmt w:val="bullet"/>
+      <w:lvlText w:val=""/>
+      <w:lvlJc w:val="left"/>
+      <w:pPr>
+        <w:tabs>
+          <w:tab w:val="num" w:pos="5760"/>
+        </w:tabs>
+        <w:ind w:left="5760" w:hanging="360"/>
+      </w:pPr>
+      <w:rPr>
+        <w:rFonts w:ascii="Wingdings" w:hAnsi="Wingdings" w:hint="default"/>
+        <w:sz w:val="20"/>
+      </w:rPr>
+    </w:lvl>
+    <w:lvl w:ilvl="8" w:tentative="1">
+      <w:start w:val="1"/>
+      <w:numFmt w:val="bullet"/>
+      <w:lvlText w:val=""/>
+      <w:lvlJc w:val="left"/>
+      <w:pPr>
+        <w:tabs>
+          <w:tab w:val="num" w:pos="6480"/>
+        </w:tabs>
+        <w:ind w:left="6480" w:hanging="360"/>
+      </w:pPr>
+      <w:rPr>
+        <w:rFonts w:ascii="Wingdings" w:hAnsi="Wingdings" w:hint="default"/>
+        <w:sz w:val="20"/>
+      </w:rPr>
+    </w:lvl>
+  </w:abstractNum>
+  <w:abstractNum w:abstractNumId="11" w15:restartNumberingAfterBreak="0">
     <w:nsid w:val="686953D9"/>
     <w:multiLevelType w:val="multilevel"/>
     <w:tmpl w:val="CF3CA620"/>
@@ -6230,31 +9810,34 @@
     <w:abstractNumId w:val="2"/>
   </w:num>
   <w:num w:numId="3" w16cid:durableId="1215654375">
-    <w:abstractNumId w:val="10"/>
+    <w:abstractNumId w:val="11"/>
   </w:num>
   <w:num w:numId="4" w16cid:durableId="1507473894">
     <w:abstractNumId w:val="1"/>
   </w:num>
   <w:num w:numId="5" w16cid:durableId="146285424">
-    <w:abstractNumId w:val="9"/>
+    <w:abstractNumId w:val="10"/>
   </w:num>
   <w:num w:numId="6" w16cid:durableId="1966694531">
-    <w:abstractNumId w:val="6"/>
+    <w:abstractNumId w:val="7"/>
   </w:num>
   <w:num w:numId="7" w16cid:durableId="1339231196">
-    <w:abstractNumId w:val="7"/>
+    <w:abstractNumId w:val="8"/>
   </w:num>
   <w:num w:numId="8" w16cid:durableId="1112940222">
     <w:abstractNumId w:val="0"/>
   </w:num>
   <w:num w:numId="9" w16cid:durableId="1126316971">
-    <w:abstractNumId w:val="5"/>
+    <w:abstractNumId w:val="6"/>
   </w:num>
   <w:num w:numId="10" w16cid:durableId="515271661">
     <w:abstractNumId w:val="4"/>
   </w:num>
   <w:num w:numId="11" w16cid:durableId="182255618">
-    <w:abstractNumId w:val="8"/>
+    <w:abstractNumId w:val="9"/>
+  </w:num>
+  <w:num w:numId="12" w16cid:durableId="593366840">
+    <w:abstractNumId w:val="5"/>
   </w:num>
 </w:numbering>
 </file>

--- a/A2/Words.docx
+++ b/A2/Words.docx
@@ -238,35 +238,67 @@
       </w:r>
       <w:proofErr w:type="spellEnd"/>
       <w:r>
+        <w:t xml:space="preserve"> – exactly the same / just as</w:t>
+      </w:r>
+    </w:p>
+    <w:p>
+      <w:pPr>
+        <w:pStyle w:val="ListParagraph"/>
+        <w:numPr>
+          <w:ilvl w:val="0"/>
+          <w:numId w:val="1"/>
+        </w:numPr>
+        <w:rPr>
+          <w:lang w:val="de-DE"/>
+        </w:rPr>
+      </w:pPr>
+      <w:r>
+        <w:rPr>
+          <w:b/>
+          <w:bCs/>
+          <w:lang w:val="de-DE"/>
+        </w:rPr>
+        <w:t>die Notwendigkeit</w:t>
+      </w:r>
+      <w:r>
+        <w:rPr>
+          <w:lang w:val="de-DE"/>
+        </w:rPr>
         <w:t xml:space="preserve"> – </w:t>
       </w:r>
-      <w:proofErr w:type="gramStart"/>
-      <w:r>
-        <w:t>exactly the same</w:t>
-      </w:r>
-      <w:proofErr w:type="gramEnd"/>
-      <w:r>
-        <w:t xml:space="preserve"> / just as</w:t>
-      </w:r>
-    </w:p>
-    <w:p>
-      <w:pPr>
-        <w:pStyle w:val="ListParagraph"/>
-        <w:numPr>
-          <w:ilvl w:val="0"/>
-          <w:numId w:val="1"/>
-        </w:numPr>
-        <w:rPr>
-          <w:lang w:val="de-DE"/>
-        </w:rPr>
-      </w:pPr>
-      <w:r>
-        <w:rPr>
-          <w:b/>
-          <w:bCs/>
-          <w:lang w:val="de-DE"/>
-        </w:rPr>
-        <w:t>die Notwendigkeit</w:t>
+      <w:proofErr w:type="spellStart"/>
+      <w:r>
+        <w:rPr>
+          <w:lang w:val="de-DE"/>
+        </w:rPr>
+        <w:t>necessity</w:t>
+      </w:r>
+      <w:proofErr w:type="spellEnd"/>
+      <w:r>
+        <w:rPr>
+          <w:lang w:val="de-DE"/>
+        </w:rPr>
+        <w:t xml:space="preserve"> – Plural: die Notwendigkeiten</w:t>
+      </w:r>
+    </w:p>
+    <w:p>
+      <w:pPr>
+        <w:pStyle w:val="ListParagraph"/>
+        <w:numPr>
+          <w:ilvl w:val="0"/>
+          <w:numId w:val="1"/>
+        </w:numPr>
+        <w:rPr>
+          <w:lang w:val="de-DE"/>
+        </w:rPr>
+      </w:pPr>
+      <w:r>
+        <w:rPr>
+          <w:b/>
+          <w:bCs/>
+          <w:lang w:val="de-DE"/>
+        </w:rPr>
+        <w:t>die Abneigung</w:t>
       </w:r>
       <w:r>
         <w:rPr>
@@ -279,34 +311,55 @@
         <w:rPr>
           <w:lang w:val="de-DE"/>
         </w:rPr>
-        <w:t>necessity</w:t>
-      </w:r>
-      <w:proofErr w:type="spellEnd"/>
-      <w:r>
-        <w:rPr>
-          <w:lang w:val="de-DE"/>
-        </w:rPr>
-        <w:t xml:space="preserve"> – Plural: die Notwendigkeiten</w:t>
-      </w:r>
-    </w:p>
-    <w:p>
-      <w:pPr>
-        <w:pStyle w:val="ListParagraph"/>
-        <w:numPr>
-          <w:ilvl w:val="0"/>
-          <w:numId w:val="1"/>
-        </w:numPr>
-        <w:rPr>
-          <w:lang w:val="de-DE"/>
-        </w:rPr>
-      </w:pPr>
-      <w:r>
-        <w:rPr>
-          <w:b/>
-          <w:bCs/>
-          <w:lang w:val="de-DE"/>
-        </w:rPr>
-        <w:t>die Abneigung</w:t>
+        <w:t>aversion</w:t>
+      </w:r>
+      <w:proofErr w:type="spellEnd"/>
+      <w:r>
+        <w:rPr>
+          <w:lang w:val="de-DE"/>
+        </w:rPr>
+        <w:t xml:space="preserve"> / dislike – Plural: die Abneigungen</w:t>
+      </w:r>
+    </w:p>
+    <w:p>
+      <w:pPr>
+        <w:pStyle w:val="ListParagraph"/>
+        <w:numPr>
+          <w:ilvl w:val="0"/>
+          <w:numId w:val="1"/>
+        </w:numPr>
+      </w:pPr>
+      <w:proofErr w:type="spellStart"/>
+      <w:r>
+        <w:rPr>
+          <w:b/>
+          <w:bCs/>
+        </w:rPr>
+        <w:t>heraus</w:t>
+      </w:r>
+      <w:proofErr w:type="spellEnd"/>
+      <w:r>
+        <w:t xml:space="preserve"> – out (of) / out from inside </w:t>
+      </w:r>
+    </w:p>
+    <w:p>
+      <w:pPr>
+        <w:pStyle w:val="ListParagraph"/>
+        <w:numPr>
+          <w:ilvl w:val="0"/>
+          <w:numId w:val="1"/>
+        </w:numPr>
+        <w:rPr>
+          <w:lang w:val="de-DE"/>
+        </w:rPr>
+      </w:pPr>
+      <w:r>
+        <w:rPr>
+          <w:b/>
+          <w:bCs/>
+          <w:lang w:val="de-DE"/>
+        </w:rPr>
+        <w:t>das Ausflugsziel</w:t>
       </w:r>
       <w:r>
         <w:rPr>
@@ -319,55 +372,76 @@
         <w:rPr>
           <w:lang w:val="de-DE"/>
         </w:rPr>
-        <w:t>aversion</w:t>
-      </w:r>
-      <w:proofErr w:type="spellEnd"/>
-      <w:r>
-        <w:rPr>
-          <w:lang w:val="de-DE"/>
-        </w:rPr>
-        <w:t xml:space="preserve"> / dislike – Plural: die Abneigungen</w:t>
-      </w:r>
-    </w:p>
-    <w:p>
-      <w:pPr>
-        <w:pStyle w:val="ListParagraph"/>
-        <w:numPr>
-          <w:ilvl w:val="0"/>
-          <w:numId w:val="1"/>
-        </w:numPr>
-      </w:pPr>
-      <w:proofErr w:type="spellStart"/>
-      <w:r>
-        <w:rPr>
-          <w:b/>
-          <w:bCs/>
-        </w:rPr>
-        <w:t>heraus</w:t>
-      </w:r>
-      <w:proofErr w:type="spellEnd"/>
-      <w:r>
-        <w:t xml:space="preserve"> – out (of) / out from inside </w:t>
-      </w:r>
-    </w:p>
-    <w:p>
-      <w:pPr>
-        <w:pStyle w:val="ListParagraph"/>
-        <w:numPr>
-          <w:ilvl w:val="0"/>
-          <w:numId w:val="1"/>
-        </w:numPr>
-        <w:rPr>
-          <w:lang w:val="de-DE"/>
-        </w:rPr>
-      </w:pPr>
-      <w:r>
-        <w:rPr>
-          <w:b/>
-          <w:bCs/>
-          <w:lang w:val="de-DE"/>
-        </w:rPr>
-        <w:t>das Ausflugsziel</w:t>
+        <w:t>trip</w:t>
+      </w:r>
+      <w:proofErr w:type="spellEnd"/>
+      <w:r>
+        <w:rPr>
+          <w:lang w:val="de-DE"/>
+        </w:rPr>
+        <w:t xml:space="preserve"> </w:t>
+      </w:r>
+      <w:proofErr w:type="spellStart"/>
+      <w:r>
+        <w:rPr>
+          <w:lang w:val="de-DE"/>
+        </w:rPr>
+        <w:t>destination</w:t>
+      </w:r>
+      <w:proofErr w:type="spellEnd"/>
+      <w:r>
+        <w:rPr>
+          <w:lang w:val="de-DE"/>
+        </w:rPr>
+        <w:t xml:space="preserve"> / </w:t>
+      </w:r>
+      <w:proofErr w:type="spellStart"/>
+      <w:r>
+        <w:rPr>
+          <w:lang w:val="de-DE"/>
+        </w:rPr>
+        <w:t>outing</w:t>
+      </w:r>
+      <w:proofErr w:type="spellEnd"/>
+      <w:r>
+        <w:rPr>
+          <w:lang w:val="de-DE"/>
+        </w:rPr>
+        <w:t xml:space="preserve"> </w:t>
+      </w:r>
+      <w:proofErr w:type="spellStart"/>
+      <w:r>
+        <w:rPr>
+          <w:lang w:val="de-DE"/>
+        </w:rPr>
+        <w:t>destination</w:t>
+      </w:r>
+      <w:proofErr w:type="spellEnd"/>
+      <w:r>
+        <w:rPr>
+          <w:lang w:val="de-DE"/>
+        </w:rPr>
+        <w:t xml:space="preserve"> – Plural: die Ausflugsziele</w:t>
+      </w:r>
+    </w:p>
+    <w:p>
+      <w:pPr>
+        <w:pStyle w:val="ListParagraph"/>
+        <w:numPr>
+          <w:ilvl w:val="0"/>
+          <w:numId w:val="1"/>
+        </w:numPr>
+        <w:rPr>
+          <w:lang w:val="de-DE"/>
+        </w:rPr>
+      </w:pPr>
+      <w:r>
+        <w:rPr>
+          <w:b/>
+          <w:bCs/>
+          <w:lang w:val="de-DE"/>
+        </w:rPr>
+        <w:t>die Landschaft</w:t>
       </w:r>
       <w:r>
         <w:rPr>
@@ -380,6 +454,99 @@
         <w:rPr>
           <w:lang w:val="de-DE"/>
         </w:rPr>
+        <w:t>landscape</w:t>
+      </w:r>
+      <w:proofErr w:type="spellEnd"/>
+      <w:r>
+        <w:rPr>
+          <w:lang w:val="de-DE"/>
+        </w:rPr>
+        <w:t xml:space="preserve"> / </w:t>
+      </w:r>
+      <w:proofErr w:type="spellStart"/>
+      <w:r>
+        <w:rPr>
+          <w:lang w:val="de-DE"/>
+        </w:rPr>
+        <w:t>scenery</w:t>
+      </w:r>
+      <w:proofErr w:type="spellEnd"/>
+      <w:r>
+        <w:rPr>
+          <w:lang w:val="de-DE"/>
+        </w:rPr>
+        <w:t xml:space="preserve"> – Plural: die Landschaften</w:t>
+      </w:r>
+    </w:p>
+    <w:p>
+      <w:pPr>
+        <w:pStyle w:val="ListParagraph"/>
+        <w:numPr>
+          <w:ilvl w:val="0"/>
+          <w:numId w:val="1"/>
+        </w:numPr>
+      </w:pPr>
+      <w:r>
+        <w:rPr>
+          <w:b/>
+          <w:bCs/>
+        </w:rPr>
+        <w:t xml:space="preserve">das </w:t>
+      </w:r>
+      <w:proofErr w:type="spellStart"/>
+      <w:r>
+        <w:rPr>
+          <w:b/>
+          <w:bCs/>
+        </w:rPr>
+        <w:t>Bauwerk</w:t>
+      </w:r>
+      <w:proofErr w:type="spellEnd"/>
+      <w:r>
+        <w:t xml:space="preserve"> – building / structure / edifice – Plural: die </w:t>
+      </w:r>
+      <w:proofErr w:type="spellStart"/>
+      <w:r>
+        <w:t>Bauwerke</w:t>
+      </w:r>
+      <w:proofErr w:type="spellEnd"/>
+    </w:p>
+    <w:p>
+      <w:pPr>
+        <w:pStyle w:val="ListParagraph"/>
+        <w:numPr>
+          <w:ilvl w:val="0"/>
+          <w:numId w:val="1"/>
+        </w:numPr>
+        <w:rPr>
+          <w:lang w:val="de-DE"/>
+        </w:rPr>
+      </w:pPr>
+      <w:r>
+        <w:rPr>
+          <w:b/>
+          <w:bCs/>
+          <w:lang w:val="de-DE"/>
+        </w:rPr>
+        <w:t>der Ausflug</w:t>
+      </w:r>
+      <w:r>
+        <w:rPr>
+          <w:lang w:val="de-DE"/>
+        </w:rPr>
+        <w:t xml:space="preserve"> </w:t>
+      </w:r>
+      <w:r>
+        <w:rPr>
+          <w:lang w:val="de-DE"/>
+        </w:rPr>
+        <w:t xml:space="preserve">: </w:t>
+      </w:r>
+      <w:proofErr w:type="spellStart"/>
+      <w:r>
+        <w:rPr>
+          <w:lang w:val="de-DE"/>
+        </w:rPr>
         <w:t>trip</w:t>
       </w:r>
       <w:proofErr w:type="spellEnd"/>
@@ -387,6 +554,291 @@
         <w:rPr>
           <w:lang w:val="de-DE"/>
         </w:rPr>
+        <w:t xml:space="preserve"> – Plural: die Ausflüge</w:t>
+      </w:r>
+    </w:p>
+    <w:p>
+      <w:pPr>
+        <w:pStyle w:val="ListParagraph"/>
+        <w:numPr>
+          <w:ilvl w:val="0"/>
+          <w:numId w:val="1"/>
+        </w:numPr>
+        <w:rPr>
+          <w:lang w:val="de-DE"/>
+        </w:rPr>
+      </w:pPr>
+      <w:proofErr w:type="spellStart"/>
+      <w:r>
+        <w:rPr>
+          <w:b/>
+          <w:bCs/>
+        </w:rPr>
+        <w:t>miteinander</w:t>
+      </w:r>
+      <w:proofErr w:type="spellEnd"/>
+      <w:r>
+        <w:t xml:space="preserve"> – with each other</w:t>
+      </w:r>
+    </w:p>
+    <w:p>
+      <w:pPr>
+        <w:pStyle w:val="ListParagraph"/>
+        <w:numPr>
+          <w:ilvl w:val="0"/>
+          <w:numId w:val="1"/>
+        </w:numPr>
+        <w:rPr>
+          <w:lang w:val="de-DE"/>
+        </w:rPr>
+      </w:pPr>
+      <w:r>
+        <w:rPr>
+          <w:lang w:val="de-DE"/>
+        </w:rPr>
+        <w:t xml:space="preserve">das Gedicht – </w:t>
+      </w:r>
+      <w:proofErr w:type="spellStart"/>
+      <w:r>
+        <w:rPr>
+          <w:lang w:val="de-DE"/>
+        </w:rPr>
+        <w:t>poem</w:t>
+      </w:r>
+      <w:proofErr w:type="spellEnd"/>
+      <w:r>
+        <w:rPr>
+          <w:lang w:val="de-DE"/>
+        </w:rPr>
+        <w:t xml:space="preserve"> – Plural: die Gedichte</w:t>
+      </w:r>
+    </w:p>
+    <w:p>
+      <w:pPr>
+        <w:pStyle w:val="ListParagraph"/>
+        <w:numPr>
+          <w:ilvl w:val="0"/>
+          <w:numId w:val="1"/>
+        </w:numPr>
+      </w:pPr>
+      <w:r>
+        <w:rPr>
+          <w:b/>
+          <w:bCs/>
+        </w:rPr>
+        <w:t>die Berghütte</w:t>
+      </w:r>
+      <w:r>
+        <w:t xml:space="preserve"> – mountain hut / mountain cabin – Plural: die </w:t>
+      </w:r>
+      <w:proofErr w:type="spellStart"/>
+      <w:r>
+        <w:t>Berghütten</w:t>
+      </w:r>
+      <w:proofErr w:type="spellEnd"/>
+    </w:p>
+    <w:p>
+      <w:pPr>
+        <w:pStyle w:val="ListParagraph"/>
+        <w:numPr>
+          <w:ilvl w:val="0"/>
+          <w:numId w:val="1"/>
+        </w:numPr>
+      </w:pPr>
+      <w:r>
+        <w:rPr>
+          <w:b/>
+          <w:bCs/>
+        </w:rPr>
+        <w:t>der Berg</w:t>
+      </w:r>
+      <w:r>
+        <w:t xml:space="preserve"> – mountain – Plural: die Berge</w:t>
+      </w:r>
+    </w:p>
+    <w:p>
+      <w:pPr>
+        <w:pStyle w:val="ListParagraph"/>
+        <w:numPr>
+          <w:ilvl w:val="0"/>
+          <w:numId w:val="1"/>
+        </w:numPr>
+      </w:pPr>
+      <w:r>
+        <w:rPr>
+          <w:b/>
+          <w:bCs/>
+        </w:rPr>
+        <w:t xml:space="preserve">das </w:t>
+      </w:r>
+      <w:proofErr w:type="spellStart"/>
+      <w:r>
+        <w:rPr>
+          <w:b/>
+          <w:bCs/>
+        </w:rPr>
+        <w:t>Gebirge</w:t>
+      </w:r>
+      <w:proofErr w:type="spellEnd"/>
+      <w:r>
+        <w:t xml:space="preserve"> – mountain range / mountains – Plural: die </w:t>
+      </w:r>
+      <w:proofErr w:type="spellStart"/>
+      <w:r>
+        <w:t>Gebirge</w:t>
+      </w:r>
+      <w:proofErr w:type="spellEnd"/>
+    </w:p>
+    <w:p>
+      <w:pPr>
+        <w:pStyle w:val="ListParagraph"/>
+        <w:numPr>
+          <w:ilvl w:val="0"/>
+          <w:numId w:val="1"/>
+        </w:numPr>
+        <w:rPr>
+          <w:lang w:val="de-DE"/>
+        </w:rPr>
+      </w:pPr>
+      <w:r>
+        <w:rPr>
+          <w:b/>
+          <w:bCs/>
+          <w:lang w:val="de-DE"/>
+        </w:rPr>
+        <w:t>das Schloss</w:t>
+      </w:r>
+      <w:r>
+        <w:rPr>
+          <w:lang w:val="de-DE"/>
+        </w:rPr>
+        <w:t xml:space="preserve"> – </w:t>
+      </w:r>
+      <w:proofErr w:type="spellStart"/>
+      <w:r>
+        <w:rPr>
+          <w:lang w:val="de-DE"/>
+        </w:rPr>
+        <w:t>castle</w:t>
+      </w:r>
+      <w:proofErr w:type="spellEnd"/>
+      <w:r>
+        <w:rPr>
+          <w:lang w:val="de-DE"/>
+        </w:rPr>
+        <w:t xml:space="preserve"> / </w:t>
+      </w:r>
+      <w:proofErr w:type="spellStart"/>
+      <w:r>
+        <w:rPr>
+          <w:lang w:val="de-DE"/>
+        </w:rPr>
+        <w:t>palace</w:t>
+      </w:r>
+      <w:proofErr w:type="spellEnd"/>
+      <w:r>
+        <w:rPr>
+          <w:lang w:val="de-DE"/>
+        </w:rPr>
+        <w:t xml:space="preserve"> / lock – Plural: die Schlösser</w:t>
+      </w:r>
+    </w:p>
+    <w:p>
+      <w:pPr>
+        <w:pStyle w:val="ListParagraph"/>
+        <w:numPr>
+          <w:ilvl w:val="0"/>
+          <w:numId w:val="1"/>
+        </w:numPr>
+      </w:pPr>
+      <w:r>
+        <w:rPr>
+          <w:b/>
+          <w:bCs/>
+        </w:rPr>
+        <w:t>die Burg</w:t>
+      </w:r>
+      <w:r>
+        <w:t xml:space="preserve"> – castle / fortress – Plural: die Burgen</w:t>
+      </w:r>
+    </w:p>
+    <w:p>
+      <w:pPr>
+        <w:pStyle w:val="ListParagraph"/>
+        <w:numPr>
+          <w:ilvl w:val="0"/>
+          <w:numId w:val="1"/>
+        </w:numPr>
+        <w:rPr>
+          <w:lang w:val="de-DE"/>
+        </w:rPr>
+      </w:pPr>
+      <w:r>
+        <w:rPr>
+          <w:b/>
+          <w:bCs/>
+          <w:lang w:val="de-DE"/>
+        </w:rPr>
+        <w:t>das Tal</w:t>
+      </w:r>
+      <w:r>
+        <w:rPr>
+          <w:lang w:val="de-DE"/>
+        </w:rPr>
+        <w:t xml:space="preserve"> – </w:t>
+      </w:r>
+      <w:proofErr w:type="spellStart"/>
+      <w:r>
+        <w:rPr>
+          <w:lang w:val="de-DE"/>
+        </w:rPr>
+        <w:t>valley</w:t>
+      </w:r>
+      <w:proofErr w:type="spellEnd"/>
+      <w:r>
+        <w:rPr>
+          <w:lang w:val="de-DE"/>
+        </w:rPr>
+        <w:t xml:space="preserve"> – Plural: die Täler</w:t>
+      </w:r>
+    </w:p>
+    <w:p>
+      <w:pPr>
+        <w:pStyle w:val="ListParagraph"/>
+        <w:numPr>
+          <w:ilvl w:val="0"/>
+          <w:numId w:val="1"/>
+        </w:numPr>
+        <w:rPr>
+          <w:lang w:val="de-DE"/>
+        </w:rPr>
+      </w:pPr>
+      <w:r>
+        <w:rPr>
+          <w:b/>
+          <w:bCs/>
+          <w:lang w:val="de-DE"/>
+        </w:rPr>
+        <w:t>das Märchen</w:t>
+      </w:r>
+      <w:r>
+        <w:rPr>
+          <w:lang w:val="de-DE"/>
+        </w:rPr>
+        <w:t xml:space="preserve"> – </w:t>
+      </w:r>
+      <w:proofErr w:type="spellStart"/>
+      <w:r>
+        <w:rPr>
+          <w:lang w:val="de-DE"/>
+        </w:rPr>
+        <w:t>fairy</w:t>
+      </w:r>
+      <w:proofErr w:type="spellEnd"/>
+      <w:r>
+        <w:rPr>
+          <w:lang w:val="de-DE"/>
+        </w:rPr>
         <w:t xml:space="preserve"> </w:t>
       </w:r>
       <w:proofErr w:type="spellStart"/>
@@ -394,7 +846,407 @@
         <w:rPr>
           <w:lang w:val="de-DE"/>
         </w:rPr>
-        <w:t>destination</w:t>
+        <w:t>tale</w:t>
+      </w:r>
+      <w:proofErr w:type="spellEnd"/>
+      <w:r>
+        <w:rPr>
+          <w:lang w:val="de-DE"/>
+        </w:rPr>
+        <w:t xml:space="preserve"> – Plural: die Märchen</w:t>
+      </w:r>
+    </w:p>
+    <w:p>
+      <w:pPr>
+        <w:pStyle w:val="ListParagraph"/>
+        <w:numPr>
+          <w:ilvl w:val="0"/>
+          <w:numId w:val="1"/>
+        </w:numPr>
+        <w:rPr>
+          <w:lang w:val="de-DE"/>
+        </w:rPr>
+      </w:pPr>
+      <w:r>
+        <w:rPr>
+          <w:b/>
+          <w:bCs/>
+          <w:lang w:val="de-DE"/>
+        </w:rPr>
+        <w:t>der Auftrag</w:t>
+      </w:r>
+      <w:r>
+        <w:rPr>
+          <w:lang w:val="de-DE"/>
+        </w:rPr>
+        <w:t xml:space="preserve"> –</w:t>
+      </w:r>
+      <w:r>
+        <w:rPr>
+          <w:lang w:val="de-DE"/>
+        </w:rPr>
+        <w:t xml:space="preserve"> </w:t>
+      </w:r>
+      <w:proofErr w:type="spellStart"/>
+      <w:r>
+        <w:rPr>
+          <w:lang w:val="de-DE"/>
+        </w:rPr>
+        <w:t>task</w:t>
+      </w:r>
+      <w:proofErr w:type="spellEnd"/>
+      <w:r>
+        <w:rPr>
+          <w:lang w:val="de-DE"/>
+        </w:rPr>
+        <w:t xml:space="preserve"> – Plural: die Aufträge</w:t>
+      </w:r>
+    </w:p>
+    <w:p>
+      <w:pPr>
+        <w:pStyle w:val="ListParagraph"/>
+        <w:numPr>
+          <w:ilvl w:val="0"/>
+          <w:numId w:val="1"/>
+        </w:numPr>
+        <w:rPr>
+          <w:lang w:val="de-DE"/>
+        </w:rPr>
+      </w:pPr>
+      <w:r>
+        <w:rPr>
+          <w:b/>
+          <w:bCs/>
+          <w:lang w:val="de-DE"/>
+        </w:rPr>
+        <w:t>der Tod</w:t>
+      </w:r>
+      <w:r>
+        <w:rPr>
+          <w:lang w:val="de-DE"/>
+        </w:rPr>
+        <w:t xml:space="preserve"> – </w:t>
+      </w:r>
+      <w:proofErr w:type="spellStart"/>
+      <w:r>
+        <w:rPr>
+          <w:lang w:val="de-DE"/>
+        </w:rPr>
+        <w:t>death</w:t>
+      </w:r>
+      <w:proofErr w:type="spellEnd"/>
+      <w:r>
+        <w:rPr>
+          <w:lang w:val="de-DE"/>
+        </w:rPr>
+        <w:t xml:space="preserve"> – Plural: die Tode</w:t>
+      </w:r>
+    </w:p>
+    <w:p>
+      <w:pPr>
+        <w:pStyle w:val="ListParagraph"/>
+        <w:numPr>
+          <w:ilvl w:val="0"/>
+          <w:numId w:val="1"/>
+        </w:numPr>
+        <w:rPr>
+          <w:lang w:val="de-DE"/>
+        </w:rPr>
+      </w:pPr>
+      <w:r>
+        <w:rPr>
+          <w:b/>
+          <w:bCs/>
+          <w:lang w:val="de-DE"/>
+        </w:rPr>
+        <w:t>knap</w:t>
+      </w:r>
+      <w:r>
+        <w:rPr>
+          <w:lang w:val="de-DE"/>
+        </w:rPr>
+        <w:t xml:space="preserve">p </w:t>
+      </w:r>
+      <w:r>
+        <w:rPr>
+          <w:lang w:val="de-DE"/>
+        </w:rPr>
+        <w:sym w:font="Wingdings" w:char="F0E0"/>
+      </w:r>
+      <w:r>
+        <w:rPr>
+          <w:lang w:val="de-DE"/>
+        </w:rPr>
+        <w:t xml:space="preserve"> </w:t>
+      </w:r>
+      <w:r>
+        <w:rPr>
+          <w:lang w:val="de-DE"/>
+        </w:rPr>
+        <w:t xml:space="preserve">fast (the </w:t>
+      </w:r>
+      <w:proofErr w:type="spellStart"/>
+      <w:r>
+        <w:rPr>
+          <w:lang w:val="de-DE"/>
+        </w:rPr>
+        <w:t>german</w:t>
+      </w:r>
+      <w:proofErr w:type="spellEnd"/>
+      <w:r>
+        <w:rPr>
+          <w:lang w:val="de-DE"/>
+        </w:rPr>
+        <w:t xml:space="preserve"> fast)</w:t>
+      </w:r>
+    </w:p>
+    <w:p>
+      <w:pPr>
+        <w:pStyle w:val="ListParagraph"/>
+        <w:numPr>
+          <w:ilvl w:val="0"/>
+          <w:numId w:val="1"/>
+        </w:numPr>
+        <w:rPr>
+          <w:lang w:val="de-DE"/>
+        </w:rPr>
+      </w:pPr>
+      <w:proofErr w:type="spellStart"/>
+      <w:r>
+        <w:t>entfernt</w:t>
+      </w:r>
+      <w:proofErr w:type="spellEnd"/>
+      <w:r>
+        <w:t xml:space="preserve"> </w:t>
+      </w:r>
+      <w:r>
+        <w:sym w:font="Wingdings" w:char="F0E0"/>
+      </w:r>
+      <w:r>
+        <w:t xml:space="preserve"> away from</w:t>
+      </w:r>
+    </w:p>
+    <w:p>
+      <w:pPr>
+        <w:pStyle w:val="ListParagraph"/>
+        <w:numPr>
+          <w:ilvl w:val="0"/>
+          <w:numId w:val="1"/>
+        </w:numPr>
+        <w:rPr>
+          <w:lang w:val="de-DE"/>
+        </w:rPr>
+      </w:pPr>
+      <w:r>
+        <w:rPr>
+          <w:b/>
+          <w:bCs/>
+          <w:lang w:val="de-DE"/>
+        </w:rPr>
+        <w:t>das Wahrzeichen</w:t>
+      </w:r>
+      <w:r>
+        <w:rPr>
+          <w:lang w:val="de-DE"/>
+        </w:rPr>
+        <w:t xml:space="preserve"> – </w:t>
+      </w:r>
+      <w:proofErr w:type="spellStart"/>
+      <w:r>
+        <w:rPr>
+          <w:lang w:val="de-DE"/>
+        </w:rPr>
+        <w:t>landmark</w:t>
+      </w:r>
+      <w:proofErr w:type="spellEnd"/>
+      <w:r>
+        <w:rPr>
+          <w:lang w:val="de-DE"/>
+        </w:rPr>
+        <w:t>– Plural: die Wahrzeichen</w:t>
+      </w:r>
+    </w:p>
+    <w:p>
+      <w:pPr>
+        <w:pStyle w:val="ListParagraph"/>
+        <w:numPr>
+          <w:ilvl w:val="0"/>
+          <w:numId w:val="1"/>
+        </w:numPr>
+        <w:rPr>
+          <w:lang w:val="de-DE"/>
+        </w:rPr>
+      </w:pPr>
+      <w:proofErr w:type="spellStart"/>
+      <w:r>
+        <w:t>sowie</w:t>
+      </w:r>
+      <w:proofErr w:type="spellEnd"/>
+      <w:r>
+        <w:t xml:space="preserve"> </w:t>
+      </w:r>
+      <w:r>
+        <w:sym w:font="Wingdings" w:char="F0E0"/>
+      </w:r>
+      <w:r>
+        <w:t xml:space="preserve"> as well as</w:t>
+      </w:r>
+    </w:p>
+    <w:p>
+      <w:pPr>
+        <w:pStyle w:val="ListParagraph"/>
+        <w:numPr>
+          <w:ilvl w:val="0"/>
+          <w:numId w:val="1"/>
+        </w:numPr>
+        <w:rPr>
+          <w:lang w:val="de-DE"/>
+        </w:rPr>
+      </w:pPr>
+      <w:r>
+        <w:t xml:space="preserve">der </w:t>
+      </w:r>
+      <w:r>
+        <w:t>Bürger</w:t>
+      </w:r>
+      <w:r>
+        <w:t xml:space="preserve"> </w:t>
+      </w:r>
+      <w:r>
+        <w:sym w:font="Wingdings" w:char="F0E0"/>
+      </w:r>
+      <w:r>
+        <w:t xml:space="preserve"> the citizen/s</w:t>
+      </w:r>
+    </w:p>
+    <w:p>
+      <w:pPr>
+        <w:pStyle w:val="ListParagraph"/>
+        <w:numPr>
+          <w:ilvl w:val="0"/>
+          <w:numId w:val="1"/>
+        </w:numPr>
+        <w:rPr>
+          <w:lang w:val="de-DE"/>
+        </w:rPr>
+      </w:pPr>
+      <w:r>
+        <w:rPr>
+          <w:b/>
+          <w:bCs/>
+        </w:rPr>
+        <w:t xml:space="preserve">das </w:t>
+      </w:r>
+      <w:proofErr w:type="spellStart"/>
+      <w:r>
+        <w:rPr>
+          <w:b/>
+          <w:bCs/>
+        </w:rPr>
+        <w:t>Geschäft</w:t>
+      </w:r>
+      <w:proofErr w:type="spellEnd"/>
+      <w:r>
+        <w:t xml:space="preserve"> – shop / store / business / deal – Plural: die </w:t>
+      </w:r>
+      <w:proofErr w:type="spellStart"/>
+      <w:r>
+        <w:t>Geschäfte</w:t>
+      </w:r>
+      <w:proofErr w:type="spellEnd"/>
+    </w:p>
+    <w:p>
+      <w:pPr>
+        <w:pStyle w:val="ListParagraph"/>
+        <w:numPr>
+          <w:ilvl w:val="0"/>
+          <w:numId w:val="1"/>
+        </w:numPr>
+      </w:pPr>
+      <w:r>
+        <w:rPr>
+          <w:b/>
+          <w:bCs/>
+        </w:rPr>
+        <w:t xml:space="preserve">die </w:t>
+      </w:r>
+      <w:proofErr w:type="spellStart"/>
+      <w:r>
+        <w:rPr>
+          <w:b/>
+          <w:bCs/>
+        </w:rPr>
+        <w:t>Spitze</w:t>
+      </w:r>
+      <w:proofErr w:type="spellEnd"/>
+      <w:r>
+        <w:t xml:space="preserve"> – tip / point / top / peak / lead – Plural: die </w:t>
+      </w:r>
+      <w:proofErr w:type="spellStart"/>
+      <w:r>
+        <w:t>Spitzen</w:t>
+      </w:r>
+      <w:proofErr w:type="spellEnd"/>
+      <w:r>
+        <w:t xml:space="preserve"> </w:t>
+      </w:r>
+      <w:r>
+        <w:sym w:font="Wingdings" w:char="F0E0"/>
+      </w:r>
+      <w:r>
+        <w:t xml:space="preserve"> </w:t>
+      </w:r>
+      <w:proofErr w:type="spellStart"/>
+      <w:r>
+        <w:t>Gipfel</w:t>
+      </w:r>
+      <w:proofErr w:type="spellEnd"/>
+    </w:p>
+    <w:p>
+      <w:pPr>
+        <w:pStyle w:val="ListParagraph"/>
+        <w:numPr>
+          <w:ilvl w:val="0"/>
+          <w:numId w:val="1"/>
+        </w:numPr>
+        <w:rPr>
+          <w:lang w:val="de-DE"/>
+        </w:rPr>
+      </w:pPr>
+      <w:r>
+        <w:rPr>
+          <w:b/>
+          <w:bCs/>
+          <w:lang w:val="de-DE"/>
+        </w:rPr>
+        <w:t>die Seilbahn</w:t>
+      </w:r>
+      <w:r>
+        <w:rPr>
+          <w:lang w:val="de-DE"/>
+        </w:rPr>
+        <w:t xml:space="preserve"> – </w:t>
+      </w:r>
+      <w:proofErr w:type="spellStart"/>
+      <w:r>
+        <w:rPr>
+          <w:lang w:val="de-DE"/>
+        </w:rPr>
+        <w:t>cable</w:t>
+      </w:r>
+      <w:proofErr w:type="spellEnd"/>
+      <w:r>
+        <w:rPr>
+          <w:lang w:val="de-DE"/>
+        </w:rPr>
+        <w:t xml:space="preserve"> </w:t>
+      </w:r>
+      <w:proofErr w:type="spellStart"/>
+      <w:r>
+        <w:rPr>
+          <w:lang w:val="de-DE"/>
+        </w:rPr>
+        <w:t>car</w:t>
       </w:r>
       <w:proofErr w:type="spellEnd"/>
       <w:r>
@@ -408,7 +1260,7 @@
         <w:rPr>
           <w:lang w:val="de-DE"/>
         </w:rPr>
-        <w:t>outing</w:t>
+        <w:t>aerial</w:t>
       </w:r>
       <w:proofErr w:type="spellEnd"/>
       <w:r>
@@ -422,34 +1274,34 @@
         <w:rPr>
           <w:lang w:val="de-DE"/>
         </w:rPr>
-        <w:t>destination</w:t>
-      </w:r>
-      <w:proofErr w:type="spellEnd"/>
-      <w:r>
-        <w:rPr>
-          <w:lang w:val="de-DE"/>
-        </w:rPr>
-        <w:t xml:space="preserve"> – Plural: die Ausflugsziele</w:t>
-      </w:r>
-    </w:p>
-    <w:p>
-      <w:pPr>
-        <w:pStyle w:val="ListParagraph"/>
-        <w:numPr>
-          <w:ilvl w:val="0"/>
-          <w:numId w:val="1"/>
-        </w:numPr>
-        <w:rPr>
-          <w:lang w:val="de-DE"/>
-        </w:rPr>
-      </w:pPr>
-      <w:r>
-        <w:rPr>
-          <w:b/>
-          <w:bCs/>
-          <w:lang w:val="de-DE"/>
-        </w:rPr>
-        <w:t>die Landschaft</w:t>
+        <w:t>tramway</w:t>
+      </w:r>
+      <w:proofErr w:type="spellEnd"/>
+      <w:r>
+        <w:rPr>
+          <w:lang w:val="de-DE"/>
+        </w:rPr>
+        <w:t xml:space="preserve"> – Plural: die Seilbahnen</w:t>
+      </w:r>
+    </w:p>
+    <w:p>
+      <w:pPr>
+        <w:pStyle w:val="ListParagraph"/>
+        <w:numPr>
+          <w:ilvl w:val="0"/>
+          <w:numId w:val="1"/>
+        </w:numPr>
+        <w:rPr>
+          <w:lang w:val="de-DE"/>
+        </w:rPr>
+      </w:pPr>
+      <w:r>
+        <w:rPr>
+          <w:b/>
+          <w:bCs/>
+          <w:lang w:val="de-DE"/>
+        </w:rPr>
+        <w:t>der Rundfunk</w:t>
       </w:r>
       <w:r>
         <w:rPr>
@@ -462,7 +1314,7 @@
         <w:rPr>
           <w:lang w:val="de-DE"/>
         </w:rPr>
-        <w:t>landscape</w:t>
+        <w:t>radio</w:t>
       </w:r>
       <w:proofErr w:type="spellEnd"/>
       <w:r>
@@ -476,261 +1328,115 @@
         <w:rPr>
           <w:lang w:val="de-DE"/>
         </w:rPr>
-        <w:t>scenery</w:t>
-      </w:r>
-      <w:proofErr w:type="spellEnd"/>
-      <w:r>
-        <w:rPr>
-          <w:lang w:val="de-DE"/>
-        </w:rPr>
-        <w:t xml:space="preserve"> – Plural: die Landschaften</w:t>
-      </w:r>
-    </w:p>
-    <w:p>
-      <w:pPr>
-        <w:pStyle w:val="ListParagraph"/>
-        <w:numPr>
-          <w:ilvl w:val="0"/>
-          <w:numId w:val="1"/>
-        </w:numPr>
-      </w:pPr>
-      <w:r>
-        <w:rPr>
-          <w:b/>
-          <w:bCs/>
-        </w:rPr>
-        <w:t xml:space="preserve">das </w:t>
-      </w:r>
-      <w:proofErr w:type="spellStart"/>
-      <w:r>
-        <w:rPr>
-          <w:b/>
-          <w:bCs/>
-        </w:rPr>
-        <w:t>Bauwerk</w:t>
-      </w:r>
-      <w:proofErr w:type="spellEnd"/>
-      <w:r>
-        <w:t xml:space="preserve"> – building / structure / edifice – Plural: die </w:t>
-      </w:r>
-      <w:proofErr w:type="spellStart"/>
-      <w:r>
-        <w:t>Bauwerke</w:t>
-      </w:r>
-      <w:proofErr w:type="spellEnd"/>
-    </w:p>
-    <w:p>
-      <w:pPr>
-        <w:pStyle w:val="ListParagraph"/>
-        <w:numPr>
-          <w:ilvl w:val="0"/>
-          <w:numId w:val="1"/>
-        </w:numPr>
-        <w:rPr>
-          <w:lang w:val="de-DE"/>
-        </w:rPr>
-      </w:pPr>
-      <w:r>
-        <w:rPr>
-          <w:b/>
-          <w:bCs/>
-          <w:lang w:val="de-DE"/>
-        </w:rPr>
-        <w:t xml:space="preserve">der </w:t>
-      </w:r>
-      <w:proofErr w:type="gramStart"/>
-      <w:r>
-        <w:rPr>
-          <w:b/>
-          <w:bCs/>
-          <w:lang w:val="de-DE"/>
-        </w:rPr>
-        <w:t>Ausflug</w:t>
-      </w:r>
+        <w:t>broadcasting</w:t>
+      </w:r>
+      <w:proofErr w:type="spellEnd"/>
+      <w:r>
+        <w:rPr>
+          <w:lang w:val="de-DE"/>
+        </w:rPr>
+        <w:t xml:space="preserve"> – Plural: die Rundfunke (</w:t>
+      </w:r>
+      <w:proofErr w:type="spellStart"/>
+      <w:r>
+        <w:rPr>
+          <w:lang w:val="de-DE"/>
+        </w:rPr>
+        <w:t>rarely</w:t>
+      </w:r>
+      <w:proofErr w:type="spellEnd"/>
       <w:r>
         <w:rPr>
           <w:lang w:val="de-DE"/>
         </w:rPr>
         <w:t xml:space="preserve"> </w:t>
       </w:r>
-      <w:r>
-        <w:rPr>
-          <w:lang w:val="de-DE"/>
-        </w:rPr>
-        <w:t>:</w:t>
-      </w:r>
-      <w:proofErr w:type="gramEnd"/>
-      <w:r>
-        <w:rPr>
-          <w:lang w:val="de-DE"/>
-        </w:rPr>
+      <w:proofErr w:type="spellStart"/>
+      <w:r>
+        <w:rPr>
+          <w:lang w:val="de-DE"/>
+        </w:rPr>
+        <w:t>used</w:t>
+      </w:r>
+      <w:proofErr w:type="spellEnd"/>
+      <w:r>
+        <w:rPr>
+          <w:lang w:val="de-DE"/>
+        </w:rPr>
+        <w:t>)</w:t>
+      </w:r>
+    </w:p>
+    <w:p>
+      <w:pPr>
+        <w:pStyle w:val="ListParagraph"/>
+        <w:numPr>
+          <w:ilvl w:val="0"/>
+          <w:numId w:val="1"/>
+        </w:numPr>
+        <w:rPr>
+          <w:lang w:val="de-DE"/>
+        </w:rPr>
+      </w:pPr>
+      <w:r>
+        <w:t xml:space="preserve">am </w:t>
+      </w:r>
+      <w:proofErr w:type="spellStart"/>
+      <w:r>
+        <w:t>interessantesten</w:t>
+      </w:r>
+      <w:proofErr w:type="spellEnd"/>
+      <w:r>
         <w:t xml:space="preserve"> </w:t>
       </w:r>
-      <w:proofErr w:type="spellStart"/>
-      <w:r>
-        <w:rPr>
-          <w:lang w:val="de-DE"/>
-        </w:rPr>
-        <w:t>trip</w:t>
-      </w:r>
-      <w:proofErr w:type="spellEnd"/>
-      <w:r>
-        <w:rPr>
-          <w:lang w:val="de-DE"/>
-        </w:rPr>
-        <w:t xml:space="preserve"> – Plural: die Ausflüge</w:t>
-      </w:r>
-    </w:p>
-    <w:p>
-      <w:pPr>
-        <w:pStyle w:val="ListParagraph"/>
-        <w:numPr>
-          <w:ilvl w:val="0"/>
-          <w:numId w:val="1"/>
-        </w:numPr>
-        <w:rPr>
-          <w:lang w:val="de-DE"/>
-        </w:rPr>
-      </w:pPr>
-      <w:proofErr w:type="spellStart"/>
-      <w:r>
-        <w:rPr>
-          <w:b/>
-          <w:bCs/>
-        </w:rPr>
-        <w:t>miteinander</w:t>
-      </w:r>
-      <w:proofErr w:type="spellEnd"/>
-      <w:r>
-        <w:t xml:space="preserve"> – with each other</w:t>
-      </w:r>
-    </w:p>
-    <w:p>
-      <w:pPr>
-        <w:pStyle w:val="ListParagraph"/>
-        <w:numPr>
-          <w:ilvl w:val="0"/>
-          <w:numId w:val="1"/>
-        </w:numPr>
-        <w:rPr>
-          <w:lang w:val="de-DE"/>
-        </w:rPr>
-      </w:pPr>
-      <w:r>
-        <w:rPr>
-          <w:lang w:val="de-DE"/>
-        </w:rPr>
-        <w:t xml:space="preserve">das Gedicht – </w:t>
-      </w:r>
-      <w:proofErr w:type="spellStart"/>
-      <w:r>
-        <w:rPr>
-          <w:lang w:val="de-DE"/>
-        </w:rPr>
-        <w:t>poem</w:t>
-      </w:r>
-      <w:proofErr w:type="spellEnd"/>
-      <w:r>
-        <w:rPr>
-          <w:lang w:val="de-DE"/>
-        </w:rPr>
-        <w:t xml:space="preserve"> – Plural: die Gedichte</w:t>
-      </w:r>
-    </w:p>
-    <w:p>
-      <w:pPr>
-        <w:pStyle w:val="ListParagraph"/>
-        <w:numPr>
-          <w:ilvl w:val="0"/>
-          <w:numId w:val="1"/>
-        </w:numPr>
-      </w:pPr>
-      <w:r>
-        <w:rPr>
-          <w:b/>
-          <w:bCs/>
-        </w:rPr>
-        <w:t>die Berghütte</w:t>
-      </w:r>
-      <w:r>
-        <w:t xml:space="preserve"> – mountain hut / mountain cabin – Plural: die </w:t>
-      </w:r>
-      <w:proofErr w:type="spellStart"/>
-      <w:r>
-        <w:t>Berghütten</w:t>
-      </w:r>
-      <w:proofErr w:type="spellEnd"/>
-    </w:p>
-    <w:p>
-      <w:pPr>
-        <w:pStyle w:val="ListParagraph"/>
-        <w:numPr>
-          <w:ilvl w:val="0"/>
-          <w:numId w:val="1"/>
-        </w:numPr>
-      </w:pPr>
-      <w:r>
-        <w:rPr>
-          <w:b/>
-          <w:bCs/>
-        </w:rPr>
-        <w:t>der Berg</w:t>
-      </w:r>
-      <w:r>
-        <w:t xml:space="preserve"> – mountain – Plural: die Berge</w:t>
-      </w:r>
-    </w:p>
-    <w:p>
-      <w:pPr>
-        <w:pStyle w:val="ListParagraph"/>
-        <w:numPr>
-          <w:ilvl w:val="0"/>
-          <w:numId w:val="1"/>
-        </w:numPr>
-      </w:pPr>
-      <w:r>
-        <w:rPr>
-          <w:b/>
-          <w:bCs/>
-        </w:rPr>
-        <w:t xml:space="preserve">das </w:t>
-      </w:r>
-      <w:proofErr w:type="spellStart"/>
-      <w:r>
-        <w:rPr>
-          <w:b/>
-          <w:bCs/>
-        </w:rPr>
-        <w:t>Gebirge</w:t>
-      </w:r>
-      <w:proofErr w:type="spellEnd"/>
-      <w:r>
-        <w:t xml:space="preserve"> – mountain range / mountains – Plural: die </w:t>
-      </w:r>
-      <w:proofErr w:type="spellStart"/>
-      <w:r>
-        <w:t>Gebirge</w:t>
-      </w:r>
-      <w:proofErr w:type="spellEnd"/>
-    </w:p>
-    <w:p>
-      <w:pPr>
-        <w:pStyle w:val="ListParagraph"/>
-        <w:numPr>
-          <w:ilvl w:val="0"/>
-          <w:numId w:val="1"/>
-        </w:numPr>
-        <w:rPr>
-          <w:lang w:val="de-DE"/>
-        </w:rPr>
-      </w:pPr>
-      <w:r>
-        <w:rPr>
-          <w:b/>
-          <w:bCs/>
-          <w:lang w:val="de-DE"/>
-        </w:rPr>
-        <w:t>das Schloss</w:t>
+      <w:r>
+        <w:sym w:font="Wingdings" w:char="F0E0"/>
+      </w:r>
+      <w:r>
+        <w:t xml:space="preserve"> the most interesting</w:t>
+      </w:r>
+    </w:p>
+    <w:p>
+      <w:pPr>
+        <w:pStyle w:val="ListParagraph"/>
+        <w:numPr>
+          <w:ilvl w:val="0"/>
+          <w:numId w:val="1"/>
+        </w:numPr>
+        <w:rPr>
+          <w:lang w:val="de-DE"/>
+        </w:rPr>
+      </w:pPr>
+      <w:proofErr w:type="spellStart"/>
+      <w:r>
+        <w:rPr>
+          <w:b/>
+          <w:bCs/>
+        </w:rPr>
+        <w:t>aufregend</w:t>
+      </w:r>
+      <w:proofErr w:type="spellEnd"/>
+      <w:r>
+        <w:t xml:space="preserve"> – exciting / thrilling / upsetting</w:t>
+      </w:r>
+    </w:p>
+    <w:p>
+      <w:pPr>
+        <w:pStyle w:val="ListParagraph"/>
+        <w:numPr>
+          <w:ilvl w:val="0"/>
+          <w:numId w:val="1"/>
+        </w:numPr>
+        <w:rPr>
+          <w:lang w:val="de-DE"/>
+        </w:rPr>
+      </w:pPr>
+      <w:r>
+        <w:rPr>
+          <w:b/>
+          <w:bCs/>
+          <w:lang w:val="de-DE"/>
+        </w:rPr>
+        <w:t>beeindruckend</w:t>
       </w:r>
       <w:r>
         <w:rPr>
@@ -743,67 +1449,110 @@
         <w:rPr>
           <w:lang w:val="de-DE"/>
         </w:rPr>
-        <w:t>castle</w:t>
-      </w:r>
-      <w:proofErr w:type="spellEnd"/>
-      <w:r>
-        <w:rPr>
-          <w:lang w:val="de-DE"/>
-        </w:rPr>
-        <w:t xml:space="preserve"> / </w:t>
-      </w:r>
-      <w:proofErr w:type="spellStart"/>
-      <w:r>
-        <w:rPr>
-          <w:lang w:val="de-DE"/>
-        </w:rPr>
-        <w:t>palace</w:t>
-      </w:r>
-      <w:proofErr w:type="spellEnd"/>
-      <w:r>
-        <w:rPr>
-          <w:lang w:val="de-DE"/>
-        </w:rPr>
-        <w:t xml:space="preserve"> / lock – Plural: die Schlösser</w:t>
-      </w:r>
-    </w:p>
-    <w:p>
-      <w:pPr>
-        <w:pStyle w:val="ListParagraph"/>
-        <w:numPr>
-          <w:ilvl w:val="0"/>
-          <w:numId w:val="1"/>
-        </w:numPr>
-      </w:pPr>
-      <w:r>
-        <w:rPr>
-          <w:b/>
-          <w:bCs/>
-        </w:rPr>
-        <w:t>die Burg</w:t>
-      </w:r>
-      <w:r>
-        <w:t xml:space="preserve"> – castle / fortress – Plural: die Burgen</w:t>
-      </w:r>
-    </w:p>
-    <w:p>
-      <w:pPr>
-        <w:pStyle w:val="ListParagraph"/>
-        <w:numPr>
-          <w:ilvl w:val="0"/>
-          <w:numId w:val="1"/>
-        </w:numPr>
-        <w:rPr>
-          <w:lang w:val="de-DE"/>
-        </w:rPr>
-      </w:pPr>
-      <w:r>
-        <w:rPr>
-          <w:b/>
-          <w:bCs/>
-          <w:lang w:val="de-DE"/>
-        </w:rPr>
-        <w:t>das Tal</w:t>
+        <w:t>impressive</w:t>
+      </w:r>
+      <w:proofErr w:type="spellEnd"/>
+      <w:r>
+        <w:rPr>
+          <w:lang w:val="de-DE"/>
+        </w:rPr>
+        <w:t xml:space="preserve"> – (</w:t>
+      </w:r>
+      <w:proofErr w:type="spellStart"/>
+      <w:r>
+        <w:rPr>
+          <w:lang w:val="de-DE"/>
+        </w:rPr>
+        <w:t>adjective</w:t>
+      </w:r>
+      <w:proofErr w:type="spellEnd"/>
+      <w:r>
+        <w:rPr>
+          <w:lang w:val="de-DE"/>
+        </w:rPr>
+        <w:t>/</w:t>
+      </w:r>
+      <w:proofErr w:type="spellStart"/>
+      <w:r>
+        <w:rPr>
+          <w:lang w:val="de-DE"/>
+        </w:rPr>
+        <w:t>participle</w:t>
+      </w:r>
+      <w:proofErr w:type="spellEnd"/>
+      <w:r>
+        <w:rPr>
+          <w:lang w:val="de-DE"/>
+        </w:rPr>
+        <w:t>)</w:t>
+      </w:r>
+    </w:p>
+    <w:p>
+      <w:pPr>
+        <w:pStyle w:val="ListParagraph"/>
+        <w:numPr>
+          <w:ilvl w:val="0"/>
+          <w:numId w:val="1"/>
+        </w:numPr>
+        <w:rPr>
+          <w:lang w:val="de-DE"/>
+        </w:rPr>
+      </w:pPr>
+      <w:r>
+        <w:rPr>
+          <w:b/>
+          <w:bCs/>
+          <w:lang w:val="de-DE"/>
+        </w:rPr>
+        <w:t>beeindrucken</w:t>
+      </w:r>
+      <w:r>
+        <w:rPr>
+          <w:lang w:val="de-DE"/>
+        </w:rPr>
+        <w:t xml:space="preserve"> – to </w:t>
+      </w:r>
+      <w:proofErr w:type="spellStart"/>
+      <w:r>
+        <w:rPr>
+          <w:lang w:val="de-DE"/>
+        </w:rPr>
+        <w:t>impress</w:t>
+      </w:r>
+      <w:proofErr w:type="spellEnd"/>
+      <w:r>
+        <w:rPr>
+          <w:lang w:val="de-DE"/>
+        </w:rPr>
+        <w:t xml:space="preserve"> – Perfekt: hat beeindruckt – Separable: </w:t>
+      </w:r>
+      <w:proofErr w:type="spellStart"/>
+      <w:r>
+        <w:rPr>
+          <w:lang w:val="de-DE"/>
+        </w:rPr>
+        <w:t>No</w:t>
+      </w:r>
+      <w:proofErr w:type="spellEnd"/>
+    </w:p>
+    <w:p>
+      <w:pPr>
+        <w:pStyle w:val="ListParagraph"/>
+        <w:numPr>
+          <w:ilvl w:val="0"/>
+          <w:numId w:val="1"/>
+        </w:numPr>
+        <w:rPr>
+          <w:lang w:val="de-DE"/>
+        </w:rPr>
+      </w:pPr>
+      <w:r>
+        <w:rPr>
+          <w:b/>
+          <w:bCs/>
+          <w:lang w:val="de-DE"/>
+        </w:rPr>
+        <w:t>sehenswert</w:t>
       </w:r>
       <w:r>
         <w:rPr>
@@ -816,47 +1565,7 @@
         <w:rPr>
           <w:lang w:val="de-DE"/>
         </w:rPr>
-        <w:t>valley</w:t>
-      </w:r>
-      <w:proofErr w:type="spellEnd"/>
-      <w:r>
-        <w:rPr>
-          <w:lang w:val="de-DE"/>
-        </w:rPr>
-        <w:t xml:space="preserve"> – Plural: die Täler</w:t>
-      </w:r>
-    </w:p>
-    <w:p>
-      <w:pPr>
-        <w:pStyle w:val="ListParagraph"/>
-        <w:numPr>
-          <w:ilvl w:val="0"/>
-          <w:numId w:val="1"/>
-        </w:numPr>
-        <w:rPr>
-          <w:lang w:val="de-DE"/>
-        </w:rPr>
-      </w:pPr>
-      <w:r>
-        <w:rPr>
-          <w:b/>
-          <w:bCs/>
-          <w:lang w:val="de-DE"/>
-        </w:rPr>
-        <w:t>das Märchen</w:t>
-      </w:r>
-      <w:r>
-        <w:rPr>
-          <w:lang w:val="de-DE"/>
-        </w:rPr>
-        <w:t xml:space="preserve"> – </w:t>
-      </w:r>
-      <w:proofErr w:type="spellStart"/>
-      <w:r>
-        <w:rPr>
-          <w:lang w:val="de-DE"/>
-        </w:rPr>
-        <w:t>fairy</w:t>
+        <w:t>worth</w:t>
       </w:r>
       <w:proofErr w:type="spellEnd"/>
       <w:r>
@@ -870,40 +1579,100 @@
         <w:rPr>
           <w:lang w:val="de-DE"/>
         </w:rPr>
-        <w:t>tale</w:t>
-      </w:r>
-      <w:proofErr w:type="spellEnd"/>
-      <w:r>
-        <w:rPr>
-          <w:lang w:val="de-DE"/>
-        </w:rPr>
-        <w:t xml:space="preserve"> – Plural: die Märchen</w:t>
-      </w:r>
-    </w:p>
-    <w:p>
-      <w:pPr>
-        <w:pStyle w:val="ListParagraph"/>
-        <w:numPr>
-          <w:ilvl w:val="0"/>
-          <w:numId w:val="1"/>
-        </w:numPr>
-        <w:rPr>
-          <w:lang w:val="de-DE"/>
-        </w:rPr>
-      </w:pPr>
-      <w:r>
-        <w:rPr>
-          <w:b/>
-          <w:bCs/>
-          <w:lang w:val="de-DE"/>
-        </w:rPr>
-        <w:t>der Auftrag</w:t>
-      </w:r>
-      <w:r>
-        <w:rPr>
-          <w:lang w:val="de-DE"/>
-        </w:rPr>
-        <w:t xml:space="preserve"> –</w:t>
+        <w:t>seeing</w:t>
+      </w:r>
+      <w:proofErr w:type="spellEnd"/>
+      <w:r>
+        <w:rPr>
+          <w:lang w:val="de-DE"/>
+        </w:rPr>
+        <w:t xml:space="preserve"> – (</w:t>
+      </w:r>
+      <w:proofErr w:type="spellStart"/>
+      <w:r>
+        <w:rPr>
+          <w:lang w:val="de-DE"/>
+        </w:rPr>
+        <w:t>adjective</w:t>
+      </w:r>
+      <w:proofErr w:type="spellEnd"/>
+      <w:r>
+        <w:rPr>
+          <w:lang w:val="de-DE"/>
+        </w:rPr>
+        <w:t>)</w:t>
+      </w:r>
+    </w:p>
+    <w:p>
+      <w:pPr>
+        <w:pStyle w:val="ListParagraph"/>
+        <w:numPr>
+          <w:ilvl w:val="0"/>
+          <w:numId w:val="1"/>
+        </w:numPr>
+        <w:rPr>
+          <w:lang w:val="de-DE"/>
+        </w:rPr>
+      </w:pPr>
+      <w:r>
+        <w:rPr>
+          <w:lang w:val="de-DE"/>
+        </w:rPr>
+        <w:t xml:space="preserve">der Vogel(. ..... ) </w:t>
+      </w:r>
+    </w:p>
+    <w:p>
+      <w:pPr>
+        <w:pStyle w:val="ListParagraph"/>
+        <w:numPr>
+          <w:ilvl w:val="0"/>
+          <w:numId w:val="1"/>
+        </w:numPr>
+        <w:rPr>
+          <w:lang w:val="de-DE"/>
+        </w:rPr>
+      </w:pPr>
+      <w:r>
+        <w:rPr>
+          <w:lang w:val="de-DE"/>
+        </w:rPr>
+        <w:t xml:space="preserve">die Katze(. ..... ) </w:t>
+      </w:r>
+    </w:p>
+    <w:p>
+      <w:pPr>
+        <w:pStyle w:val="ListParagraph"/>
+        <w:numPr>
+          <w:ilvl w:val="0"/>
+          <w:numId w:val="1"/>
+        </w:numPr>
+        <w:rPr>
+          <w:lang w:val="de-DE"/>
+        </w:rPr>
+      </w:pPr>
+      <w:r>
+        <w:rPr>
+          <w:lang w:val="de-DE"/>
+        </w:rPr>
+        <w:t xml:space="preserve">der Hund( ...... ) </w:t>
+      </w:r>
+    </w:p>
+    <w:p>
+      <w:pPr>
+        <w:pStyle w:val="ListParagraph"/>
+        <w:numPr>
+          <w:ilvl w:val="0"/>
+          <w:numId w:val="1"/>
+        </w:numPr>
+        <w:rPr>
+          <w:lang w:val="de-DE"/>
+        </w:rPr>
+      </w:pPr>
+      <w:r>
+        <w:rPr>
+          <w:lang w:val="de-DE"/>
+        </w:rPr>
+        <w:t xml:space="preserve">die Schlange(. ..... ) </w:t>
       </w:r>
       <w:r>
         <w:rPr>
@@ -911,86 +1680,6 @@
         </w:rPr>
         <w:t xml:space="preserve"> </w:t>
       </w:r>
-      <w:proofErr w:type="spellStart"/>
-      <w:r>
-        <w:rPr>
-          <w:lang w:val="de-DE"/>
-        </w:rPr>
-        <w:t>task</w:t>
-      </w:r>
-      <w:proofErr w:type="spellEnd"/>
-      <w:r>
-        <w:rPr>
-          <w:lang w:val="de-DE"/>
-        </w:rPr>
-        <w:t xml:space="preserve"> – Plural: die Aufträge</w:t>
-      </w:r>
-    </w:p>
-    <w:p>
-      <w:pPr>
-        <w:pStyle w:val="ListParagraph"/>
-        <w:numPr>
-          <w:ilvl w:val="0"/>
-          <w:numId w:val="1"/>
-        </w:numPr>
-        <w:rPr>
-          <w:lang w:val="de-DE"/>
-        </w:rPr>
-      </w:pPr>
-      <w:r>
-        <w:rPr>
-          <w:b/>
-          <w:bCs/>
-          <w:lang w:val="de-DE"/>
-        </w:rPr>
-        <w:t>der Tod</w:t>
-      </w:r>
-      <w:r>
-        <w:rPr>
-          <w:lang w:val="de-DE"/>
-        </w:rPr>
-        <w:t xml:space="preserve"> – </w:t>
-      </w:r>
-      <w:proofErr w:type="spellStart"/>
-      <w:r>
-        <w:rPr>
-          <w:lang w:val="de-DE"/>
-        </w:rPr>
-        <w:t>death</w:t>
-      </w:r>
-      <w:proofErr w:type="spellEnd"/>
-      <w:r>
-        <w:rPr>
-          <w:lang w:val="de-DE"/>
-        </w:rPr>
-        <w:t xml:space="preserve"> – Plural: die Tode</w:t>
-      </w:r>
-    </w:p>
-    <w:p>
-      <w:pPr>
-        <w:pStyle w:val="ListParagraph"/>
-        <w:numPr>
-          <w:ilvl w:val="0"/>
-          <w:numId w:val="1"/>
-        </w:numPr>
-        <w:rPr>
-          <w:lang w:val="de-DE"/>
-        </w:rPr>
-      </w:pPr>
-      <w:r>
-        <w:rPr>
-          <w:b/>
-          <w:bCs/>
-          <w:lang w:val="de-DE"/>
-        </w:rPr>
-        <w:t>knap</w:t>
-      </w:r>
-      <w:r>
-        <w:rPr>
-          <w:lang w:val="de-DE"/>
-        </w:rPr>
-        <w:t xml:space="preserve">p </w:t>
-      </w:r>
       <w:r>
         <w:rPr>
           <w:lang w:val="de-DE"/>
@@ -1003,1110 +1692,215 @@
         </w:rPr>
         <w:t xml:space="preserve"> </w:t>
       </w:r>
-      <w:r>
-        <w:rPr>
-          <w:lang w:val="de-DE"/>
-        </w:rPr>
-        <w:t xml:space="preserve">fast (the </w:t>
-      </w:r>
-      <w:proofErr w:type="spellStart"/>
-      <w:r>
-        <w:rPr>
-          <w:lang w:val="de-DE"/>
-        </w:rPr>
-        <w:t>german</w:t>
-      </w:r>
-      <w:proofErr w:type="spellEnd"/>
-      <w:r>
-        <w:rPr>
-          <w:lang w:val="de-DE"/>
-        </w:rPr>
-        <w:t xml:space="preserve"> fast)</w:t>
-      </w:r>
-    </w:p>
-    <w:p>
-      <w:pPr>
-        <w:pStyle w:val="ListParagraph"/>
-        <w:numPr>
-          <w:ilvl w:val="0"/>
-          <w:numId w:val="1"/>
-        </w:numPr>
-        <w:rPr>
-          <w:lang w:val="de-DE"/>
-        </w:rPr>
-      </w:pPr>
-      <w:proofErr w:type="spellStart"/>
-      <w:r>
-        <w:t>entfernt</w:t>
-      </w:r>
-      <w:proofErr w:type="spellEnd"/>
-      <w:r>
+      <w:proofErr w:type="spellStart"/>
+      <w:r>
+        <w:rPr>
+          <w:lang w:val="de-DE"/>
+        </w:rPr>
+        <w:t>snake</w:t>
+      </w:r>
+      <w:proofErr w:type="spellEnd"/>
+    </w:p>
+    <w:p>
+      <w:pPr>
+        <w:pStyle w:val="ListParagraph"/>
+        <w:numPr>
+          <w:ilvl w:val="0"/>
+          <w:numId w:val="1"/>
+        </w:numPr>
+        <w:rPr>
+          <w:lang w:val="de-DE"/>
+        </w:rPr>
+      </w:pPr>
+      <w:r>
+        <w:rPr>
+          <w:lang w:val="de-DE"/>
+        </w:rPr>
+        <w:t xml:space="preserve">das Huhn (.„ ... ) </w:t>
+      </w:r>
+      <w:r>
+        <w:rPr>
+          <w:lang w:val="de-DE"/>
+        </w:rPr>
         <w:t xml:space="preserve"> </w:t>
       </w:r>
       <w:r>
+        <w:rPr>
+          <w:lang w:val="de-DE"/>
+        </w:rPr>
         <w:sym w:font="Wingdings" w:char="F0E0"/>
       </w:r>
       <w:r>
-        <w:t xml:space="preserve"> away from</w:t>
-      </w:r>
-    </w:p>
-    <w:p>
-      <w:pPr>
-        <w:pStyle w:val="ListParagraph"/>
-        <w:numPr>
-          <w:ilvl w:val="0"/>
-          <w:numId w:val="1"/>
-        </w:numPr>
-        <w:rPr>
-          <w:lang w:val="de-DE"/>
-        </w:rPr>
-      </w:pPr>
-      <w:r>
-        <w:rPr>
-          <w:b/>
-          <w:bCs/>
-          <w:lang w:val="de-DE"/>
-        </w:rPr>
-        <w:t>das Wahrzeichen</w:t>
-      </w:r>
-      <w:r>
-        <w:rPr>
-          <w:lang w:val="de-DE"/>
-        </w:rPr>
-        <w:t xml:space="preserve"> – </w:t>
-      </w:r>
-      <w:proofErr w:type="spellStart"/>
-      <w:r>
-        <w:rPr>
-          <w:lang w:val="de-DE"/>
-        </w:rPr>
-        <w:t>landmark</w:t>
-      </w:r>
-      <w:proofErr w:type="spellEnd"/>
-      <w:r>
-        <w:rPr>
-          <w:lang w:val="de-DE"/>
-        </w:rPr>
-        <w:t>– Plural: die Wahrzeichen</w:t>
-      </w:r>
-    </w:p>
-    <w:p>
-      <w:pPr>
-        <w:pStyle w:val="ListParagraph"/>
-        <w:numPr>
-          <w:ilvl w:val="0"/>
-          <w:numId w:val="1"/>
-        </w:numPr>
-        <w:rPr>
-          <w:lang w:val="de-DE"/>
-        </w:rPr>
-      </w:pPr>
-      <w:proofErr w:type="spellStart"/>
-      <w:r>
-        <w:t>sowie</w:t>
-      </w:r>
-      <w:proofErr w:type="spellEnd"/>
-      <w:r>
+        <w:rPr>
+          <w:lang w:val="de-DE"/>
+        </w:rPr>
         <w:t xml:space="preserve"> </w:t>
       </w:r>
-      <w:r>
+      <w:proofErr w:type="spellStart"/>
+      <w:r>
+        <w:rPr>
+          <w:lang w:val="de-DE"/>
+        </w:rPr>
+        <w:t>cock</w:t>
+      </w:r>
+      <w:proofErr w:type="spellEnd"/>
+    </w:p>
+    <w:p>
+      <w:pPr>
+        <w:pStyle w:val="ListParagraph"/>
+        <w:numPr>
+          <w:ilvl w:val="0"/>
+          <w:numId w:val="1"/>
+        </w:numPr>
+        <w:rPr>
+          <w:lang w:val="de-DE"/>
+        </w:rPr>
+      </w:pPr>
+      <w:r>
+        <w:rPr>
+          <w:lang w:val="de-DE"/>
+        </w:rPr>
+        <w:t xml:space="preserve">das Schwein( ... .. ) </w:t>
+      </w:r>
+    </w:p>
+    <w:p>
+      <w:pPr>
+        <w:pStyle w:val="ListParagraph"/>
+        <w:numPr>
+          <w:ilvl w:val="0"/>
+          <w:numId w:val="1"/>
+        </w:numPr>
+        <w:rPr>
+          <w:lang w:val="de-DE"/>
+        </w:rPr>
+      </w:pPr>
+      <w:r>
+        <w:rPr>
+          <w:lang w:val="de-DE"/>
+        </w:rPr>
+        <w:t xml:space="preserve"> die Ameise(. ..... )</w:t>
+      </w:r>
+    </w:p>
+    <w:p>
+      <w:pPr>
+        <w:pStyle w:val="ListParagraph"/>
+        <w:numPr>
+          <w:ilvl w:val="0"/>
+          <w:numId w:val="1"/>
+        </w:numPr>
+        <w:rPr>
+          <w:lang w:val="de-DE"/>
+        </w:rPr>
+      </w:pPr>
+      <w:r>
+        <w:rPr>
+          <w:lang w:val="de-DE"/>
+        </w:rPr>
+        <w:t xml:space="preserve">der Affe (. ..... ) </w:t>
+      </w:r>
+    </w:p>
+    <w:p>
+      <w:pPr>
+        <w:pStyle w:val="ListParagraph"/>
+        <w:numPr>
+          <w:ilvl w:val="0"/>
+          <w:numId w:val="1"/>
+        </w:numPr>
+        <w:rPr>
+          <w:lang w:val="de-DE"/>
+        </w:rPr>
+      </w:pPr>
+      <w:r>
+        <w:rPr>
+          <w:lang w:val="de-DE"/>
+        </w:rPr>
+        <w:lastRenderedPageBreak/>
+        <w:t xml:space="preserve">der Löwe(. ..... ) </w:t>
+      </w:r>
+    </w:p>
+    <w:p>
+      <w:pPr>
+        <w:pStyle w:val="ListParagraph"/>
+        <w:numPr>
+          <w:ilvl w:val="0"/>
+          <w:numId w:val="1"/>
+        </w:numPr>
+        <w:rPr>
+          <w:lang w:val="de-DE"/>
+        </w:rPr>
+      </w:pPr>
+      <w:r>
+        <w:rPr>
+          <w:lang w:val="de-DE"/>
+        </w:rPr>
+        <w:t xml:space="preserve">die Kuh(. ..... ) </w:t>
+      </w:r>
+    </w:p>
+    <w:p>
+      <w:pPr>
+        <w:pStyle w:val="ListParagraph"/>
+        <w:numPr>
+          <w:ilvl w:val="0"/>
+          <w:numId w:val="1"/>
+        </w:numPr>
+        <w:rPr>
+          <w:lang w:val="de-DE"/>
+        </w:rPr>
+      </w:pPr>
+      <w:r>
+        <w:rPr>
+          <w:lang w:val="de-DE"/>
+        </w:rPr>
+        <w:t xml:space="preserve"> das Schaf(. ..... ) </w:t>
+      </w:r>
+    </w:p>
+    <w:p>
+      <w:pPr>
+        <w:pStyle w:val="ListParagraph"/>
+        <w:numPr>
+          <w:ilvl w:val="0"/>
+          <w:numId w:val="1"/>
+        </w:numPr>
+        <w:rPr>
+          <w:lang w:val="de-DE"/>
+        </w:rPr>
+      </w:pPr>
+      <w:r>
+        <w:rPr>
+          <w:lang w:val="de-DE"/>
+        </w:rPr>
+        <w:t xml:space="preserve">die Mücke(. ..... ) </w:t>
+      </w:r>
+    </w:p>
+    <w:p>
+      <w:pPr>
+        <w:pStyle w:val="ListParagraph"/>
+        <w:numPr>
+          <w:ilvl w:val="0"/>
+          <w:numId w:val="1"/>
+        </w:numPr>
+        <w:rPr>
+          <w:lang w:val="de-DE"/>
+        </w:rPr>
+      </w:pPr>
+      <w:r>
+        <w:rPr>
+          <w:lang w:val="de-DE"/>
+        </w:rPr>
+        <w:t xml:space="preserve">die Spinne(. ..... ) </w:t>
+      </w:r>
+      <w:r>
+        <w:rPr>
+          <w:lang w:val="de-DE"/>
+        </w:rPr>
         <w:sym w:font="Wingdings" w:char="F0E0"/>
       </w:r>
       <w:r>
-        <w:t xml:space="preserve"> as well as</w:t>
-      </w:r>
-    </w:p>
-    <w:p>
-      <w:pPr>
-        <w:pStyle w:val="ListParagraph"/>
-        <w:numPr>
-          <w:ilvl w:val="0"/>
-          <w:numId w:val="1"/>
-        </w:numPr>
-        <w:rPr>
-          <w:lang w:val="de-DE"/>
-        </w:rPr>
-      </w:pPr>
-      <w:r>
-        <w:t xml:space="preserve">der </w:t>
-      </w:r>
-      <w:r>
-        <w:t>Bürger</w:t>
-      </w:r>
-      <w:r>
+        <w:rPr>
+          <w:lang w:val="de-DE"/>
+        </w:rPr>
         <w:t xml:space="preserve"> </w:t>
       </w:r>
-      <w:r>
-        <w:sym w:font="Wingdings" w:char="F0E0"/>
-      </w:r>
-      <w:r>
-        <w:t xml:space="preserve"> the citizen/s</w:t>
-      </w:r>
-    </w:p>
-    <w:p>
-      <w:pPr>
-        <w:pStyle w:val="ListParagraph"/>
-        <w:numPr>
-          <w:ilvl w:val="0"/>
-          <w:numId w:val="1"/>
-        </w:numPr>
-        <w:rPr>
-          <w:lang w:val="de-DE"/>
-        </w:rPr>
-      </w:pPr>
-      <w:r>
-        <w:rPr>
-          <w:b/>
-          <w:bCs/>
-        </w:rPr>
-        <w:t xml:space="preserve">das </w:t>
-      </w:r>
-      <w:proofErr w:type="spellStart"/>
-      <w:r>
-        <w:rPr>
-          <w:b/>
-          <w:bCs/>
-        </w:rPr>
-        <w:t>Geschäft</w:t>
-      </w:r>
-      <w:proofErr w:type="spellEnd"/>
-      <w:r>
-        <w:t xml:space="preserve"> – shop / store / business / deal – Plural: die </w:t>
-      </w:r>
-      <w:proofErr w:type="spellStart"/>
-      <w:r>
-        <w:t>Geschäfte</w:t>
-      </w:r>
-      <w:proofErr w:type="spellEnd"/>
-    </w:p>
-    <w:p>
-      <w:pPr>
-        <w:pStyle w:val="ListParagraph"/>
-        <w:numPr>
-          <w:ilvl w:val="0"/>
-          <w:numId w:val="1"/>
-        </w:numPr>
-      </w:pPr>
-      <w:r>
-        <w:rPr>
-          <w:b/>
-          <w:bCs/>
-        </w:rPr>
-        <w:t xml:space="preserve">die </w:t>
-      </w:r>
-      <w:proofErr w:type="spellStart"/>
-      <w:r>
-        <w:rPr>
-          <w:b/>
-          <w:bCs/>
-        </w:rPr>
-        <w:t>Spitze</w:t>
-      </w:r>
-      <w:proofErr w:type="spellEnd"/>
-      <w:r>
-        <w:t xml:space="preserve"> – tip / point / top / peak / lead – Plural: die </w:t>
-      </w:r>
-      <w:proofErr w:type="spellStart"/>
-      <w:r>
-        <w:t>Spitzen</w:t>
-      </w:r>
-      <w:proofErr w:type="spellEnd"/>
-      <w:r>
-        <w:t xml:space="preserve"> </w:t>
-      </w:r>
-      <w:r>
-        <w:sym w:font="Wingdings" w:char="F0E0"/>
-      </w:r>
-      <w:r>
-        <w:t xml:space="preserve"> </w:t>
-      </w:r>
-      <w:proofErr w:type="spellStart"/>
-      <w:r>
-        <w:t>Gipfel</w:t>
-      </w:r>
-      <w:proofErr w:type="spellEnd"/>
-    </w:p>
-    <w:p>
-      <w:pPr>
-        <w:pStyle w:val="ListParagraph"/>
-        <w:numPr>
-          <w:ilvl w:val="0"/>
-          <w:numId w:val="1"/>
-        </w:numPr>
-        <w:rPr>
-          <w:lang w:val="de-DE"/>
-        </w:rPr>
-      </w:pPr>
-      <w:r>
-        <w:rPr>
-          <w:b/>
-          <w:bCs/>
-          <w:lang w:val="de-DE"/>
-        </w:rPr>
-        <w:t>die Seilbahn</w:t>
-      </w:r>
-      <w:r>
-        <w:rPr>
-          <w:lang w:val="de-DE"/>
-        </w:rPr>
-        <w:t xml:space="preserve"> – </w:t>
-      </w:r>
-      <w:proofErr w:type="spellStart"/>
-      <w:r>
-        <w:rPr>
-          <w:lang w:val="de-DE"/>
-        </w:rPr>
-        <w:t>cable</w:t>
-      </w:r>
-      <w:proofErr w:type="spellEnd"/>
-      <w:r>
-        <w:rPr>
-          <w:lang w:val="de-DE"/>
-        </w:rPr>
-        <w:t xml:space="preserve"> </w:t>
-      </w:r>
-      <w:proofErr w:type="spellStart"/>
-      <w:r>
-        <w:rPr>
-          <w:lang w:val="de-DE"/>
-        </w:rPr>
-        <w:t>car</w:t>
-      </w:r>
-      <w:proofErr w:type="spellEnd"/>
-      <w:r>
-        <w:rPr>
-          <w:lang w:val="de-DE"/>
-        </w:rPr>
-        <w:t xml:space="preserve"> / </w:t>
-      </w:r>
-      <w:proofErr w:type="spellStart"/>
-      <w:r>
-        <w:rPr>
-          <w:lang w:val="de-DE"/>
-        </w:rPr>
-        <w:t>aerial</w:t>
-      </w:r>
-      <w:proofErr w:type="spellEnd"/>
-      <w:r>
-        <w:rPr>
-          <w:lang w:val="de-DE"/>
-        </w:rPr>
-        <w:t xml:space="preserve"> </w:t>
-      </w:r>
-      <w:proofErr w:type="spellStart"/>
-      <w:r>
-        <w:rPr>
-          <w:lang w:val="de-DE"/>
-        </w:rPr>
-        <w:t>tramway</w:t>
-      </w:r>
-      <w:proofErr w:type="spellEnd"/>
-      <w:r>
-        <w:rPr>
-          <w:lang w:val="de-DE"/>
-        </w:rPr>
-        <w:t xml:space="preserve"> – Plural: die Seilbahnen</w:t>
-      </w:r>
-    </w:p>
-    <w:p>
-      <w:pPr>
-        <w:pStyle w:val="ListParagraph"/>
-        <w:numPr>
-          <w:ilvl w:val="0"/>
-          <w:numId w:val="1"/>
-        </w:numPr>
-        <w:rPr>
-          <w:lang w:val="de-DE"/>
-        </w:rPr>
-      </w:pPr>
-      <w:r>
-        <w:rPr>
-          <w:b/>
-          <w:bCs/>
-          <w:lang w:val="de-DE"/>
-        </w:rPr>
-        <w:t>der Rundfunk</w:t>
-      </w:r>
-      <w:r>
-        <w:rPr>
-          <w:lang w:val="de-DE"/>
-        </w:rPr>
-        <w:t xml:space="preserve"> – </w:t>
-      </w:r>
-      <w:proofErr w:type="spellStart"/>
-      <w:r>
-        <w:rPr>
-          <w:lang w:val="de-DE"/>
-        </w:rPr>
-        <w:t>radio</w:t>
-      </w:r>
-      <w:proofErr w:type="spellEnd"/>
-      <w:r>
-        <w:rPr>
-          <w:lang w:val="de-DE"/>
-        </w:rPr>
-        <w:t xml:space="preserve"> / </w:t>
-      </w:r>
-      <w:proofErr w:type="spellStart"/>
-      <w:r>
-        <w:rPr>
-          <w:lang w:val="de-DE"/>
-        </w:rPr>
-        <w:t>broadcasting</w:t>
-      </w:r>
-      <w:proofErr w:type="spellEnd"/>
-      <w:r>
-        <w:rPr>
-          <w:lang w:val="de-DE"/>
-        </w:rPr>
-        <w:t xml:space="preserve"> – Plural: die Rundfunke (</w:t>
-      </w:r>
-      <w:proofErr w:type="spellStart"/>
-      <w:r>
-        <w:rPr>
-          <w:lang w:val="de-DE"/>
-        </w:rPr>
-        <w:t>rarely</w:t>
-      </w:r>
-      <w:proofErr w:type="spellEnd"/>
-      <w:r>
-        <w:rPr>
-          <w:lang w:val="de-DE"/>
-        </w:rPr>
-        <w:t xml:space="preserve"> </w:t>
-      </w:r>
-      <w:proofErr w:type="spellStart"/>
-      <w:r>
-        <w:rPr>
-          <w:lang w:val="de-DE"/>
-        </w:rPr>
-        <w:t>used</w:t>
-      </w:r>
-      <w:proofErr w:type="spellEnd"/>
-      <w:r>
-        <w:rPr>
-          <w:lang w:val="de-DE"/>
-        </w:rPr>
-        <w:t>)</w:t>
-      </w:r>
-    </w:p>
-    <w:p>
-      <w:pPr>
-        <w:pStyle w:val="ListParagraph"/>
-        <w:numPr>
-          <w:ilvl w:val="0"/>
-          <w:numId w:val="1"/>
-        </w:numPr>
-        <w:rPr>
-          <w:lang w:val="de-DE"/>
-        </w:rPr>
-      </w:pPr>
-      <w:r>
-        <w:t xml:space="preserve">am </w:t>
-      </w:r>
-      <w:proofErr w:type="spellStart"/>
-      <w:r>
-        <w:t>interessantesten</w:t>
-      </w:r>
-      <w:proofErr w:type="spellEnd"/>
-      <w:r>
-        <w:t xml:space="preserve"> </w:t>
-      </w:r>
-      <w:r>
-        <w:sym w:font="Wingdings" w:char="F0E0"/>
-      </w:r>
-      <w:r>
-        <w:t xml:space="preserve"> the most interesting</w:t>
-      </w:r>
-    </w:p>
-    <w:p>
-      <w:pPr>
-        <w:pStyle w:val="ListParagraph"/>
-        <w:numPr>
-          <w:ilvl w:val="0"/>
-          <w:numId w:val="1"/>
-        </w:numPr>
-        <w:rPr>
-          <w:lang w:val="de-DE"/>
-        </w:rPr>
-      </w:pPr>
-      <w:proofErr w:type="spellStart"/>
-      <w:r>
-        <w:rPr>
-          <w:b/>
-          <w:bCs/>
-        </w:rPr>
-        <w:t>aufregend</w:t>
-      </w:r>
-      <w:proofErr w:type="spellEnd"/>
-      <w:r>
-        <w:t xml:space="preserve"> – exciting / thrilling / upsetting</w:t>
-      </w:r>
-    </w:p>
-    <w:p>
-      <w:pPr>
-        <w:pStyle w:val="ListParagraph"/>
-        <w:numPr>
-          <w:ilvl w:val="0"/>
-          <w:numId w:val="1"/>
-        </w:numPr>
-        <w:rPr>
-          <w:lang w:val="de-DE"/>
-        </w:rPr>
-      </w:pPr>
-      <w:r>
-        <w:rPr>
-          <w:b/>
-          <w:bCs/>
-          <w:lang w:val="de-DE"/>
-        </w:rPr>
-        <w:t>beeindruckend</w:t>
-      </w:r>
-      <w:r>
-        <w:rPr>
-          <w:lang w:val="de-DE"/>
-        </w:rPr>
-        <w:t xml:space="preserve"> – </w:t>
-      </w:r>
-      <w:proofErr w:type="spellStart"/>
-      <w:r>
-        <w:rPr>
-          <w:lang w:val="de-DE"/>
-        </w:rPr>
-        <w:t>impressive</w:t>
-      </w:r>
-      <w:proofErr w:type="spellEnd"/>
-      <w:r>
-        <w:rPr>
-          <w:lang w:val="de-DE"/>
-        </w:rPr>
-        <w:t xml:space="preserve"> – (</w:t>
-      </w:r>
-      <w:proofErr w:type="spellStart"/>
-      <w:r>
-        <w:rPr>
-          <w:lang w:val="de-DE"/>
-        </w:rPr>
-        <w:t>adjective</w:t>
-      </w:r>
-      <w:proofErr w:type="spellEnd"/>
-      <w:r>
-        <w:rPr>
-          <w:lang w:val="de-DE"/>
-        </w:rPr>
-        <w:t>/</w:t>
-      </w:r>
-      <w:proofErr w:type="spellStart"/>
-      <w:r>
-        <w:rPr>
-          <w:lang w:val="de-DE"/>
-        </w:rPr>
-        <w:t>participle</w:t>
-      </w:r>
-      <w:proofErr w:type="spellEnd"/>
-      <w:r>
-        <w:rPr>
-          <w:lang w:val="de-DE"/>
-        </w:rPr>
-        <w:t>)</w:t>
-      </w:r>
-    </w:p>
-    <w:p>
-      <w:pPr>
-        <w:pStyle w:val="ListParagraph"/>
-        <w:numPr>
-          <w:ilvl w:val="0"/>
-          <w:numId w:val="1"/>
-        </w:numPr>
-        <w:rPr>
-          <w:lang w:val="de-DE"/>
-        </w:rPr>
-      </w:pPr>
-      <w:r>
-        <w:rPr>
-          <w:b/>
-          <w:bCs/>
-          <w:lang w:val="de-DE"/>
-        </w:rPr>
-        <w:t>beeindrucken</w:t>
-      </w:r>
-      <w:r>
-        <w:rPr>
-          <w:lang w:val="de-DE"/>
-        </w:rPr>
-        <w:t xml:space="preserve"> – to </w:t>
-      </w:r>
-      <w:proofErr w:type="spellStart"/>
-      <w:r>
-        <w:rPr>
-          <w:lang w:val="de-DE"/>
-        </w:rPr>
-        <w:t>impress</w:t>
-      </w:r>
-      <w:proofErr w:type="spellEnd"/>
-      <w:r>
-        <w:rPr>
-          <w:lang w:val="de-DE"/>
-        </w:rPr>
-        <w:t xml:space="preserve"> – Perfekt: hat beeindruckt – Separable: </w:t>
-      </w:r>
-      <w:proofErr w:type="spellStart"/>
-      <w:r>
-        <w:rPr>
-          <w:lang w:val="de-DE"/>
-        </w:rPr>
-        <w:t>No</w:t>
-      </w:r>
-      <w:proofErr w:type="spellEnd"/>
-    </w:p>
-    <w:p>
-      <w:pPr>
-        <w:pStyle w:val="ListParagraph"/>
-        <w:numPr>
-          <w:ilvl w:val="0"/>
-          <w:numId w:val="1"/>
-        </w:numPr>
-        <w:rPr>
-          <w:lang w:val="de-DE"/>
-        </w:rPr>
-      </w:pPr>
-      <w:r>
-        <w:rPr>
-          <w:b/>
-          <w:bCs/>
-          <w:lang w:val="de-DE"/>
-        </w:rPr>
-        <w:t>sehenswert</w:t>
-      </w:r>
-      <w:r>
-        <w:rPr>
-          <w:lang w:val="de-DE"/>
-        </w:rPr>
-        <w:t xml:space="preserve"> – </w:t>
-      </w:r>
-      <w:proofErr w:type="spellStart"/>
-      <w:r>
-        <w:rPr>
-          <w:lang w:val="de-DE"/>
-        </w:rPr>
-        <w:t>worth</w:t>
-      </w:r>
-      <w:proofErr w:type="spellEnd"/>
-      <w:r>
-        <w:rPr>
-          <w:lang w:val="de-DE"/>
-        </w:rPr>
-        <w:t xml:space="preserve"> </w:t>
-      </w:r>
-      <w:proofErr w:type="spellStart"/>
-      <w:r>
-        <w:rPr>
-          <w:lang w:val="de-DE"/>
-        </w:rPr>
-        <w:t>seeing</w:t>
-      </w:r>
-      <w:proofErr w:type="spellEnd"/>
-      <w:r>
-        <w:rPr>
-          <w:lang w:val="de-DE"/>
-        </w:rPr>
-        <w:t xml:space="preserve"> – (</w:t>
-      </w:r>
-      <w:proofErr w:type="spellStart"/>
-      <w:r>
-        <w:rPr>
-          <w:lang w:val="de-DE"/>
-        </w:rPr>
-        <w:t>adjective</w:t>
-      </w:r>
-      <w:proofErr w:type="spellEnd"/>
-      <w:r>
-        <w:rPr>
-          <w:lang w:val="de-DE"/>
-        </w:rPr>
-        <w:t>)</w:t>
-      </w:r>
-    </w:p>
-    <w:p>
-      <w:pPr>
-        <w:pStyle w:val="ListParagraph"/>
-        <w:numPr>
-          <w:ilvl w:val="0"/>
-          <w:numId w:val="1"/>
-        </w:numPr>
-        <w:rPr>
-          <w:lang w:val="de-DE"/>
-        </w:rPr>
-      </w:pPr>
-      <w:r>
-        <w:rPr>
-          <w:lang w:val="de-DE"/>
-        </w:rPr>
-        <w:t xml:space="preserve">der </w:t>
-      </w:r>
-      <w:proofErr w:type="gramStart"/>
-      <w:r>
-        <w:rPr>
-          <w:lang w:val="de-DE"/>
-        </w:rPr>
-        <w:t>Vogel(</w:t>
-      </w:r>
-      <w:proofErr w:type="gramEnd"/>
-      <w:r>
-        <w:rPr>
-          <w:lang w:val="de-DE"/>
-        </w:rPr>
-        <w:t xml:space="preserve">. ..... ) </w:t>
-      </w:r>
-    </w:p>
-    <w:p>
-      <w:pPr>
-        <w:pStyle w:val="ListParagraph"/>
-        <w:numPr>
-          <w:ilvl w:val="0"/>
-          <w:numId w:val="1"/>
-        </w:numPr>
-        <w:rPr>
-          <w:lang w:val="de-DE"/>
-        </w:rPr>
-      </w:pPr>
-      <w:r>
-        <w:rPr>
-          <w:lang w:val="de-DE"/>
-        </w:rPr>
-        <w:t xml:space="preserve">die </w:t>
-      </w:r>
-      <w:proofErr w:type="gramStart"/>
-      <w:r>
-        <w:rPr>
-          <w:lang w:val="de-DE"/>
-        </w:rPr>
-        <w:t>Katze(</w:t>
-      </w:r>
-      <w:proofErr w:type="gramEnd"/>
-      <w:r>
-        <w:rPr>
-          <w:lang w:val="de-DE"/>
-        </w:rPr>
-        <w:t xml:space="preserve">. ..... ) </w:t>
-      </w:r>
-    </w:p>
-    <w:p>
-      <w:pPr>
-        <w:pStyle w:val="ListParagraph"/>
-        <w:numPr>
-          <w:ilvl w:val="0"/>
-          <w:numId w:val="1"/>
-        </w:numPr>
-        <w:rPr>
-          <w:lang w:val="de-DE"/>
-        </w:rPr>
-      </w:pPr>
-      <w:r>
-        <w:rPr>
-          <w:lang w:val="de-DE"/>
-        </w:rPr>
-        <w:t xml:space="preserve">der </w:t>
-      </w:r>
-      <w:proofErr w:type="gramStart"/>
-      <w:r>
-        <w:rPr>
-          <w:lang w:val="de-DE"/>
-        </w:rPr>
-        <w:t>Hund( ......</w:t>
-      </w:r>
-      <w:proofErr w:type="gramEnd"/>
-      <w:r>
-        <w:rPr>
-          <w:lang w:val="de-DE"/>
-        </w:rPr>
-        <w:t xml:space="preserve"> ) </w:t>
-      </w:r>
-    </w:p>
-    <w:p>
-      <w:pPr>
-        <w:pStyle w:val="ListParagraph"/>
-        <w:numPr>
-          <w:ilvl w:val="0"/>
-          <w:numId w:val="1"/>
-        </w:numPr>
-        <w:rPr>
-          <w:lang w:val="de-DE"/>
-        </w:rPr>
-      </w:pPr>
-      <w:r>
-        <w:rPr>
-          <w:lang w:val="de-DE"/>
-        </w:rPr>
-        <w:t xml:space="preserve">die </w:t>
-      </w:r>
-      <w:proofErr w:type="gramStart"/>
-      <w:r>
-        <w:rPr>
-          <w:lang w:val="de-DE"/>
-        </w:rPr>
-        <w:t>Schlange(</w:t>
-      </w:r>
-      <w:proofErr w:type="gramEnd"/>
-      <w:r>
-        <w:rPr>
-          <w:lang w:val="de-DE"/>
-        </w:rPr>
-        <w:t xml:space="preserve">. ..... ) </w:t>
-      </w:r>
-      <w:r>
-        <w:rPr>
-          <w:lang w:val="de-DE"/>
-        </w:rPr>
-        <w:t xml:space="preserve"> </w:t>
-      </w:r>
-      <w:r>
-        <w:rPr>
-          <w:lang w:val="de-DE"/>
-        </w:rPr>
-        <w:sym w:font="Wingdings" w:char="F0E0"/>
-      </w:r>
-      <w:r>
-        <w:rPr>
-          <w:lang w:val="de-DE"/>
-        </w:rPr>
-        <w:t xml:space="preserve"> </w:t>
-      </w:r>
-      <w:proofErr w:type="spellStart"/>
-      <w:r>
-        <w:rPr>
-          <w:lang w:val="de-DE"/>
-        </w:rPr>
-        <w:t>snake</w:t>
-      </w:r>
-      <w:proofErr w:type="spellEnd"/>
-    </w:p>
-    <w:p>
-      <w:pPr>
-        <w:pStyle w:val="ListParagraph"/>
-        <w:numPr>
-          <w:ilvl w:val="0"/>
-          <w:numId w:val="1"/>
-        </w:numPr>
-        <w:rPr>
-          <w:lang w:val="de-DE"/>
-        </w:rPr>
-      </w:pPr>
-      <w:r>
-        <w:rPr>
-          <w:lang w:val="de-DE"/>
-        </w:rPr>
-        <w:t xml:space="preserve">das Huhn </w:t>
-      </w:r>
-      <w:proofErr w:type="gramStart"/>
-      <w:r>
-        <w:rPr>
-          <w:lang w:val="de-DE"/>
-        </w:rPr>
-        <w:t>(.„</w:t>
-      </w:r>
-      <w:proofErr w:type="gramEnd"/>
-      <w:r>
-        <w:rPr>
-          <w:lang w:val="de-DE"/>
-        </w:rPr>
-        <w:t xml:space="preserve"> </w:t>
-      </w:r>
-      <w:proofErr w:type="gramStart"/>
-      <w:r>
-        <w:rPr>
-          <w:lang w:val="de-DE"/>
-        </w:rPr>
-        <w:t>... )</w:t>
-      </w:r>
-      <w:proofErr w:type="gramEnd"/>
-      <w:r>
-        <w:rPr>
-          <w:lang w:val="de-DE"/>
-        </w:rPr>
-        <w:t xml:space="preserve"> </w:t>
-      </w:r>
-      <w:r>
-        <w:rPr>
-          <w:lang w:val="de-DE"/>
-        </w:rPr>
-        <w:t xml:space="preserve"> </w:t>
-      </w:r>
-      <w:r>
-        <w:rPr>
-          <w:lang w:val="de-DE"/>
-        </w:rPr>
-        <w:sym w:font="Wingdings" w:char="F0E0"/>
-      </w:r>
-      <w:r>
-        <w:rPr>
-          <w:lang w:val="de-DE"/>
-        </w:rPr>
-        <w:t xml:space="preserve"> </w:t>
-      </w:r>
-      <w:proofErr w:type="spellStart"/>
-      <w:r>
-        <w:rPr>
-          <w:lang w:val="de-DE"/>
-        </w:rPr>
-        <w:t>cock</w:t>
-      </w:r>
-      <w:proofErr w:type="spellEnd"/>
-    </w:p>
-    <w:p>
-      <w:pPr>
-        <w:pStyle w:val="ListParagraph"/>
-        <w:numPr>
-          <w:ilvl w:val="0"/>
-          <w:numId w:val="1"/>
-        </w:numPr>
-        <w:rPr>
-          <w:lang w:val="de-DE"/>
-        </w:rPr>
-      </w:pPr>
-      <w:r>
-        <w:rPr>
-          <w:lang w:val="de-DE"/>
-        </w:rPr>
-        <w:t xml:space="preserve">das </w:t>
-      </w:r>
-      <w:proofErr w:type="gramStart"/>
-      <w:r>
-        <w:rPr>
-          <w:lang w:val="de-DE"/>
-        </w:rPr>
-        <w:t>Schwein( ... ..</w:t>
-      </w:r>
-      <w:proofErr w:type="gramEnd"/>
-      <w:r>
-        <w:rPr>
-          <w:lang w:val="de-DE"/>
-        </w:rPr>
-        <w:t xml:space="preserve"> ) </w:t>
-      </w:r>
-    </w:p>
-    <w:p>
-      <w:pPr>
-        <w:pStyle w:val="ListParagraph"/>
-        <w:numPr>
-          <w:ilvl w:val="0"/>
-          <w:numId w:val="1"/>
-        </w:numPr>
-        <w:rPr>
-          <w:lang w:val="de-DE"/>
-        </w:rPr>
-      </w:pPr>
-      <w:r>
-        <w:rPr>
-          <w:lang w:val="de-DE"/>
-        </w:rPr>
-        <w:t xml:space="preserve"> die </w:t>
-      </w:r>
-      <w:proofErr w:type="gramStart"/>
-      <w:r>
-        <w:rPr>
-          <w:lang w:val="de-DE"/>
-        </w:rPr>
-        <w:t>Ameise(</w:t>
-      </w:r>
-      <w:proofErr w:type="gramEnd"/>
-      <w:r>
-        <w:rPr>
-          <w:lang w:val="de-DE"/>
-        </w:rPr>
-        <w:t>. ..... )</w:t>
-      </w:r>
-    </w:p>
-    <w:p>
-      <w:pPr>
-        <w:pStyle w:val="ListParagraph"/>
-        <w:numPr>
-          <w:ilvl w:val="0"/>
-          <w:numId w:val="1"/>
-        </w:numPr>
-        <w:rPr>
-          <w:lang w:val="de-DE"/>
-        </w:rPr>
-      </w:pPr>
-      <w:r>
-        <w:rPr>
-          <w:lang w:val="de-DE"/>
-        </w:rPr>
-        <w:t xml:space="preserve">der Affe (. ..... ) </w:t>
-      </w:r>
-    </w:p>
-    <w:p>
-      <w:pPr>
-        <w:pStyle w:val="ListParagraph"/>
-        <w:numPr>
-          <w:ilvl w:val="0"/>
-          <w:numId w:val="1"/>
-        </w:numPr>
-        <w:rPr>
-          <w:lang w:val="de-DE"/>
-        </w:rPr>
-      </w:pPr>
-      <w:r>
-        <w:rPr>
-          <w:lang w:val="de-DE"/>
-        </w:rPr>
-        <w:lastRenderedPageBreak/>
-        <w:t xml:space="preserve">der </w:t>
-      </w:r>
-      <w:proofErr w:type="gramStart"/>
-      <w:r>
-        <w:rPr>
-          <w:lang w:val="de-DE"/>
-        </w:rPr>
-        <w:t>Löwe(</w:t>
-      </w:r>
-      <w:proofErr w:type="gramEnd"/>
-      <w:r>
-        <w:rPr>
-          <w:lang w:val="de-DE"/>
-        </w:rPr>
-        <w:t xml:space="preserve">. ..... ) </w:t>
-      </w:r>
-    </w:p>
-    <w:p>
-      <w:pPr>
-        <w:pStyle w:val="ListParagraph"/>
-        <w:numPr>
-          <w:ilvl w:val="0"/>
-          <w:numId w:val="1"/>
-        </w:numPr>
-        <w:rPr>
-          <w:lang w:val="de-DE"/>
-        </w:rPr>
-      </w:pPr>
-      <w:r>
-        <w:rPr>
-          <w:lang w:val="de-DE"/>
-        </w:rPr>
-        <w:t xml:space="preserve">die </w:t>
-      </w:r>
-      <w:proofErr w:type="gramStart"/>
-      <w:r>
-        <w:rPr>
-          <w:lang w:val="de-DE"/>
-        </w:rPr>
-        <w:t>Kuh(</w:t>
-      </w:r>
-      <w:proofErr w:type="gramEnd"/>
-      <w:r>
-        <w:rPr>
-          <w:lang w:val="de-DE"/>
-        </w:rPr>
-        <w:t xml:space="preserve">. ..... ) </w:t>
-      </w:r>
-    </w:p>
-    <w:p>
-      <w:pPr>
-        <w:pStyle w:val="ListParagraph"/>
-        <w:numPr>
-          <w:ilvl w:val="0"/>
-          <w:numId w:val="1"/>
-        </w:numPr>
-        <w:rPr>
-          <w:lang w:val="de-DE"/>
-        </w:rPr>
-      </w:pPr>
-      <w:r>
-        <w:rPr>
-          <w:lang w:val="de-DE"/>
-        </w:rPr>
-        <w:t xml:space="preserve"> das </w:t>
-      </w:r>
-      <w:proofErr w:type="gramStart"/>
-      <w:r>
-        <w:rPr>
-          <w:lang w:val="de-DE"/>
-        </w:rPr>
-        <w:t>Schaf(</w:t>
-      </w:r>
-      <w:proofErr w:type="gramEnd"/>
-      <w:r>
-        <w:rPr>
-          <w:lang w:val="de-DE"/>
-        </w:rPr>
-        <w:t xml:space="preserve">. ..... ) </w:t>
-      </w:r>
-    </w:p>
-    <w:p>
-      <w:pPr>
-        <w:pStyle w:val="ListParagraph"/>
-        <w:numPr>
-          <w:ilvl w:val="0"/>
-          <w:numId w:val="1"/>
-        </w:numPr>
-        <w:rPr>
-          <w:lang w:val="de-DE"/>
-        </w:rPr>
-      </w:pPr>
-      <w:r>
-        <w:rPr>
-          <w:lang w:val="de-DE"/>
-        </w:rPr>
-        <w:t xml:space="preserve">die </w:t>
-      </w:r>
-      <w:proofErr w:type="gramStart"/>
-      <w:r>
-        <w:rPr>
-          <w:lang w:val="de-DE"/>
-        </w:rPr>
-        <w:t>Mücke(</w:t>
-      </w:r>
-      <w:proofErr w:type="gramEnd"/>
-      <w:r>
-        <w:rPr>
-          <w:lang w:val="de-DE"/>
-        </w:rPr>
-        <w:t xml:space="preserve">. ..... ) </w:t>
-      </w:r>
-    </w:p>
-    <w:p>
-      <w:pPr>
-        <w:pStyle w:val="ListParagraph"/>
-        <w:numPr>
-          <w:ilvl w:val="0"/>
-          <w:numId w:val="1"/>
-        </w:numPr>
-        <w:rPr>
-          <w:lang w:val="de-DE"/>
-        </w:rPr>
-      </w:pPr>
-      <w:r>
-        <w:rPr>
-          <w:lang w:val="de-DE"/>
-        </w:rPr>
-        <w:t xml:space="preserve">die </w:t>
-      </w:r>
-      <w:proofErr w:type="gramStart"/>
-      <w:r>
-        <w:rPr>
-          <w:lang w:val="de-DE"/>
-        </w:rPr>
-        <w:t>Spinne(</w:t>
-      </w:r>
-      <w:proofErr w:type="gramEnd"/>
-      <w:r>
-        <w:rPr>
-          <w:lang w:val="de-DE"/>
-        </w:rPr>
-        <w:t xml:space="preserve">. ..... ) </w:t>
-      </w:r>
-      <w:r>
-        <w:rPr>
-          <w:lang w:val="de-DE"/>
-        </w:rPr>
-        <w:sym w:font="Wingdings" w:char="F0E0"/>
-      </w:r>
-      <w:r>
-        <w:rPr>
-          <w:lang w:val="de-DE"/>
-        </w:rPr>
-        <w:t xml:space="preserve"> </w:t>
-      </w:r>
       <w:proofErr w:type="spellStart"/>
       <w:r>
         <w:rPr>
@@ -2131,53 +1925,25 @@
         <w:rPr>
           <w:lang w:val="de-DE"/>
         </w:rPr>
-        <w:t xml:space="preserve">die </w:t>
-      </w:r>
-      <w:proofErr w:type="gramStart"/>
-      <w:r>
-        <w:rPr>
-          <w:lang w:val="de-DE"/>
-        </w:rPr>
-        <w:t>Giraffe(</w:t>
-      </w:r>
-      <w:proofErr w:type="gramEnd"/>
-      <w:r>
-        <w:rPr>
-          <w:lang w:val="de-DE"/>
-        </w:rPr>
-        <w:t xml:space="preserve">. ..... ) </w:t>
-      </w:r>
-    </w:p>
-    <w:p>
-      <w:pPr>
-        <w:pStyle w:val="ListParagraph"/>
-        <w:numPr>
-          <w:ilvl w:val="0"/>
-          <w:numId w:val="1"/>
-        </w:numPr>
-        <w:rPr>
-          <w:lang w:val="de-DE"/>
-        </w:rPr>
-      </w:pPr>
-      <w:r>
-        <w:rPr>
-          <w:lang w:val="de-DE"/>
-        </w:rPr>
-        <w:t xml:space="preserve">die </w:t>
-      </w:r>
-      <w:proofErr w:type="gramStart"/>
-      <w:r>
-        <w:rPr>
-          <w:lang w:val="de-DE"/>
-        </w:rPr>
-        <w:t>Schildkröte(</w:t>
-      </w:r>
-      <w:proofErr w:type="gramEnd"/>
-      <w:r>
-        <w:rPr>
-          <w:lang w:val="de-DE"/>
-        </w:rPr>
-        <w:t xml:space="preserve">. ... ) </w:t>
+        <w:t xml:space="preserve">die Giraffe(. ..... ) </w:t>
+      </w:r>
+    </w:p>
+    <w:p>
+      <w:pPr>
+        <w:pStyle w:val="ListParagraph"/>
+        <w:numPr>
+          <w:ilvl w:val="0"/>
+          <w:numId w:val="1"/>
+        </w:numPr>
+        <w:rPr>
+          <w:lang w:val="de-DE"/>
+        </w:rPr>
+      </w:pPr>
+      <w:r>
+        <w:rPr>
+          <w:lang w:val="de-DE"/>
+        </w:rPr>
+        <w:t xml:space="preserve">die Schildkröte(. ... ) </w:t>
       </w:r>
     </w:p>
     <w:p>
@@ -2231,53 +1997,25 @@
         <w:rPr>
           <w:lang w:val="de-DE"/>
         </w:rPr>
-        <w:t xml:space="preserve"> der </w:t>
-      </w:r>
-      <w:proofErr w:type="gramStart"/>
-      <w:r>
-        <w:rPr>
-          <w:lang w:val="de-DE"/>
-        </w:rPr>
-        <w:t>Bär(</w:t>
-      </w:r>
-      <w:proofErr w:type="gramEnd"/>
-      <w:r>
-        <w:rPr>
-          <w:lang w:val="de-DE"/>
-        </w:rPr>
-        <w:t xml:space="preserve">. .... ) </w:t>
-      </w:r>
-    </w:p>
-    <w:p>
-      <w:pPr>
-        <w:pStyle w:val="ListParagraph"/>
-        <w:numPr>
-          <w:ilvl w:val="0"/>
-          <w:numId w:val="1"/>
-        </w:numPr>
-        <w:rPr>
-          <w:lang w:val="de-DE"/>
-        </w:rPr>
-      </w:pPr>
-      <w:r>
-        <w:rPr>
-          <w:lang w:val="de-DE"/>
-        </w:rPr>
-        <w:t xml:space="preserve">der </w:t>
-      </w:r>
-      <w:proofErr w:type="gramStart"/>
-      <w:r>
-        <w:rPr>
-          <w:lang w:val="de-DE"/>
-        </w:rPr>
-        <w:t>Wal(</w:t>
-      </w:r>
-      <w:proofErr w:type="gramEnd"/>
-      <w:r>
-        <w:rPr>
-          <w:lang w:val="de-DE"/>
-        </w:rPr>
-        <w:t>. ..... )</w:t>
+        <w:t xml:space="preserve"> der Bär(. .... ) </w:t>
+      </w:r>
+    </w:p>
+    <w:p>
+      <w:pPr>
+        <w:pStyle w:val="ListParagraph"/>
+        <w:numPr>
+          <w:ilvl w:val="0"/>
+          <w:numId w:val="1"/>
+        </w:numPr>
+        <w:rPr>
+          <w:lang w:val="de-DE"/>
+        </w:rPr>
+      </w:pPr>
+      <w:r>
+        <w:rPr>
+          <w:lang w:val="de-DE"/>
+        </w:rPr>
+        <w:t>der Wal(. ..... )</w:t>
       </w:r>
       <w:r>
         <w:rPr>
@@ -3332,15 +3070,7 @@
       </w:r>
       <w:proofErr w:type="spellEnd"/>
       <w:r>
-        <w:t xml:space="preserve"> – the </w:t>
-      </w:r>
-      <w:proofErr w:type="gramStart"/>
-      <w:r>
-        <w:t>main focus</w:t>
-      </w:r>
-      <w:proofErr w:type="gramEnd"/>
-      <w:r>
-        <w:t xml:space="preserve"> of study, the specialization, the major field of study</w:t>
+        <w:t xml:space="preserve"> – the main focus of study, the specialization, the major field of study</w:t>
       </w:r>
     </w:p>
     <w:p>
@@ -8106,7 +7836,49 @@
         <w:rPr>
           <w:lang w:val="de-DE"/>
         </w:rPr>
-        <w:t xml:space="preserve"> – location/position/situation – die Lagen</w:t>
+        <w:t xml:space="preserve"> – </w:t>
+      </w:r>
+      <w:proofErr w:type="spellStart"/>
+      <w:r>
+        <w:rPr>
+          <w:lang w:val="de-DE"/>
+        </w:rPr>
+        <w:t>location</w:t>
+      </w:r>
+      <w:proofErr w:type="spellEnd"/>
+      <w:r>
+        <w:rPr>
+          <w:lang w:val="de-DE"/>
+        </w:rPr>
+        <w:t>/</w:t>
+      </w:r>
+      <w:proofErr w:type="spellStart"/>
+      <w:r>
+        <w:rPr>
+          <w:lang w:val="de-DE"/>
+        </w:rPr>
+        <w:t>position</w:t>
+      </w:r>
+      <w:proofErr w:type="spellEnd"/>
+      <w:r>
+        <w:rPr>
+          <w:lang w:val="de-DE"/>
+        </w:rPr>
+        <w:t>/</w:t>
+      </w:r>
+      <w:proofErr w:type="spellStart"/>
+      <w:r>
+        <w:rPr>
+          <w:lang w:val="de-DE"/>
+        </w:rPr>
+        <w:t>situation</w:t>
+      </w:r>
+      <w:proofErr w:type="spellEnd"/>
+      <w:r>
+        <w:rPr>
+          <w:lang w:val="de-DE"/>
+        </w:rPr>
+        <w:t xml:space="preserve"> – die Lagen</w:t>
       </w:r>
     </w:p>
     <w:p>
@@ -8132,20 +7904,256 @@
         <w:rPr>
           <w:lang w:val="de-DE"/>
         </w:rPr>
-        <w:t xml:space="preserve"> – area/region/neighborhood – die Gegenden</w:t>
-      </w:r>
-    </w:p>
-    <w:p>
-      <w:pPr>
-        <w:pStyle w:val="ListParagraph"/>
-        <w:numPr>
-          <w:ilvl w:val="0"/>
-          <w:numId w:val="1"/>
-        </w:numPr>
-        <w:rPr>
-          <w:lang w:val="de-DE"/>
-        </w:rPr>
-      </w:pPr>
+        <w:t xml:space="preserve"> – area/</w:t>
+      </w:r>
+      <w:proofErr w:type="spellStart"/>
+      <w:r>
+        <w:rPr>
+          <w:lang w:val="de-DE"/>
+        </w:rPr>
+        <w:t>region</w:t>
+      </w:r>
+      <w:proofErr w:type="spellEnd"/>
+      <w:r>
+        <w:rPr>
+          <w:lang w:val="de-DE"/>
+        </w:rPr>
+        <w:t>/</w:t>
+      </w:r>
+      <w:proofErr w:type="spellStart"/>
+      <w:r>
+        <w:rPr>
+          <w:lang w:val="de-DE"/>
+        </w:rPr>
+        <w:t>neighborhood</w:t>
+      </w:r>
+      <w:proofErr w:type="spellEnd"/>
+      <w:r>
+        <w:rPr>
+          <w:lang w:val="de-DE"/>
+        </w:rPr>
+        <w:t xml:space="preserve"> – die Gegenden</w:t>
+      </w:r>
+    </w:p>
+    <w:p>
+      <w:pPr>
+        <w:pStyle w:val="ListParagraph"/>
+        <w:numPr>
+          <w:ilvl w:val="0"/>
+          <w:numId w:val="1"/>
+        </w:numPr>
+        <w:rPr>
+          <w:lang w:val="de-DE"/>
+        </w:rPr>
+      </w:pPr>
+      <w:r>
+        <w:rPr>
+          <w:b/>
+          <w:bCs/>
+        </w:rPr>
+        <w:t>das Familienfest</w:t>
+      </w:r>
+      <w:r>
+        <w:t xml:space="preserve"> – family celebration – die </w:t>
+      </w:r>
+      <w:proofErr w:type="spellStart"/>
+      <w:r>
+        <w:t>Familienfeste</w:t>
+      </w:r>
+      <w:proofErr w:type="spellEnd"/>
+    </w:p>
+    <w:p>
+      <w:pPr>
+        <w:pStyle w:val="ListParagraph"/>
+        <w:numPr>
+          <w:ilvl w:val="0"/>
+          <w:numId w:val="1"/>
+        </w:numPr>
+        <w:rPr>
+          <w:lang w:val="de-DE"/>
+        </w:rPr>
+      </w:pPr>
+      <w:r>
+        <w:rPr>
+          <w:b/>
+          <w:bCs/>
+          <w:lang w:val="de-DE"/>
+        </w:rPr>
+        <w:t>die Auswahl</w:t>
+      </w:r>
+      <w:r>
+        <w:rPr>
+          <w:lang w:val="de-DE"/>
+        </w:rPr>
+        <w:t xml:space="preserve"> – </w:t>
+      </w:r>
+      <w:proofErr w:type="spellStart"/>
+      <w:r>
+        <w:rPr>
+          <w:lang w:val="de-DE"/>
+        </w:rPr>
+        <w:t>selection</w:t>
+      </w:r>
+      <w:proofErr w:type="spellEnd"/>
+      <w:r>
+        <w:rPr>
+          <w:lang w:val="de-DE"/>
+        </w:rPr>
+        <w:t>/</w:t>
+      </w:r>
+      <w:proofErr w:type="spellStart"/>
+      <w:r>
+        <w:rPr>
+          <w:lang w:val="de-DE"/>
+        </w:rPr>
+        <w:t>choice</w:t>
+      </w:r>
+      <w:proofErr w:type="spellEnd"/>
+      <w:r>
+        <w:rPr>
+          <w:lang w:val="de-DE"/>
+        </w:rPr>
+        <w:t>/</w:t>
+      </w:r>
+      <w:proofErr w:type="spellStart"/>
+      <w:r>
+        <w:rPr>
+          <w:lang w:val="de-DE"/>
+        </w:rPr>
+        <w:t>range</w:t>
+      </w:r>
+      <w:proofErr w:type="spellEnd"/>
+      <w:r>
+        <w:rPr>
+          <w:lang w:val="de-DE"/>
+        </w:rPr>
+        <w:t xml:space="preserve"> – die Auswahlen </w:t>
+      </w:r>
+    </w:p>
+    <w:p>
+      <w:pPr>
+        <w:pStyle w:val="ListParagraph"/>
+        <w:numPr>
+          <w:ilvl w:val="0"/>
+          <w:numId w:val="1"/>
+        </w:numPr>
+        <w:rPr>
+          <w:lang w:val="de-DE"/>
+        </w:rPr>
+      </w:pPr>
+      <w:r>
+        <w:rPr>
+          <w:b/>
+          <w:bCs/>
+          <w:lang w:val="de-DE"/>
+        </w:rPr>
+        <w:t>der Gegengrund</w:t>
+      </w:r>
+      <w:r>
+        <w:rPr>
+          <w:lang w:val="de-DE"/>
+        </w:rPr>
+        <w:t xml:space="preserve"> – counter-argument – die Gegengründe</w:t>
+      </w:r>
+    </w:p>
+    <w:p>
+      <w:pPr>
+        <w:pStyle w:val="ListParagraph"/>
+        <w:numPr>
+          <w:ilvl w:val="0"/>
+          <w:numId w:val="1"/>
+        </w:numPr>
+        <w:rPr>
+          <w:lang w:val="de-DE"/>
+        </w:rPr>
+      </w:pPr>
+      <w:r>
+        <w:rPr>
+          <w:b/>
+          <w:bCs/>
+        </w:rPr>
+        <w:t>das Lied</w:t>
+      </w:r>
+      <w:r>
+        <w:t xml:space="preserve"> – song – die Lieder</w:t>
+      </w:r>
+    </w:p>
+    <w:p>
+      <w:pPr>
+        <w:pStyle w:val="ListParagraph"/>
+        <w:numPr>
+          <w:ilvl w:val="0"/>
+          <w:numId w:val="1"/>
+        </w:numPr>
+        <w:rPr>
+          <w:lang w:val="de-DE"/>
+        </w:rPr>
+      </w:pPr>
+      <w:r>
+        <w:t> </w:t>
+      </w:r>
+      <w:r>
+        <w:rPr>
+          <w:b/>
+          <w:bCs/>
+        </w:rPr>
+        <w:t>die Gans</w:t>
+      </w:r>
+      <w:r>
+        <w:t xml:space="preserve"> – goose – die </w:t>
+      </w:r>
+      <w:proofErr w:type="spellStart"/>
+      <w:r>
+        <w:t>Gänse</w:t>
+      </w:r>
+      <w:proofErr w:type="spellEnd"/>
+    </w:p>
+    <w:p>
+      <w:pPr>
+        <w:pStyle w:val="ListParagraph"/>
+        <w:numPr>
+          <w:ilvl w:val="0"/>
+          <w:numId w:val="1"/>
+        </w:numPr>
+        <w:rPr>
+          <w:lang w:val="de-DE"/>
+        </w:rPr>
+      </w:pPr>
+      <w:r>
+        <w:rPr>
+          <w:b/>
+          <w:bCs/>
+        </w:rPr>
+        <w:t>die Stolle</w:t>
+      </w:r>
+      <w:r>
+        <w:t xml:space="preserve"> – stollen (Christmas fruit bread) – die Stollen</w:t>
+      </w:r>
+    </w:p>
+    <w:p>
+      <w:pPr>
+        <w:pStyle w:val="ListParagraph"/>
+        <w:numPr>
+          <w:ilvl w:val="0"/>
+          <w:numId w:val="1"/>
+        </w:numPr>
+        <w:rPr>
+          <w:lang w:val="de-DE"/>
+        </w:rPr>
+      </w:pPr>
+      <w:r>
+        <w:t> </w:t>
+      </w:r>
+      <w:r>
+        <w:rPr>
+          <w:b/>
+          <w:bCs/>
+        </w:rPr>
+        <w:t>der Lebkuchen</w:t>
+      </w:r>
+      <w:r>
+        <w:t xml:space="preserve"> – gingerbread – die Lebkuchen</w:t>
+      </w:r>
     </w:p>
     <w:sectPr>
       <w:pgSz w:w="11906" w:h="16838"/>
